--- a/planesDeClaseSegundo.docx
+++ b/planesDeClaseSegundo.docx
@@ -15,7 +15,13 @@
         <w:rPr>
           <w:lang w:val="de-DE"/>
         </w:rPr>
-        <w:t>Zweites Niveau, zweite Woche</w:t>
+        <w:t xml:space="preserve">Zweites Niveau, zweite Woche, </w:t>
+      </w:r>
+      <w:r>
+        <w:rPr>
+          <w:lang w:val="de-DE"/>
+        </w:rPr>
+        <w:t>Montag den 9.02.26</w:t>
       </w:r>
     </w:p>
     <w:p>
@@ -166,30 +172,431 @@
         <w:bidi w:val="0"/>
         <w:jc w:val="start"/>
         <w:rPr>
-          <w:u w:val="single"/>
-          <w:lang w:val="de-DE"/>
-        </w:rPr>
-      </w:pPr>
-      <w:r>
-        <w:rPr>
-          <w:u w:val="single"/>
-          <w:lang w:val="de-DE"/>
-        </w:rPr>
-      </w:r>
-    </w:p>
-    <w:p>
-      <w:pPr>
-        <w:pStyle w:val="Normal"/>
-        <w:bidi w:val="0"/>
-        <w:jc w:val="start"/>
-        <w:rPr>
-          <w:lang w:val="de-DE"/>
-        </w:rPr>
-      </w:pPr>
-      <w:r>
-        <w:rPr>
-          <w:lang w:val="de-DE"/>
-        </w:rPr>
+          <w:lang w:val="de-DE"/>
+        </w:rPr>
+      </w:pPr>
+      <w:r>
+        <w:rPr>
+          <w:lang w:val="de-DE"/>
+        </w:rPr>
+      </w:r>
+    </w:p>
+    <w:p>
+      <w:pPr>
+        <w:pStyle w:val="Normal"/>
+        <w:bidi w:val="0"/>
+        <w:jc w:val="start"/>
+        <w:rPr>
+          <w:lang w:val="de-DE"/>
+        </w:rPr>
+      </w:pPr>
+      <w:r>
+        <w:rPr>
+          <w:lang w:val="de-DE"/>
+        </w:rPr>
+      </w:r>
+    </w:p>
+    <w:p>
+      <w:pPr>
+        <w:pStyle w:val="Normal"/>
+        <w:bidi w:val="0"/>
+        <w:jc w:val="start"/>
+        <w:rPr>
+          <w:lang w:val="de-DE"/>
+        </w:rPr>
+      </w:pPr>
+      <w:r>
+        <w:rPr>
+          <w:lang w:val="de-DE"/>
+        </w:rPr>
+        <w:t>Viertes Niveau,</w:t>
+      </w:r>
+      <w:r>
+        <w:rPr>
+          <w:lang w:val="de-DE"/>
+        </w:rPr>
+        <w:t xml:space="preserve"> zweite Woche, </w:t>
+      </w:r>
+      <w:r>
+        <w:rPr>
+          <w:lang w:val="de-DE"/>
+        </w:rPr>
+        <w:t>Montag den 9.02.26</w:t>
+      </w:r>
+    </w:p>
+    <w:p>
+      <w:pPr>
+        <w:pStyle w:val="Normal"/>
+        <w:bidi w:val="0"/>
+        <w:jc w:val="start"/>
+        <w:rPr>
+          <w:lang w:val="de-DE"/>
+        </w:rPr>
+      </w:pPr>
+      <w:r>
+        <w:rPr>
+          <w:lang w:val="de-DE"/>
+        </w:rPr>
+      </w:r>
+    </w:p>
+    <w:p>
+      <w:pPr>
+        <w:pStyle w:val="Normal"/>
+        <w:bidi w:val="0"/>
+        <w:jc w:val="start"/>
+        <w:rPr>
+          <w:lang w:val="de-DE"/>
+        </w:rPr>
+      </w:pPr>
+      <w:r>
+        <w:rPr>
+          <w:lang w:val="de-DE"/>
+        </w:rPr>
+        <w:t xml:space="preserve">0) </w:t>
+      </w:r>
+      <w:r>
+        <w:rPr>
+          <w:lang w:val="de-DE"/>
+        </w:rPr>
+        <w:t xml:space="preserve">10‘ </w:t>
+      </w:r>
+      <w:r>
+        <w:rPr>
+          <w:lang w:val="de-DE"/>
+        </w:rPr>
+        <w:t>Auf Seite 81, Übung 2 ordnen Die KT die Antworten den Fragen zu und hören dann zur Kontrolle.</w:t>
+      </w:r>
+    </w:p>
+    <w:p>
+      <w:pPr>
+        <w:pStyle w:val="Normal"/>
+        <w:bidi w:val="0"/>
+        <w:jc w:val="start"/>
+        <w:rPr>
+          <w:lang w:val="de-DE"/>
+        </w:rPr>
+      </w:pPr>
+      <w:r>
+        <w:rPr>
+          <w:lang w:val="de-DE"/>
+        </w:rPr>
+        <w:t xml:space="preserve">1) </w:t>
+      </w:r>
+      <w:r>
+        <w:rPr>
+          <w:lang w:val="de-DE"/>
+        </w:rPr>
+        <w:t xml:space="preserve">30‘ </w:t>
+      </w:r>
+      <w:r>
+        <w:rPr>
+          <w:lang w:val="de-DE"/>
+        </w:rPr>
+        <w:t xml:space="preserve">Vokabeln: Welche Verkehrsmittel benutzen Sie? Was sind die Vor- und Nachteile? </w:t>
+      </w:r>
+      <w:r>
+        <w:rPr>
+          <w:lang w:val="de-DE"/>
+        </w:rPr>
+        <w:t>Die KT lesen die ganzen Wörter. Sie müssen darauf aufpassen, dass sie die Wörtergruppen nicht verpassen. Mit den Wörtern müssen sie dann die Vor- und Nachteile von den Verkehrsmitteln, die sie benutzen.</w:t>
+      </w:r>
+    </w:p>
+    <w:p>
+      <w:pPr>
+        <w:pStyle w:val="Normal"/>
+        <w:bidi w:val="0"/>
+        <w:jc w:val="start"/>
+        <w:rPr>
+          <w:u w:val="none"/>
+          <w:lang w:val="de-DE"/>
+        </w:rPr>
+      </w:pPr>
+      <w:r>
+        <w:rPr>
+          <w:u w:val="none"/>
+          <w:lang w:val="de-DE"/>
+        </w:rPr>
+        <w:t>2) 5‘ Sehen Sie das Bild an und sprechen Sie zu zweit. Wo sind die Personen? Was machen Sie?</w:t>
+      </w:r>
+    </w:p>
+    <w:p>
+      <w:pPr>
+        <w:pStyle w:val="Normal"/>
+        <w:bidi w:val="0"/>
+        <w:jc w:val="start"/>
+        <w:rPr>
+          <w:u w:val="none"/>
+          <w:lang w:val="de-DE"/>
+        </w:rPr>
+      </w:pPr>
+      <w:r>
+        <w:rPr>
+          <w:u w:val="none"/>
+          <w:lang w:val="de-DE"/>
+        </w:rPr>
+        <w:t>3) 10‘ Gut gesagt: Sie sind ungeduldig.</w:t>
+      </w:r>
+    </w:p>
+    <w:p>
+      <w:pPr>
+        <w:pStyle w:val="Normal"/>
+        <w:bidi w:val="0"/>
+        <w:jc w:val="start"/>
+        <w:rPr>
+          <w:u w:val="none"/>
+          <w:lang w:val="de-DE"/>
+        </w:rPr>
+      </w:pPr>
+      <w:r>
+        <w:rPr>
+          <w:u w:val="none"/>
+          <w:lang w:val="de-DE"/>
+        </w:rPr>
+        <w:t>4) 30‘ Indirekte Fragesätze: Redewiedergabe. Was sagt die Frau am Handy? Ergänzen Sie die Sätze.</w:t>
+      </w:r>
+    </w:p>
+    <w:p>
+      <w:pPr>
+        <w:pStyle w:val="Normal"/>
+        <w:bidi w:val="0"/>
+        <w:jc w:val="start"/>
+        <w:rPr>
+          <w:u w:val="none"/>
+          <w:lang w:val="de-DE"/>
+        </w:rPr>
+      </w:pPr>
+      <w:r>
+        <w:rPr>
+          <w:u w:val="none"/>
+          <w:lang w:val="de-DE"/>
+        </w:rPr>
+        <w:t>5) MA 30‘ Was wollen die Leute wissen? Formulieren Sie indirekte Fragesätze.</w:t>
+      </w:r>
+    </w:p>
+    <w:p>
+      <w:pPr>
+        <w:pStyle w:val="Normal"/>
+        <w:bidi w:val="0"/>
+        <w:jc w:val="start"/>
+        <w:rPr>
+          <w:u w:val="none"/>
+          <w:lang w:val="de-DE"/>
+        </w:rPr>
+      </w:pPr>
+      <w:r>
+        <w:rPr>
+          <w:u w:val="none"/>
+          <w:lang w:val="de-DE"/>
+        </w:rPr>
+        <w:t>6) 20‘ Auf Reisen. Spielen Sie zu zweit. Jeder schreibt drei W-Fragen auf verschiedene Zettel. Mischen Sie die Zettel. A zieht einen Zettel und bildet einen indirekten Fragesatz. B antwortet und zieht den nächsten Zettel.</w:t>
+      </w:r>
+    </w:p>
+    <w:p>
+      <w:pPr>
+        <w:pStyle w:val="Normal"/>
+        <w:bidi w:val="0"/>
+        <w:jc w:val="start"/>
+        <w:rPr>
+          <w:u w:val="none"/>
+          <w:lang w:val="de-DE"/>
+        </w:rPr>
+      </w:pPr>
+      <w:r>
+        <w:rPr>
+          <w:u w:val="none"/>
+          <w:lang w:val="de-DE"/>
+        </w:rPr>
+      </w:r>
+    </w:p>
+    <w:p>
+      <w:pPr>
+        <w:pStyle w:val="Normal"/>
+        <w:bidi w:val="0"/>
+        <w:jc w:val="start"/>
+        <w:rPr>
+          <w:lang w:val="de-DE"/>
+        </w:rPr>
+      </w:pPr>
+      <w:r>
+        <w:rPr>
+          <w:lang w:val="de-DE"/>
+        </w:rPr>
+        <w:t xml:space="preserve">Sechstes </w:t>
+      </w:r>
+      <w:r>
+        <w:rPr>
+          <w:lang w:val="de-DE"/>
+        </w:rPr>
+        <w:t>Niveau,</w:t>
+      </w:r>
+      <w:r>
+        <w:rPr>
+          <w:lang w:val="de-DE"/>
+        </w:rPr>
+        <w:t xml:space="preserve"> zweite Woche, </w:t>
+      </w:r>
+      <w:r>
+        <w:rPr>
+          <w:lang w:val="de-DE"/>
+        </w:rPr>
+        <w:t>Montag den 9.02.26</w:t>
+      </w:r>
+    </w:p>
+    <w:p>
+      <w:pPr>
+        <w:pStyle w:val="Normal"/>
+        <w:bidi w:val="0"/>
+        <w:jc w:val="start"/>
+        <w:rPr>
+          <w:lang w:val="de-DE"/>
+        </w:rPr>
+      </w:pPr>
+      <w:r>
+        <w:rPr>
+          <w:lang w:val="de-DE"/>
+        </w:rPr>
+      </w:r>
+    </w:p>
+    <w:p>
+      <w:pPr>
+        <w:pStyle w:val="Normal"/>
+        <w:bidi w:val="0"/>
+        <w:jc w:val="start"/>
+        <w:rPr>
+          <w:lang w:val="de-DE"/>
+        </w:rPr>
+      </w:pPr>
+      <w:r>
+        <w:rPr>
+          <w:lang w:val="de-DE"/>
+        </w:rPr>
+        <w:t xml:space="preserve">0) </w:t>
+      </w:r>
+      <w:r>
+        <w:rPr>
+          <w:lang w:val="de-DE"/>
+        </w:rPr>
+        <w:t xml:space="preserve">10‘ </w:t>
+      </w:r>
+      <w:r>
+        <w:rPr>
+          <w:lang w:val="de-DE"/>
+        </w:rPr>
+        <w:t xml:space="preserve">Haben die Kursteilnehmer die </w:t>
+      </w:r>
+      <w:r>
+        <w:rPr>
+          <w:lang w:val="de-DE"/>
+        </w:rPr>
+        <w:t>Redemittel gefunden?</w:t>
+      </w:r>
+    </w:p>
+    <w:p>
+      <w:pPr>
+        <w:pStyle w:val="Normal"/>
+        <w:bidi w:val="0"/>
+        <w:jc w:val="start"/>
+        <w:rPr>
+          <w:lang w:val="de-DE"/>
+        </w:rPr>
+      </w:pPr>
+      <w:r>
+        <w:rPr>
+          <w:lang w:val="de-DE"/>
+        </w:rPr>
+        <w:t>1) 10‘ Mithilfe von den Notizen, die sie voriges Mal gemacht haben, versuchen Die KT wiederzugeben, was die Personen in den Texten erzählen.</w:t>
+      </w:r>
+      <w:r>
+        <w:rPr>
+          <w:u w:val="none"/>
+          <w:lang w:val="de-DE"/>
+        </w:rPr>
+        <w:t xml:space="preserve"> (Sie sollten ja vielleicht freier sprechen).</w:t>
+      </w:r>
+    </w:p>
+    <w:p>
+      <w:pPr>
+        <w:pStyle w:val="Normal"/>
+        <w:bidi w:val="0"/>
+        <w:jc w:val="start"/>
+        <w:rPr>
+          <w:lang w:val="de-DE"/>
+        </w:rPr>
+      </w:pPr>
+      <w:r>
+        <w:rPr>
+          <w:u w:val="none"/>
+          <w:lang w:val="de-DE"/>
+        </w:rPr>
+        <w:t>2) 30‘ Plusquamperfekt. Lesen Sie die Regel und markieren Sie in 2b alle Verben im Plusquamperfekt. Wie bildet man das Plusquamperfekt? Ergänzen Sie.</w:t>
+      </w:r>
+    </w:p>
+    <w:p>
+      <w:pPr>
+        <w:pStyle w:val="Normal"/>
+        <w:bidi w:val="0"/>
+        <w:jc w:val="start"/>
+        <w:rPr>
+          <w:lang w:val="de-DE"/>
+        </w:rPr>
+      </w:pPr>
+      <w:r>
+        <w:rPr>
+          <w:u w:val="none"/>
+          <w:lang w:val="de-DE"/>
+        </w:rPr>
+        <w:t>3) 30‘ Was war vorher? Ordnen Sie zu und schreiben Sie die Sätze im Plusquamperfekt.</w:t>
+      </w:r>
+    </w:p>
+    <w:p>
+      <w:pPr>
+        <w:pStyle w:val="Normal"/>
+        <w:bidi w:val="0"/>
+        <w:jc w:val="start"/>
+        <w:rPr>
+          <w:lang w:val="de-DE"/>
+        </w:rPr>
+      </w:pPr>
+      <w:r>
+        <w:rPr>
+          <w:u w:val="none"/>
+          <w:lang w:val="de-DE"/>
+        </w:rPr>
+        <w:t>4) 30‘ Wie und wo kann man neue Freunde kennenlernen? Sammeln Sie im Kurs.</w:t>
+      </w:r>
+    </w:p>
+    <w:p>
+      <w:pPr>
+        <w:pStyle w:val="Normal"/>
+        <w:bidi w:val="0"/>
+        <w:jc w:val="start"/>
+        <w:rPr>
+          <w:lang w:val="de-DE"/>
+        </w:rPr>
+      </w:pPr>
+      <w:r>
+        <w:rPr>
+          <w:u w:val="none"/>
+          <w:lang w:val="de-DE"/>
+        </w:rPr>
+        <w:t>Hören Sie das Gespräch. Wie hat Matilda in Freiburg Leute kennengelernt? Notieren Sie und vergleichen Sie im Kurs.</w:t>
+      </w:r>
+    </w:p>
+    <w:p>
+      <w:pPr>
+        <w:pStyle w:val="Normal"/>
+        <w:bidi w:val="0"/>
+        <w:jc w:val="start"/>
+        <w:rPr>
+          <w:u w:val="none"/>
+        </w:rPr>
+      </w:pPr>
+      <w:r>
+        <w:rPr>
+          <w:u w:val="none"/>
+          <w:lang w:val="de-DE"/>
+        </w:rPr>
+        <w:t>Bringen Sie die Sätze in die richtige Reihenfolge.</w:t>
       </w:r>
     </w:p>
     <w:p>

--- a/planesDeClaseSegundo.docx
+++ b/planesDeClaseSegundo.docx
@@ -15,6 +15,184 @@
         <w:rPr>
           <w:lang w:val="de-DE"/>
         </w:rPr>
+        <w:t xml:space="preserve">Zweites Niveau, </w:t>
+      </w:r>
+      <w:r>
+        <w:rPr>
+          <w:lang w:val="de-DE"/>
+        </w:rPr>
+        <w:t xml:space="preserve">dritte </w:t>
+      </w:r>
+      <w:r>
+        <w:rPr>
+          <w:lang w:val="de-DE"/>
+        </w:rPr>
+        <w:t xml:space="preserve">Woche, Montag den </w:t>
+      </w:r>
+      <w:r>
+        <w:rPr>
+          <w:lang w:val="de-DE"/>
+        </w:rPr>
+        <w:t>16</w:t>
+      </w:r>
+      <w:r>
+        <w:rPr>
+          <w:lang w:val="de-DE"/>
+        </w:rPr>
+        <w:t>.02.26</w:t>
+      </w:r>
+    </w:p>
+    <w:p>
+      <w:pPr>
+        <w:pStyle w:val="Normal"/>
+        <w:bidi w:val="0"/>
+        <w:jc w:val="start"/>
+        <w:rPr>
+          <w:lang w:val="de-DE"/>
+        </w:rPr>
+      </w:pPr>
+      <w:r>
+        <w:rPr/>
+      </w:r>
+    </w:p>
+    <w:p>
+      <w:pPr>
+        <w:pStyle w:val="Normal"/>
+        <w:bidi w:val="0"/>
+        <w:jc w:val="start"/>
+        <w:rPr>
+          <w:lang w:val="de-DE"/>
+        </w:rPr>
+      </w:pPr>
+      <w:r>
+        <w:rPr>
+          <w:lang w:val="de-DE"/>
+        </w:rPr>
+        <w:t>10‘ Was haben wir vorige Woche gelernt?</w:t>
+      </w:r>
+    </w:p>
+    <w:p>
+      <w:pPr>
+        <w:pStyle w:val="Normal"/>
+        <w:bidi w:val="0"/>
+        <w:jc w:val="start"/>
+        <w:rPr>
+          <w:lang w:val="de-DE"/>
+        </w:rPr>
+      </w:pPr>
+      <w:r>
+        <w:rPr>
+          <w:lang w:val="de-DE"/>
+        </w:rPr>
+        <w:t>20‘ Wörter lernen mit System: Wörter in Paaren lernen.</w:t>
+      </w:r>
+    </w:p>
+    <w:p>
+      <w:pPr>
+        <w:pStyle w:val="Normal"/>
+        <w:bidi w:val="0"/>
+        <w:jc w:val="start"/>
+        <w:rPr>
+          <w:lang w:val="de-DE"/>
+        </w:rPr>
+      </w:pPr>
+      <w:r>
+        <w:rPr>
+          <w:lang w:val="de-DE"/>
+        </w:rPr>
+      </w:r>
+    </w:p>
+    <w:p>
+      <w:pPr>
+        <w:pStyle w:val="Normal"/>
+        <w:bidi w:val="0"/>
+        <w:jc w:val="start"/>
+        <w:rPr>
+          <w:lang w:val="de-DE"/>
+        </w:rPr>
+      </w:pPr>
+      <w:r>
+        <w:rPr/>
+      </w:r>
+    </w:p>
+    <w:p>
+      <w:pPr>
+        <w:pStyle w:val="Normal"/>
+        <w:bidi w:val="0"/>
+        <w:jc w:val="start"/>
+        <w:rPr>
+          <w:lang w:val="de-DE"/>
+        </w:rPr>
+      </w:pPr>
+      <w:r>
+        <w:rPr/>
+      </w:r>
+    </w:p>
+    <w:p>
+      <w:pPr>
+        <w:pStyle w:val="Normal"/>
+        <w:bidi w:val="0"/>
+        <w:jc w:val="start"/>
+        <w:rPr>
+          <w:lang w:val="de-DE"/>
+        </w:rPr>
+      </w:pPr>
+      <w:r>
+        <w:rPr/>
+      </w:r>
+    </w:p>
+    <w:p>
+      <w:pPr>
+        <w:pStyle w:val="Normal"/>
+        <w:bidi w:val="0"/>
+        <w:jc w:val="start"/>
+        <w:rPr>
+          <w:lang w:val="de-DE"/>
+        </w:rPr>
+      </w:pPr>
+      <w:r>
+        <w:rPr/>
+      </w:r>
+    </w:p>
+    <w:p>
+      <w:pPr>
+        <w:pStyle w:val="Normal"/>
+        <w:bidi w:val="0"/>
+        <w:jc w:val="start"/>
+        <w:rPr>
+          <w:lang w:val="de-DE"/>
+        </w:rPr>
+      </w:pPr>
+      <w:r>
+        <w:rPr/>
+      </w:r>
+    </w:p>
+    <w:p>
+      <w:pPr>
+        <w:pStyle w:val="Normal"/>
+        <w:bidi w:val="0"/>
+        <w:jc w:val="start"/>
+        <w:rPr>
+          <w:lang w:val="de-DE"/>
+        </w:rPr>
+      </w:pPr>
+      <w:r>
+        <w:rPr/>
+      </w:r>
+    </w:p>
+    <w:p>
+      <w:pPr>
+        <w:pStyle w:val="Normal"/>
+        <w:bidi w:val="0"/>
+        <w:jc w:val="start"/>
+        <w:rPr>
+          <w:lang w:val="de-DE"/>
+        </w:rPr>
+      </w:pPr>
+      <w:r>
+        <w:rPr>
+          <w:lang w:val="de-DE"/>
+        </w:rPr>
         <w:t>Zweites Niveau, zweite Woche, Montag den 9.02.26</w:t>
       </w:r>
     </w:p>
@@ -556,36 +734,22 @@
       </w:pPr>
       <w:r>
         <w:rPr/>
-        <w:t xml:space="preserve">Zweites Niveau, zweite Woche, </w:t>
-      </w:r>
-      <w:r>
-        <w:rPr/>
-        <w:t xml:space="preserve">Freitag </w:t>
-      </w:r>
-      <w:r>
-        <w:rPr/>
-        <w:t xml:space="preserve">den </w:t>
-      </w:r>
-      <w:r>
-        <w:rPr/>
-        <w:t>13</w:t>
-      </w:r>
-      <w:r>
-        <w:rPr/>
-        <w:t>.02.26</w:t>
-      </w:r>
-    </w:p>
-    <w:p>
-      <w:pPr>
-        <w:pStyle w:val="Normal"/>
-        <w:bidi w:val="0"/>
-        <w:jc w:val="start"/>
-        <w:rPr>
-          <w:lang w:val="de-DE"/>
-        </w:rPr>
-      </w:pPr>
-      <w:r>
-        <w:rPr/>
+        <w:t>Zweites Niveau, zweite Woche, Freitag den 13.02.26</w:t>
+      </w:r>
+    </w:p>
+    <w:p>
+      <w:pPr>
+        <w:pStyle w:val="Normal"/>
+        <w:bidi w:val="0"/>
+        <w:jc w:val="start"/>
+        <w:rPr>
+          <w:lang w:val="de-DE"/>
+        </w:rPr>
+      </w:pPr>
+      <w:r>
+        <w:rPr>
+          <w:lang w:val="de-DE"/>
+        </w:rPr>
       </w:r>
     </w:p>
     <w:p>
@@ -694,8 +858,8 @@
       <w:lang w:val="de-DE" w:eastAsia="zh-CN" w:bidi="hi-IN"/>
     </w:rPr>
   </w:style>
-  <w:style w:type="paragraph" w:styleId="Heading">
-    <w:name w:val="Heading"/>
+  <w:style w:type="paragraph" w:styleId="Ttulo">
+    <w:name w:val="Título"/>
     <w:basedOn w:val="Normal"/>
     <w:next w:val="BodyText"/>
     <w:qFormat/>
@@ -704,7 +868,7 @@
       <w:spacing w:before="240" w:after="120"/>
     </w:pPr>
     <w:rPr>
-      <w:rFonts w:ascii="Liberation Sans" w:hAnsi="Liberation Sans" w:eastAsia="Noto Sans CJK SC" w:cs="FreeSans"/>
+      <w:rFonts w:ascii="Liberation Sans" w:hAnsi="Liberation Sans" w:eastAsia="Noto Sans CJK SC" w:cs="Noto Sans Devanagari"/>
       <w:sz w:val="28"/>
       <w:szCs w:val="28"/>
     </w:rPr>
@@ -739,32 +903,6 @@
       <w:iCs/>
       <w:sz w:val="24"/>
       <w:szCs w:val="24"/>
-    </w:rPr>
-  </w:style>
-  <w:style w:type="paragraph" w:styleId="Index">
-    <w:name w:val="Index"/>
-    <w:basedOn w:val="Normal"/>
-    <w:qFormat/>
-    <w:pPr>
-      <w:suppressLineNumbers/>
-    </w:pPr>
-    <w:rPr>
-      <w:rFonts w:cs="FreeSans"/>
-    </w:rPr>
-  </w:style>
-  <w:style w:type="paragraph" w:styleId="Ttulo">
-    <w:name w:val="Título"/>
-    <w:basedOn w:val="Normal"/>
-    <w:next w:val="BodyText"/>
-    <w:qFormat/>
-    <w:pPr>
-      <w:keepNext w:val="true"/>
-      <w:spacing w:before="240" w:after="120"/>
-    </w:pPr>
-    <w:rPr>
-      <w:rFonts w:ascii="Liberation Sans" w:hAnsi="Liberation Sans" w:eastAsia="Noto Sans CJK SC" w:cs="Noto Sans Devanagari"/>
-      <w:sz w:val="28"/>
-      <w:szCs w:val="28"/>
     </w:rPr>
   </w:style>
   <w:style w:type="paragraph" w:styleId="ndice">

--- a/planesDeClaseSegundo.docx
+++ b/planesDeClaseSegundo.docx
@@ -15,44 +15,22 @@
         <w:rPr>
           <w:lang w:val="de-DE"/>
         </w:rPr>
-        <w:t xml:space="preserve">Zweites Niveau, </w:t>
-      </w:r>
-      <w:r>
-        <w:rPr>
-          <w:lang w:val="de-DE"/>
-        </w:rPr>
-        <w:t xml:space="preserve">dritte </w:t>
-      </w:r>
-      <w:r>
-        <w:rPr>
-          <w:lang w:val="de-DE"/>
-        </w:rPr>
-        <w:t xml:space="preserve">Woche, Montag den </w:t>
-      </w:r>
-      <w:r>
-        <w:rPr>
-          <w:lang w:val="de-DE"/>
-        </w:rPr>
-        <w:t>16</w:t>
-      </w:r>
-      <w:r>
-        <w:rPr>
-          <w:lang w:val="de-DE"/>
-        </w:rPr>
-        <w:t>.02.26</w:t>
-      </w:r>
-    </w:p>
-    <w:p>
-      <w:pPr>
-        <w:pStyle w:val="Normal"/>
-        <w:bidi w:val="0"/>
-        <w:jc w:val="start"/>
-        <w:rPr>
-          <w:lang w:val="de-DE"/>
-        </w:rPr>
-      </w:pPr>
-      <w:r>
-        <w:rPr/>
+        <w:t>Zweites Niveau, dritte Woche, Montag den 16.02.26</w:t>
+      </w:r>
+    </w:p>
+    <w:p>
+      <w:pPr>
+        <w:pStyle w:val="Normal"/>
+        <w:bidi w:val="0"/>
+        <w:jc w:val="start"/>
+        <w:rPr>
+          <w:lang w:val="de-DE"/>
+        </w:rPr>
+      </w:pPr>
+      <w:r>
+        <w:rPr>
+          <w:lang w:val="de-DE"/>
+        </w:rPr>
       </w:r>
     </w:p>
     <w:p>
@@ -84,97 +62,789 @@
         <w:rPr>
           <w:lang w:val="de-DE"/>
         </w:rPr>
-        <w:t>20‘ Wörter lernen mit System: Wörter in Paaren lernen.</w:t>
-      </w:r>
-    </w:p>
-    <w:p>
-      <w:pPr>
-        <w:pStyle w:val="Normal"/>
-        <w:bidi w:val="0"/>
-        <w:jc w:val="start"/>
-        <w:rPr>
-          <w:lang w:val="de-DE"/>
-        </w:rPr>
-      </w:pPr>
-      <w:r>
-        <w:rPr>
-          <w:lang w:val="de-DE"/>
-        </w:rPr>
-      </w:r>
-    </w:p>
-    <w:p>
-      <w:pPr>
-        <w:pStyle w:val="Normal"/>
-        <w:bidi w:val="0"/>
-        <w:jc w:val="start"/>
-        <w:rPr>
-          <w:lang w:val="de-DE"/>
-        </w:rPr>
-      </w:pPr>
-      <w:r>
-        <w:rPr/>
-      </w:r>
-    </w:p>
-    <w:p>
-      <w:pPr>
-        <w:pStyle w:val="Normal"/>
-        <w:bidi w:val="0"/>
-        <w:jc w:val="start"/>
-        <w:rPr>
-          <w:lang w:val="de-DE"/>
-        </w:rPr>
-      </w:pPr>
-      <w:r>
-        <w:rPr/>
-      </w:r>
-    </w:p>
-    <w:p>
-      <w:pPr>
-        <w:pStyle w:val="Normal"/>
-        <w:bidi w:val="0"/>
-        <w:jc w:val="start"/>
-        <w:rPr>
-          <w:lang w:val="de-DE"/>
-        </w:rPr>
-      </w:pPr>
-      <w:r>
-        <w:rPr/>
-      </w:r>
-    </w:p>
-    <w:p>
-      <w:pPr>
-        <w:pStyle w:val="Normal"/>
-        <w:bidi w:val="0"/>
-        <w:jc w:val="start"/>
-        <w:rPr>
-          <w:lang w:val="de-DE"/>
-        </w:rPr>
-      </w:pPr>
-      <w:r>
-        <w:rPr/>
-      </w:r>
-    </w:p>
-    <w:p>
-      <w:pPr>
-        <w:pStyle w:val="Normal"/>
-        <w:bidi w:val="0"/>
-        <w:jc w:val="start"/>
-        <w:rPr>
-          <w:lang w:val="de-DE"/>
-        </w:rPr>
-      </w:pPr>
-      <w:r>
-        <w:rPr/>
-      </w:r>
-    </w:p>
-    <w:p>
-      <w:pPr>
-        <w:pStyle w:val="Normal"/>
-        <w:bidi w:val="0"/>
-        <w:jc w:val="start"/>
-        <w:rPr>
-          <w:lang w:val="de-DE"/>
-        </w:rPr>
+        <w:t>1</w:t>
+      </w:r>
+      <w:r>
+        <w:rPr>
+          <w:lang w:val="de-DE"/>
+        </w:rPr>
+        <w:t>0‘ Wörter lernen mit System: Wörter in Paaren lernen.</w:t>
+      </w:r>
+    </w:p>
+    <w:p>
+      <w:pPr>
+        <w:pStyle w:val="Normal"/>
+        <w:bidi w:val="0"/>
+        <w:jc w:val="start"/>
+        <w:rPr>
+          <w:lang w:val="de-DE"/>
+        </w:rPr>
+      </w:pPr>
+      <w:r>
+        <w:rPr>
+          <w:lang w:val="de-DE"/>
+        </w:rPr>
+        <w:t>5‘ Recuerdan para qué sirven los casos gramaticales? Aprendieron la tabla de casos gramaticales que les puse en el classroom como tarea el 11 de febrero?</w:t>
+      </w:r>
+    </w:p>
+    <w:p>
+      <w:pPr>
+        <w:pStyle w:val="Normal"/>
+        <w:bidi w:val="0"/>
+        <w:jc w:val="start"/>
+        <w:rPr>
+          <w:lang w:val="de-DE"/>
+        </w:rPr>
+      </w:pPr>
+      <w:r>
+        <w:rPr>
+          <w:lang w:val="de-DE"/>
+        </w:rPr>
+        <w:t>5‘ Haz un examen de la tabla. Recomendación: tienen que hacer la tarea.</w:t>
+      </w:r>
+    </w:p>
+    <w:p>
+      <w:pPr>
+        <w:pStyle w:val="Normal"/>
+        <w:bidi w:val="0"/>
+        <w:jc w:val="start"/>
+        <w:rPr>
+          <w:lang w:val="de-DE"/>
+        </w:rPr>
+      </w:pPr>
+      <w:r>
+        <w:rPr>
+          <w:lang w:val="de-DE"/>
+        </w:rPr>
+        <w:t>30‘ Die Kommode steht an der Wand.</w:t>
+      </w:r>
+    </w:p>
+    <w:p>
+      <w:pPr>
+        <w:pStyle w:val="Normal"/>
+        <w:bidi w:val="0"/>
+        <w:jc w:val="start"/>
+        <w:rPr>
+          <w:lang w:val="de-DE"/>
+        </w:rPr>
+      </w:pPr>
+      <w:r>
+        <w:rPr>
+          <w:lang w:val="de-DE"/>
+        </w:rPr>
+        <w:t>a) Welches Bild passt? Sehen Sie die Bilder an und ordnen Sie zu.</w:t>
+      </w:r>
+    </w:p>
+    <w:p>
+      <w:pPr>
+        <w:pStyle w:val="Normal"/>
+        <w:bidi w:val="0"/>
+        <w:jc w:val="start"/>
+        <w:rPr>
+          <w:lang w:val="de-DE"/>
+        </w:rPr>
+      </w:pPr>
+      <w:r>
+        <w:rPr>
+          <w:lang w:val="de-DE"/>
+        </w:rPr>
+        <w:t>b) Lesen Sie und sprechen Sie schnell.</w:t>
+      </w:r>
+    </w:p>
+    <w:p>
+      <w:pPr>
+        <w:pStyle w:val="Normal"/>
+        <w:bidi w:val="0"/>
+        <w:jc w:val="start"/>
+        <w:rPr>
+          <w:lang w:val="de-DE"/>
+        </w:rPr>
+      </w:pPr>
+      <w:r>
+        <w:rPr>
+          <w:lang w:val="de-DE"/>
+        </w:rPr>
+        <w:t>c) Beschreiben Sie ein Bild. Die anderen raten.</w:t>
+      </w:r>
+    </w:p>
+    <w:p>
+      <w:pPr>
+        <w:pStyle w:val="Normal"/>
+        <w:bidi w:val="0"/>
+        <w:jc w:val="start"/>
+        <w:rPr>
+          <w:lang w:val="de-DE"/>
+        </w:rPr>
+      </w:pPr>
+      <w:r>
+        <w:rPr>
+          <w:lang w:val="de-DE"/>
+        </w:rPr>
+        <w:t>--------------------</w:t>
+      </w:r>
+    </w:p>
+    <w:p>
+      <w:pPr>
+        <w:pStyle w:val="Normal"/>
+        <w:bidi w:val="0"/>
+        <w:jc w:val="start"/>
+        <w:rPr>
+          <w:lang w:val="de-DE"/>
+        </w:rPr>
+      </w:pPr>
+      <w:r>
+        <w:rPr>
+          <w:lang w:val="de-DE"/>
+        </w:rPr>
+        <w:t>30‘ Zimmer beschreiben.</w:t>
+      </w:r>
+    </w:p>
+    <w:p>
+      <w:pPr>
+        <w:pStyle w:val="Normal"/>
+        <w:bidi w:val="0"/>
+        <w:jc w:val="start"/>
+        <w:rPr>
+          <w:lang w:val="de-DE"/>
+        </w:rPr>
+      </w:pPr>
+      <w:r>
+        <w:rPr>
+          <w:lang w:val="de-DE"/>
+        </w:rPr>
+        <w:t>Die KT teuschen Ihre Fotos und sie schreiben eine Zimmer-Beschreibung. Das Ergebnis in Classroom eingereicht damit alle die verschiedenen Texte lesen können. Welche ist die beste Beschreibung?</w:t>
+      </w:r>
+    </w:p>
+    <w:p>
+      <w:pPr>
+        <w:pStyle w:val="Normal"/>
+        <w:bidi w:val="0"/>
+        <w:jc w:val="start"/>
+        <w:rPr>
+          <w:lang w:val="de-DE"/>
+        </w:rPr>
+      </w:pPr>
+      <w:r>
+        <w:rPr>
+          <w:lang w:val="de-DE"/>
+        </w:rPr>
+        <w:t>20‘ Wir brauchen ein Sofa</w:t>
+      </w:r>
+    </w:p>
+    <w:p>
+      <w:pPr>
+        <w:pStyle w:val="Normal"/>
+        <w:bidi w:val="0"/>
+        <w:jc w:val="start"/>
+        <w:rPr>
+          <w:lang w:val="de-DE"/>
+        </w:rPr>
+      </w:pPr>
+      <w:r>
+        <w:rPr>
+          <w:lang w:val="de-DE"/>
+        </w:rPr>
+        <w:t>a) Was brauchen Ana und Jannis? Hören Sie den Dialog. Notieren Sie.</w:t>
+      </w:r>
+    </w:p>
+    <w:p>
+      <w:pPr>
+        <w:pStyle w:val="Normal"/>
+        <w:bidi w:val="0"/>
+        <w:jc w:val="start"/>
+        <w:rPr>
+          <w:lang w:val="de-DE"/>
+        </w:rPr>
+      </w:pPr>
+      <w:r>
+        <w:rPr>
+          <w:lang w:val="de-DE"/>
+        </w:rPr>
+        <w:t>b) Finden Sie Paare und ordnen Sie zu.</w:t>
+      </w:r>
+    </w:p>
+    <w:p>
+      <w:pPr>
+        <w:pStyle w:val="Normal"/>
+        <w:bidi w:val="0"/>
+        <w:jc w:val="start"/>
+        <w:rPr>
+          <w:lang w:val="de-DE"/>
+        </w:rPr>
+      </w:pPr>
+      <w:r>
+        <w:rPr>
+          <w:lang w:val="de-DE"/>
+        </w:rPr>
+        <w:t>c) Wer sagt was? Hören Sie noch einmal. Anna (A) oder Jannis (J)? Ergänzen Sie.</w:t>
+      </w:r>
+    </w:p>
+    <w:p>
+      <w:pPr>
+        <w:pStyle w:val="Normal"/>
+        <w:bidi w:val="0"/>
+        <w:jc w:val="start"/>
+        <w:rPr>
+          <w:lang w:val="de-DE"/>
+        </w:rPr>
+      </w:pPr>
+      <w:r>
+        <w:rPr>
+          <w:lang w:val="de-DE"/>
+        </w:rPr>
+      </w:r>
+    </w:p>
+    <w:p>
+      <w:pPr>
+        <w:pStyle w:val="Normal"/>
+        <w:bidi w:val="0"/>
+        <w:jc w:val="start"/>
+        <w:rPr>
+          <w:lang w:val="de-DE"/>
+        </w:rPr>
+      </w:pPr>
+      <w:r>
+        <w:rPr>
+          <w:lang w:val="de-DE"/>
+        </w:rPr>
+        <w:t>Hausaufgabe: S. 128, Wie findest du…? S. 129, ein Tiny House beschreiben.</w:t>
+      </w:r>
+    </w:p>
+    <w:p>
+      <w:pPr>
+        <w:pStyle w:val="Normal"/>
+        <w:bidi w:val="0"/>
+        <w:jc w:val="start"/>
+        <w:rPr>
+          <w:lang w:val="de-DE"/>
+        </w:rPr>
+      </w:pPr>
+      <w:r>
+        <w:rPr>
+          <w:lang w:val="de-DE"/>
+        </w:rPr>
+        <w:t>-----------------------------------------------------------------------------------------------------</w:t>
+      </w:r>
+    </w:p>
+    <w:p>
+      <w:pPr>
+        <w:pStyle w:val="Normal"/>
+        <w:bidi w:val="0"/>
+        <w:jc w:val="start"/>
+        <w:rPr>
+          <w:lang w:val="de-DE"/>
+        </w:rPr>
+      </w:pPr>
+      <w:r>
+        <w:rPr/>
+        <w:t>Viert</w:t>
+      </w:r>
+      <w:r>
+        <w:rPr/>
+        <w:t>es Niveau, dritte Woche, Montag den 16.02.26</w:t>
+      </w:r>
+    </w:p>
+    <w:p>
+      <w:pPr>
+        <w:pStyle w:val="Normal"/>
+        <w:bidi w:val="0"/>
+        <w:jc w:val="start"/>
+        <w:rPr>
+          <w:lang w:val="de-DE"/>
+        </w:rPr>
+      </w:pPr>
+      <w:r>
+        <w:rPr/>
+      </w:r>
+    </w:p>
+    <w:p>
+      <w:pPr>
+        <w:pStyle w:val="Normal"/>
+        <w:bidi w:val="0"/>
+        <w:jc w:val="start"/>
+        <w:rPr>
+          <w:lang w:val="de-DE"/>
+        </w:rPr>
+      </w:pPr>
+      <w:r>
+        <w:rPr/>
+        <w:t>60‘ Valentinsparty</w:t>
+      </w:r>
+    </w:p>
+    <w:p>
+      <w:pPr>
+        <w:pStyle w:val="Normal"/>
+        <w:bidi w:val="0"/>
+        <w:jc w:val="start"/>
+        <w:rPr>
+          <w:lang w:val="de-DE"/>
+        </w:rPr>
+      </w:pPr>
+      <w:r>
+        <w:rPr/>
+        <w:t>60‘ Wiederholung von den Themes aus Lektion 5 und 6.</w:t>
+      </w:r>
+    </w:p>
+    <w:p>
+      <w:pPr>
+        <w:pStyle w:val="Normal"/>
+        <w:bidi w:val="0"/>
+        <w:jc w:val="start"/>
+        <w:rPr>
+          <w:lang w:val="de-DE"/>
+        </w:rPr>
+      </w:pPr>
+      <w:r>
+        <w:rPr/>
+      </w:r>
+    </w:p>
+    <w:p>
+      <w:pPr>
+        <w:pStyle w:val="Normal"/>
+        <w:bidi w:val="0"/>
+        <w:jc w:val="start"/>
+        <w:rPr>
+          <w:lang w:val="de-DE"/>
+        </w:rPr>
+      </w:pPr>
+      <w:r>
+        <w:rPr>
+          <w:lang w:val="de-DE"/>
+        </w:rPr>
+        <w:t>-----------------------------------------------------------------------------------------------------</w:t>
+      </w:r>
+    </w:p>
+    <w:p>
+      <w:pPr>
+        <w:pStyle w:val="Normal"/>
+        <w:bidi w:val="0"/>
+        <w:jc w:val="start"/>
+        <w:rPr>
+          <w:lang w:val="de-DE"/>
+        </w:rPr>
+      </w:pPr>
+      <w:r>
+        <w:rPr/>
+        <w:t xml:space="preserve">Sechstes </w:t>
+      </w:r>
+      <w:r>
+        <w:rPr/>
+        <w:t>Niveau, dritte Woche, Montag den 16.02.26</w:t>
+      </w:r>
+    </w:p>
+    <w:p>
+      <w:pPr>
+        <w:pStyle w:val="Normal"/>
+        <w:bidi w:val="0"/>
+        <w:jc w:val="start"/>
+        <w:rPr>
+          <w:lang w:val="de-DE"/>
+        </w:rPr>
+      </w:pPr>
+      <w:r>
+        <w:rPr/>
+      </w:r>
+    </w:p>
+    <w:p>
+      <w:pPr>
+        <w:pStyle w:val="Normal"/>
+        <w:bidi w:val="0"/>
+        <w:jc w:val="start"/>
+        <w:rPr>
+          <w:lang w:val="de-DE"/>
+        </w:rPr>
+      </w:pPr>
+      <w:r>
+        <w:rPr/>
+        <w:t>30‘ Sätze mit „nachdem“. Schreiben Sie drei Sätze mit nachdem. Tauschen Sie dann ihre Sätze mit eienm Partner. Kontrollieren Sie sich gegenseitig.</w:t>
+      </w:r>
+    </w:p>
+    <w:p>
+      <w:pPr>
+        <w:pStyle w:val="Normal"/>
+        <w:bidi w:val="0"/>
+        <w:jc w:val="start"/>
+        <w:rPr>
+          <w:lang w:val="de-DE"/>
+        </w:rPr>
+      </w:pPr>
+      <w:r>
+        <w:rPr/>
+        <w:t>Und ihre Freundschaftsgeschichte? Schreiben Sie einen Text wie in 2b.</w:t>
+      </w:r>
+    </w:p>
+    <w:p>
+      <w:pPr>
+        <w:pStyle w:val="Normal"/>
+        <w:bidi w:val="0"/>
+        <w:jc w:val="start"/>
+        <w:rPr>
+          <w:lang w:val="de-DE"/>
+        </w:rPr>
+      </w:pPr>
+      <w:r>
+        <w:rPr/>
+      </w:r>
+    </w:p>
+    <w:p>
+      <w:pPr>
+        <w:pStyle w:val="Normal"/>
+        <w:bidi w:val="0"/>
+        <w:jc w:val="start"/>
+        <w:rPr>
+          <w:lang w:val="de-DE"/>
+        </w:rPr>
+      </w:pPr>
+      <w:r>
+        <w:rPr/>
+        <w:t>90</w:t>
+      </w:r>
+      <w:r>
+        <w:rPr/>
+        <w:t>‘ Richtig streiten</w:t>
+      </w:r>
+    </w:p>
+    <w:p>
+      <w:pPr>
+        <w:pStyle w:val="Normal"/>
+        <w:bidi w:val="0"/>
+        <w:jc w:val="start"/>
+        <w:rPr>
+          <w:lang w:val="de-DE"/>
+        </w:rPr>
+      </w:pPr>
+      <w:r>
+        <w:rPr/>
+        <w:t>6a sehen Sie die Fotos an. Was könnte hier der Konflikt sein? Kennen Sie andere Konfliktssituationen?</w:t>
+      </w:r>
+    </w:p>
+    <w:p>
+      <w:pPr>
+        <w:pStyle w:val="Normal"/>
+        <w:bidi w:val="0"/>
+        <w:jc w:val="start"/>
+        <w:rPr>
+          <w:lang w:val="de-DE"/>
+        </w:rPr>
+      </w:pPr>
+      <w:r>
+        <w:rPr/>
+        <w:t>6b Hören Sie die Gespräche. Was ist der Konflikt? Waren Ihre Vermutungen richtig?</w:t>
+      </w:r>
+    </w:p>
+    <w:p>
+      <w:pPr>
+        <w:pStyle w:val="Normal"/>
+        <w:bidi w:val="0"/>
+        <w:jc w:val="start"/>
+        <w:rPr>
+          <w:lang w:val="de-DE"/>
+        </w:rPr>
+      </w:pPr>
+      <w:r>
+        <w:rPr/>
+        <w:t>6c Ordnen Sie die Sätze zu. Hören Sie dann noch einmal zur Kontrolle.</w:t>
+      </w:r>
+    </w:p>
+    <w:p>
+      <w:pPr>
+        <w:pStyle w:val="Normal"/>
+        <w:bidi w:val="0"/>
+        <w:jc w:val="start"/>
+        <w:rPr>
+          <w:lang w:val="de-DE"/>
+        </w:rPr>
+      </w:pPr>
+      <w:r>
+        <w:rPr/>
+        <w:t xml:space="preserve">6d Lesen Sie die Regel und schreiben Sie Sätze mit </w:t>
+      </w:r>
+      <w:r>
+        <w:rPr>
+          <w:i/>
+          <w:iCs/>
+        </w:rPr>
+        <w:t>seit</w:t>
+      </w:r>
+      <w:r>
+        <w:rPr>
+          <w:i w:val="false"/>
+          <w:iCs w:val="false"/>
+        </w:rPr>
+        <w:t xml:space="preserve">, </w:t>
+      </w:r>
+      <w:r>
+        <w:rPr>
+          <w:i/>
+          <w:iCs/>
+        </w:rPr>
+        <w:t>während</w:t>
+      </w:r>
+      <w:r>
+        <w:rPr>
+          <w:i w:val="false"/>
+          <w:iCs w:val="false"/>
+        </w:rPr>
+        <w:t xml:space="preserve">, </w:t>
+      </w:r>
+      <w:r>
+        <w:rPr>
+          <w:i/>
+          <w:iCs/>
+        </w:rPr>
+        <w:t>bis</w:t>
+      </w:r>
+      <w:r>
+        <w:rPr>
+          <w:i w:val="false"/>
+          <w:iCs w:val="false"/>
+        </w:rPr>
+        <w:t xml:space="preserve"> und </w:t>
+      </w:r>
+      <w:r>
+        <w:rPr>
+          <w:i/>
+          <w:iCs/>
+        </w:rPr>
+        <w:t>bevor</w:t>
+      </w:r>
+      <w:r>
+        <w:rPr>
+          <w:i w:val="false"/>
+          <w:iCs w:val="false"/>
+        </w:rPr>
+        <w:t>.</w:t>
+      </w:r>
+    </w:p>
+    <w:p>
+      <w:pPr>
+        <w:pStyle w:val="Normal"/>
+        <w:bidi w:val="0"/>
+        <w:jc w:val="start"/>
+        <w:rPr>
+          <w:lang w:val="de-DE"/>
+        </w:rPr>
+      </w:pPr>
+      <w:r>
+        <w:rPr>
+          <w:i w:val="false"/>
+          <w:iCs w:val="false"/>
+        </w:rPr>
+        <w:t>„</w:t>
+      </w:r>
+      <w:r>
+        <w:rPr>
+          <w:i w:val="false"/>
+          <w:iCs w:val="false"/>
+        </w:rPr>
+        <w:t>Bevor wir essen, musst du den Tisch decken.“</w:t>
+      </w:r>
+    </w:p>
+    <w:p>
+      <w:pPr>
+        <w:pStyle w:val="Normal"/>
+        <w:bidi w:val="0"/>
+        <w:jc w:val="start"/>
+        <w:rPr>
+          <w:lang w:val="de-DE"/>
+        </w:rPr>
+      </w:pPr>
+      <w:r>
+        <w:rPr>
+          <w:i w:val="false"/>
+          <w:iCs w:val="false"/>
+        </w:rPr>
+        <w:t>„</w:t>
+      </w:r>
+      <w:r>
+        <w:rPr>
+          <w:i w:val="false"/>
+          <w:iCs w:val="false"/>
+        </w:rPr>
+        <w:t>Kurz bevor er starb, änderte er das Testament.“</w:t>
+      </w:r>
+    </w:p>
+    <w:p>
+      <w:pPr>
+        <w:pStyle w:val="Normal"/>
+        <w:bidi w:val="0"/>
+        <w:jc w:val="start"/>
+        <w:rPr>
+          <w:lang w:val="de-DE"/>
+        </w:rPr>
+      </w:pPr>
+      <w:r>
+        <w:rPr>
+          <w:i w:val="false"/>
+          <w:iCs w:val="false"/>
+        </w:rPr>
+        <w:t>„</w:t>
+      </w:r>
+      <w:r>
+        <w:rPr>
+          <w:i w:val="false"/>
+          <w:iCs w:val="false"/>
+        </w:rPr>
+        <w:t>Bevor du nicht genügend Geld verdienst, kannst du dir kein Auto kaufen.“ (erst musst du genügend Geld verdienen, dann kannst du dir ein Auto kaufen)</w:t>
+      </w:r>
+    </w:p>
+    <w:p>
+      <w:pPr>
+        <w:pStyle w:val="Normal"/>
+        <w:bidi w:val="0"/>
+        <w:jc w:val="start"/>
+        <w:rPr>
+          <w:u w:val="none"/>
+        </w:rPr>
+      </w:pPr>
+      <w:r>
+        <w:rPr>
+          <w:u w:val="none"/>
+        </w:rPr>
+        <w:t>6e Wie heißen die Sätze in 6d in Ihrer Sprache? Vergleichen Sie.</w:t>
+      </w:r>
+    </w:p>
+    <w:p>
+      <w:pPr>
+        <w:pStyle w:val="Normal"/>
+        <w:bidi w:val="0"/>
+        <w:jc w:val="start"/>
+        <w:rPr/>
+      </w:pPr>
+      <w:r>
+        <w:rPr>
+          <w:u w:val="none"/>
+        </w:rPr>
+        <w:t xml:space="preserve">7 Spielen Sie zu viert. Jeder schreibt fünf Nebensätze mit </w:t>
+      </w:r>
+      <w:r>
+        <w:rPr>
+          <w:i/>
+          <w:iCs/>
+          <w:u w:val="none"/>
+        </w:rPr>
+        <w:t>nachdem</w:t>
+      </w:r>
+      <w:r>
+        <w:rPr>
+          <w:i w:val="false"/>
+          <w:iCs w:val="false"/>
+          <w:u w:val="none"/>
+        </w:rPr>
+        <w:t xml:space="preserve">, </w:t>
+      </w:r>
+      <w:r>
+        <w:rPr>
+          <w:i/>
+          <w:iCs/>
+          <w:u w:val="none"/>
+        </w:rPr>
+        <w:t>seit/</w:t>
+      </w:r>
+      <w:r>
+        <w:rPr>
+          <w:i/>
+          <w:iCs/>
+          <w:u w:val="none"/>
+        </w:rPr>
+        <w:t>seitdem,</w:t>
+      </w:r>
+      <w:r>
+        <w:rPr>
+          <w:i w:val="false"/>
+          <w:iCs w:val="false"/>
+          <w:u w:val="none"/>
+        </w:rPr>
+        <w:t xml:space="preserve"> </w:t>
+      </w:r>
+      <w:r>
+        <w:rPr>
+          <w:i/>
+          <w:iCs/>
+          <w:u w:val="none"/>
+        </w:rPr>
+        <w:t>während</w:t>
+      </w:r>
+      <w:r>
+        <w:rPr>
+          <w:i w:val="false"/>
+          <w:iCs w:val="false"/>
+          <w:u w:val="none"/>
+        </w:rPr>
+        <w:t xml:space="preserve">, </w:t>
+      </w:r>
+      <w:r>
+        <w:rPr>
+          <w:i/>
+          <w:iCs/>
+          <w:u w:val="none"/>
+        </w:rPr>
+        <w:t>bis</w:t>
+      </w:r>
+      <w:r>
+        <w:rPr>
+          <w:i w:val="false"/>
+          <w:iCs w:val="false"/>
+          <w:u w:val="none"/>
+        </w:rPr>
+        <w:t xml:space="preserve"> und </w:t>
+      </w:r>
+      <w:r>
+        <w:rPr>
+          <w:i/>
+          <w:iCs/>
+          <w:u w:val="none"/>
+        </w:rPr>
+        <w:t>bevor</w:t>
+      </w:r>
+      <w:r>
+        <w:rPr>
+          <w:i w:val="false"/>
+          <w:iCs w:val="false"/>
+          <w:u w:val="none"/>
+        </w:rPr>
+        <w:t xml:space="preserve"> </w:t>
+      </w:r>
+      <w:r>
+        <w:rPr>
+          <w:i w:val="false"/>
+          <w:iCs w:val="false"/>
+          <w:u w:val="none"/>
+        </w:rPr>
+        <w:t>auf Karten. Mischen Sie alle Karten. Ziehen Sie abwechselnd eine Karte und ergänzen Sie den Satz. Die letzten 30 Minuten werden dem Zertifikat B1 gewidmet.</w:t>
+      </w:r>
+      <w:r>
+        <w:br w:type="page"/>
+      </w:r>
+    </w:p>
+    <w:p>
+      <w:pPr>
+        <w:pStyle w:val="Normal"/>
+        <w:bidi w:val="0"/>
+        <w:jc w:val="start"/>
+        <w:rPr/>
+      </w:pPr>
+      <w:r>
+        <w:rPr/>
+      </w:r>
+    </w:p>
+    <w:p>
+      <w:pPr>
+        <w:pStyle w:val="Normal"/>
+        <w:bidi w:val="0"/>
+        <w:jc w:val="start"/>
+        <w:rPr/>
+      </w:pPr>
+      <w:r>
+        <w:rPr/>
+      </w:r>
+    </w:p>
+    <w:p>
+      <w:pPr>
+        <w:pStyle w:val="Normal"/>
+        <w:bidi w:val="0"/>
+        <w:jc w:val="start"/>
+        <w:rPr/>
       </w:pPr>
       <w:r>
         <w:rPr/>
@@ -858,8 +1528,8 @@
       <w:lang w:val="de-DE" w:eastAsia="zh-CN" w:bidi="hi-IN"/>
     </w:rPr>
   </w:style>
-  <w:style w:type="paragraph" w:styleId="Ttulo">
-    <w:name w:val="Título"/>
+  <w:style w:type="paragraph" w:styleId="Heading">
+    <w:name w:val="Heading"/>
     <w:basedOn w:val="Normal"/>
     <w:next w:val="BodyText"/>
     <w:qFormat/>
@@ -868,7 +1538,7 @@
       <w:spacing w:before="240" w:after="120"/>
     </w:pPr>
     <w:rPr>
-      <w:rFonts w:ascii="Liberation Sans" w:hAnsi="Liberation Sans" w:eastAsia="Noto Sans CJK SC" w:cs="Noto Sans Devanagari"/>
+      <w:rFonts w:ascii="Liberation Sans" w:hAnsi="Liberation Sans" w:eastAsia="Noto Sans CJK SC" w:cs="FreeSans"/>
       <w:sz w:val="28"/>
       <w:szCs w:val="28"/>
     </w:rPr>
@@ -903,6 +1573,32 @@
       <w:iCs/>
       <w:sz w:val="24"/>
       <w:szCs w:val="24"/>
+    </w:rPr>
+  </w:style>
+  <w:style w:type="paragraph" w:styleId="Index">
+    <w:name w:val="Index"/>
+    <w:basedOn w:val="Normal"/>
+    <w:qFormat/>
+    <w:pPr>
+      <w:suppressLineNumbers/>
+    </w:pPr>
+    <w:rPr>
+      <w:rFonts w:cs="FreeSans"/>
+    </w:rPr>
+  </w:style>
+  <w:style w:type="paragraph" w:styleId="Ttulo">
+    <w:name w:val="Título"/>
+    <w:basedOn w:val="Normal"/>
+    <w:next w:val="BodyText"/>
+    <w:qFormat/>
+    <w:pPr>
+      <w:keepNext w:val="true"/>
+      <w:spacing w:before="240" w:after="120"/>
+    </w:pPr>
+    <w:rPr>
+      <w:rFonts w:ascii="Liberation Sans" w:hAnsi="Liberation Sans" w:eastAsia="Noto Sans CJK SC" w:cs="Noto Sans Devanagari"/>
+      <w:sz w:val="28"/>
+      <w:szCs w:val="28"/>
     </w:rPr>
   </w:style>
   <w:style w:type="paragraph" w:styleId="ndice">

--- a/planesDeClaseSegundo.docx
+++ b/planesDeClaseSegundo.docx
@@ -1,6 +1,6 @@
 
 <file path=word/document.xml><?xml version="1.0" encoding="utf-8"?>
-<w:document xmlns:o="urn:schemas-microsoft-com:office:office" xmlns:r="http://schemas.openxmlformats.org/officeDocument/2006/relationships" xmlns:v="urn:schemas-microsoft-com:vml" xmlns:w="http://schemas.openxmlformats.org/wordprocessingml/2006/main" xmlns:w10="urn:schemas-microsoft-com:office:word" xmlns:wp="http://schemas.openxmlformats.org/drawingml/2006/wordprocessingDrawing" xmlns:wps="http://schemas.microsoft.com/office/word/2010/wordprocessingShape" xmlns:wpg="http://schemas.microsoft.com/office/word/2010/wordprocessingGroup" xmlns:mc="http://schemas.openxmlformats.org/markup-compatibility/2006" xmlns:wp14="http://schemas.microsoft.com/office/word/2010/wordprocessingDrawing" xmlns:w14="http://schemas.microsoft.com/office/word/2010/wordml" xmlns:w15="http://schemas.microsoft.com/office/word/2012/wordml" mc:Ignorable="w14 wp14 w15">
+<w:document xmlns:o="urn:schemas-microsoft-com:office:office" xmlns:r="http://schemas.openxmlformats.org/officeDocument/2006/relationships" xmlns:v="urn:schemas-microsoft-com:vml" xmlns:w="http://schemas.openxmlformats.org/wordprocessingml/2006/main" xmlns:w10="urn:schemas-microsoft-com:office:word" xmlns:wp="http://schemas.openxmlformats.org/drawingml/2006/wordprocessingDrawing" xmlns:pic="http://schemas.openxmlformats.org/drawingml/2006/picture" xmlns:wps="http://schemas.microsoft.com/office/word/2010/wordprocessingShape" xmlns:wpg="http://schemas.microsoft.com/office/word/2010/wordprocessingGroup" xmlns:mc="http://schemas.openxmlformats.org/markup-compatibility/2006" xmlns:wp14="http://schemas.microsoft.com/office/word/2010/wordprocessingDrawing" xmlns:w14="http://schemas.microsoft.com/office/word/2010/wordml" xmlns:w15="http://schemas.microsoft.com/office/word/2012/wordml" mc:Ignorable="w14 wp14 w15">
   <w:body>
     <w:p>
       <w:pPr>
@@ -62,13 +62,7 @@
         <w:rPr>
           <w:lang w:val="de-DE"/>
         </w:rPr>
-        <w:t>1</w:t>
-      </w:r>
-      <w:r>
-        <w:rPr>
-          <w:lang w:val="de-DE"/>
-        </w:rPr>
-        <w:t>0‘ Wörter lernen mit System: Wörter in Paaren lernen.</w:t>
+        <w:t>10‘ Wörter lernen mit System: Wörter in Paaren lernen.</w:t>
       </w:r>
     </w:p>
     <w:p>
@@ -212,7 +206,43 @@
         <w:rPr>
           <w:lang w:val="de-DE"/>
         </w:rPr>
-        <w:t>Die KT teuschen Ihre Fotos und sie schreiben eine Zimmer-Beschreibung. Das Ergebnis in Classroom eingereicht damit alle die verschiedenen Texte lesen können. Welche ist die beste Beschreibung?</w:t>
+        <w:t>Die KT t</w:t>
+      </w:r>
+      <w:r>
+        <w:rPr>
+          <w:lang w:val="de-DE"/>
+        </w:rPr>
+        <w:t>a</w:t>
+      </w:r>
+      <w:r>
+        <w:rPr>
+          <w:lang w:val="de-DE"/>
+        </w:rPr>
+        <w:t xml:space="preserve">uschen Ihre Fotos und schreiben eine Zimmer-Beschreibung. Das Ergebnis </w:t>
+      </w:r>
+      <w:r>
+        <w:rPr>
+          <w:lang w:val="de-DE"/>
+        </w:rPr>
+        <w:t>wird</w:t>
+      </w:r>
+      <w:r>
+        <w:rPr>
+          <w:lang w:val="de-DE"/>
+        </w:rPr>
+        <w:t xml:space="preserve"> in Classroom eingereicht damit alle </w:t>
+      </w:r>
+      <w:r>
+        <w:rPr>
+          <w:lang w:val="de-DE"/>
+        </w:rPr>
+        <w:t xml:space="preserve">Ktn </w:t>
+      </w:r>
+      <w:r>
+        <w:rPr>
+          <w:lang w:val="de-DE"/>
+        </w:rPr>
+        <w:t>die verschiedenen Texte lesen können. Welche ist die beste Beschreibung?</w:t>
       </w:r>
     </w:p>
     <w:p>
@@ -337,24 +367,22 @@
       </w:pPr>
       <w:r>
         <w:rPr/>
-        <w:t>Viert</w:t>
-      </w:r>
-      <w:r>
-        <w:rPr/>
-        <w:t>es Niveau, dritte Woche, Montag den 16.02.26</w:t>
-      </w:r>
-    </w:p>
-    <w:p>
-      <w:pPr>
-        <w:pStyle w:val="Normal"/>
-        <w:bidi w:val="0"/>
-        <w:jc w:val="start"/>
-        <w:rPr>
-          <w:lang w:val="de-DE"/>
-        </w:rPr>
-      </w:pPr>
-      <w:r>
-        <w:rPr/>
+        <w:t>Viertes Niveau, dritte Woche, Montag den 16.02.26</w:t>
+      </w:r>
+    </w:p>
+    <w:p>
+      <w:pPr>
+        <w:pStyle w:val="Normal"/>
+        <w:bidi w:val="0"/>
+        <w:jc w:val="start"/>
+        <w:rPr>
+          <w:lang w:val="de-DE"/>
+        </w:rPr>
+      </w:pPr>
+      <w:r>
+        <w:rPr>
+          <w:lang w:val="de-DE"/>
+        </w:rPr>
       </w:r>
     </w:p>
     <w:p>
@@ -382,20 +410,30 @@
       </w:pPr>
       <w:r>
         <w:rPr/>
-        <w:t>60‘ Wiederholung von den Themes aus Lektion 5 und 6.</w:t>
-      </w:r>
-    </w:p>
-    <w:p>
-      <w:pPr>
-        <w:pStyle w:val="Normal"/>
-        <w:bidi w:val="0"/>
-        <w:jc w:val="start"/>
-        <w:rPr>
-          <w:lang w:val="de-DE"/>
-        </w:rPr>
-      </w:pPr>
-      <w:r>
-        <w:rPr/>
+        <w:t>60‘ Wiederholung von den Theme</w:t>
+      </w:r>
+      <w:r>
+        <w:rPr/>
+        <w:t>n</w:t>
+      </w:r>
+      <w:r>
+        <w:rPr/>
+        <w:t xml:space="preserve"> aus Lektion 5 und 6.</w:t>
+      </w:r>
+    </w:p>
+    <w:p>
+      <w:pPr>
+        <w:pStyle w:val="Normal"/>
+        <w:bidi w:val="0"/>
+        <w:jc w:val="start"/>
+        <w:rPr>
+          <w:lang w:val="de-DE"/>
+        </w:rPr>
+      </w:pPr>
+      <w:r>
+        <w:rPr>
+          <w:lang w:val="de-DE"/>
+        </w:rPr>
       </w:r>
     </w:p>
     <w:p>
@@ -425,38 +463,44 @@
       </w:pPr>
       <w:r>
         <w:rPr/>
-        <w:t xml:space="preserve">Sechstes </w:t>
-      </w:r>
-      <w:r>
-        <w:rPr/>
-        <w:t>Niveau, dritte Woche, Montag den 16.02.26</w:t>
-      </w:r>
-    </w:p>
-    <w:p>
-      <w:pPr>
-        <w:pStyle w:val="Normal"/>
-        <w:bidi w:val="0"/>
-        <w:jc w:val="start"/>
-        <w:rPr>
-          <w:lang w:val="de-DE"/>
-        </w:rPr>
-      </w:pPr>
-      <w:r>
-        <w:rPr/>
-      </w:r>
-    </w:p>
-    <w:p>
-      <w:pPr>
-        <w:pStyle w:val="Normal"/>
-        <w:bidi w:val="0"/>
-        <w:jc w:val="start"/>
-        <w:rPr>
-          <w:lang w:val="de-DE"/>
-        </w:rPr>
-      </w:pPr>
-      <w:r>
-        <w:rPr/>
-        <w:t>30‘ Sätze mit „nachdem“. Schreiben Sie drei Sätze mit nachdem. Tauschen Sie dann ihre Sätze mit eienm Partner. Kontrollieren Sie sich gegenseitig.</w:t>
+        <w:t>Sechstes Niveau, dritte Woche, Montag den 16.02.26</w:t>
+      </w:r>
+    </w:p>
+    <w:p>
+      <w:pPr>
+        <w:pStyle w:val="Normal"/>
+        <w:bidi w:val="0"/>
+        <w:jc w:val="start"/>
+        <w:rPr>
+          <w:lang w:val="de-DE"/>
+        </w:rPr>
+      </w:pPr>
+      <w:r>
+        <w:rPr>
+          <w:lang w:val="de-DE"/>
+        </w:rPr>
+      </w:r>
+    </w:p>
+    <w:p>
+      <w:pPr>
+        <w:pStyle w:val="Normal"/>
+        <w:bidi w:val="0"/>
+        <w:jc w:val="start"/>
+        <w:rPr>
+          <w:lang w:val="de-DE"/>
+        </w:rPr>
+      </w:pPr>
+      <w:r>
+        <w:rPr/>
+        <w:t>30‘ Sätze mit „nachdem“. Schreiben Sie drei Sätze mit nachdem. Tauschen Sie dann ihre Sätze mit ei</w:t>
+      </w:r>
+      <w:r>
+        <w:rPr/>
+        <w:t>ne</w:t>
+      </w:r>
+      <w:r>
+        <w:rPr/>
+        <w:t>m Partner. Kontrollieren Sie sich gegenseitig.</w:t>
       </w:r>
     </w:p>
     <w:p>
@@ -483,25 +527,23 @@
         </w:rPr>
       </w:pPr>
       <w:r>
-        <w:rPr/>
-      </w:r>
-    </w:p>
-    <w:p>
-      <w:pPr>
-        <w:pStyle w:val="Normal"/>
-        <w:bidi w:val="0"/>
-        <w:jc w:val="start"/>
-        <w:rPr>
-          <w:lang w:val="de-DE"/>
-        </w:rPr>
-      </w:pPr>
-      <w:r>
-        <w:rPr/>
-        <w:t>90</w:t>
-      </w:r>
-      <w:r>
-        <w:rPr/>
-        <w:t>‘ Richtig streiten</w:t>
+        <w:rPr>
+          <w:lang w:val="de-DE"/>
+        </w:rPr>
+      </w:r>
+    </w:p>
+    <w:p>
+      <w:pPr>
+        <w:pStyle w:val="Normal"/>
+        <w:bidi w:val="0"/>
+        <w:jc w:val="start"/>
+        <w:rPr>
+          <w:lang w:val="de-DE"/>
+        </w:rPr>
+      </w:pPr>
+      <w:r>
+        <w:rPr/>
+        <w:t>90‘ Richtig streiten</w:t>
       </w:r>
     </w:p>
     <w:p>
@@ -739,7 +781,15 @@
           <w:iCs/>
           <w:u w:val="none"/>
         </w:rPr>
-        <w:t>seit/</w:t>
+        <w:t>seit/seitdem,</w:t>
+      </w:r>
+      <w:r>
+        <w:rPr>
+          <w:i w:val="false"/>
+          <w:iCs w:val="false"/>
+          <w:u w:val="none"/>
+        </w:rPr>
+        <w:t xml:space="preserve"> </w:t>
       </w:r>
       <w:r>
         <w:rPr>
@@ -747,7 +797,7 @@
           <w:iCs/>
           <w:u w:val="none"/>
         </w:rPr>
-        <w:t>seitdem,</w:t>
+        <w:t>während</w:t>
       </w:r>
       <w:r>
         <w:rPr>
@@ -755,7 +805,7 @@
           <w:iCs w:val="false"/>
           <w:u w:val="none"/>
         </w:rPr>
-        <w:t xml:space="preserve"> </w:t>
+        <w:t xml:space="preserve">, </w:t>
       </w:r>
       <w:r>
         <w:rPr>
@@ -763,7 +813,7 @@
           <w:iCs/>
           <w:u w:val="none"/>
         </w:rPr>
-        <w:t>während</w:t>
+        <w:t>bis</w:t>
       </w:r>
       <w:r>
         <w:rPr>
@@ -771,7 +821,7 @@
           <w:iCs w:val="false"/>
           <w:u w:val="none"/>
         </w:rPr>
-        <w:t xml:space="preserve">, </w:t>
+        <w:t xml:space="preserve"> und </w:t>
       </w:r>
       <w:r>
         <w:rPr>
@@ -779,7 +829,7 @@
           <w:iCs/>
           <w:u w:val="none"/>
         </w:rPr>
-        <w:t>bis</w:t>
+        <w:t>bevor</w:t>
       </w:r>
       <w:r>
         <w:rPr>
@@ -787,31 +837,7 @@
           <w:iCs w:val="false"/>
           <w:u w:val="none"/>
         </w:rPr>
-        <w:t xml:space="preserve"> und </w:t>
-      </w:r>
-      <w:r>
-        <w:rPr>
-          <w:i/>
-          <w:iCs/>
-          <w:u w:val="none"/>
-        </w:rPr>
-        <w:t>bevor</w:t>
-      </w:r>
-      <w:r>
-        <w:rPr>
-          <w:i w:val="false"/>
-          <w:iCs w:val="false"/>
-          <w:u w:val="none"/>
-        </w:rPr>
-        <w:t xml:space="preserve"> </w:t>
-      </w:r>
-      <w:r>
-        <w:rPr>
-          <w:i w:val="false"/>
-          <w:iCs w:val="false"/>
-          <w:u w:val="none"/>
-        </w:rPr>
-        <w:t>auf Karten. Mischen Sie alle Karten. Ziehen Sie abwechselnd eine Karte und ergänzen Sie den Satz. Die letzten 30 Minuten werden dem Zertifikat B1 gewidmet.</w:t>
+        <w:t xml:space="preserve"> auf Karten. Mischen Sie alle Karten. Ziehen Sie abwechselnd eine Karte und ergänzen Sie den Satz. Die letzten 30 Minuten werden dem Zertifikat B1 gewidmet.</w:t>
       </w:r>
       <w:r>
         <w:br w:type="page"/>
@@ -821,6 +847,7 @@
       <w:pPr>
         <w:pStyle w:val="Normal"/>
         <w:bidi w:val="0"/>
+        <w:spacing w:before="0" w:after="0"/>
         <w:jc w:val="start"/>
         <w:rPr/>
       </w:pPr>
@@ -1560,7 +1587,7 @@
     </w:rPr>
   </w:style>
   <w:style w:type="paragraph" w:styleId="Caption">
-    <w:name w:val="Caption"/>
+    <w:name w:val="caption"/>
     <w:basedOn w:val="Normal"/>
     <w:qFormat/>
     <w:pPr>

--- a/planesDeClaseSegundo.docx
+++ b/planesDeClaseSegundo.docx
@@ -15,6 +15,615 @@
         <w:rPr>
           <w:lang w:val="de-DE"/>
         </w:rPr>
+        <w:t>Zweites Niveau, dritte Woche, Montag den 02.03.26</w:t>
+      </w:r>
+    </w:p>
+    <w:p>
+      <w:pPr>
+        <w:pStyle w:val="Normal"/>
+        <w:bidi w:val="0"/>
+        <w:jc w:val="start"/>
+        <w:rPr>
+          <w:lang w:val="de-DE"/>
+        </w:rPr>
+      </w:pPr>
+      <w:r>
+        <w:rPr>
+          <w:lang w:val="de-DE"/>
+        </w:rPr>
+      </w:r>
+    </w:p>
+    <w:p>
+      <w:pPr>
+        <w:pStyle w:val="Normal"/>
+        <w:bidi w:val="0"/>
+        <w:jc w:val="start"/>
+        <w:rPr>
+          <w:lang w:val="de-DE"/>
+        </w:rPr>
+      </w:pPr>
+      <w:r>
+        <w:rPr>
+          <w:lang w:val="de-DE"/>
+        </w:rPr>
+        <w:t>10‘ Wierderholung: was haben wir voriges Mal zum Thema Perfekt gelernt? Wissen die KT noch, wie man die Partizip II-Form eines Verbs entsteht? Aus Welchen zwei Elementen besteht dieses Tempus (Hilfsverb und Verb im Partizip II)? Was gehört zwischen den zwei Verbteilen?</w:t>
+      </w:r>
+    </w:p>
+    <w:p>
+      <w:pPr>
+        <w:pStyle w:val="Normal"/>
+        <w:bidi w:val="0"/>
+        <w:jc w:val="start"/>
+        <w:rPr>
+          <w:lang w:val="de-DE"/>
+        </w:rPr>
+      </w:pPr>
+      <w:r>
+        <w:rPr>
+          <w:lang w:val="de-DE"/>
+        </w:rPr>
+      </w:r>
+    </w:p>
+    <w:p>
+      <w:pPr>
+        <w:pStyle w:val="Normal"/>
+        <w:bidi w:val="0"/>
+        <w:jc w:val="start"/>
+        <w:rPr>
+          <w:lang w:val="de-DE"/>
+        </w:rPr>
+      </w:pPr>
+      <w:r>
+        <w:rPr>
+          <w:lang w:val="de-DE"/>
+        </w:rPr>
+        <w:t>30‘ Tina Schumann</w:t>
+      </w:r>
+    </w:p>
+    <w:p>
+      <w:pPr>
+        <w:pStyle w:val="Normal"/>
+        <w:bidi w:val="0"/>
+        <w:jc w:val="start"/>
+        <w:rPr>
+          <w:lang w:val="de-DE"/>
+        </w:rPr>
+      </w:pPr>
+      <w:r>
+        <w:rPr>
+          <w:lang w:val="de-DE"/>
+        </w:rPr>
+        <w:t>a) was hat Tina wann gemacht? Sehen Sie das Video und ergänzen Sie die Jahreszahlen wie im Beispiel.</w:t>
+      </w:r>
+    </w:p>
+    <w:p>
+      <w:pPr>
+        <w:pStyle w:val="Normal"/>
+        <w:bidi w:val="0"/>
+        <w:jc w:val="start"/>
+        <w:rPr>
+          <w:lang w:val="de-DE"/>
+        </w:rPr>
+      </w:pPr>
+      <w:r>
+        <w:rPr>
+          <w:lang w:val="de-DE"/>
+        </w:rPr>
+        <w:t>b) berichten Sie</w:t>
+      </w:r>
+    </w:p>
+    <w:p>
+      <w:pPr>
+        <w:pStyle w:val="Normal"/>
+        <w:bidi w:val="0"/>
+        <w:jc w:val="start"/>
+        <w:rPr>
+          <w:lang w:val="de-DE"/>
+        </w:rPr>
+      </w:pPr>
+      <w:r>
+        <w:rPr>
+          <w:lang w:val="de-DE"/>
+        </w:rPr>
+        <w:t>c) Wechselspiel. Fragen und antworten Sie.</w:t>
+      </w:r>
+    </w:p>
+    <w:p>
+      <w:pPr>
+        <w:pStyle w:val="Normal"/>
+        <w:bidi w:val="0"/>
+        <w:jc w:val="start"/>
+        <w:rPr>
+          <w:lang w:val="de-DE"/>
+        </w:rPr>
+      </w:pPr>
+      <w:r>
+        <w:rPr>
+          <w:lang w:val="de-DE"/>
+        </w:rPr>
+      </w:r>
+    </w:p>
+    <w:p>
+      <w:pPr>
+        <w:pStyle w:val="Normal"/>
+        <w:bidi w:val="0"/>
+        <w:jc w:val="start"/>
+        <w:rPr>
+          <w:lang w:val="de-DE"/>
+        </w:rPr>
+      </w:pPr>
+      <w:r>
+        <w:rPr>
+          <w:lang w:val="de-DE"/>
+        </w:rPr>
+        <w:t>30‘ Ihre Geschichte.</w:t>
+      </w:r>
+    </w:p>
+    <w:p>
+      <w:pPr>
+        <w:pStyle w:val="Normal"/>
+        <w:bidi w:val="0"/>
+        <w:jc w:val="start"/>
+        <w:rPr>
+          <w:lang w:val="de-DE"/>
+        </w:rPr>
+      </w:pPr>
+      <w:r>
+        <w:rPr>
+          <w:lang w:val="de-DE"/>
+        </w:rPr>
+        <w:t>a) Schreiben Sie Ihre Geschichte.</w:t>
+      </w:r>
+    </w:p>
+    <w:p>
+      <w:pPr>
+        <w:pStyle w:val="Normal"/>
+        <w:bidi w:val="0"/>
+        <w:jc w:val="start"/>
+        <w:rPr>
+          <w:lang w:val="de-DE"/>
+        </w:rPr>
+      </w:pPr>
+      <w:r>
+        <w:rPr>
+          <w:lang w:val="de-DE"/>
+        </w:rPr>
+        <w:t>b) Tauschen Sie die Texte und lesen Sie vor. Wer ist das?</w:t>
+      </w:r>
+    </w:p>
+    <w:p>
+      <w:pPr>
+        <w:pStyle w:val="Normal"/>
+        <w:bidi w:val="0"/>
+        <w:jc w:val="start"/>
+        <w:rPr>
+          <w:lang w:val="de-DE"/>
+        </w:rPr>
+      </w:pPr>
+      <w:r>
+        <w:rPr>
+          <w:lang w:val="de-DE"/>
+        </w:rPr>
+      </w:r>
+    </w:p>
+    <w:p>
+      <w:pPr>
+        <w:pStyle w:val="Normal"/>
+        <w:bidi w:val="0"/>
+        <w:jc w:val="start"/>
+        <w:rPr>
+          <w:lang w:val="de-DE"/>
+        </w:rPr>
+      </w:pPr>
+      <w:r>
+        <w:rPr>
+          <w:lang w:val="de-DE"/>
+        </w:rPr>
+        <w:t xml:space="preserve">10‘ </w:t>
+      </w:r>
+      <w:r>
+        <w:rPr>
+          <w:lang w:val="de-DE"/>
+        </w:rPr>
+        <w:t>Aktive Pause</w:t>
+      </w:r>
+    </w:p>
+    <w:p>
+      <w:pPr>
+        <w:pStyle w:val="Normal"/>
+        <w:bidi w:val="0"/>
+        <w:jc w:val="start"/>
+        <w:rPr>
+          <w:lang w:val="de-DE"/>
+        </w:rPr>
+      </w:pPr>
+      <w:r>
+        <w:rPr>
+          <w:lang w:val="de-DE"/>
+        </w:rPr>
+        <w:t>a) Die KT denken an das zurück, was sie diesen Unterricht zum Thema Perfekt gelernt haben.</w:t>
+      </w:r>
+    </w:p>
+    <w:p>
+      <w:pPr>
+        <w:pStyle w:val="Normal"/>
+        <w:bidi w:val="0"/>
+        <w:jc w:val="start"/>
+        <w:rPr>
+          <w:lang w:val="de-DE"/>
+        </w:rPr>
+      </w:pPr>
+      <w:r>
+        <w:rPr>
+          <w:lang w:val="de-DE"/>
+        </w:rPr>
+        <w:t>b) Sie machen Notizen für sich selbst, damit sie sich später gut an das Thema erinnern können.</w:t>
+      </w:r>
+    </w:p>
+    <w:p>
+      <w:pPr>
+        <w:pStyle w:val="Normal"/>
+        <w:bidi w:val="0"/>
+        <w:jc w:val="start"/>
+        <w:rPr>
+          <w:lang w:val="de-DE"/>
+        </w:rPr>
+      </w:pPr>
+      <w:r>
+        <w:rPr>
+          <w:lang w:val="de-DE"/>
+        </w:rPr>
+        <w:t>c) Sie stellen Fragen an den Klassenkameraden: schaffen sie es, alle Fragen richtig zu beantworten?</w:t>
+      </w:r>
+    </w:p>
+    <w:p>
+      <w:pPr>
+        <w:pStyle w:val="Normal"/>
+        <w:bidi w:val="0"/>
+        <w:jc w:val="start"/>
+        <w:rPr>
+          <w:lang w:val="de-DE"/>
+        </w:rPr>
+      </w:pPr>
+      <w:r>
+        <w:rPr>
+          <w:lang w:val="de-DE"/>
+        </w:rPr>
+      </w:r>
+    </w:p>
+    <w:p>
+      <w:pPr>
+        <w:pStyle w:val="Normal"/>
+        <w:bidi w:val="0"/>
+        <w:jc w:val="start"/>
+        <w:rPr>
+          <w:lang w:val="de-DE"/>
+        </w:rPr>
+      </w:pPr>
+      <w:r>
+        <w:rPr>
+          <w:lang w:val="de-DE"/>
+        </w:rPr>
+        <w:t>20‘ Kaffeklatsch</w:t>
+      </w:r>
+    </w:p>
+    <w:p>
+      <w:pPr>
+        <w:pStyle w:val="Normal"/>
+        <w:bidi w:val="0"/>
+        <w:jc w:val="start"/>
+        <w:rPr>
+          <w:lang w:val="de-DE"/>
+        </w:rPr>
+      </w:pPr>
+      <w:r>
+        <w:rPr>
+          <w:lang w:val="de-DE"/>
+        </w:rPr>
+        <w:t>a) Sprechen Sie schnell</w:t>
+      </w:r>
+    </w:p>
+    <w:p>
+      <w:pPr>
+        <w:pStyle w:val="Normal"/>
+        <w:bidi w:val="0"/>
+        <w:jc w:val="start"/>
+        <w:rPr>
+          <w:lang w:val="de-DE"/>
+        </w:rPr>
+      </w:pPr>
+      <w:r>
+        <w:rPr>
+          <w:lang w:val="de-DE"/>
+        </w:rPr>
+        <w:t>b) Gerda Clausen besucht Ihre Freundin Helga Schumann. Es gibt Kaffee und Kuchen. Über welche Themen sprechen die Freundinnen? Notieren Sie die Ideen.</w:t>
+      </w:r>
+    </w:p>
+    <w:p>
+      <w:pPr>
+        <w:pStyle w:val="Normal"/>
+        <w:bidi w:val="0"/>
+        <w:jc w:val="start"/>
+        <w:rPr>
+          <w:lang w:val="de-DE"/>
+        </w:rPr>
+      </w:pPr>
+      <w:r>
+        <w:rPr>
+          <w:lang w:val="de-DE"/>
+        </w:rPr>
+      </w:r>
+    </w:p>
+    <w:p>
+      <w:pPr>
+        <w:pStyle w:val="Normal"/>
+        <w:bidi w:val="0"/>
+        <w:jc w:val="start"/>
+        <w:rPr>
+          <w:lang w:val="de-DE"/>
+        </w:rPr>
+      </w:pPr>
+      <w:r>
+        <w:rPr>
+          <w:lang w:val="de-DE"/>
+        </w:rPr>
+        <w:t>HAG: Seite 140, Übungen 1c und 1d</w:t>
+      </w:r>
+    </w:p>
+    <w:p>
+      <w:pPr>
+        <w:pStyle w:val="Normal"/>
+        <w:bidi w:val="0"/>
+        <w:jc w:val="start"/>
+        <w:rPr>
+          <w:lang w:val="de-DE"/>
+        </w:rPr>
+      </w:pPr>
+      <w:r>
+        <w:rPr>
+          <w:lang w:val="de-DE"/>
+        </w:rPr>
+        <w:t>******************************************</w:t>
+      </w:r>
+    </w:p>
+    <w:p>
+      <w:pPr>
+        <w:pStyle w:val="Normal"/>
+        <w:bidi w:val="0"/>
+        <w:jc w:val="start"/>
+        <w:rPr>
+          <w:lang w:val="de-DE"/>
+        </w:rPr>
+      </w:pPr>
+      <w:r>
+        <w:rPr>
+          <w:lang w:val="de-DE"/>
+        </w:rPr>
+        <w:t xml:space="preserve">Sechstes </w:t>
+      </w:r>
+      <w:r>
+        <w:rPr>
+          <w:lang w:val="de-DE"/>
+        </w:rPr>
+        <w:t xml:space="preserve">Niveau, </w:t>
+      </w:r>
+      <w:r>
+        <w:rPr>
+          <w:lang w:val="de-DE"/>
+        </w:rPr>
+        <w:t>vierte</w:t>
+      </w:r>
+      <w:r>
+        <w:rPr>
+          <w:lang w:val="de-DE"/>
+        </w:rPr>
+        <w:t xml:space="preserve"> Woche, Montag den 02.03.26</w:t>
+      </w:r>
+    </w:p>
+    <w:p>
+      <w:pPr>
+        <w:pStyle w:val="Normal"/>
+        <w:bidi w:val="0"/>
+        <w:jc w:val="start"/>
+        <w:rPr>
+          <w:lang w:val="de-DE"/>
+        </w:rPr>
+      </w:pPr>
+      <w:r>
+        <w:rPr>
+          <w:lang w:val="de-DE"/>
+        </w:rPr>
+      </w:r>
+    </w:p>
+    <w:p>
+      <w:pPr>
+        <w:pStyle w:val="Normal"/>
+        <w:bidi w:val="0"/>
+        <w:jc w:val="start"/>
+        <w:rPr>
+          <w:lang w:val="de-DE"/>
+        </w:rPr>
+      </w:pPr>
+      <w:r>
+        <w:rPr>
+          <w:lang w:val="de-DE"/>
+        </w:rPr>
+        <w:t>10‘ Wissen die KT noch Vokabeln zum Thema Gesundheit und gesundes Leben? Was für eine „Note“ haben sie erzielt? Was noch können sie tun, um ein besseres Leben zu führen?</w:t>
+      </w:r>
+    </w:p>
+    <w:p>
+      <w:pPr>
+        <w:pStyle w:val="Normal"/>
+        <w:bidi w:val="0"/>
+        <w:jc w:val="start"/>
+        <w:rPr>
+          <w:lang w:val="de-DE"/>
+        </w:rPr>
+      </w:pPr>
+      <w:r>
+        <w:rPr>
+          <w:lang w:val="de-DE"/>
+        </w:rPr>
+      </w:r>
+    </w:p>
+    <w:p>
+      <w:pPr>
+        <w:pStyle w:val="Normal"/>
+        <w:bidi w:val="0"/>
+        <w:jc w:val="start"/>
+        <w:rPr>
+          <w:lang w:val="de-DE"/>
+        </w:rPr>
+      </w:pPr>
+      <w:r>
+        <w:rPr>
+          <w:lang w:val="de-DE"/>
+        </w:rPr>
+        <w:t>Im Krankenh</w:t>
+      </w:r>
+      <w:r>
+        <w:rPr>
+          <w:lang w:val="de-DE"/>
+        </w:rPr>
+        <w:t>aus</w:t>
+      </w:r>
+    </w:p>
+    <w:p>
+      <w:pPr>
+        <w:pStyle w:val="Normal"/>
+        <w:bidi w:val="0"/>
+        <w:jc w:val="start"/>
+        <w:rPr>
+          <w:lang w:val="de-DE"/>
+        </w:rPr>
+      </w:pPr>
+      <w:r>
+        <w:rPr>
+          <w:lang w:val="de-DE"/>
+        </w:rPr>
+        <w:t>10‘ Arbeiten Sie zu zweit. Sehen Sie das Bild an und notieren Sie möglichst viele Wörter. Vergleichen Sie dann im Kurs.</w:t>
+      </w:r>
+    </w:p>
+    <w:p>
+      <w:pPr>
+        <w:pStyle w:val="Normal"/>
+        <w:bidi w:val="0"/>
+        <w:jc w:val="start"/>
+        <w:rPr>
+          <w:lang w:val="de-DE"/>
+        </w:rPr>
+      </w:pPr>
+      <w:r>
+        <w:rPr>
+          <w:lang w:val="de-DE"/>
+        </w:rPr>
+        <w:t>10‘ Hören Sie die Gespräche im Kankenzimmer. Welche Hilfe braucht der Patient? Warum?</w:t>
+      </w:r>
+    </w:p>
+    <w:p>
+      <w:pPr>
+        <w:pStyle w:val="Normal"/>
+        <w:bidi w:val="0"/>
+        <w:jc w:val="start"/>
+        <w:rPr>
+          <w:lang w:val="de-DE"/>
+        </w:rPr>
+      </w:pPr>
+      <w:r>
+        <w:rPr>
+          <w:lang w:val="de-DE"/>
+        </w:rPr>
+        <w:t>10‘ Lesen Sie die Ausdrücke und hören Sie die Gespräche</w:t>
+      </w:r>
+    </w:p>
+    <w:p>
+      <w:pPr>
+        <w:pStyle w:val="Normal"/>
+        <w:bidi w:val="0"/>
+        <w:jc w:val="start"/>
+        <w:rPr>
+          <w:lang w:val="de-DE"/>
+        </w:rPr>
+      </w:pPr>
+      <w:r>
+        <w:rPr>
+          <w:lang w:val="de-DE"/>
+        </w:rPr>
+      </w:r>
+    </w:p>
+    <w:p>
+      <w:pPr>
+        <w:pStyle w:val="Normal"/>
+        <w:bidi w:val="0"/>
+        <w:jc w:val="start"/>
+        <w:rPr>
+          <w:lang w:val="de-DE"/>
+        </w:rPr>
+      </w:pPr>
+      <w:r>
+        <w:rPr>
+          <w:lang w:val="de-DE"/>
+        </w:rPr>
+      </w:r>
+    </w:p>
+    <w:p>
+      <w:pPr>
+        <w:pStyle w:val="Normal"/>
+        <w:bidi w:val="0"/>
+        <w:jc w:val="start"/>
+        <w:rPr>
+          <w:lang w:val="de-DE"/>
+        </w:rPr>
+      </w:pPr>
+      <w:r>
+        <w:rPr>
+          <w:lang w:val="de-DE"/>
+        </w:rPr>
+      </w:r>
+    </w:p>
+    <w:p>
+      <w:pPr>
+        <w:pStyle w:val="Normal"/>
+        <w:bidi w:val="0"/>
+        <w:jc w:val="start"/>
+        <w:rPr>
+          <w:lang w:val="de-DE"/>
+        </w:rPr>
+      </w:pPr>
+      <w:r>
+        <w:rPr>
+          <w:lang w:val="de-DE"/>
+        </w:rPr>
+      </w:r>
+    </w:p>
+    <w:p>
+      <w:pPr>
+        <w:pStyle w:val="Normal"/>
+        <w:bidi w:val="0"/>
+        <w:jc w:val="start"/>
+        <w:rPr>
+          <w:lang w:val="de-DE"/>
+        </w:rPr>
+      </w:pPr>
+      <w:r>
+        <w:rPr>
+          <w:lang w:val="de-DE"/>
+        </w:rPr>
+      </w:r>
+    </w:p>
+    <w:p>
+      <w:pPr>
+        <w:pStyle w:val="Normal"/>
+        <w:bidi w:val="0"/>
+        <w:jc w:val="start"/>
+        <w:rPr>
+          <w:lang w:val="de-DE"/>
+        </w:rPr>
+      </w:pPr>
+      <w:r>
+        <w:rPr>
+          <w:lang w:val="de-DE"/>
+        </w:rPr>
         <w:t>Zweites Niveau, dritte Woche, Montag den 16.02.26</w:t>
       </w:r>
     </w:p>
@@ -206,43 +815,7 @@
         <w:rPr>
           <w:lang w:val="de-DE"/>
         </w:rPr>
-        <w:t>Die KT t</w:t>
-      </w:r>
-      <w:r>
-        <w:rPr>
-          <w:lang w:val="de-DE"/>
-        </w:rPr>
-        <w:t>a</w:t>
-      </w:r>
-      <w:r>
-        <w:rPr>
-          <w:lang w:val="de-DE"/>
-        </w:rPr>
-        <w:t xml:space="preserve">uschen Ihre Fotos und schreiben eine Zimmer-Beschreibung. Das Ergebnis </w:t>
-      </w:r>
-      <w:r>
-        <w:rPr>
-          <w:lang w:val="de-DE"/>
-        </w:rPr>
-        <w:t>wird</w:t>
-      </w:r>
-      <w:r>
-        <w:rPr>
-          <w:lang w:val="de-DE"/>
-        </w:rPr>
-        <w:t xml:space="preserve"> in Classroom eingereicht damit alle </w:t>
-      </w:r>
-      <w:r>
-        <w:rPr>
-          <w:lang w:val="de-DE"/>
-        </w:rPr>
-        <w:t xml:space="preserve">Ktn </w:t>
-      </w:r>
-      <w:r>
-        <w:rPr>
-          <w:lang w:val="de-DE"/>
-        </w:rPr>
-        <w:t>die verschiedenen Texte lesen können. Welche ist die beste Beschreibung?</w:t>
+        <w:t>Die KT tauschen Ihre Fotos und schreiben eine Zimmer-Beschreibung. Das Ergebnis wird in Classroom eingereicht damit alle Ktn die verschiedenen Texte lesen können. Welche ist die beste Beschreibung?</w:t>
       </w:r>
     </w:p>
     <w:p>
@@ -410,15 +983,7 @@
       </w:pPr>
       <w:r>
         <w:rPr/>
-        <w:t>60‘ Wiederholung von den Theme</w:t>
-      </w:r>
-      <w:r>
-        <w:rPr/>
-        <w:t>n</w:t>
-      </w:r>
-      <w:r>
-        <w:rPr/>
-        <w:t xml:space="preserve"> aus Lektion 5 und 6.</w:t>
+        <w:t>60‘ Wiederholung von den Themen aus Lektion 5 und 6.</w:t>
       </w:r>
     </w:p>
     <w:p>
@@ -492,15 +1057,7 @@
       </w:pPr>
       <w:r>
         <w:rPr/>
-        <w:t>30‘ Sätze mit „nachdem“. Schreiben Sie drei Sätze mit nachdem. Tauschen Sie dann ihre Sätze mit ei</w:t>
-      </w:r>
-      <w:r>
-        <w:rPr/>
-        <w:t>ne</w:t>
-      </w:r>
-      <w:r>
-        <w:rPr/>
-        <w:t>m Partner. Kontrollieren Sie sich gegenseitig.</w:t>
+        <w:t>30‘ Sätze mit „nachdem“. Schreiben Sie drei Sätze mit nachdem. Tauschen Sie dann ihre Sätze mit einem Partner. Kontrollieren Sie sich gegenseitig.</w:t>
       </w:r>
     </w:p>
     <w:p>

--- a/planesDeClaseSegundo.docx
+++ b/planesDeClaseSegundo.docx
@@ -219,396 +219,837 @@
         <w:rPr>
           <w:lang w:val="de-DE"/>
         </w:rPr>
+        <w:t>10‘ Aktive Pause</w:t>
+      </w:r>
+    </w:p>
+    <w:p>
+      <w:pPr>
+        <w:pStyle w:val="Normal"/>
+        <w:bidi w:val="0"/>
+        <w:jc w:val="start"/>
+        <w:rPr>
+          <w:lang w:val="de-DE"/>
+        </w:rPr>
+      </w:pPr>
+      <w:r>
+        <w:rPr>
+          <w:lang w:val="de-DE"/>
+        </w:rPr>
+        <w:t>a) Die KT denken an das zurück, was sie diesen Unterricht zum Thema Perfekt gelernt haben.</w:t>
+      </w:r>
+    </w:p>
+    <w:p>
+      <w:pPr>
+        <w:pStyle w:val="Normal"/>
+        <w:bidi w:val="0"/>
+        <w:jc w:val="start"/>
+        <w:rPr>
+          <w:lang w:val="de-DE"/>
+        </w:rPr>
+      </w:pPr>
+      <w:r>
+        <w:rPr>
+          <w:lang w:val="de-DE"/>
+        </w:rPr>
+        <w:t>b) Sie machen Notizen für sich selbst, damit sie sich später gut an das Thema erinnern können.</w:t>
+      </w:r>
+    </w:p>
+    <w:p>
+      <w:pPr>
+        <w:pStyle w:val="Normal"/>
+        <w:bidi w:val="0"/>
+        <w:jc w:val="start"/>
+        <w:rPr>
+          <w:lang w:val="de-DE"/>
+        </w:rPr>
+      </w:pPr>
+      <w:r>
+        <w:rPr>
+          <w:lang w:val="de-DE"/>
+        </w:rPr>
+        <w:t>c) Sie stellen Fragen an den Klassenkameraden: schaffen sie es, alle Fragen richtig zu beantworten?</w:t>
+      </w:r>
+    </w:p>
+    <w:p>
+      <w:pPr>
+        <w:pStyle w:val="Normal"/>
+        <w:bidi w:val="0"/>
+        <w:jc w:val="start"/>
+        <w:rPr>
+          <w:lang w:val="de-DE"/>
+        </w:rPr>
+      </w:pPr>
+      <w:r>
+        <w:rPr>
+          <w:lang w:val="de-DE"/>
+        </w:rPr>
+      </w:r>
+    </w:p>
+    <w:p>
+      <w:pPr>
+        <w:pStyle w:val="Normal"/>
+        <w:bidi w:val="0"/>
+        <w:jc w:val="start"/>
+        <w:rPr>
+          <w:lang w:val="de-DE"/>
+        </w:rPr>
+      </w:pPr>
+      <w:r>
+        <w:rPr>
+          <w:lang w:val="de-DE"/>
+        </w:rPr>
+        <w:t>20‘ Kaffeklatsch</w:t>
+      </w:r>
+    </w:p>
+    <w:p>
+      <w:pPr>
+        <w:pStyle w:val="Normal"/>
+        <w:bidi w:val="0"/>
+        <w:jc w:val="start"/>
+        <w:rPr>
+          <w:lang w:val="de-DE"/>
+        </w:rPr>
+      </w:pPr>
+      <w:r>
+        <w:rPr>
+          <w:lang w:val="de-DE"/>
+        </w:rPr>
+        <w:t>a) Sprechen Sie schnell</w:t>
+      </w:r>
+    </w:p>
+    <w:p>
+      <w:pPr>
+        <w:pStyle w:val="Normal"/>
+        <w:bidi w:val="0"/>
+        <w:jc w:val="start"/>
+        <w:rPr>
+          <w:lang w:val="de-DE"/>
+        </w:rPr>
+      </w:pPr>
+      <w:r>
+        <w:rPr>
+          <w:lang w:val="de-DE"/>
+        </w:rPr>
+        <w:t>b) Gerda Clausen besucht Ihre Freundin Helga Schumann. Es gibt Kaffee und Kuchen. Über welche Themen sprechen die Freundinnen? Notieren Sie die Ideen.</w:t>
+      </w:r>
+    </w:p>
+    <w:p>
+      <w:pPr>
+        <w:pStyle w:val="Normal"/>
+        <w:bidi w:val="0"/>
+        <w:jc w:val="start"/>
+        <w:rPr>
+          <w:lang w:val="de-DE"/>
+        </w:rPr>
+      </w:pPr>
+      <w:r>
+        <w:rPr>
+          <w:lang w:val="de-DE"/>
+        </w:rPr>
+      </w:r>
+    </w:p>
+    <w:p>
+      <w:pPr>
+        <w:pStyle w:val="Normal"/>
+        <w:bidi w:val="0"/>
+        <w:jc w:val="start"/>
+        <w:rPr>
+          <w:lang w:val="de-DE"/>
+        </w:rPr>
+      </w:pPr>
+      <w:r>
+        <w:rPr>
+          <w:lang w:val="de-DE"/>
+        </w:rPr>
+        <w:t>HAG: Seite 140, Übungen 1c und 1d</w:t>
+      </w:r>
+    </w:p>
+    <w:p>
+      <w:pPr>
+        <w:pStyle w:val="Normal"/>
+        <w:bidi w:val="0"/>
+        <w:jc w:val="start"/>
+        <w:rPr>
+          <w:lang w:val="de-DE"/>
+        </w:rPr>
+      </w:pPr>
+      <w:r>
+        <w:rPr>
+          <w:lang w:val="de-DE"/>
+        </w:rPr>
+        <w:t>******************************************</w:t>
+      </w:r>
+    </w:p>
+    <w:p>
+      <w:pPr>
+        <w:pStyle w:val="Normal"/>
+        <w:bidi w:val="0"/>
+        <w:jc w:val="start"/>
+        <w:rPr>
+          <w:lang w:val="de-DE"/>
+        </w:rPr>
+      </w:pPr>
+      <w:r>
+        <w:rPr>
+          <w:lang w:val="de-DE"/>
+        </w:rPr>
+        <w:t>Sechstes Niveau, vierte Woche, Montag den 02.03.26</w:t>
+      </w:r>
+    </w:p>
+    <w:p>
+      <w:pPr>
+        <w:pStyle w:val="Normal"/>
+        <w:bidi w:val="0"/>
+        <w:jc w:val="start"/>
+        <w:rPr>
+          <w:lang w:val="de-DE"/>
+        </w:rPr>
+      </w:pPr>
+      <w:r>
+        <w:rPr>
+          <w:lang w:val="de-DE"/>
+        </w:rPr>
+      </w:r>
+    </w:p>
+    <w:p>
+      <w:pPr>
+        <w:pStyle w:val="Normal"/>
+        <w:bidi w:val="0"/>
+        <w:jc w:val="start"/>
+        <w:rPr>
+          <w:lang w:val="de-DE"/>
+        </w:rPr>
+      </w:pPr>
+      <w:r>
+        <w:rPr>
+          <w:lang w:val="de-DE"/>
+        </w:rPr>
+        <w:t>10‘ Wissen die KT noch Vokabeln zum Thema Gesundheit und gesundes Leben? Was für eine „Note“ haben sie erzielt? Was noch können sie tun, um ein besseres Leben zu führen?</w:t>
+      </w:r>
+    </w:p>
+    <w:p>
+      <w:pPr>
+        <w:pStyle w:val="Normal"/>
+        <w:bidi w:val="0"/>
+        <w:jc w:val="start"/>
+        <w:rPr>
+          <w:lang w:val="de-DE"/>
+        </w:rPr>
+      </w:pPr>
+      <w:r>
+        <w:rPr>
+          <w:lang w:val="de-DE"/>
+        </w:rPr>
+      </w:r>
+    </w:p>
+    <w:p>
+      <w:pPr>
+        <w:pStyle w:val="Normal"/>
+        <w:bidi w:val="0"/>
+        <w:jc w:val="start"/>
+        <w:rPr>
+          <w:lang w:val="de-DE"/>
+        </w:rPr>
+      </w:pPr>
+      <w:r>
+        <w:rPr>
+          <w:lang w:val="de-DE"/>
+        </w:rPr>
+        <w:t>Im Krankenhaus</w:t>
+      </w:r>
+    </w:p>
+    <w:p>
+      <w:pPr>
+        <w:pStyle w:val="Normal"/>
+        <w:bidi w:val="0"/>
+        <w:jc w:val="start"/>
+        <w:rPr>
+          <w:lang w:val="de-DE"/>
+        </w:rPr>
+      </w:pPr>
+      <w:r>
+        <w:rPr>
+          <w:lang w:val="de-DE"/>
+        </w:rPr>
+        <w:t>10‘ Arbeiten Sie zu zweit. Sehen Sie das Bild an und notieren Sie möglichst viele Wörter. Vergleichen Sie dann im Kurs.</w:t>
+      </w:r>
+    </w:p>
+    <w:p>
+      <w:pPr>
+        <w:pStyle w:val="Normal"/>
+        <w:bidi w:val="0"/>
+        <w:jc w:val="start"/>
+        <w:rPr>
+          <w:lang w:val="de-DE"/>
+        </w:rPr>
+      </w:pPr>
+      <w:r>
+        <w:rPr>
+          <w:lang w:val="de-DE"/>
+        </w:rPr>
+        <w:t>10‘ Hören Sie die Gespräche im Kankenzimmer. Welche Hilfe braucht der Patient? Warum?</w:t>
+      </w:r>
+    </w:p>
+    <w:p>
+      <w:pPr>
+        <w:pStyle w:val="Normal"/>
+        <w:bidi w:val="0"/>
+        <w:jc w:val="start"/>
+        <w:rPr>
+          <w:lang w:val="de-DE"/>
+        </w:rPr>
+      </w:pPr>
+      <w:r>
+        <w:rPr>
+          <w:lang w:val="de-DE"/>
+        </w:rPr>
+        <w:t>10‘ Lesen Sie die Ausdrücke und hören Sie die Gespräche noch  einmal. Welche Ausdrücke hören Sie? Kreuzen Sie an.</w:t>
+      </w:r>
+    </w:p>
+    <w:p>
+      <w:pPr>
+        <w:pStyle w:val="Normal"/>
+        <w:bidi w:val="0"/>
+        <w:jc w:val="start"/>
+        <w:rPr>
+          <w:lang w:val="de-DE"/>
+        </w:rPr>
+      </w:pPr>
+      <w:r>
+        <w:rPr>
+          <w:lang w:val="de-DE"/>
+        </w:rPr>
+        <w:t>15‘ Grammatik. Was bedeuten die Sätze? Kreuzen Sie an.</w:t>
+      </w:r>
+    </w:p>
+    <w:p>
+      <w:pPr>
+        <w:pStyle w:val="Normal"/>
+        <w:bidi w:val="0"/>
+        <w:jc w:val="start"/>
+        <w:rPr>
+          <w:lang w:val="de-DE"/>
+        </w:rPr>
+      </w:pPr>
+      <w:r>
+        <w:rPr>
+          <w:lang w:val="de-DE"/>
+        </w:rPr>
+        <w:t>20‘ 3b Kein Problem! Schreiben Sie Antworten mit brauchen + zu und lesen Sie die Dialoge dann zu zweit.</w:t>
+      </w:r>
+    </w:p>
+    <w:p>
+      <w:pPr>
+        <w:pStyle w:val="Normal"/>
+        <w:bidi w:val="0"/>
+        <w:jc w:val="start"/>
+        <w:rPr>
+          <w:lang w:val="de-DE"/>
+        </w:rPr>
+      </w:pPr>
+      <w:r>
+        <w:rPr>
+          <w:lang w:val="de-DE"/>
+        </w:rPr>
+        <w:t>„</w:t>
+      </w:r>
+      <w:r>
+        <w:rPr>
+          <w:lang w:val="de-DE"/>
+        </w:rPr>
+        <w:t>Das brauchst du nicht zu machen“ ← You don’t need to do that. / No necesitas hacer eso.</w:t>
+      </w:r>
+    </w:p>
+    <w:p>
+      <w:pPr>
+        <w:pStyle w:val="Normal"/>
+        <w:bidi w:val="0"/>
+        <w:jc w:val="start"/>
+        <w:rPr>
+          <w:lang w:val="de-DE"/>
+        </w:rPr>
+      </w:pPr>
+      <w:r>
+        <w:rPr>
+          <w:lang w:val="de-DE"/>
+        </w:rPr>
+        <w:t>„</w:t>
+      </w:r>
+      <w:r>
+        <w:rPr>
+          <w:lang w:val="de-DE"/>
+        </w:rPr>
+        <w:t>Sie brauchen mich nur zu rufen“ ← You just need to call me. / Sólo tienes que llamarme.</w:t>
+      </w:r>
+    </w:p>
+    <w:p>
+      <w:pPr>
+        <w:pStyle w:val="Normal"/>
+        <w:bidi w:val="0"/>
+        <w:jc w:val="start"/>
+        <w:rPr>
+          <w:lang w:val="de-DE"/>
+        </w:rPr>
+      </w:pPr>
+      <w:r>
+        <w:rPr>
+          <w:lang w:val="de-DE"/>
+        </w:rPr>
+        <w:t>30‘ 3c Arbeiten Sie zu zweit. Wählen Sie eine Situation im Krankenhaus und spielen Sie das Gespräch. Machen Sie vorher Notizen und verwenden Sie auch Ausdrücke aus 2c.</w:t>
+      </w:r>
+    </w:p>
+    <w:p>
+      <w:pPr>
+        <w:pStyle w:val="Normal"/>
+        <w:bidi w:val="0"/>
+        <w:jc w:val="start"/>
+        <w:rPr>
+          <w:lang w:val="de-DE"/>
+        </w:rPr>
+      </w:pPr>
+      <w:r>
+        <w:rPr>
+          <w:lang w:val="de-DE"/>
+        </w:rPr>
+      </w:r>
+    </w:p>
+    <w:p>
+      <w:pPr>
+        <w:pStyle w:val="Normal"/>
+        <w:bidi w:val="0"/>
+        <w:jc w:val="start"/>
+        <w:rPr>
+          <w:lang w:val="de-DE"/>
+        </w:rPr>
+      </w:pPr>
+      <w:r>
+        <w:rPr>
+          <w:lang w:val="de-DE"/>
+        </w:rPr>
+      </w:r>
+    </w:p>
+    <w:p>
+      <w:pPr>
+        <w:pStyle w:val="Normal"/>
+        <w:bidi w:val="0"/>
+        <w:jc w:val="start"/>
+        <w:rPr>
+          <w:lang w:val="de-DE"/>
+        </w:rPr>
+      </w:pPr>
+      <w:r>
+        <w:rPr>
+          <w:lang w:val="de-DE"/>
+        </w:rPr>
+      </w:r>
+    </w:p>
+    <w:p>
+      <w:pPr>
+        <w:pStyle w:val="Normal"/>
+        <w:bidi w:val="0"/>
+        <w:jc w:val="start"/>
+        <w:rPr>
+          <w:lang w:val="de-DE"/>
+        </w:rPr>
+      </w:pPr>
+      <w:r>
+        <w:rPr/>
+        <w:t>******************************************</w:t>
+      </w:r>
+    </w:p>
+    <w:p>
+      <w:pPr>
+        <w:pStyle w:val="Normal"/>
+        <w:bidi w:val="0"/>
+        <w:jc w:val="start"/>
+        <w:rPr>
+          <w:lang w:val="de-DE"/>
+        </w:rPr>
+      </w:pPr>
+      <w:r>
+        <w:rPr/>
+        <w:t>Viertes Niveau, vierte Woche, Montag den 02.03.26</w:t>
+      </w:r>
+    </w:p>
+    <w:p>
+      <w:pPr>
+        <w:pStyle w:val="Normal"/>
+        <w:bidi w:val="0"/>
+        <w:jc w:val="start"/>
+        <w:rPr>
+          <w:lang w:val="de-DE"/>
+        </w:rPr>
+      </w:pPr>
+      <w:r>
+        <w:rPr>
+          <w:lang w:val="de-DE"/>
+        </w:rPr>
+      </w:r>
+    </w:p>
+    <w:p>
+      <w:pPr>
+        <w:pStyle w:val="Normal"/>
+        <w:bidi w:val="0"/>
+        <w:jc w:val="start"/>
+        <w:rPr>
+          <w:lang w:val="de-DE"/>
+        </w:rPr>
+      </w:pPr>
+      <w:r>
+        <w:rPr/>
+        <w:t>10‘ Was haben wir voriges Mal gemacht? Haben Diego und Sofía ihr Buch gelesen? Worum geht es im Text? Wollen die anderen auch einen Reader lesen?</w:t>
+      </w:r>
+    </w:p>
+    <w:p>
+      <w:pPr>
+        <w:pStyle w:val="Normal"/>
+        <w:bidi w:val="0"/>
+        <w:jc w:val="start"/>
+        <w:rPr>
+          <w:lang w:val="de-DE"/>
+        </w:rPr>
+      </w:pPr>
+      <w:r>
+        <w:rPr/>
+        <w:t>20‘ Redemittel zur Diskussion. Die KT lesen die Redemittel. Können Sie alle verstehen? Können Sie sie verwenden? ← A2 Buch kann hier verwendet werden. Was müssen sie während der mündlichen Prüfung machen?</w:t>
+      </w:r>
+    </w:p>
+    <w:p>
+      <w:pPr>
+        <w:pStyle w:val="Normal"/>
+        <w:bidi w:val="0"/>
+        <w:jc w:val="start"/>
+        <w:rPr>
+          <w:lang w:val="de-DE"/>
+        </w:rPr>
+      </w:pPr>
+      <w:r>
+        <w:rPr>
+          <w:lang w:val="de-DE"/>
+        </w:rPr>
+      </w:r>
+    </w:p>
+    <w:p>
+      <w:pPr>
+        <w:pStyle w:val="Normal"/>
+        <w:bidi w:val="0"/>
+        <w:jc w:val="start"/>
+        <w:rPr>
+          <w:lang w:val="de-DE"/>
+        </w:rPr>
+      </w:pPr>
+      <w:r>
+        <w:rPr/>
+        <w:t>Der Weg zur Arbeit in D-A-CH</w:t>
+      </w:r>
+    </w:p>
+    <w:p>
+      <w:pPr>
+        <w:pStyle w:val="Normal"/>
+        <w:bidi w:val="0"/>
+        <w:jc w:val="start"/>
+        <w:rPr>
+          <w:lang w:val="de-DE"/>
+        </w:rPr>
+      </w:pPr>
+      <w:r>
+        <w:rPr/>
+        <w:t>10‘ Intro: Video PENDELN durch die ISAR. Lass die KT das Video sehen. Was macht gerade dieser Mann am Isar? Wohin will er? Würden die KT dasselbe machen? Warum? Warum nicht? Wer brauch am längsten?</w:t>
+      </w:r>
+    </w:p>
+    <w:p>
+      <w:pPr>
+        <w:pStyle w:val="Normal"/>
+        <w:bidi w:val="0"/>
+        <w:jc w:val="start"/>
+        <w:rPr>
+          <w:lang w:val="de-DE"/>
+        </w:rPr>
+      </w:pPr>
+      <w:r>
+        <w:rPr/>
         <w:t xml:space="preserve">10‘ </w:t>
       </w:r>
       <w:r>
-        <w:rPr>
-          <w:lang w:val="de-DE"/>
-        </w:rPr>
-        <w:t>Aktive Pause</w:t>
-      </w:r>
-    </w:p>
-    <w:p>
-      <w:pPr>
-        <w:pStyle w:val="Normal"/>
-        <w:bidi w:val="0"/>
-        <w:jc w:val="start"/>
-        <w:rPr>
-          <w:lang w:val="de-DE"/>
-        </w:rPr>
-      </w:pPr>
-      <w:r>
-        <w:rPr>
-          <w:lang w:val="de-DE"/>
-        </w:rPr>
-        <w:t>a) Die KT denken an das zurück, was sie diesen Unterricht zum Thema Perfekt gelernt haben.</w:t>
-      </w:r>
-    </w:p>
-    <w:p>
-      <w:pPr>
-        <w:pStyle w:val="Normal"/>
-        <w:bidi w:val="0"/>
-        <w:jc w:val="start"/>
-        <w:rPr>
-          <w:lang w:val="de-DE"/>
-        </w:rPr>
-      </w:pPr>
-      <w:r>
-        <w:rPr>
-          <w:lang w:val="de-DE"/>
-        </w:rPr>
-        <w:t>b) Sie machen Notizen für sich selbst, damit sie sich später gut an das Thema erinnern können.</w:t>
-      </w:r>
-    </w:p>
-    <w:p>
-      <w:pPr>
-        <w:pStyle w:val="Normal"/>
-        <w:bidi w:val="0"/>
-        <w:jc w:val="start"/>
-        <w:rPr>
-          <w:lang w:val="de-DE"/>
-        </w:rPr>
-      </w:pPr>
-      <w:r>
-        <w:rPr>
-          <w:lang w:val="de-DE"/>
-        </w:rPr>
-        <w:t>c) Sie stellen Fragen an den Klassenkameraden: schaffen sie es, alle Fragen richtig zu beantworten?</w:t>
-      </w:r>
-    </w:p>
-    <w:p>
-      <w:pPr>
-        <w:pStyle w:val="Normal"/>
-        <w:bidi w:val="0"/>
-        <w:jc w:val="start"/>
-        <w:rPr>
-          <w:lang w:val="de-DE"/>
-        </w:rPr>
-      </w:pPr>
-      <w:r>
-        <w:rPr>
-          <w:lang w:val="de-DE"/>
-        </w:rPr>
-      </w:r>
-    </w:p>
-    <w:p>
-      <w:pPr>
-        <w:pStyle w:val="Normal"/>
-        <w:bidi w:val="0"/>
-        <w:jc w:val="start"/>
-        <w:rPr>
-          <w:lang w:val="de-DE"/>
-        </w:rPr>
-      </w:pPr>
-      <w:r>
-        <w:rPr>
-          <w:lang w:val="de-DE"/>
-        </w:rPr>
-        <w:t>20‘ Kaffeklatsch</w:t>
-      </w:r>
-    </w:p>
-    <w:p>
-      <w:pPr>
-        <w:pStyle w:val="Normal"/>
-        <w:bidi w:val="0"/>
-        <w:jc w:val="start"/>
-        <w:rPr>
-          <w:lang w:val="de-DE"/>
-        </w:rPr>
-      </w:pPr>
-      <w:r>
-        <w:rPr>
-          <w:lang w:val="de-DE"/>
-        </w:rPr>
-        <w:t>a) Sprechen Sie schnell</w:t>
-      </w:r>
-    </w:p>
-    <w:p>
-      <w:pPr>
-        <w:pStyle w:val="Normal"/>
-        <w:bidi w:val="0"/>
-        <w:jc w:val="start"/>
-        <w:rPr>
-          <w:lang w:val="de-DE"/>
-        </w:rPr>
-      </w:pPr>
-      <w:r>
-        <w:rPr>
-          <w:lang w:val="de-DE"/>
-        </w:rPr>
-        <w:t>b) Gerda Clausen besucht Ihre Freundin Helga Schumann. Es gibt Kaffee und Kuchen. Über welche Themen sprechen die Freundinnen? Notieren Sie die Ideen.</w:t>
-      </w:r>
-    </w:p>
-    <w:p>
-      <w:pPr>
-        <w:pStyle w:val="Normal"/>
-        <w:bidi w:val="0"/>
-        <w:jc w:val="start"/>
-        <w:rPr>
-          <w:lang w:val="de-DE"/>
-        </w:rPr>
-      </w:pPr>
-      <w:r>
-        <w:rPr>
-          <w:lang w:val="de-DE"/>
-        </w:rPr>
-      </w:r>
-    </w:p>
-    <w:p>
-      <w:pPr>
-        <w:pStyle w:val="Normal"/>
-        <w:bidi w:val="0"/>
-        <w:jc w:val="start"/>
-        <w:rPr>
-          <w:lang w:val="de-DE"/>
-        </w:rPr>
-      </w:pPr>
-      <w:r>
-        <w:rPr>
-          <w:lang w:val="de-DE"/>
-        </w:rPr>
-        <w:t>HAG: Seite 140, Übungen 1c und 1d</w:t>
-      </w:r>
-    </w:p>
-    <w:p>
-      <w:pPr>
-        <w:pStyle w:val="Normal"/>
-        <w:bidi w:val="0"/>
-        <w:jc w:val="start"/>
-        <w:rPr>
-          <w:lang w:val="de-DE"/>
-        </w:rPr>
-      </w:pPr>
-      <w:r>
-        <w:rPr>
-          <w:lang w:val="de-DE"/>
-        </w:rPr>
+        <w:rPr/>
+        <w:t>11a) Lesen Sie. Wie kommen die drei Personen zur Arbeit? Welche Verkehrsmittel benutzen sie? Wie lange brauchen sie? Notieren Sie.</w:t>
+      </w:r>
+    </w:p>
+    <w:p>
+      <w:pPr>
+        <w:pStyle w:val="Normal"/>
+        <w:bidi w:val="0"/>
+        <w:jc w:val="start"/>
+        <w:rPr>
+          <w:lang w:val="de-DE"/>
+        </w:rPr>
+      </w:pPr>
+      <w:r>
+        <w:rPr/>
+        <w:t xml:space="preserve">15‘ </w:t>
+      </w:r>
+      <w:r>
+        <w:rPr/>
+        <w:t>11b) Wie kommen Sie zum Sprachkurs? Machen Sie eine Schlange.</w:t>
+      </w:r>
+      <w:r>
+        <w:rPr>
+          <w:lang w:val="de-DE"/>
+        </w:rPr>
+        <w:t xml:space="preserve"> </w:t>
+      </w:r>
+      <w:r>
+        <w:rPr>
+          <w:lang w:val="de-DE"/>
+        </w:rPr>
+        <w:t>Wer braucht am längsten? Er/sie steht ganz vorn. Wer braucht am kürzesten? Er/Sie steht ganz hinten.</w:t>
+      </w:r>
+    </w:p>
+    <w:p>
+      <w:pPr>
+        <w:pStyle w:val="Normal"/>
+        <w:bidi w:val="0"/>
+        <w:jc w:val="start"/>
+        <w:rPr>
+          <w:lang w:val="de-DE"/>
+        </w:rPr>
+      </w:pPr>
+      <w:r>
+        <w:rPr>
+          <w:lang w:val="de-DE"/>
+        </w:rPr>
+        <w:t>20‘ Arbeiten Sie zu zweit. Sehen Sie je eine Grafik an und berichten Sie ihrem Partner / Ihrer Partnerin.</w:t>
+      </w:r>
+    </w:p>
+    <w:p>
+      <w:pPr>
+        <w:pStyle w:val="Normal"/>
+        <w:bidi w:val="0"/>
+        <w:jc w:val="start"/>
+        <w:rPr>
+          <w:lang w:val="de-DE"/>
+        </w:rPr>
+      </w:pPr>
+      <w:r>
+        <w:rPr>
+          <w:lang w:val="de-DE"/>
+        </w:rPr>
+        <w:t>10‘ Welche Informationen aus 12a haben Sie überrascht? Vergleichen Sie mit Ihren Ergebnissen aus 11b und 11c.</w:t>
+      </w:r>
+    </w:p>
+    <w:p>
+      <w:pPr>
+        <w:pStyle w:val="Normal"/>
+        <w:bidi w:val="0"/>
+        <w:jc w:val="start"/>
+        <w:rPr>
+          <w:lang w:val="de-DE"/>
+        </w:rPr>
+      </w:pPr>
+      <w:r>
+        <w:rPr>
+          <w:lang w:val="de-DE"/>
+        </w:rPr>
+      </w:r>
+    </w:p>
+    <w:p>
+      <w:pPr>
+        <w:pStyle w:val="Normal"/>
+        <w:bidi w:val="0"/>
+        <w:jc w:val="start"/>
+        <w:rPr>
+          <w:lang w:val="de-DE"/>
+        </w:rPr>
+      </w:pPr>
+      <w:r>
+        <w:rPr>
+          <w:lang w:val="de-DE"/>
+        </w:rPr>
+        <w:t>40‘ Zug-Geschichten</w:t>
+      </w:r>
+    </w:p>
+    <w:p>
+      <w:pPr>
+        <w:pStyle w:val="Normal"/>
+        <w:bidi w:val="0"/>
+        <w:jc w:val="start"/>
+        <w:rPr>
+          <w:lang w:val="de-DE"/>
+        </w:rPr>
+      </w:pPr>
+      <w:r>
+        <w:rPr>
+          <w:lang w:val="de-DE"/>
+        </w:rPr>
+        <w:t>13a) Sehen Sie die Fotos an und notieren Sie zu zweit vier bis fünf Wörter zu jedem Foto. Vergleichen Sie dann im Kurs.</w:t>
+      </w:r>
+    </w:p>
+    <w:p>
+      <w:pPr>
+        <w:pStyle w:val="Normal"/>
+        <w:bidi w:val="0"/>
+        <w:jc w:val="start"/>
+        <w:rPr>
+          <w:lang w:val="de-DE"/>
+        </w:rPr>
+      </w:pPr>
+      <w:r>
+        <w:rPr>
+          <w:lang w:val="de-DE"/>
+        </w:rPr>
+        <w:t>13b) Hören Sie die Zug-Geschichten. Ordnen Sie sie den Fotos zu.</w:t>
+      </w:r>
+    </w:p>
+    <w:p>
+      <w:pPr>
+        <w:pStyle w:val="Normal"/>
+        <w:bidi w:val="0"/>
+        <w:jc w:val="start"/>
+        <w:rPr>
+          <w:lang w:val="de-DE"/>
+        </w:rPr>
+      </w:pPr>
+      <w:r>
+        <w:rPr>
+          <w:lang w:val="de-DE"/>
+        </w:rPr>
+        <w:t>13c) Hören Sie noch einmal und ergänzen Sie die Sätze.</w:t>
+      </w:r>
+    </w:p>
+    <w:p>
+      <w:pPr>
+        <w:pStyle w:val="Normal"/>
+        <w:bidi w:val="0"/>
+        <w:jc w:val="start"/>
+        <w:rPr>
+          <w:lang w:val="de-DE"/>
+        </w:rPr>
+      </w:pPr>
+      <w:r>
+        <w:rPr>
+          <w:lang w:val="de-DE"/>
+        </w:rPr>
+        <w:t>13d) Arbeiten Sie zu dritt. Wählen Sie ein Bild oder eine andere Situation im Zug. Überlegen Sie sich eine Geschichte. Sammeln Sie Ideen und machen Sie Notizen.</w:t>
+      </w:r>
+    </w:p>
+    <w:p>
+      <w:pPr>
+        <w:pStyle w:val="Normal"/>
+        <w:bidi w:val="0"/>
+        <w:jc w:val="start"/>
+        <w:rPr>
+          <w:lang w:val="de-DE"/>
+        </w:rPr>
+      </w:pPr>
+      <w:r>
+        <w:rPr>
+          <w:lang w:val="de-DE"/>
+        </w:rPr>
+      </w:r>
+    </w:p>
+    <w:p>
+      <w:pPr>
+        <w:pStyle w:val="Normal"/>
+        <w:bidi w:val="0"/>
+        <w:jc w:val="start"/>
+        <w:rPr>
+          <w:lang w:val="de-DE"/>
+        </w:rPr>
+      </w:pPr>
+      <w:r>
+        <w:rPr>
+          <w:lang w:val="de-DE"/>
+        </w:rPr>
+        <w:t>HAG: Seite 88, Video: die Netzwerk-WG</w:t>
+      </w:r>
+    </w:p>
+    <w:p>
+      <w:pPr>
+        <w:pStyle w:val="Normal"/>
+        <w:bidi w:val="0"/>
+        <w:jc w:val="start"/>
+        <w:rPr>
+          <w:lang w:val="de-DE"/>
+        </w:rPr>
+      </w:pPr>
+      <w:r>
+        <w:rPr>
+          <w:lang w:val="de-DE"/>
+        </w:rPr>
+      </w:r>
+    </w:p>
+    <w:p>
+      <w:pPr>
+        <w:pStyle w:val="Normal"/>
+        <w:bidi w:val="0"/>
+        <w:jc w:val="start"/>
+        <w:rPr>
+          <w:lang w:val="de-DE"/>
+        </w:rPr>
+      </w:pPr>
+      <w:r>
+        <w:rPr>
+          <w:lang w:val="de-DE"/>
+        </w:rPr>
+      </w:r>
+    </w:p>
+    <w:p>
+      <w:pPr>
+        <w:pStyle w:val="Normal"/>
+        <w:bidi w:val="0"/>
+        <w:jc w:val="start"/>
+        <w:rPr>
+          <w:lang w:val="de-DE"/>
+        </w:rPr>
+      </w:pPr>
+      <w:r>
+        <w:rPr>
+          <w:lang w:val="de-DE"/>
+        </w:rPr>
+      </w:r>
+    </w:p>
+    <w:p>
+      <w:pPr>
+        <w:pStyle w:val="Normal"/>
+        <w:bidi w:val="0"/>
+        <w:jc w:val="start"/>
+        <w:rPr>
+          <w:lang w:val="de-DE"/>
+        </w:rPr>
+      </w:pPr>
+      <w:r>
+        <w:rPr>
+          <w:lang w:val="de-DE"/>
+        </w:rPr>
+      </w:r>
+    </w:p>
+    <w:p>
+      <w:pPr>
+        <w:pStyle w:val="Normal"/>
+        <w:bidi w:val="0"/>
+        <w:jc w:val="start"/>
+        <w:rPr>
+          <w:lang w:val="de-DE"/>
+        </w:rPr>
+      </w:pPr>
+      <w:r>
+        <w:rPr>
+          <w:lang w:val="de-DE"/>
+        </w:rPr>
+      </w:r>
+    </w:p>
+    <w:p>
+      <w:pPr>
+        <w:pStyle w:val="Normal"/>
+        <w:bidi w:val="0"/>
+        <w:jc w:val="start"/>
+        <w:rPr>
+          <w:lang w:val="de-DE"/>
+        </w:rPr>
+      </w:pPr>
+      <w:r>
+        <w:rPr/>
         <w:t>******************************************</w:t>
-      </w:r>
-    </w:p>
-    <w:p>
-      <w:pPr>
-        <w:pStyle w:val="Normal"/>
-        <w:bidi w:val="0"/>
-        <w:jc w:val="start"/>
-        <w:rPr>
-          <w:lang w:val="de-DE"/>
-        </w:rPr>
-      </w:pPr>
-      <w:r>
-        <w:rPr>
-          <w:lang w:val="de-DE"/>
-        </w:rPr>
-        <w:t xml:space="preserve">Sechstes </w:t>
-      </w:r>
-      <w:r>
-        <w:rPr>
-          <w:lang w:val="de-DE"/>
-        </w:rPr>
-        <w:t xml:space="preserve">Niveau, </w:t>
-      </w:r>
-      <w:r>
-        <w:rPr>
-          <w:lang w:val="de-DE"/>
-        </w:rPr>
-        <w:t>vierte</w:t>
-      </w:r>
-      <w:r>
-        <w:rPr>
-          <w:lang w:val="de-DE"/>
-        </w:rPr>
-        <w:t xml:space="preserve"> Woche, Montag den 02.03.26</w:t>
-      </w:r>
-    </w:p>
-    <w:p>
-      <w:pPr>
-        <w:pStyle w:val="Normal"/>
-        <w:bidi w:val="0"/>
-        <w:jc w:val="start"/>
-        <w:rPr>
-          <w:lang w:val="de-DE"/>
-        </w:rPr>
-      </w:pPr>
-      <w:r>
-        <w:rPr>
-          <w:lang w:val="de-DE"/>
-        </w:rPr>
-      </w:r>
-    </w:p>
-    <w:p>
-      <w:pPr>
-        <w:pStyle w:val="Normal"/>
-        <w:bidi w:val="0"/>
-        <w:jc w:val="start"/>
-        <w:rPr>
-          <w:lang w:val="de-DE"/>
-        </w:rPr>
-      </w:pPr>
-      <w:r>
-        <w:rPr>
-          <w:lang w:val="de-DE"/>
-        </w:rPr>
-        <w:t>10‘ Wissen die KT noch Vokabeln zum Thema Gesundheit und gesundes Leben? Was für eine „Note“ haben sie erzielt? Was noch können sie tun, um ein besseres Leben zu führen?</w:t>
-      </w:r>
-    </w:p>
-    <w:p>
-      <w:pPr>
-        <w:pStyle w:val="Normal"/>
-        <w:bidi w:val="0"/>
-        <w:jc w:val="start"/>
-        <w:rPr>
-          <w:lang w:val="de-DE"/>
-        </w:rPr>
-      </w:pPr>
-      <w:r>
-        <w:rPr>
-          <w:lang w:val="de-DE"/>
-        </w:rPr>
-      </w:r>
-    </w:p>
-    <w:p>
-      <w:pPr>
-        <w:pStyle w:val="Normal"/>
-        <w:bidi w:val="0"/>
-        <w:jc w:val="start"/>
-        <w:rPr>
-          <w:lang w:val="de-DE"/>
-        </w:rPr>
-      </w:pPr>
-      <w:r>
-        <w:rPr>
-          <w:lang w:val="de-DE"/>
-        </w:rPr>
-        <w:t>Im Krankenh</w:t>
-      </w:r>
-      <w:r>
-        <w:rPr>
-          <w:lang w:val="de-DE"/>
-        </w:rPr>
-        <w:t>aus</w:t>
-      </w:r>
-    </w:p>
-    <w:p>
-      <w:pPr>
-        <w:pStyle w:val="Normal"/>
-        <w:bidi w:val="0"/>
-        <w:jc w:val="start"/>
-        <w:rPr>
-          <w:lang w:val="de-DE"/>
-        </w:rPr>
-      </w:pPr>
-      <w:r>
-        <w:rPr>
-          <w:lang w:val="de-DE"/>
-        </w:rPr>
-        <w:t>10‘ Arbeiten Sie zu zweit. Sehen Sie das Bild an und notieren Sie möglichst viele Wörter. Vergleichen Sie dann im Kurs.</w:t>
-      </w:r>
-    </w:p>
-    <w:p>
-      <w:pPr>
-        <w:pStyle w:val="Normal"/>
-        <w:bidi w:val="0"/>
-        <w:jc w:val="start"/>
-        <w:rPr>
-          <w:lang w:val="de-DE"/>
-        </w:rPr>
-      </w:pPr>
-      <w:r>
-        <w:rPr>
-          <w:lang w:val="de-DE"/>
-        </w:rPr>
-        <w:t>10‘ Hören Sie die Gespräche im Kankenzimmer. Welche Hilfe braucht der Patient? Warum?</w:t>
-      </w:r>
-    </w:p>
-    <w:p>
-      <w:pPr>
-        <w:pStyle w:val="Normal"/>
-        <w:bidi w:val="0"/>
-        <w:jc w:val="start"/>
-        <w:rPr>
-          <w:lang w:val="de-DE"/>
-        </w:rPr>
-      </w:pPr>
-      <w:r>
-        <w:rPr>
-          <w:lang w:val="de-DE"/>
-        </w:rPr>
-        <w:t>10‘ Lesen Sie die Ausdrücke und hören Sie die Gespräche</w:t>
-      </w:r>
-    </w:p>
-    <w:p>
-      <w:pPr>
-        <w:pStyle w:val="Normal"/>
-        <w:bidi w:val="0"/>
-        <w:jc w:val="start"/>
-        <w:rPr>
-          <w:lang w:val="de-DE"/>
-        </w:rPr>
-      </w:pPr>
-      <w:r>
-        <w:rPr>
-          <w:lang w:val="de-DE"/>
-        </w:rPr>
-      </w:r>
-    </w:p>
-    <w:p>
-      <w:pPr>
-        <w:pStyle w:val="Normal"/>
-        <w:bidi w:val="0"/>
-        <w:jc w:val="start"/>
-        <w:rPr>
-          <w:lang w:val="de-DE"/>
-        </w:rPr>
-      </w:pPr>
-      <w:r>
-        <w:rPr>
-          <w:lang w:val="de-DE"/>
-        </w:rPr>
-      </w:r>
-    </w:p>
-    <w:p>
-      <w:pPr>
-        <w:pStyle w:val="Normal"/>
-        <w:bidi w:val="0"/>
-        <w:jc w:val="start"/>
-        <w:rPr>
-          <w:lang w:val="de-DE"/>
-        </w:rPr>
-      </w:pPr>
-      <w:r>
-        <w:rPr>
-          <w:lang w:val="de-DE"/>
-        </w:rPr>
-      </w:r>
-    </w:p>
-    <w:p>
-      <w:pPr>
-        <w:pStyle w:val="Normal"/>
-        <w:bidi w:val="0"/>
-        <w:jc w:val="start"/>
-        <w:rPr>
-          <w:lang w:val="de-DE"/>
-        </w:rPr>
-      </w:pPr>
-      <w:r>
-        <w:rPr>
-          <w:lang w:val="de-DE"/>
-        </w:rPr>
-      </w:r>
-    </w:p>
-    <w:p>
-      <w:pPr>
-        <w:pStyle w:val="Normal"/>
-        <w:bidi w:val="0"/>
-        <w:jc w:val="start"/>
-        <w:rPr>
-          <w:lang w:val="de-DE"/>
-        </w:rPr>
-      </w:pPr>
-      <w:r>
-        <w:rPr>
-          <w:lang w:val="de-DE"/>
-        </w:rPr>
       </w:r>
     </w:p>
     <w:p>

--- a/planesDeClaseSegundo.docx
+++ b/planesDeClaseSegundo.docx
@@ -1,6 +1,6 @@
 
 <file path=word/document.xml><?xml version="1.0" encoding="utf-8"?>
-<w:document xmlns:o="urn:schemas-microsoft-com:office:office" xmlns:r="http://schemas.openxmlformats.org/officeDocument/2006/relationships" xmlns:v="urn:schemas-microsoft-com:vml" xmlns:w="http://schemas.openxmlformats.org/wordprocessingml/2006/main" xmlns:w10="urn:schemas-microsoft-com:office:word" xmlns:wp="http://schemas.openxmlformats.org/drawingml/2006/wordprocessingDrawing" xmlns:pic="http://schemas.openxmlformats.org/drawingml/2006/picture" xmlns:wps="http://schemas.microsoft.com/office/word/2010/wordprocessingShape" xmlns:wpg="http://schemas.microsoft.com/office/word/2010/wordprocessingGroup" xmlns:mc="http://schemas.openxmlformats.org/markup-compatibility/2006" xmlns:wp14="http://schemas.microsoft.com/office/word/2010/wordprocessingDrawing" xmlns:w14="http://schemas.microsoft.com/office/word/2010/wordml" xmlns:w15="http://schemas.microsoft.com/office/word/2012/wordml" mc:Ignorable="w14 wp14 w15">
+<w:document xmlns:o="urn:schemas-microsoft-com:office:office" xmlns:r="http://schemas.openxmlformats.org/officeDocument/2006/relationships" xmlns:v="urn:schemas-microsoft-com:vml" xmlns:w="http://schemas.openxmlformats.org/wordprocessingml/2006/main" xmlns:w10="urn:schemas-microsoft-com:office:word" xmlns:wp="http://schemas.openxmlformats.org/drawingml/2006/wordprocessingDrawing" xmlns:wps="http://schemas.microsoft.com/office/word/2010/wordprocessingShape" xmlns:wpg="http://schemas.microsoft.com/office/word/2010/wordprocessingGroup" xmlns:mc="http://schemas.openxmlformats.org/markup-compatibility/2006" xmlns:wp14="http://schemas.microsoft.com/office/word/2010/wordprocessingDrawing" xmlns:w14="http://schemas.microsoft.com/office/word/2010/wordml" xmlns:w15="http://schemas.microsoft.com/office/word/2012/wordml" mc:Ignorable="w14 wp14 w15">
   <w:body>
     <w:p>
       <w:pPr>
@@ -15,7 +15,19 @@
         <w:rPr>
           <w:lang w:val="de-DE"/>
         </w:rPr>
-        <w:t>Zweites Niveau, dritte Woche, Montag den 02.03.26</w:t>
+        <w:t xml:space="preserve">Zweites Niveau, </w:t>
+      </w:r>
+      <w:r>
+        <w:rPr>
+          <w:lang w:val="de-DE"/>
+        </w:rPr>
+        <w:t>vierte</w:t>
+      </w:r>
+      <w:r>
+        <w:rPr>
+          <w:lang w:val="de-DE"/>
+        </w:rPr>
+        <w:t xml:space="preserve"> Woche, Montag den 02.03.26</w:t>
       </w:r>
     </w:p>
     <w:p>
@@ -768,41 +780,27 @@
       </w:pPr>
       <w:r>
         <w:rPr/>
-        <w:t xml:space="preserve">10‘ </w:t>
-      </w:r>
-      <w:r>
-        <w:rPr/>
-        <w:t>11a) Lesen Sie. Wie kommen die drei Personen zur Arbeit? Welche Verkehrsmittel benutzen sie? Wie lange brauchen sie? Notieren Sie.</w:t>
-      </w:r>
-    </w:p>
-    <w:p>
-      <w:pPr>
-        <w:pStyle w:val="Normal"/>
-        <w:bidi w:val="0"/>
-        <w:jc w:val="start"/>
-        <w:rPr>
-          <w:lang w:val="de-DE"/>
-        </w:rPr>
-      </w:pPr>
-      <w:r>
-        <w:rPr/>
-        <w:t xml:space="preserve">15‘ </w:t>
-      </w:r>
-      <w:r>
-        <w:rPr/>
-        <w:t>11b) Wie kommen Sie zum Sprachkurs? Machen Sie eine Schlange.</w:t>
-      </w:r>
-      <w:r>
-        <w:rPr>
-          <w:lang w:val="de-DE"/>
-        </w:rPr>
-        <w:t xml:space="preserve"> </w:t>
-      </w:r>
-      <w:r>
-        <w:rPr>
-          <w:lang w:val="de-DE"/>
-        </w:rPr>
-        <w:t>Wer braucht am längsten? Er/sie steht ganz vorn. Wer braucht am kürzesten? Er/Sie steht ganz hinten.</w:t>
+        <w:t>10‘ 11a) Lesen Sie. Wie kommen die drei Personen zur Arbeit? Welche Verkehrsmittel benutzen sie? Wie lange brauchen sie? Notieren Sie.</w:t>
+      </w:r>
+    </w:p>
+    <w:p>
+      <w:pPr>
+        <w:pStyle w:val="Normal"/>
+        <w:bidi w:val="0"/>
+        <w:jc w:val="start"/>
+        <w:rPr>
+          <w:lang w:val="de-DE"/>
+        </w:rPr>
+      </w:pPr>
+      <w:r>
+        <w:rPr/>
+        <w:t>15‘ 11b) Wie kommen Sie zum Sprachkurs? Machen Sie eine Schlange.</w:t>
+      </w:r>
+      <w:r>
+        <w:rPr>
+          <w:lang w:val="de-DE"/>
+        </w:rPr>
+        <w:t xml:space="preserve"> Wer braucht am längsten? Er/sie steht ganz vorn. Wer braucht am kürzesten? Er/Sie steht ganz hinten.</w:t>
       </w:r>
     </w:p>
     <w:p>
@@ -2585,7 +2583,7 @@
     </w:rPr>
   </w:style>
   <w:style w:type="paragraph" w:styleId="Caption">
-    <w:name w:val="caption"/>
+    <w:name w:val="Caption"/>
     <w:basedOn w:val="Normal"/>
     <w:qFormat/>
     <w:pPr>

--- a/planesDeClaseSegundo.docx
+++ b/planesDeClaseSegundo.docx
@@ -15,19 +15,7 @@
         <w:rPr>
           <w:lang w:val="de-DE"/>
         </w:rPr>
-        <w:t xml:space="preserve">Zweites Niveau, </w:t>
-      </w:r>
-      <w:r>
-        <w:rPr>
-          <w:lang w:val="de-DE"/>
-        </w:rPr>
-        <w:t>vierte</w:t>
-      </w:r>
-      <w:r>
-        <w:rPr>
-          <w:lang w:val="de-DE"/>
-        </w:rPr>
-        <w:t xml:space="preserve"> Woche, Montag den 02.03.26</w:t>
+        <w:t>Zweites Niveau, vierte Woche, Montag den 02.03.26</w:t>
       </w:r>
     </w:p>
     <w:p>

--- a/planesDeClaseSegundo.docx
+++ b/planesDeClaseSegundo.docx
@@ -2,6 +2,151 @@
 <file path=word/document.xml><?xml version="1.0" encoding="utf-8"?>
 <w:document xmlns:o="urn:schemas-microsoft-com:office:office" xmlns:r="http://schemas.openxmlformats.org/officeDocument/2006/relationships" xmlns:v="urn:schemas-microsoft-com:vml" xmlns:w="http://schemas.openxmlformats.org/wordprocessingml/2006/main" xmlns:w10="urn:schemas-microsoft-com:office:word" xmlns:wp="http://schemas.openxmlformats.org/drawingml/2006/wordprocessingDrawing" xmlns:wps="http://schemas.microsoft.com/office/word/2010/wordprocessingShape" xmlns:wpg="http://schemas.microsoft.com/office/word/2010/wordprocessingGroup" xmlns:mc="http://schemas.openxmlformats.org/markup-compatibility/2006" xmlns:wp14="http://schemas.microsoft.com/office/word/2010/wordprocessingDrawing" xmlns:w14="http://schemas.microsoft.com/office/word/2010/wordml" xmlns:w15="http://schemas.microsoft.com/office/word/2012/wordml" mc:Ignorable="w14 wp14 w15">
   <w:body>
+    <w:p>
+      <w:pPr>
+        <w:pStyle w:val="Normal"/>
+        <w:bidi w:val="0"/>
+        <w:jc w:val="start"/>
+        <w:rPr>
+          <w:lang w:val="de-DE"/>
+        </w:rPr>
+      </w:pPr>
+      <w:r>
+        <w:rPr>
+          <w:lang w:val="de-DE"/>
+        </w:rPr>
+        <w:t xml:space="preserve">Zweites Niveau, vierte Woche, </w:t>
+      </w:r>
+      <w:r>
+        <w:rPr>
+          <w:lang w:val="de-DE"/>
+        </w:rPr>
+        <w:t>Mittwoch</w:t>
+      </w:r>
+      <w:r>
+        <w:rPr>
+          <w:lang w:val="de-DE"/>
+        </w:rPr>
+        <w:t xml:space="preserve"> den 0</w:t>
+      </w:r>
+      <w:r>
+        <w:rPr>
+          <w:lang w:val="de-DE"/>
+        </w:rPr>
+        <w:t>4</w:t>
+      </w:r>
+      <w:r>
+        <w:rPr>
+          <w:lang w:val="de-DE"/>
+        </w:rPr>
+        <w:t>.03.26</w:t>
+      </w:r>
+    </w:p>
+    <w:p>
+      <w:pPr>
+        <w:pStyle w:val="Normal"/>
+        <w:bidi w:val="0"/>
+        <w:jc w:val="start"/>
+        <w:rPr>
+          <w:lang w:val="de-DE"/>
+        </w:rPr>
+      </w:pPr>
+      <w:r>
+        <w:rPr/>
+      </w:r>
+    </w:p>
+    <w:p>
+      <w:pPr>
+        <w:pStyle w:val="Normal"/>
+        <w:bidi w:val="0"/>
+        <w:jc w:val="start"/>
+        <w:rPr>
+          <w:lang w:val="de-DE"/>
+        </w:rPr>
+      </w:pPr>
+      <w:r>
+        <w:rPr>
+          <w:lang w:val="de-DE"/>
+        </w:rPr>
+        <w:t>40‘ Kaffeklatsch</w:t>
+      </w:r>
+    </w:p>
+    <w:p>
+      <w:pPr>
+        <w:pStyle w:val="Normal"/>
+        <w:bidi w:val="0"/>
+        <w:jc w:val="start"/>
+        <w:rPr>
+          <w:lang w:val="de-DE"/>
+        </w:rPr>
+      </w:pPr>
+      <w:r>
+        <w:rPr>
+          <w:lang w:val="de-DE"/>
+        </w:rPr>
+        <w:t>1d) Meinen Mann, seine Freunde, … lesen Sie und markieren Sie die Possessivartikel und Nomen im Akkusativ.</w:t>
+      </w:r>
+    </w:p>
+    <w:p>
+      <w:pPr>
+        <w:pStyle w:val="Normal"/>
+        <w:bidi w:val="0"/>
+        <w:jc w:val="start"/>
+        <w:rPr>
+          <w:lang w:val="de-DE"/>
+        </w:rPr>
+      </w:pPr>
+      <w:r>
+        <w:rPr>
+          <w:lang w:val="de-DE"/>
+        </w:rPr>
+        <w:t>1e) Andere Personen, andere Themen. Variieren Sie den Dialog.</w:t>
+      </w:r>
+    </w:p>
+    <w:p>
+      <w:pPr>
+        <w:pStyle w:val="Normal"/>
+        <w:bidi w:val="0"/>
+        <w:jc w:val="start"/>
+        <w:rPr>
+          <w:lang w:val="de-DE"/>
+        </w:rPr>
+      </w:pPr>
+      <w:r>
+        <w:rPr>
+          <w:lang w:val="de-DE"/>
+        </w:rPr>
+      </w:r>
+    </w:p>
+    <w:p>
+      <w:pPr>
+        <w:pStyle w:val="Normal"/>
+        <w:bidi w:val="0"/>
+        <w:jc w:val="start"/>
+        <w:rPr>
+          <w:lang w:val="de-DE"/>
+        </w:rPr>
+      </w:pPr>
+      <w:r>
+        <w:rPr>
+          <w:lang w:val="de-DE"/>
+        </w:rPr>
+        <w:t>******************************************</w:t>
+      </w:r>
+    </w:p>
+    <w:p>
+      <w:pPr>
+        <w:pStyle w:val="Normal"/>
+        <w:bidi w:val="0"/>
+        <w:jc w:val="start"/>
+        <w:rPr>
+          <w:lang w:val="de-DE"/>
+        </w:rPr>
+      </w:pPr>
+      <w:r>
+        <w:rPr/>
+      </w:r>
+    </w:p>
     <w:p>
       <w:pPr>
         <w:pStyle w:val="Normal"/>

--- a/planesDeClaseSegundo.docx
+++ b/planesDeClaseSegundo.docx
@@ -15,44 +15,22 @@
         <w:rPr>
           <w:lang w:val="de-DE"/>
         </w:rPr>
-        <w:t xml:space="preserve">Zweites Niveau, vierte Woche, </w:t>
-      </w:r>
-      <w:r>
-        <w:rPr>
-          <w:lang w:val="de-DE"/>
-        </w:rPr>
-        <w:t>Mittwoch</w:t>
-      </w:r>
-      <w:r>
-        <w:rPr>
-          <w:lang w:val="de-DE"/>
-        </w:rPr>
-        <w:t xml:space="preserve"> den 0</w:t>
-      </w:r>
-      <w:r>
-        <w:rPr>
-          <w:lang w:val="de-DE"/>
-        </w:rPr>
-        <w:t>4</w:t>
-      </w:r>
-      <w:r>
-        <w:rPr>
-          <w:lang w:val="de-DE"/>
-        </w:rPr>
-        <w:t>.03.26</w:t>
-      </w:r>
-    </w:p>
-    <w:p>
-      <w:pPr>
-        <w:pStyle w:val="Normal"/>
-        <w:bidi w:val="0"/>
-        <w:jc w:val="start"/>
-        <w:rPr>
-          <w:lang w:val="de-DE"/>
-        </w:rPr>
-      </w:pPr>
-      <w:r>
-        <w:rPr/>
+        <w:t>Zweites Niveau, vierte Woche, Mittwoch den 04.03.26</w:t>
+      </w:r>
+    </w:p>
+    <w:p>
+      <w:pPr>
+        <w:pStyle w:val="Normal"/>
+        <w:bidi w:val="0"/>
+        <w:jc w:val="start"/>
+        <w:rPr>
+          <w:lang w:val="de-DE"/>
+        </w:rPr>
+      </w:pPr>
+      <w:r>
+        <w:rPr>
+          <w:lang w:val="de-DE"/>
+        </w:rPr>
       </w:r>
     </w:p>
     <w:p>
@@ -144,7 +122,9 @@
         </w:rPr>
       </w:pPr>
       <w:r>
-        <w:rPr/>
+        <w:rPr>
+          <w:lang w:val="de-DE"/>
+        </w:rPr>
       </w:r>
     </w:p>
     <w:p>

--- a/planesDeClaseSegundo.docx
+++ b/planesDeClaseSegundo.docx
@@ -15,6 +15,972 @@
         <w:rPr>
           <w:lang w:val="de-DE"/>
         </w:rPr>
+        <w:t xml:space="preserve">Zweites Niveau, vierte Woche, </w:t>
+      </w:r>
+      <w:r>
+        <w:rPr>
+          <w:lang w:val="de-DE"/>
+        </w:rPr>
+        <w:t>Freitag</w:t>
+      </w:r>
+      <w:r>
+        <w:rPr>
+          <w:lang w:val="de-DE"/>
+        </w:rPr>
+        <w:t xml:space="preserve"> den 0</w:t>
+      </w:r>
+      <w:r>
+        <w:rPr>
+          <w:lang w:val="de-DE"/>
+        </w:rPr>
+        <w:t>6</w:t>
+      </w:r>
+      <w:r>
+        <w:rPr>
+          <w:lang w:val="de-DE"/>
+        </w:rPr>
+        <w:t>.03.26</w:t>
+      </w:r>
+    </w:p>
+    <w:p>
+      <w:pPr>
+        <w:pStyle w:val="Normal"/>
+        <w:bidi w:val="0"/>
+        <w:jc w:val="start"/>
+        <w:rPr>
+          <w:lang w:val="de-DE"/>
+        </w:rPr>
+      </w:pPr>
+      <w:r>
+        <w:rPr>
+          <w:lang w:val="de-DE"/>
+        </w:rPr>
+        <w:t>15‘ Die Kursteilnehmer lesen die ich-Texte von ihren Partnern: „Meine Familie“. Danach sprechen sie über die Familien ihrer Partner.</w:t>
+      </w:r>
+    </w:p>
+    <w:p>
+      <w:pPr>
+        <w:pStyle w:val="Normal"/>
+        <w:bidi w:val="0"/>
+        <w:jc w:val="start"/>
+        <w:rPr>
+          <w:lang w:val="de-DE"/>
+        </w:rPr>
+      </w:pPr>
+      <w:r>
+        <w:rPr>
+          <w:lang w:val="de-DE"/>
+        </w:rPr>
+      </w:r>
+    </w:p>
+    <w:p>
+      <w:pPr>
+        <w:pStyle w:val="Normal"/>
+        <w:bidi w:val="0"/>
+        <w:jc w:val="start"/>
+        <w:rPr>
+          <w:lang w:val="de-DE"/>
+        </w:rPr>
+      </w:pPr>
+      <w:r>
+        <w:rPr>
+          <w:lang w:val="de-DE"/>
+        </w:rPr>
+        <w:t>45</w:t>
+      </w:r>
+      <w:r>
+        <w:rPr>
+          <w:lang w:val="de-DE"/>
+        </w:rPr>
+        <w:t>‘ Grammatikübungen</w:t>
+      </w:r>
+    </w:p>
+    <w:p>
+      <w:pPr>
+        <w:pStyle w:val="Normal"/>
+        <w:bidi w:val="0"/>
+        <w:jc w:val="start"/>
+        <w:rPr>
+          <w:lang w:val="de-DE"/>
+        </w:rPr>
+      </w:pPr>
+      <w:r>
+        <w:rPr>
+          <w:lang w:val="de-DE"/>
+        </w:rPr>
+        <w:t>1, 3c, 7a, 7b, 7c, 9</w:t>
+      </w:r>
+    </w:p>
+    <w:p>
+      <w:pPr>
+        <w:pStyle w:val="Normal"/>
+        <w:bidi w:val="0"/>
+        <w:jc w:val="start"/>
+        <w:rPr>
+          <w:lang w:val="de-DE"/>
+        </w:rPr>
+      </w:pPr>
+      <w:r>
+        <w:rPr>
+          <w:lang w:val="de-DE"/>
+        </w:rPr>
+      </w:r>
+    </w:p>
+    <w:p>
+      <w:pPr>
+        <w:pStyle w:val="Normal"/>
+        <w:bidi w:val="0"/>
+        <w:jc w:val="start"/>
+        <w:rPr>
+          <w:lang w:val="de-DE"/>
+        </w:rPr>
+      </w:pPr>
+      <w:r>
+        <w:rPr>
+          <w:lang w:val="de-DE"/>
+        </w:rPr>
+        <w:t>10‘ Seite 147 Fit für Einheit 11?</w:t>
+      </w:r>
+    </w:p>
+    <w:p>
+      <w:pPr>
+        <w:pStyle w:val="Normal"/>
+        <w:bidi w:val="0"/>
+        <w:jc w:val="start"/>
+        <w:rPr>
+          <w:lang w:val="de-DE"/>
+        </w:rPr>
+      </w:pPr>
+      <w:r>
+        <w:rPr>
+          <w:lang w:val="de-DE"/>
+        </w:rPr>
+        <w:t>Die KT sehen sich die ganzen Themen an und bewerten sie nach Beherrschungsgrad.</w:t>
+      </w:r>
+    </w:p>
+    <w:p>
+      <w:pPr>
+        <w:pStyle w:val="Normal"/>
+        <w:bidi w:val="0"/>
+        <w:jc w:val="start"/>
+        <w:rPr>
+          <w:lang w:val="de-DE"/>
+        </w:rPr>
+      </w:pPr>
+      <w:r>
+        <w:rPr>
+          <w:lang w:val="de-DE"/>
+        </w:rPr>
+        <w:t>20‘ Ein Paar Themen, die von den Kursteilnehmer gewählt wurden werden besprochen.</w:t>
+      </w:r>
+    </w:p>
+    <w:p>
+      <w:pPr>
+        <w:pStyle w:val="Normal"/>
+        <w:bidi w:val="0"/>
+        <w:jc w:val="start"/>
+        <w:rPr>
+          <w:lang w:val="de-DE"/>
+        </w:rPr>
+      </w:pPr>
+      <w:r>
+        <w:rPr>
+          <w:lang w:val="de-DE"/>
+        </w:rPr>
+        <w:t>30‘ Einleitung in Lektion 11</w:t>
+      </w:r>
+    </w:p>
+    <w:p>
+      <w:pPr>
+        <w:pStyle w:val="Normal"/>
+        <w:bidi w:val="0"/>
+        <w:jc w:val="start"/>
+        <w:rPr>
+          <w:lang w:val="de-DE"/>
+        </w:rPr>
+      </w:pPr>
+      <w:r>
+        <w:rPr>
+          <w:lang w:val="de-DE"/>
+        </w:rPr>
+      </w:r>
+    </w:p>
+    <w:p>
+      <w:pPr>
+        <w:pStyle w:val="Normal"/>
+        <w:bidi w:val="0"/>
+        <w:jc w:val="start"/>
+        <w:rPr>
+          <w:lang w:val="de-DE"/>
+        </w:rPr>
+      </w:pPr>
+      <w:r>
+        <w:rPr>
+          <w:lang w:val="de-DE"/>
+        </w:rPr>
+        <w:t>******************************************</w:t>
+      </w:r>
+    </w:p>
+    <w:p>
+      <w:pPr>
+        <w:pStyle w:val="Normal"/>
+        <w:bidi w:val="0"/>
+        <w:jc w:val="start"/>
+        <w:rPr>
+          <w:lang w:val="de-DE"/>
+        </w:rPr>
+      </w:pPr>
+      <w:r>
+        <w:rPr>
+          <w:lang w:val="de-DE"/>
+        </w:rPr>
+        <w:t>Sechstes</w:t>
+      </w:r>
+      <w:r>
+        <w:rPr>
+          <w:lang w:val="de-DE"/>
+        </w:rPr>
+        <w:t xml:space="preserve"> Niveau, vierte Woche, </w:t>
+      </w:r>
+      <w:r>
+        <w:rPr>
+          <w:lang w:val="de-DE"/>
+        </w:rPr>
+        <w:t>Freitag</w:t>
+      </w:r>
+      <w:r>
+        <w:rPr>
+          <w:lang w:val="de-DE"/>
+        </w:rPr>
+        <w:t xml:space="preserve"> den 0</w:t>
+      </w:r>
+      <w:r>
+        <w:rPr>
+          <w:lang w:val="de-DE"/>
+        </w:rPr>
+        <w:t>6</w:t>
+      </w:r>
+      <w:r>
+        <w:rPr>
+          <w:lang w:val="de-DE"/>
+        </w:rPr>
+        <w:t>.03.26</w:t>
+      </w:r>
+    </w:p>
+    <w:p>
+      <w:pPr>
+        <w:pStyle w:val="Normal"/>
+        <w:bidi w:val="0"/>
+        <w:jc w:val="start"/>
+        <w:rPr>
+          <w:lang w:val="de-DE"/>
+        </w:rPr>
+      </w:pPr>
+      <w:r>
+        <w:rPr>
+          <w:lang w:val="de-DE"/>
+        </w:rPr>
+      </w:r>
+    </w:p>
+    <w:p>
+      <w:pPr>
+        <w:pStyle w:val="Normal"/>
+        <w:bidi w:val="0"/>
+        <w:jc w:val="start"/>
+        <w:rPr>
+          <w:lang w:val="de-DE"/>
+        </w:rPr>
+      </w:pPr>
+      <w:r>
+        <w:rPr>
+          <w:lang w:val="de-DE"/>
+        </w:rPr>
+        <w:t xml:space="preserve">15‘ Vokabeltest </w:t>
+      </w:r>
+    </w:p>
+    <w:p>
+      <w:pPr>
+        <w:pStyle w:val="Normal"/>
+        <w:bidi w:val="0"/>
+        <w:jc w:val="start"/>
+        <w:rPr>
+          <w:lang w:val="de-DE"/>
+        </w:rPr>
+      </w:pPr>
+      <w:r>
+        <w:rPr>
+          <w:lang w:val="de-DE"/>
+        </w:rPr>
+        <w:t>Der KT sagt verschiedene Wörter oder Phrasen auf Spanisch. Die KT suchen sie im Text auf Seite 93 (informationen für Ihren Aufenthalt in unserer Klinik). Immer muss man versuchen sich durchs Lesen neue Vokabeln anzueignen.</w:t>
+      </w:r>
+    </w:p>
+    <w:p>
+      <w:pPr>
+        <w:pStyle w:val="Normal"/>
+        <w:bidi w:val="0"/>
+        <w:jc w:val="start"/>
+        <w:rPr>
+          <w:lang w:val="de-DE"/>
+        </w:rPr>
+      </w:pPr>
+      <w:r>
+        <w:rPr>
+          <w:lang w:val="de-DE"/>
+        </w:rPr>
+      </w:r>
+    </w:p>
+    <w:p>
+      <w:pPr>
+        <w:pStyle w:val="Normal"/>
+        <w:bidi w:val="0"/>
+        <w:jc w:val="start"/>
+        <w:rPr>
+          <w:lang w:val="de-DE"/>
+        </w:rPr>
+      </w:pPr>
+      <w:r>
+        <w:rPr>
+          <w:lang w:val="de-DE"/>
+        </w:rPr>
+        <w:t>10‘ Die KT erzählen von den Texten, die sie gerade lesen. Haben sie die Texte interessant gefunden? Sind die einfach zu lesen?</w:t>
+      </w:r>
+    </w:p>
+    <w:p>
+      <w:pPr>
+        <w:pStyle w:val="Normal"/>
+        <w:bidi w:val="0"/>
+        <w:jc w:val="start"/>
+        <w:rPr>
+          <w:lang w:val="de-DE"/>
+        </w:rPr>
+      </w:pPr>
+      <w:r>
+        <w:rPr>
+          <w:lang w:val="de-DE"/>
+        </w:rPr>
+      </w:r>
+    </w:p>
+    <w:p>
+      <w:pPr>
+        <w:pStyle w:val="Normal"/>
+        <w:bidi w:val="0"/>
+        <w:jc w:val="start"/>
+        <w:rPr>
+          <w:lang w:val="de-DE"/>
+        </w:rPr>
+      </w:pPr>
+      <w:r>
+        <w:rPr>
+          <w:lang w:val="de-DE"/>
+        </w:rPr>
+        <w:t>30‘ Die Kursteilnehmer spielen Ihre Lieblingssongs vor</w:t>
+      </w:r>
+    </w:p>
+    <w:p>
+      <w:pPr>
+        <w:pStyle w:val="Normal"/>
+        <w:bidi w:val="0"/>
+        <w:jc w:val="start"/>
+        <w:rPr>
+          <w:lang w:val="de-DE"/>
+        </w:rPr>
+      </w:pPr>
+      <w:r>
+        <w:rPr>
+          <w:lang w:val="de-DE"/>
+        </w:rPr>
+        <w:t>- Die KT erklären, warum sie die Lieder lieben, und was für Emotionen sie in ihnen erwecken.</w:t>
+      </w:r>
+    </w:p>
+    <w:p>
+      <w:pPr>
+        <w:pStyle w:val="Normal"/>
+        <w:bidi w:val="0"/>
+        <w:jc w:val="start"/>
+        <w:rPr>
+          <w:lang w:val="de-DE"/>
+        </w:rPr>
+      </w:pPr>
+      <w:r>
+        <w:rPr>
+          <w:lang w:val="de-DE"/>
+        </w:rPr>
+        <w:t>- Die Klassenkameraden stellen den Ktn Fragen zum Thema.</w:t>
+      </w:r>
+    </w:p>
+    <w:p>
+      <w:pPr>
+        <w:pStyle w:val="Normal"/>
+        <w:bidi w:val="0"/>
+        <w:jc w:val="start"/>
+        <w:rPr>
+          <w:lang w:val="de-DE"/>
+        </w:rPr>
+      </w:pPr>
+      <w:r>
+        <w:rPr>
+          <w:lang w:val="de-DE"/>
+        </w:rPr>
+      </w:r>
+    </w:p>
+    <w:p>
+      <w:pPr>
+        <w:pStyle w:val="Normal"/>
+        <w:bidi w:val="0"/>
+        <w:jc w:val="start"/>
+        <w:rPr>
+          <w:lang w:val="de-DE"/>
+        </w:rPr>
+      </w:pPr>
+      <w:r>
+        <w:rPr>
+          <w:lang w:val="de-DE"/>
+        </w:rPr>
+        <w:t>10‘6a In Welchen Situationen oder Stimmungen hören Sie welche Musik? Sprechen Sie im Kurs.</w:t>
+      </w:r>
+    </w:p>
+    <w:p>
+      <w:pPr>
+        <w:pStyle w:val="Normal"/>
+        <w:bidi w:val="0"/>
+        <w:jc w:val="start"/>
+        <w:rPr>
+          <w:lang w:val="de-DE"/>
+        </w:rPr>
+      </w:pPr>
+      <w:r>
+        <w:rPr>
+          <w:lang w:val="de-DE"/>
+        </w:rPr>
+      </w:r>
+    </w:p>
+    <w:p>
+      <w:pPr>
+        <w:pStyle w:val="Normal"/>
+        <w:bidi w:val="0"/>
+        <w:jc w:val="start"/>
+        <w:rPr>
+          <w:lang w:val="de-DE"/>
+        </w:rPr>
+      </w:pPr>
+      <w:r>
+        <w:rPr>
+          <w:lang w:val="de-DE"/>
+        </w:rPr>
+        <w:t>20‘ Lesen Sie den Zeitungsartikel über Musik. Welche Themen kommen im Text vor? Markieren Sie.</w:t>
+      </w:r>
+    </w:p>
+    <w:p>
+      <w:pPr>
+        <w:pStyle w:val="Normal"/>
+        <w:bidi w:val="0"/>
+        <w:jc w:val="start"/>
+        <w:rPr>
+          <w:lang w:val="de-DE"/>
+        </w:rPr>
+      </w:pPr>
+      <w:r>
+        <w:rPr>
+          <w:lang w:val="de-DE"/>
+        </w:rPr>
+      </w:r>
+    </w:p>
+    <w:p>
+      <w:pPr>
+        <w:pStyle w:val="Normal"/>
+        <w:bidi w:val="0"/>
+        <w:jc w:val="start"/>
+        <w:rPr>
+          <w:lang w:val="de-DE"/>
+        </w:rPr>
+      </w:pPr>
+      <w:r>
+        <w:rPr>
+          <w:lang w:val="de-DE"/>
+        </w:rPr>
+        <w:t>10‘ Lesen Sie den Text noch einmal. Welche Sätze sind richtig? Kreuzen Sie an.</w:t>
+      </w:r>
+    </w:p>
+    <w:p>
+      <w:pPr>
+        <w:pStyle w:val="Normal"/>
+        <w:bidi w:val="0"/>
+        <w:jc w:val="start"/>
+        <w:rPr>
+          <w:lang w:val="de-DE"/>
+        </w:rPr>
+      </w:pPr>
+      <w:r>
+        <w:rPr>
+          <w:lang w:val="de-DE"/>
+        </w:rPr>
+      </w:r>
+    </w:p>
+    <w:p>
+      <w:pPr>
+        <w:pStyle w:val="Normal"/>
+        <w:bidi w:val="0"/>
+        <w:jc w:val="start"/>
+        <w:rPr>
+          <w:lang w:val="de-DE"/>
+        </w:rPr>
+      </w:pPr>
+      <w:r>
+        <w:rPr>
+          <w:lang w:val="de-DE"/>
+        </w:rPr>
+      </w:r>
+    </w:p>
+    <w:p>
+      <w:pPr>
+        <w:pStyle w:val="Normal"/>
+        <w:bidi w:val="0"/>
+        <w:jc w:val="start"/>
+        <w:rPr>
+          <w:lang w:val="de-DE"/>
+        </w:rPr>
+      </w:pPr>
+      <w:r>
+        <w:rPr>
+          <w:lang w:val="de-DE"/>
+        </w:rPr>
+        <w:t>25‘ Video: Tanzen ist Leidenschaft: https://www.youtube.com/watch?v=0w4179R9CiY</w:t>
+      </w:r>
+    </w:p>
+    <w:p>
+      <w:pPr>
+        <w:pStyle w:val="Normal"/>
+        <w:bidi w:val="0"/>
+        <w:jc w:val="start"/>
+        <w:rPr>
+          <w:lang w:val="de-DE"/>
+        </w:rPr>
+      </w:pPr>
+      <w:r>
+        <w:rPr>
+          <w:lang w:val="de-DE"/>
+        </w:rPr>
+      </w:r>
+    </w:p>
+    <w:p>
+      <w:pPr>
+        <w:pStyle w:val="Normal"/>
+        <w:bidi w:val="0"/>
+        <w:jc w:val="start"/>
+        <w:rPr>
+          <w:lang w:val="de-DE"/>
+        </w:rPr>
+      </w:pPr>
+      <w:r>
+        <w:rPr>
+          <w:lang w:val="de-DE"/>
+        </w:rPr>
+        <w:t>******************************************</w:t>
+      </w:r>
+    </w:p>
+    <w:p>
+      <w:pPr>
+        <w:pStyle w:val="Normal"/>
+        <w:bidi w:val="0"/>
+        <w:jc w:val="start"/>
+        <w:rPr>
+          <w:lang w:val="de-DE"/>
+        </w:rPr>
+      </w:pPr>
+      <w:r>
+        <w:rPr>
+          <w:lang w:val="de-DE"/>
+        </w:rPr>
+        <w:t>Viertes</w:t>
+      </w:r>
+      <w:r>
+        <w:rPr>
+          <w:lang w:val="de-DE"/>
+        </w:rPr>
+        <w:t xml:space="preserve"> Niveau, vierte Woche, </w:t>
+      </w:r>
+      <w:r>
+        <w:rPr>
+          <w:lang w:val="de-DE"/>
+        </w:rPr>
+        <w:t>Freitag</w:t>
+      </w:r>
+      <w:r>
+        <w:rPr>
+          <w:lang w:val="de-DE"/>
+        </w:rPr>
+        <w:t xml:space="preserve"> den 0</w:t>
+      </w:r>
+      <w:r>
+        <w:rPr>
+          <w:lang w:val="de-DE"/>
+        </w:rPr>
+        <w:t>6</w:t>
+      </w:r>
+      <w:r>
+        <w:rPr>
+          <w:lang w:val="de-DE"/>
+        </w:rPr>
+        <w:t>.03.26</w:t>
+      </w:r>
+    </w:p>
+    <w:p>
+      <w:pPr>
+        <w:pStyle w:val="Normal"/>
+        <w:bidi w:val="0"/>
+        <w:jc w:val="start"/>
+        <w:rPr>
+          <w:lang w:val="de-DE"/>
+        </w:rPr>
+      </w:pPr>
+      <w:r>
+        <w:rPr>
+          <w:lang w:val="de-DE"/>
+        </w:rPr>
+      </w:r>
+    </w:p>
+    <w:p>
+      <w:pPr>
+        <w:pStyle w:val="Normal"/>
+        <w:bidi w:val="0"/>
+        <w:jc w:val="start"/>
+        <w:rPr>
+          <w:lang w:val="de-DE"/>
+        </w:rPr>
+      </w:pPr>
+      <w:r>
+        <w:rPr>
+          <w:lang w:val="de-DE"/>
+        </w:rPr>
+        <w:t>10‘ Haben die KT weitergelesen? Was neues haben sie dabei gelernt?</w:t>
+      </w:r>
+    </w:p>
+    <w:p>
+      <w:pPr>
+        <w:pStyle w:val="Normal"/>
+        <w:bidi w:val="0"/>
+        <w:jc w:val="start"/>
+        <w:rPr>
+          <w:lang w:val="de-DE"/>
+        </w:rPr>
+      </w:pPr>
+      <w:r>
+        <w:rPr>
+          <w:lang w:val="de-DE"/>
+        </w:rPr>
+      </w:r>
+    </w:p>
+    <w:p>
+      <w:pPr>
+        <w:pStyle w:val="Normal"/>
+        <w:bidi w:val="0"/>
+        <w:jc w:val="start"/>
+        <w:rPr>
+          <w:lang w:val="de-DE"/>
+        </w:rPr>
+      </w:pPr>
+      <w:r>
+        <w:rPr>
+          <w:lang w:val="de-DE"/>
+        </w:rPr>
+        <w:t>20‘ Sprechen (12a) Arbeiten Sie zu zweit. Sehen Sie je eine Grafik an und berichten Sie Ihrem Partner / Ihrer Partnerin.</w:t>
+      </w:r>
+    </w:p>
+    <w:p>
+      <w:pPr>
+        <w:pStyle w:val="Normal"/>
+        <w:bidi w:val="0"/>
+        <w:jc w:val="start"/>
+        <w:rPr>
+          <w:lang w:val="de-DE"/>
+        </w:rPr>
+      </w:pPr>
+      <w:r>
+        <w:rPr>
+          <w:lang w:val="de-DE"/>
+        </w:rPr>
+      </w:r>
+    </w:p>
+    <w:p>
+      <w:pPr>
+        <w:pStyle w:val="Normal"/>
+        <w:bidi w:val="0"/>
+        <w:jc w:val="start"/>
+        <w:rPr>
+          <w:lang w:val="de-DE"/>
+        </w:rPr>
+      </w:pPr>
+      <w:r>
+        <w:rPr>
+          <w:lang w:val="de-DE"/>
+        </w:rPr>
+        <w:t>20‘ Welche Informationen aus 12a haben Sie überrascht? ← Hier werden die Redemittel vorgestellt und möglichst miteinbezogen.</w:t>
+      </w:r>
+    </w:p>
+    <w:p>
+      <w:pPr>
+        <w:pStyle w:val="Normal"/>
+        <w:bidi w:val="0"/>
+        <w:jc w:val="start"/>
+        <w:rPr>
+          <w:lang w:val="de-DE"/>
+        </w:rPr>
+      </w:pPr>
+      <w:r>
+        <w:rPr>
+          <w:lang w:val="de-DE"/>
+        </w:rPr>
+      </w:r>
+    </w:p>
+    <w:p>
+      <w:pPr>
+        <w:pStyle w:val="Normal"/>
+        <w:bidi w:val="0"/>
+        <w:jc w:val="start"/>
+        <w:rPr>
+          <w:lang w:val="de-DE"/>
+        </w:rPr>
+      </w:pPr>
+      <w:r>
+        <w:rPr>
+          <w:lang w:val="de-DE"/>
+        </w:rPr>
+        <w:t>HAG: Ihr Weg zum Kurs. Machen Sie fünf typische Fotos und beschreiben Sie den Weg. Präsentieren Sie in Gruppen.</w:t>
+      </w:r>
+    </w:p>
+    <w:p>
+      <w:pPr>
+        <w:pStyle w:val="Normal"/>
+        <w:bidi w:val="0"/>
+        <w:jc w:val="start"/>
+        <w:rPr>
+          <w:lang w:val="de-DE"/>
+        </w:rPr>
+      </w:pPr>
+      <w:r>
+        <w:rPr>
+          <w:lang w:val="de-DE"/>
+        </w:rPr>
+      </w:r>
+    </w:p>
+    <w:p>
+      <w:pPr>
+        <w:pStyle w:val="Normal"/>
+        <w:bidi w:val="0"/>
+        <w:jc w:val="start"/>
+        <w:rPr/>
+      </w:pPr>
+      <w:r>
+        <w:rPr>
+          <w:lang w:val="de-DE"/>
+        </w:rPr>
+        <w:t xml:space="preserve">30‘ Video: Die Netzwerk-WG: </w:t>
+      </w:r>
+      <w:hyperlink r:id="rId3">
+        <w:r>
+          <w:rPr>
+            <w:rStyle w:val="Hyperlink"/>
+            <w:lang w:val="de-DE"/>
+          </w:rPr>
+          <w:t>https://www.youtube.com/watch?v=WX0alsfPEAU</w:t>
+        </w:r>
+      </w:hyperlink>
+    </w:p>
+    <w:p>
+      <w:pPr>
+        <w:pStyle w:val="Normal"/>
+        <w:bidi w:val="0"/>
+        <w:jc w:val="start"/>
+        <w:rPr>
+          <w:lang w:val="de-DE"/>
+        </w:rPr>
+      </w:pPr>
+      <w:r>
+        <w:rPr>
+          <w:lang w:val="de-DE"/>
+        </w:rPr>
+      </w:r>
+    </w:p>
+    <w:p>
+      <w:pPr>
+        <w:pStyle w:val="Normal"/>
+        <w:bidi w:val="0"/>
+        <w:jc w:val="start"/>
+        <w:rPr>
+          <w:lang w:val="de-DE"/>
+        </w:rPr>
+      </w:pPr>
+      <w:r>
+        <w:rPr>
+          <w:lang w:val="de-DE"/>
+        </w:rPr>
+        <w:t>40‘ kurz und klar: Redemittel und Grammatik</w:t>
+      </w:r>
+    </w:p>
+    <w:p>
+      <w:pPr>
+        <w:pStyle w:val="Normal"/>
+        <w:bidi w:val="0"/>
+        <w:jc w:val="start"/>
+        <w:rPr>
+          <w:lang w:val="de-DE"/>
+        </w:rPr>
+      </w:pPr>
+      <w:r>
+        <w:rPr>
+          <w:lang w:val="de-DE"/>
+        </w:rPr>
+      </w:r>
+    </w:p>
+    <w:p>
+      <w:pPr>
+        <w:pStyle w:val="Normal"/>
+        <w:bidi w:val="0"/>
+        <w:jc w:val="start"/>
+        <w:rPr>
+          <w:lang w:val="de-DE"/>
+        </w:rPr>
+      </w:pPr>
+      <w:r>
+        <w:rPr>
+          <w:lang w:val="de-DE"/>
+        </w:rPr>
+      </w:r>
+    </w:p>
+    <w:p>
+      <w:pPr>
+        <w:pStyle w:val="Normal"/>
+        <w:bidi w:val="0"/>
+        <w:jc w:val="start"/>
+        <w:rPr>
+          <w:lang w:val="de-DE"/>
+        </w:rPr>
+      </w:pPr>
+      <w:r>
+        <w:rPr>
+          <w:lang w:val="de-DE"/>
+        </w:rPr>
+      </w:r>
+    </w:p>
+    <w:p>
+      <w:pPr>
+        <w:pStyle w:val="Normal"/>
+        <w:bidi w:val="0"/>
+        <w:jc w:val="start"/>
+        <w:rPr>
+          <w:lang w:val="de-DE"/>
+        </w:rPr>
+      </w:pPr>
+      <w:r>
+        <w:rPr>
+          <w:lang w:val="de-DE"/>
+        </w:rPr>
+      </w:r>
+    </w:p>
+    <w:p>
+      <w:pPr>
+        <w:pStyle w:val="Normal"/>
+        <w:bidi w:val="0"/>
+        <w:jc w:val="start"/>
+        <w:rPr>
+          <w:lang w:val="de-DE"/>
+        </w:rPr>
+      </w:pPr>
+      <w:r>
+        <w:rPr>
+          <w:lang w:val="de-DE"/>
+        </w:rPr>
+      </w:r>
+    </w:p>
+    <w:p>
+      <w:pPr>
+        <w:pStyle w:val="Normal"/>
+        <w:bidi w:val="0"/>
+        <w:jc w:val="start"/>
+        <w:rPr>
+          <w:lang w:val="de-DE"/>
+        </w:rPr>
+      </w:pPr>
+      <w:r>
+        <w:rPr>
+          <w:lang w:val="de-DE"/>
+        </w:rPr>
+      </w:r>
+    </w:p>
+    <w:p>
+      <w:pPr>
+        <w:pStyle w:val="Normal"/>
+        <w:bidi w:val="0"/>
+        <w:jc w:val="start"/>
+        <w:rPr>
+          <w:lang w:val="de-DE"/>
+        </w:rPr>
+      </w:pPr>
+      <w:r>
+        <w:rPr>
+          <w:lang w:val="de-DE"/>
+        </w:rPr>
+      </w:r>
+    </w:p>
+    <w:p>
+      <w:pPr>
+        <w:pStyle w:val="Normal"/>
+        <w:bidi w:val="0"/>
+        <w:jc w:val="start"/>
+        <w:rPr>
+          <w:lang w:val="de-DE"/>
+        </w:rPr>
+      </w:pPr>
+      <w:r>
+        <w:rPr>
+          <w:lang w:val="de-DE"/>
+        </w:rPr>
+      </w:r>
+    </w:p>
+    <w:p>
+      <w:pPr>
+        <w:pStyle w:val="Normal"/>
+        <w:bidi w:val="0"/>
+        <w:jc w:val="start"/>
+        <w:rPr>
+          <w:lang w:val="de-DE"/>
+        </w:rPr>
+      </w:pPr>
+      <w:r>
+        <w:rPr>
+          <w:lang w:val="de-DE"/>
+        </w:rPr>
+      </w:r>
+    </w:p>
+    <w:p>
+      <w:pPr>
+        <w:pStyle w:val="Normal"/>
+        <w:bidi w:val="0"/>
+        <w:jc w:val="start"/>
+        <w:rPr>
+          <w:lang w:val="de-DE"/>
+        </w:rPr>
+      </w:pPr>
+      <w:r>
+        <w:rPr>
+          <w:lang w:val="de-DE"/>
+        </w:rPr>
+        <w:t>******************************************</w:t>
+      </w:r>
+    </w:p>
+    <w:p>
+      <w:pPr>
+        <w:pStyle w:val="Normal"/>
+        <w:bidi w:val="0"/>
+        <w:jc w:val="start"/>
+        <w:rPr>
+          <w:lang w:val="de-DE"/>
+        </w:rPr>
+      </w:pPr>
+      <w:r>
+        <w:rPr>
+          <w:lang w:val="de-DE"/>
+        </w:rPr>
         <w:t>Zweites Niveau, vierte Woche, Mittwoch den 04.03.26</w:t>
       </w:r>
     </w:p>
@@ -778,7 +1744,9 @@
         </w:rPr>
       </w:pPr>
       <w:r>
-        <w:rPr/>
+        <w:rPr>
+          <w:lang w:val="de-DE"/>
+        </w:rPr>
         <w:t>******************************************</w:t>
       </w:r>
     </w:p>
@@ -792,7 +1760,9 @@
         </w:rPr>
       </w:pPr>
       <w:r>
-        <w:rPr/>
+        <w:rPr>
+          <w:lang w:val="de-DE"/>
+        </w:rPr>
         <w:t>Viertes Niveau, vierte Woche, Montag den 02.03.26</w:t>
       </w:r>
     </w:p>
@@ -821,7 +1791,9 @@
         </w:rPr>
       </w:pPr>
       <w:r>
-        <w:rPr/>
+        <w:rPr>
+          <w:lang w:val="de-DE"/>
+        </w:rPr>
         <w:t>10‘ Was haben wir voriges Mal gemacht? Haben Diego und Sofía ihr Buch gelesen? Worum geht es im Text? Wollen die anderen auch einen Reader lesen?</w:t>
       </w:r>
     </w:p>
@@ -835,7 +1807,9 @@
         </w:rPr>
       </w:pPr>
       <w:r>
-        <w:rPr/>
+        <w:rPr>
+          <w:lang w:val="de-DE"/>
+        </w:rPr>
         <w:t>20‘ Redemittel zur Diskussion. Die KT lesen die Redemittel. Können Sie alle verstehen? Können Sie sie verwenden? ← A2 Buch kann hier verwendet werden. Was müssen sie während der mündlichen Prüfung machen?</w:t>
       </w:r>
     </w:p>
@@ -864,7 +1838,9 @@
         </w:rPr>
       </w:pPr>
       <w:r>
-        <w:rPr/>
+        <w:rPr>
+          <w:lang w:val="de-DE"/>
+        </w:rPr>
         <w:t>Der Weg zur Arbeit in D-A-CH</w:t>
       </w:r>
     </w:p>
@@ -878,7 +1854,9 @@
         </w:rPr>
       </w:pPr>
       <w:r>
-        <w:rPr/>
+        <w:rPr>
+          <w:lang w:val="de-DE"/>
+        </w:rPr>
         <w:t>10‘ Intro: Video PENDELN durch die ISAR. Lass die KT das Video sehen. Was macht gerade dieser Mann am Isar? Wohin will er? Würden die KT dasselbe machen? Warum? Warum nicht? Wer brauch am längsten?</w:t>
       </w:r>
     </w:p>
@@ -892,7 +1870,9 @@
         </w:rPr>
       </w:pPr>
       <w:r>
-        <w:rPr/>
+        <w:rPr>
+          <w:lang w:val="de-DE"/>
+        </w:rPr>
         <w:t>10‘ 11a) Lesen Sie. Wie kommen die drei Personen zur Arbeit? Welche Verkehrsmittel benutzen sie? Wie lange brauchen sie? Notieren Sie.</w:t>
       </w:r>
     </w:p>
@@ -906,14 +1886,10 @@
         </w:rPr>
       </w:pPr>
       <w:r>
-        <w:rPr/>
-        <w:t>15‘ 11b) Wie kommen Sie zum Sprachkurs? Machen Sie eine Schlange.</w:t>
-      </w:r>
-      <w:r>
-        <w:rPr>
-          <w:lang w:val="de-DE"/>
-        </w:rPr>
-        <w:t xml:space="preserve"> Wer braucht am längsten? Er/sie steht ganz vorn. Wer braucht am kürzesten? Er/Sie steht ganz hinten.</w:t>
+        <w:rPr>
+          <w:lang w:val="de-DE"/>
+        </w:rPr>
+        <w:t>15‘ 11b) Wie kommen Sie zum Sprachkurs? Machen Sie eine Schlange. Wer braucht am längsten? Er/sie steht ganz vorn. Wer braucht am kürzesten? Er/Sie steht ganz hinten.</w:t>
       </w:r>
     </w:p>
     <w:p>
@@ -1159,7 +2135,9 @@
         </w:rPr>
       </w:pPr>
       <w:r>
-        <w:rPr/>
+        <w:rPr>
+          <w:lang w:val="de-DE"/>
+        </w:rPr>
         <w:t>******************************************</w:t>
       </w:r>
     </w:p>
@@ -1491,7 +2469,9 @@
         </w:rPr>
       </w:pPr>
       <w:r>
-        <w:rPr/>
+        <w:rPr>
+          <w:lang w:val="de-DE"/>
+        </w:rPr>
         <w:t>Viertes Niveau, dritte Woche, Montag den 16.02.26</w:t>
       </w:r>
     </w:p>
@@ -1520,7 +2500,9 @@
         </w:rPr>
       </w:pPr>
       <w:r>
-        <w:rPr/>
+        <w:rPr>
+          <w:lang w:val="de-DE"/>
+        </w:rPr>
         <w:t>60‘ Valentinsparty</w:t>
       </w:r>
     </w:p>
@@ -1534,7 +2516,9 @@
         </w:rPr>
       </w:pPr>
       <w:r>
-        <w:rPr/>
+        <w:rPr>
+          <w:lang w:val="de-DE"/>
+        </w:rPr>
         <w:t>60‘ Wiederholung von den Themen aus Lektion 5 und 6.</w:t>
       </w:r>
     </w:p>
@@ -1579,7 +2563,9 @@
         </w:rPr>
       </w:pPr>
       <w:r>
-        <w:rPr/>
+        <w:rPr>
+          <w:lang w:val="de-DE"/>
+        </w:rPr>
         <w:t>Sechstes Niveau, dritte Woche, Montag den 16.02.26</w:t>
       </w:r>
     </w:p>
@@ -1608,7 +2594,9 @@
         </w:rPr>
       </w:pPr>
       <w:r>
-        <w:rPr/>
+        <w:rPr>
+          <w:lang w:val="de-DE"/>
+        </w:rPr>
         <w:t>30‘ Sätze mit „nachdem“. Schreiben Sie drei Sätze mit nachdem. Tauschen Sie dann ihre Sätze mit einem Partner. Kontrollieren Sie sich gegenseitig.</w:t>
       </w:r>
     </w:p>
@@ -1622,7 +2610,9 @@
         </w:rPr>
       </w:pPr>
       <w:r>
-        <w:rPr/>
+        <w:rPr>
+          <w:lang w:val="de-DE"/>
+        </w:rPr>
         <w:t>Und ihre Freundschaftsgeschichte? Schreiben Sie einen Text wie in 2b.</w:t>
       </w:r>
     </w:p>
@@ -1651,7 +2641,9 @@
         </w:rPr>
       </w:pPr>
       <w:r>
-        <w:rPr/>
+        <w:rPr>
+          <w:lang w:val="de-DE"/>
+        </w:rPr>
         <w:t>90‘ Richtig streiten</w:t>
       </w:r>
     </w:p>
@@ -1665,7 +2657,9 @@
         </w:rPr>
       </w:pPr>
       <w:r>
-        <w:rPr/>
+        <w:rPr>
+          <w:lang w:val="de-DE"/>
+        </w:rPr>
         <w:t>6a sehen Sie die Fotos an. Was könnte hier der Konflikt sein? Kennen Sie andere Konfliktssituationen?</w:t>
       </w:r>
     </w:p>
@@ -1679,7 +2673,9 @@
         </w:rPr>
       </w:pPr>
       <w:r>
-        <w:rPr/>
+        <w:rPr>
+          <w:lang w:val="de-DE"/>
+        </w:rPr>
         <w:t>6b Hören Sie die Gespräche. Was ist der Konflikt? Waren Ihre Vermutungen richtig?</w:t>
       </w:r>
     </w:p>
@@ -1693,7 +2689,9 @@
         </w:rPr>
       </w:pPr>
       <w:r>
-        <w:rPr/>
+        <w:rPr>
+          <w:lang w:val="de-DE"/>
+        </w:rPr>
         <w:t>6c Ordnen Sie die Sätze zu. Hören Sie dann noch einmal zur Kontrolle.</w:t>
       </w:r>
     </w:p>
@@ -1707,13 +2705,16 @@
         </w:rPr>
       </w:pPr>
       <w:r>
-        <w:rPr/>
+        <w:rPr>
+          <w:lang w:val="de-DE"/>
+        </w:rPr>
         <w:t xml:space="preserve">6d Lesen Sie die Regel und schreiben Sie Sätze mit </w:t>
       </w:r>
       <w:r>
         <w:rPr>
           <w:i/>
           <w:iCs/>
+          <w:lang w:val="de-DE"/>
         </w:rPr>
         <w:t>seit</w:t>
       </w:r>
@@ -1721,6 +2722,7 @@
         <w:rPr>
           <w:i w:val="false"/>
           <w:iCs w:val="false"/>
+          <w:lang w:val="de-DE"/>
         </w:rPr>
         <w:t xml:space="preserve">, </w:t>
       </w:r>
@@ -1728,6 +2730,7 @@
         <w:rPr>
           <w:i/>
           <w:iCs/>
+          <w:lang w:val="de-DE"/>
         </w:rPr>
         <w:t>während</w:t>
       </w:r>
@@ -1735,6 +2738,7 @@
         <w:rPr>
           <w:i w:val="false"/>
           <w:iCs w:val="false"/>
+          <w:lang w:val="de-DE"/>
         </w:rPr>
         <w:t xml:space="preserve">, </w:t>
       </w:r>
@@ -1742,6 +2746,7 @@
         <w:rPr>
           <w:i/>
           <w:iCs/>
+          <w:lang w:val="de-DE"/>
         </w:rPr>
         <w:t>bis</w:t>
       </w:r>
@@ -1749,6 +2754,7 @@
         <w:rPr>
           <w:i w:val="false"/>
           <w:iCs w:val="false"/>
+          <w:lang w:val="de-DE"/>
         </w:rPr>
         <w:t xml:space="preserve"> und </w:t>
       </w:r>
@@ -1756,6 +2762,7 @@
         <w:rPr>
           <w:i/>
           <w:iCs/>
+          <w:lang w:val="de-DE"/>
         </w:rPr>
         <w:t>bevor</w:t>
       </w:r>
@@ -1763,6 +2770,7 @@
         <w:rPr>
           <w:i w:val="false"/>
           <w:iCs w:val="false"/>
+          <w:lang w:val="de-DE"/>
         </w:rPr>
         <w:t>.</w:t>
       </w:r>
@@ -1780,6 +2788,7 @@
         <w:rPr>
           <w:i w:val="false"/>
           <w:iCs w:val="false"/>
+          <w:lang w:val="de-DE"/>
         </w:rPr>
         <w:t>„</w:t>
       </w:r>
@@ -1787,6 +2796,7 @@
         <w:rPr>
           <w:i w:val="false"/>
           <w:iCs w:val="false"/>
+          <w:lang w:val="de-DE"/>
         </w:rPr>
         <w:t>Bevor wir essen, musst du den Tisch decken.“</w:t>
       </w:r>
@@ -1804,6 +2814,7 @@
         <w:rPr>
           <w:i w:val="false"/>
           <w:iCs w:val="false"/>
+          <w:lang w:val="de-DE"/>
         </w:rPr>
         <w:t>„</w:t>
       </w:r>
@@ -1811,6 +2822,7 @@
         <w:rPr>
           <w:i w:val="false"/>
           <w:iCs w:val="false"/>
+          <w:lang w:val="de-DE"/>
         </w:rPr>
         <w:t>Kurz bevor er starb, änderte er das Testament.“</w:t>
       </w:r>
@@ -1828,6 +2840,7 @@
         <w:rPr>
           <w:i w:val="false"/>
           <w:iCs w:val="false"/>
+          <w:lang w:val="de-DE"/>
         </w:rPr>
         <w:t>„</w:t>
       </w:r>
@@ -1835,6 +2848,7 @@
         <w:rPr>
           <w:i w:val="false"/>
           <w:iCs w:val="false"/>
+          <w:lang w:val="de-DE"/>
         </w:rPr>
         <w:t>Bevor du nicht genügend Geld verdienst, kannst du dir kein Auto kaufen.“ (erst musst du genügend Geld verdienen, dann kannst du dir ein Auto kaufen)</w:t>
       </w:r>
@@ -1845,26 +2859,30 @@
         <w:bidi w:val="0"/>
         <w:jc w:val="start"/>
         <w:rPr>
+          <w:lang w:val="de-DE"/>
+        </w:rPr>
+      </w:pPr>
+      <w:r>
+        <w:rPr>
           <w:u w:val="none"/>
+          <w:lang w:val="de-DE"/>
+        </w:rPr>
+        <w:t>6e Wie heißen die Sätze in 6d in Ihrer Sprache? Vergleichen Sie.</w:t>
+      </w:r>
+    </w:p>
+    <w:p>
+      <w:pPr>
+        <w:pStyle w:val="Normal"/>
+        <w:bidi w:val="0"/>
+        <w:jc w:val="start"/>
+        <w:rPr>
+          <w:lang w:val="de-DE"/>
         </w:rPr>
       </w:pPr>
       <w:r>
         <w:rPr>
           <w:u w:val="none"/>
-        </w:rPr>
-        <w:t>6e Wie heißen die Sätze in 6d in Ihrer Sprache? Vergleichen Sie.</w:t>
-      </w:r>
-    </w:p>
-    <w:p>
-      <w:pPr>
-        <w:pStyle w:val="Normal"/>
-        <w:bidi w:val="0"/>
-        <w:jc w:val="start"/>
-        <w:rPr/>
-      </w:pPr>
-      <w:r>
-        <w:rPr>
-          <w:u w:val="none"/>
+          <w:lang w:val="de-DE"/>
         </w:rPr>
         <w:t xml:space="preserve">7 Spielen Sie zu viert. Jeder schreibt fünf Nebensätze mit </w:t>
       </w:r>
@@ -1873,6 +2891,7 @@
           <w:i/>
           <w:iCs/>
           <w:u w:val="none"/>
+          <w:lang w:val="de-DE"/>
         </w:rPr>
         <w:t>nachdem</w:t>
       </w:r>
@@ -1881,6 +2900,7 @@
           <w:i w:val="false"/>
           <w:iCs w:val="false"/>
           <w:u w:val="none"/>
+          <w:lang w:val="de-DE"/>
         </w:rPr>
         <w:t xml:space="preserve">, </w:t>
       </w:r>
@@ -1889,6 +2909,7 @@
           <w:i/>
           <w:iCs/>
           <w:u w:val="none"/>
+          <w:lang w:val="de-DE"/>
         </w:rPr>
         <w:t>seit/seitdem,</w:t>
       </w:r>
@@ -1897,6 +2918,7 @@
           <w:i w:val="false"/>
           <w:iCs w:val="false"/>
           <w:u w:val="none"/>
+          <w:lang w:val="de-DE"/>
         </w:rPr>
         <w:t xml:space="preserve"> </w:t>
       </w:r>
@@ -1905,6 +2927,7 @@
           <w:i/>
           <w:iCs/>
           <w:u w:val="none"/>
+          <w:lang w:val="de-DE"/>
         </w:rPr>
         <w:t>während</w:t>
       </w:r>
@@ -1913,6 +2936,7 @@
           <w:i w:val="false"/>
           <w:iCs w:val="false"/>
           <w:u w:val="none"/>
+          <w:lang w:val="de-DE"/>
         </w:rPr>
         <w:t xml:space="preserve">, </w:t>
       </w:r>
@@ -1921,6 +2945,7 @@
           <w:i/>
           <w:iCs/>
           <w:u w:val="none"/>
+          <w:lang w:val="de-DE"/>
         </w:rPr>
         <w:t>bis</w:t>
       </w:r>
@@ -1929,6 +2954,7 @@
           <w:i w:val="false"/>
           <w:iCs w:val="false"/>
           <w:u w:val="none"/>
+          <w:lang w:val="de-DE"/>
         </w:rPr>
         <w:t xml:space="preserve"> und </w:t>
       </w:r>
@@ -1937,6 +2963,7 @@
           <w:i/>
           <w:iCs/>
           <w:u w:val="none"/>
+          <w:lang w:val="de-DE"/>
         </w:rPr>
         <w:t>bevor</w:t>
       </w:r>
@@ -1945,6 +2972,7 @@
           <w:i w:val="false"/>
           <w:iCs w:val="false"/>
           <w:u w:val="none"/>
+          <w:lang w:val="de-DE"/>
         </w:rPr>
         <w:t xml:space="preserve"> auf Karten. Mischen Sie alle Karten. Ziehen Sie abwechselnd eine Karte und ergänzen Sie den Satz. Die letzten 30 Minuten werden dem Zertifikat B1 gewidmet.</w:t>
       </w:r>
@@ -1958,32 +2986,44 @@
         <w:bidi w:val="0"/>
         <w:spacing w:before="0" w:after="0"/>
         <w:jc w:val="start"/>
-        <w:rPr/>
-      </w:pPr>
-      <w:r>
-        <w:rPr/>
-      </w:r>
-    </w:p>
-    <w:p>
-      <w:pPr>
-        <w:pStyle w:val="Normal"/>
-        <w:bidi w:val="0"/>
-        <w:jc w:val="start"/>
-        <w:rPr/>
-      </w:pPr>
-      <w:r>
-        <w:rPr/>
-      </w:r>
-    </w:p>
-    <w:p>
-      <w:pPr>
-        <w:pStyle w:val="Normal"/>
-        <w:bidi w:val="0"/>
-        <w:jc w:val="start"/>
-        <w:rPr/>
-      </w:pPr>
-      <w:r>
-        <w:rPr/>
+        <w:rPr>
+          <w:lang w:val="de-DE"/>
+        </w:rPr>
+      </w:pPr>
+      <w:r>
+        <w:rPr>
+          <w:lang w:val="de-DE"/>
+        </w:rPr>
+      </w:r>
+    </w:p>
+    <w:p>
+      <w:pPr>
+        <w:pStyle w:val="Normal"/>
+        <w:bidi w:val="0"/>
+        <w:jc w:val="start"/>
+        <w:rPr>
+          <w:lang w:val="de-DE"/>
+        </w:rPr>
+      </w:pPr>
+      <w:r>
+        <w:rPr>
+          <w:lang w:val="de-DE"/>
+        </w:rPr>
+      </w:r>
+    </w:p>
+    <w:p>
+      <w:pPr>
+        <w:pStyle w:val="Normal"/>
+        <w:bidi w:val="0"/>
+        <w:jc w:val="start"/>
+        <w:rPr>
+          <w:lang w:val="de-DE"/>
+        </w:rPr>
+      </w:pPr>
+      <w:r>
+        <w:rPr>
+          <w:lang w:val="de-DE"/>
+        </w:rPr>
       </w:r>
     </w:p>
     <w:p>
@@ -2243,259 +3283,254 @@
         <w:bidi w:val="0"/>
         <w:jc w:val="start"/>
         <w:rPr>
+          <w:lang w:val="de-DE"/>
+        </w:rPr>
+      </w:pPr>
+      <w:r>
+        <w:rPr>
           <w:u w:val="none"/>
           <w:lang w:val="de-DE"/>
         </w:rPr>
+        <w:t>2) 5‘ Sehen Sie das Bild an und sprechen Sie zu zweit. Wo sind die Personen? Was machen Sie?</w:t>
+      </w:r>
+    </w:p>
+    <w:p>
+      <w:pPr>
+        <w:pStyle w:val="Normal"/>
+        <w:bidi w:val="0"/>
+        <w:jc w:val="start"/>
+        <w:rPr>
+          <w:lang w:val="de-DE"/>
+        </w:rPr>
       </w:pPr>
       <w:r>
         <w:rPr>
           <w:u w:val="none"/>
           <w:lang w:val="de-DE"/>
         </w:rPr>
-        <w:t>2) 5‘ Sehen Sie das Bild an und sprechen Sie zu zweit. Wo sind die Personen? Was machen Sie?</w:t>
-      </w:r>
-    </w:p>
-    <w:p>
-      <w:pPr>
-        <w:pStyle w:val="Normal"/>
-        <w:bidi w:val="0"/>
-        <w:jc w:val="start"/>
+        <w:t>3) 10‘ Gut gesagt: Sie sind ungeduldig.</w:t>
+      </w:r>
+    </w:p>
+    <w:p>
+      <w:pPr>
+        <w:pStyle w:val="Normal"/>
+        <w:bidi w:val="0"/>
+        <w:jc w:val="start"/>
+        <w:rPr>
+          <w:lang w:val="de-DE"/>
+        </w:rPr>
+      </w:pPr>
+      <w:r>
         <w:rPr>
           <w:u w:val="none"/>
           <w:lang w:val="de-DE"/>
         </w:rPr>
+        <w:t>4) 30‘ Indirekte Fragesätze: Redewiedergabe. Was sagt die Frau am Handy? Ergänzen Sie die Sätze.</w:t>
+      </w:r>
+    </w:p>
+    <w:p>
+      <w:pPr>
+        <w:pStyle w:val="Normal"/>
+        <w:bidi w:val="0"/>
+        <w:jc w:val="start"/>
+        <w:rPr>
+          <w:lang w:val="de-DE"/>
+        </w:rPr>
       </w:pPr>
       <w:r>
         <w:rPr>
           <w:u w:val="none"/>
           <w:lang w:val="de-DE"/>
         </w:rPr>
-        <w:t>3) 10‘ Gut gesagt: Sie sind ungeduldig.</w:t>
-      </w:r>
-    </w:p>
-    <w:p>
-      <w:pPr>
-        <w:pStyle w:val="Normal"/>
-        <w:bidi w:val="0"/>
-        <w:jc w:val="start"/>
+        <w:t>5) MA 30‘ Was wollen die Leute wissen? Formulieren Sie indirekte Fragesätze.</w:t>
+      </w:r>
+    </w:p>
+    <w:p>
+      <w:pPr>
+        <w:pStyle w:val="Normal"/>
+        <w:bidi w:val="0"/>
+        <w:jc w:val="start"/>
+        <w:rPr>
+          <w:lang w:val="de-DE"/>
+        </w:rPr>
+      </w:pPr>
+      <w:r>
         <w:rPr>
           <w:u w:val="none"/>
           <w:lang w:val="de-DE"/>
         </w:rPr>
-      </w:pPr>
-      <w:r>
+        <w:t>6) 20‘ Auf Reisen. Spielen Sie zu zweit. Jeder schreibt drei W-Fragen auf verschiedene Zettel. Mischen Sie die Zettel. A zieht einen Zettel und bildet einen indirekten Fragesatz. B antwortet und zieht den nächsten Zettel.</w:t>
+      </w:r>
+    </w:p>
+    <w:p>
+      <w:pPr>
+        <w:pStyle w:val="Normal"/>
+        <w:bidi w:val="0"/>
+        <w:jc w:val="start"/>
         <w:rPr>
           <w:u w:val="none"/>
           <w:lang w:val="de-DE"/>
         </w:rPr>
-        <w:t>4) 30‘ Indirekte Fragesätze: Redewiedergabe. Was sagt die Frau am Handy? Ergänzen Sie die Sätze.</w:t>
-      </w:r>
-    </w:p>
-    <w:p>
-      <w:pPr>
-        <w:pStyle w:val="Normal"/>
-        <w:bidi w:val="0"/>
-        <w:jc w:val="start"/>
+      </w:pPr>
+      <w:r>
         <w:rPr>
           <w:u w:val="none"/>
           <w:lang w:val="de-DE"/>
         </w:rPr>
-      </w:pPr>
+      </w:r>
+    </w:p>
+    <w:p>
+      <w:pPr>
+        <w:pStyle w:val="Normal"/>
+        <w:bidi w:val="0"/>
+        <w:jc w:val="start"/>
+        <w:rPr>
+          <w:lang w:val="de-DE"/>
+        </w:rPr>
+      </w:pPr>
+      <w:r>
+        <w:rPr>
+          <w:lang w:val="de-DE"/>
+        </w:rPr>
+        <w:t>Sechstes Niveau, zweite Woche, Montag den 9.02.26</w:t>
+      </w:r>
+    </w:p>
+    <w:p>
+      <w:pPr>
+        <w:pStyle w:val="Normal"/>
+        <w:bidi w:val="0"/>
+        <w:jc w:val="start"/>
+        <w:rPr>
+          <w:lang w:val="de-DE"/>
+        </w:rPr>
+      </w:pPr>
+      <w:r>
+        <w:rPr>
+          <w:lang w:val="de-DE"/>
+        </w:rPr>
+      </w:r>
+    </w:p>
+    <w:p>
+      <w:pPr>
+        <w:pStyle w:val="Normal"/>
+        <w:bidi w:val="0"/>
+        <w:jc w:val="start"/>
+        <w:rPr>
+          <w:lang w:val="de-DE"/>
+        </w:rPr>
+      </w:pPr>
+      <w:r>
+        <w:rPr>
+          <w:lang w:val="de-DE"/>
+        </w:rPr>
+        <w:t>0) 10‘ Haben die Kursteilnehmer die Redemittel gefunden?</w:t>
+      </w:r>
+    </w:p>
+    <w:p>
+      <w:pPr>
+        <w:pStyle w:val="Normal"/>
+        <w:bidi w:val="0"/>
+        <w:jc w:val="start"/>
+        <w:rPr>
+          <w:lang w:val="de-DE"/>
+        </w:rPr>
+      </w:pPr>
+      <w:r>
+        <w:rPr>
+          <w:lang w:val="de-DE"/>
+        </w:rPr>
+        <w:t>1) 10‘ Mithilfe von den Notizen, die sie voriges Mal gemacht haben, versuchen Die KT wiederzugeben, was die Personen in den Texten erzählen.</w:t>
+      </w:r>
       <w:r>
         <w:rPr>
           <w:u w:val="none"/>
           <w:lang w:val="de-DE"/>
         </w:rPr>
-        <w:t>5) MA 30‘ Was wollen die Leute wissen? Formulieren Sie indirekte Fragesätze.</w:t>
-      </w:r>
-    </w:p>
-    <w:p>
-      <w:pPr>
-        <w:pStyle w:val="Normal"/>
-        <w:bidi w:val="0"/>
-        <w:jc w:val="start"/>
+        <w:t xml:space="preserve"> (Sie sollten ja vielleicht freier sprechen).</w:t>
+      </w:r>
+    </w:p>
+    <w:p>
+      <w:pPr>
+        <w:pStyle w:val="Normal"/>
+        <w:bidi w:val="0"/>
+        <w:jc w:val="start"/>
+        <w:rPr>
+          <w:lang w:val="de-DE"/>
+        </w:rPr>
+      </w:pPr>
+      <w:r>
         <w:rPr>
           <w:u w:val="none"/>
           <w:lang w:val="de-DE"/>
         </w:rPr>
+        <w:t>2) 30‘ Plusquamperfekt. Lesen Sie die Regel und markieren Sie in 2b alle Verben im Plusquamperfekt. Wie bildet man das Plusquamperfekt? Ergänzen Sie.</w:t>
+      </w:r>
+    </w:p>
+    <w:p>
+      <w:pPr>
+        <w:pStyle w:val="Normal"/>
+        <w:bidi w:val="0"/>
+        <w:jc w:val="start"/>
+        <w:rPr>
+          <w:lang w:val="de-DE"/>
+        </w:rPr>
       </w:pPr>
       <w:r>
         <w:rPr>
           <w:u w:val="none"/>
           <w:lang w:val="de-DE"/>
         </w:rPr>
-        <w:t>6) 20‘ Auf Reisen. Spielen Sie zu zweit. Jeder schreibt drei W-Fragen auf verschiedene Zettel. Mischen Sie die Zettel. A zieht einen Zettel und bildet einen indirekten Fragesatz. B antwortet und zieht den nächsten Zettel.</w:t>
-      </w:r>
-    </w:p>
-    <w:p>
-      <w:pPr>
-        <w:pStyle w:val="Normal"/>
-        <w:bidi w:val="0"/>
-        <w:jc w:val="start"/>
+        <w:t>3) 30‘ Was war vorher? Ordnen Sie zu und schreiben Sie die Sätze im Plusquamperfekt.</w:t>
+      </w:r>
+    </w:p>
+    <w:p>
+      <w:pPr>
+        <w:pStyle w:val="Normal"/>
+        <w:bidi w:val="0"/>
+        <w:jc w:val="start"/>
+        <w:rPr>
+          <w:lang w:val="de-DE"/>
+        </w:rPr>
+      </w:pPr>
+      <w:r>
         <w:rPr>
           <w:u w:val="none"/>
           <w:lang w:val="de-DE"/>
         </w:rPr>
+        <w:t>4) 30‘ Wie und wo kann man neue Freunde kennenlernen? Sammeln Sie im Kurs.</w:t>
+      </w:r>
+    </w:p>
+    <w:p>
+      <w:pPr>
+        <w:pStyle w:val="Normal"/>
+        <w:bidi w:val="0"/>
+        <w:jc w:val="start"/>
+        <w:rPr>
+          <w:lang w:val="de-DE"/>
+        </w:rPr>
       </w:pPr>
       <w:r>
         <w:rPr>
           <w:u w:val="none"/>
           <w:lang w:val="de-DE"/>
         </w:rPr>
-      </w:r>
-    </w:p>
-    <w:p>
-      <w:pPr>
-        <w:pStyle w:val="Normal"/>
-        <w:bidi w:val="0"/>
-        <w:jc w:val="start"/>
-        <w:rPr>
-          <w:lang w:val="de-DE"/>
-        </w:rPr>
-      </w:pPr>
-      <w:r>
-        <w:rPr>
-          <w:lang w:val="de-DE"/>
-        </w:rPr>
-        <w:t>Sechstes Niveau, zweite Woche, Montag den 9.02.26</w:t>
-      </w:r>
-    </w:p>
-    <w:p>
-      <w:pPr>
-        <w:pStyle w:val="Normal"/>
-        <w:bidi w:val="0"/>
-        <w:jc w:val="start"/>
-        <w:rPr>
-          <w:lang w:val="de-DE"/>
-        </w:rPr>
-      </w:pPr>
-      <w:r>
-        <w:rPr>
-          <w:lang w:val="de-DE"/>
-        </w:rPr>
-      </w:r>
-    </w:p>
-    <w:p>
-      <w:pPr>
-        <w:pStyle w:val="Normal"/>
-        <w:bidi w:val="0"/>
-        <w:jc w:val="start"/>
-        <w:rPr>
-          <w:lang w:val="de-DE"/>
-        </w:rPr>
-      </w:pPr>
-      <w:r>
-        <w:rPr>
-          <w:lang w:val="de-DE"/>
-        </w:rPr>
-        <w:t>0) 10‘ Haben die Kursteilnehmer die Redemittel gefunden?</w:t>
-      </w:r>
-    </w:p>
-    <w:p>
-      <w:pPr>
-        <w:pStyle w:val="Normal"/>
-        <w:bidi w:val="0"/>
-        <w:jc w:val="start"/>
-        <w:rPr>
-          <w:lang w:val="de-DE"/>
-        </w:rPr>
-      </w:pPr>
-      <w:r>
-        <w:rPr>
-          <w:lang w:val="de-DE"/>
-        </w:rPr>
-        <w:t>1) 10‘ Mithilfe von den Notizen, die sie voriges Mal gemacht haben, versuchen Die KT wiederzugeben, was die Personen in den Texten erzählen.</w:t>
-      </w:r>
+        <w:t>Hören Sie das Gespräch. Wie hat Matilda in Freiburg Leute kennengelernt? Notieren Sie und vergleichen Sie im Kurs.</w:t>
+      </w:r>
+    </w:p>
+    <w:p>
+      <w:pPr>
+        <w:pStyle w:val="Normal"/>
+        <w:bidi w:val="0"/>
+        <w:jc w:val="start"/>
+        <w:rPr>
+          <w:lang w:val="de-DE"/>
+        </w:rPr>
+      </w:pPr>
       <w:r>
         <w:rPr>
           <w:u w:val="none"/>
           <w:lang w:val="de-DE"/>
         </w:rPr>
-        <w:t xml:space="preserve"> (Sie sollten ja vielleicht freier sprechen).</w:t>
-      </w:r>
-    </w:p>
-    <w:p>
-      <w:pPr>
-        <w:pStyle w:val="Normal"/>
-        <w:bidi w:val="0"/>
-        <w:jc w:val="start"/>
-        <w:rPr>
-          <w:lang w:val="de-DE"/>
-        </w:rPr>
-      </w:pPr>
-      <w:r>
-        <w:rPr>
-          <w:u w:val="none"/>
-          <w:lang w:val="de-DE"/>
-        </w:rPr>
-        <w:t>2) 30‘ Plusquamperfekt. Lesen Sie die Regel und markieren Sie in 2b alle Verben im Plusquamperfekt. Wie bildet man das Plusquamperfekt? Ergänzen Sie.</w:t>
-      </w:r>
-    </w:p>
-    <w:p>
-      <w:pPr>
-        <w:pStyle w:val="Normal"/>
-        <w:bidi w:val="0"/>
-        <w:jc w:val="start"/>
-        <w:rPr>
-          <w:lang w:val="de-DE"/>
-        </w:rPr>
-      </w:pPr>
-      <w:r>
-        <w:rPr>
-          <w:u w:val="none"/>
-          <w:lang w:val="de-DE"/>
-        </w:rPr>
-        <w:t>3) 30‘ Was war vorher? Ordnen Sie zu und schreiben Sie die Sätze im Plusquamperfekt.</w:t>
-      </w:r>
-    </w:p>
-    <w:p>
-      <w:pPr>
-        <w:pStyle w:val="Normal"/>
-        <w:bidi w:val="0"/>
-        <w:jc w:val="start"/>
-        <w:rPr>
-          <w:lang w:val="de-DE"/>
-        </w:rPr>
-      </w:pPr>
-      <w:r>
-        <w:rPr>
-          <w:u w:val="none"/>
-          <w:lang w:val="de-DE"/>
-        </w:rPr>
-        <w:t>4) 30‘ Wie und wo kann man neue Freunde kennenlernen? Sammeln Sie im Kurs.</w:t>
-      </w:r>
-    </w:p>
-    <w:p>
-      <w:pPr>
-        <w:pStyle w:val="Normal"/>
-        <w:bidi w:val="0"/>
-        <w:jc w:val="start"/>
-        <w:rPr>
-          <w:lang w:val="de-DE"/>
-        </w:rPr>
-      </w:pPr>
-      <w:r>
-        <w:rPr>
-          <w:u w:val="none"/>
-          <w:lang w:val="de-DE"/>
-        </w:rPr>
-        <w:t>Hören Sie das Gespräch. Wie hat Matilda in Freiburg Leute kennengelernt? Notieren Sie und vergleichen Sie im Kurs.</w:t>
-      </w:r>
-    </w:p>
-    <w:p>
-      <w:pPr>
-        <w:pStyle w:val="Normal"/>
-        <w:bidi w:val="0"/>
-        <w:jc w:val="start"/>
-        <w:rPr>
-          <w:u w:val="none"/>
-        </w:rPr>
-      </w:pPr>
-      <w:r>
-        <w:rPr>
-          <w:u w:val="none"/>
-          <w:lang w:val="de-DE"/>
-        </w:rPr>
         <w:t>Bringen Sie die Sätze in die richtige Reihenfolge.</w:t>
       </w:r>
     </w:p>
@@ -2539,7 +3574,9 @@
         </w:rPr>
       </w:pPr>
       <w:r>
-        <w:rPr/>
+        <w:rPr>
+          <w:lang w:val="de-DE"/>
+        </w:rPr>
         <w:t>Zweites Niveau, zweite Woche, Freitag den 13.02.26</w:t>
       </w:r>
     </w:p>
@@ -2568,7 +3605,9 @@
         </w:rPr>
       </w:pPr>
       <w:r>
-        <w:rPr/>
+        <w:rPr>
+          <w:lang w:val="de-DE"/>
+        </w:rPr>
         <w:t xml:space="preserve">10‘ die Kursteilnehmer lesen die Regel für Komposita </w:t>
       </w:r>
     </w:p>
@@ -2582,7 +3621,9 @@
         </w:rPr>
       </w:pPr>
       <w:r>
-        <w:rPr/>
+        <w:rPr>
+          <w:lang w:val="de-DE"/>
+        </w:rPr>
         <w:t>20‘ Die KT sehen die Webseite von IKEA und finden neue Komposita und erklären, wie sie funktionieren.</w:t>
       </w:r>
     </w:p>
@@ -2596,7 +3637,9 @@
         </w:rPr>
       </w:pPr>
       <w:r>
-        <w:rPr/>
+        <w:rPr>
+          <w:lang w:val="de-DE"/>
+        </w:rPr>
         <w:t>30‘ Die KT lesen die ersten Kapitel von Eva, Wien.</w:t>
       </w:r>
     </w:p>
@@ -2610,7 +3653,9 @@
         </w:rPr>
       </w:pPr>
       <w:r>
-        <w:rPr/>
+        <w:rPr>
+          <w:lang w:val="de-DE"/>
+        </w:rPr>
         <w:t>Können</w:t>
       </w:r>
     </w:p>
@@ -2662,6 +3707,13 @@
       <w:sz w:val="24"/>
       <w:szCs w:val="24"/>
       <w:lang w:val="de-DE" w:eastAsia="zh-CN" w:bidi="hi-IN"/>
+    </w:rPr>
+  </w:style>
+  <w:style w:type="character" w:styleId="Hyperlink">
+    <w:name w:val="Hyperlink"/>
+    <w:rPr>
+      <w:color w:val="000080"/>
+      <w:u w:val="single"/>
     </w:rPr>
   </w:style>
   <w:style w:type="paragraph" w:styleId="Heading">

--- a/planesDeClaseSegundo.docx
+++ b/planesDeClaseSegundo.docx
@@ -15,31 +15,7 @@
         <w:rPr>
           <w:lang w:val="de-DE"/>
         </w:rPr>
-        <w:t xml:space="preserve">Zweites Niveau, vierte Woche, </w:t>
-      </w:r>
-      <w:r>
-        <w:rPr>
-          <w:lang w:val="de-DE"/>
-        </w:rPr>
-        <w:t>Freitag</w:t>
-      </w:r>
-      <w:r>
-        <w:rPr>
-          <w:lang w:val="de-DE"/>
-        </w:rPr>
-        <w:t xml:space="preserve"> den 0</w:t>
-      </w:r>
-      <w:r>
-        <w:rPr>
-          <w:lang w:val="de-DE"/>
-        </w:rPr>
-        <w:t>6</w:t>
-      </w:r>
-      <w:r>
-        <w:rPr>
-          <w:lang w:val="de-DE"/>
-        </w:rPr>
-        <w:t>.03.26</w:t>
+        <w:t>Zweites Niveau, vierte Woche, Freitag den 06.03.26</w:t>
       </w:r>
     </w:p>
     <w:p>
@@ -86,13 +62,7 @@
         <w:rPr>
           <w:lang w:val="de-DE"/>
         </w:rPr>
-        <w:t>45</w:t>
-      </w:r>
-      <w:r>
-        <w:rPr>
-          <w:lang w:val="de-DE"/>
-        </w:rPr>
-        <w:t>‘ Grammatikübungen</w:t>
+        <w:t>45‘ Grammatikübungen</w:t>
       </w:r>
     </w:p>
     <w:p>
@@ -234,37 +204,7 @@
         <w:rPr>
           <w:lang w:val="de-DE"/>
         </w:rPr>
-        <w:t>Sechstes</w:t>
-      </w:r>
-      <w:r>
-        <w:rPr>
-          <w:lang w:val="de-DE"/>
-        </w:rPr>
-        <w:t xml:space="preserve"> Niveau, vierte Woche, </w:t>
-      </w:r>
-      <w:r>
-        <w:rPr>
-          <w:lang w:val="de-DE"/>
-        </w:rPr>
-        <w:t>Freitag</w:t>
-      </w:r>
-      <w:r>
-        <w:rPr>
-          <w:lang w:val="de-DE"/>
-        </w:rPr>
-        <w:t xml:space="preserve"> den 0</w:t>
-      </w:r>
-      <w:r>
-        <w:rPr>
-          <w:lang w:val="de-DE"/>
-        </w:rPr>
-        <w:t>6</w:t>
-      </w:r>
-      <w:r>
-        <w:rPr>
-          <w:lang w:val="de-DE"/>
-        </w:rPr>
-        <w:t>.03.26</w:t>
+        <w:t>Sechstes Niveau, vierte Woche, Freitag den 06.03.26</w:t>
       </w:r>
     </w:p>
     <w:p>
@@ -591,37 +531,7 @@
         <w:rPr>
           <w:lang w:val="de-DE"/>
         </w:rPr>
-        <w:t>Viertes</w:t>
-      </w:r>
-      <w:r>
-        <w:rPr>
-          <w:lang w:val="de-DE"/>
-        </w:rPr>
-        <w:t xml:space="preserve"> Niveau, vierte Woche, </w:t>
-      </w:r>
-      <w:r>
-        <w:rPr>
-          <w:lang w:val="de-DE"/>
-        </w:rPr>
-        <w:t>Freitag</w:t>
-      </w:r>
-      <w:r>
-        <w:rPr>
-          <w:lang w:val="de-DE"/>
-        </w:rPr>
-        <w:t xml:space="preserve"> den 0</w:t>
-      </w:r>
-      <w:r>
-        <w:rPr>
-          <w:lang w:val="de-DE"/>
-        </w:rPr>
-        <w:t>6</w:t>
-      </w:r>
-      <w:r>
-        <w:rPr>
-          <w:lang w:val="de-DE"/>
-        </w:rPr>
-        <w:t>.03.26</w:t>
+        <w:t>Viertes Niveau, vierte Woche, Freitag den 06.03.26</w:t>
       </w:r>
     </w:p>
     <w:p>
@@ -776,15 +686,13 @@
         </w:rPr>
         <w:t xml:space="preserve">30‘ Video: Die Netzwerk-WG: </w:t>
       </w:r>
-      <w:hyperlink r:id="rId3">
-        <w:r>
-          <w:rPr>
-            <w:rStyle w:val="Hyperlink"/>
-            <w:lang w:val="de-DE"/>
-          </w:rPr>
-          <w:t>https://www.youtube.com/watch?v=WX0alsfPEAU</w:t>
-        </w:r>
-      </w:hyperlink>
+      <w:r>
+        <w:rPr>
+          <w:rStyle w:val="Hyperlink"/>
+          <w:lang w:val="de-DE"/>
+        </w:rPr>
+        <w:t>https://www.youtube.com/watch?v=WX0alsfPEAU</w:t>
+      </w:r>
     </w:p>
     <w:p>
       <w:pPr>

--- a/planesDeClaseSegundo.docx
+++ b/planesDeClaseSegundo.docx
@@ -2,6 +2,687 @@
 <file path=word/document.xml><?xml version="1.0" encoding="utf-8"?>
 <w:document xmlns:o="urn:schemas-microsoft-com:office:office" xmlns:r="http://schemas.openxmlformats.org/officeDocument/2006/relationships" xmlns:v="urn:schemas-microsoft-com:vml" xmlns:w="http://schemas.openxmlformats.org/wordprocessingml/2006/main" xmlns:w10="urn:schemas-microsoft-com:office:word" xmlns:wp="http://schemas.openxmlformats.org/drawingml/2006/wordprocessingDrawing" xmlns:wps="http://schemas.microsoft.com/office/word/2010/wordprocessingShape" xmlns:wpg="http://schemas.microsoft.com/office/word/2010/wordprocessingGroup" xmlns:mc="http://schemas.openxmlformats.org/markup-compatibility/2006" xmlns:wp14="http://schemas.microsoft.com/office/word/2010/wordprocessingDrawing" xmlns:w14="http://schemas.microsoft.com/office/word/2010/wordml" xmlns:w15="http://schemas.microsoft.com/office/word/2012/wordml" mc:Ignorable="w14 wp14 w15">
   <w:body>
+    <w:p>
+      <w:pPr>
+        <w:pStyle w:val="Normal"/>
+        <w:bidi w:val="0"/>
+        <w:jc w:val="start"/>
+        <w:rPr>
+          <w:lang w:val="de-DE"/>
+        </w:rPr>
+      </w:pPr>
+      <w:r>
+        <w:rPr>
+          <w:lang w:val="de-DE"/>
+        </w:rPr>
+        <w:t xml:space="preserve">Zweites Niveau, </w:t>
+      </w:r>
+      <w:r>
+        <w:rPr>
+          <w:lang w:val="de-DE"/>
+        </w:rPr>
+        <w:t xml:space="preserve">fünfte </w:t>
+      </w:r>
+      <w:r>
+        <w:rPr>
+          <w:lang w:val="de-DE"/>
+        </w:rPr>
+        <w:t xml:space="preserve">Woche, </w:t>
+      </w:r>
+      <w:r>
+        <w:rPr>
+          <w:lang w:val="de-DE"/>
+        </w:rPr>
+        <w:t xml:space="preserve">Montag </w:t>
+      </w:r>
+      <w:r>
+        <w:rPr>
+          <w:lang w:val="de-DE"/>
+        </w:rPr>
+        <w:t>den 0</w:t>
+      </w:r>
+      <w:r>
+        <w:rPr>
+          <w:lang w:val="de-DE"/>
+        </w:rPr>
+        <w:t>9</w:t>
+      </w:r>
+      <w:r>
+        <w:rPr>
+          <w:lang w:val="de-DE"/>
+        </w:rPr>
+        <w:t>.03.26</w:t>
+      </w:r>
+    </w:p>
+    <w:p>
+      <w:pPr>
+        <w:pStyle w:val="Normal"/>
+        <w:bidi w:val="0"/>
+        <w:jc w:val="start"/>
+        <w:rPr>
+          <w:lang w:val="de-DE"/>
+        </w:rPr>
+      </w:pPr>
+      <w:r>
+        <w:rPr/>
+      </w:r>
+    </w:p>
+    <w:p>
+      <w:pPr>
+        <w:pStyle w:val="Normal"/>
+        <w:bidi w:val="0"/>
+        <w:jc w:val="start"/>
+        <w:rPr>
+          <w:lang w:val="de-DE"/>
+        </w:rPr>
+      </w:pPr>
+      <w:r>
+        <w:rPr>
+          <w:lang w:val="de-DE"/>
+        </w:rPr>
+        <w:t>10‘ Welche Berufe kennen Sie? Sammeln Sie.</w:t>
+      </w:r>
+    </w:p>
+    <w:p>
+      <w:pPr>
+        <w:pStyle w:val="Normal"/>
+        <w:bidi w:val="0"/>
+        <w:jc w:val="start"/>
+        <w:rPr>
+          <w:lang w:val="de-DE"/>
+        </w:rPr>
+      </w:pPr>
+      <w:r>
+        <w:rPr/>
+      </w:r>
+    </w:p>
+    <w:p>
+      <w:pPr>
+        <w:pStyle w:val="Normal"/>
+        <w:bidi w:val="0"/>
+        <w:jc w:val="start"/>
+        <w:rPr>
+          <w:lang w:val="de-DE"/>
+        </w:rPr>
+      </w:pPr>
+      <w:r>
+        <w:rPr>
+          <w:lang w:val="de-DE"/>
+        </w:rPr>
+        <w:t>15</w:t>
+      </w:r>
+      <w:r>
+        <w:rPr>
+          <w:lang w:val="de-DE"/>
+        </w:rPr>
+        <w:t>‘ Berufsprofil Altenpfleger. Was machen Altenpflegerinnen und Altenpfleger? Wo arbeiten Sie und wie lange dauert die Berufsausbildung? Lesen Sie und berichten Sie.</w:t>
+      </w:r>
+    </w:p>
+    <w:p>
+      <w:pPr>
+        <w:pStyle w:val="Normal"/>
+        <w:bidi w:val="0"/>
+        <w:jc w:val="start"/>
+        <w:rPr>
+          <w:lang w:val="de-DE"/>
+        </w:rPr>
+      </w:pPr>
+      <w:r>
+        <w:rPr/>
+      </w:r>
+    </w:p>
+    <w:p>
+      <w:pPr>
+        <w:pStyle w:val="Normal"/>
+        <w:bidi w:val="0"/>
+        <w:jc w:val="start"/>
+        <w:rPr>
+          <w:lang w:val="de-DE"/>
+        </w:rPr>
+      </w:pPr>
+      <w:r>
+        <w:rPr>
+          <w:lang w:val="de-DE"/>
+        </w:rPr>
+        <w:t>15‘ Lesen Sie den Lesebrief und sammeln Sie die Redemittel.</w:t>
+      </w:r>
+    </w:p>
+    <w:p>
+      <w:pPr>
+        <w:pStyle w:val="Normal"/>
+        <w:bidi w:val="0"/>
+        <w:jc w:val="start"/>
+        <w:rPr>
+          <w:lang w:val="de-DE"/>
+        </w:rPr>
+      </w:pPr>
+      <w:r>
+        <w:rPr/>
+      </w:r>
+    </w:p>
+    <w:p>
+      <w:pPr>
+        <w:pStyle w:val="Normal"/>
+        <w:bidi w:val="0"/>
+        <w:jc w:val="start"/>
+        <w:rPr>
+          <w:lang w:val="de-DE"/>
+        </w:rPr>
+      </w:pPr>
+      <w:r>
+        <w:rPr>
+          <w:lang w:val="de-DE"/>
+        </w:rPr>
+        <w:t>10‘ Max Cordes, Informatikkaufmann. Was macht er wann? Lesen Sie und sprechen Sie über seinen Tagesablauf.</w:t>
+      </w:r>
+    </w:p>
+    <w:p>
+      <w:pPr>
+        <w:pStyle w:val="Normal"/>
+        <w:bidi w:val="0"/>
+        <w:jc w:val="start"/>
+        <w:rPr>
+          <w:lang w:val="de-DE"/>
+        </w:rPr>
+      </w:pPr>
+      <w:r>
+        <w:rPr/>
+      </w:r>
+    </w:p>
+    <w:p>
+      <w:pPr>
+        <w:pStyle w:val="Normal"/>
+        <w:bidi w:val="0"/>
+        <w:jc w:val="start"/>
+        <w:rPr>
+          <w:lang w:val="de-DE"/>
+        </w:rPr>
+      </w:pPr>
+      <w:r>
+        <w:rPr>
+          <w:lang w:val="de-DE"/>
+        </w:rPr>
+        <w:t>10‘ Die KT machen eine Liste von Wörtern, die sie im ersten Teil des Unterrichts gelernt haben.</w:t>
+      </w:r>
+    </w:p>
+    <w:p>
+      <w:pPr>
+        <w:pStyle w:val="Normal"/>
+        <w:bidi w:val="0"/>
+        <w:jc w:val="start"/>
+        <w:rPr>
+          <w:lang w:val="de-DE"/>
+        </w:rPr>
+      </w:pPr>
+      <w:r>
+        <w:rPr/>
+      </w:r>
+    </w:p>
+    <w:p>
+      <w:pPr>
+        <w:pStyle w:val="Normal"/>
+        <w:bidi w:val="0"/>
+        <w:jc w:val="start"/>
+        <w:rPr>
+          <w:lang w:val="de-DE"/>
+        </w:rPr>
+      </w:pPr>
+      <w:r>
+        <w:rPr>
+          <w:lang w:val="de-DE"/>
+        </w:rPr>
+        <w:t>---</w:t>
+      </w:r>
+    </w:p>
+    <w:p>
+      <w:pPr>
+        <w:pStyle w:val="Normal"/>
+        <w:bidi w:val="0"/>
+        <w:jc w:val="start"/>
+        <w:rPr>
+          <w:lang w:val="de-DE"/>
+        </w:rPr>
+      </w:pPr>
+      <w:r>
+        <w:rPr/>
+      </w:r>
+    </w:p>
+    <w:p>
+      <w:pPr>
+        <w:pStyle w:val="Normal"/>
+        <w:bidi w:val="0"/>
+        <w:jc w:val="start"/>
+        <w:rPr>
+          <w:lang w:val="de-DE"/>
+        </w:rPr>
+      </w:pPr>
+      <w:r>
+        <w:rPr>
+          <w:lang w:val="de-DE"/>
+        </w:rPr>
+        <w:t>20‘ Über Erfahrungen sprechen. Fragen und antworten Sie.</w:t>
+      </w:r>
+    </w:p>
+    <w:p>
+      <w:pPr>
+        <w:pStyle w:val="Normal"/>
+        <w:bidi w:val="0"/>
+        <w:jc w:val="start"/>
+        <w:rPr>
+          <w:lang w:val="de-DE"/>
+        </w:rPr>
+      </w:pPr>
+      <w:r>
+        <w:rPr>
+          <w:lang w:val="de-DE"/>
+        </w:rPr>
+        <w:t xml:space="preserve">30‘ </w:t>
+      </w:r>
+    </w:p>
+    <w:p>
+      <w:pPr>
+        <w:pStyle w:val="Normal"/>
+        <w:bidi w:val="0"/>
+        <w:jc w:val="start"/>
+        <w:rPr>
+          <w:lang w:val="de-DE"/>
+        </w:rPr>
+      </w:pPr>
+      <w:r>
+        <w:rPr>
+          <w:lang w:val="de-DE"/>
+        </w:rPr>
+        <w:t>a) Zwei Berufsportäts. Wählen Sie ein Berufsporträt. Lesen Sie und sammeln Sie Informationen in der Tabelle</w:t>
+      </w:r>
+    </w:p>
+    <w:p>
+      <w:pPr>
+        <w:pStyle w:val="Normal"/>
+        <w:bidi w:val="0"/>
+        <w:jc w:val="start"/>
+        <w:rPr>
+          <w:lang w:val="de-DE"/>
+        </w:rPr>
+      </w:pPr>
+      <w:r>
+        <w:rPr>
+          <w:lang w:val="de-DE"/>
+        </w:rPr>
+        <w:t>b) Berichten Sie über Lena und Wladimir.</w:t>
+      </w:r>
+    </w:p>
+    <w:p>
+      <w:pPr>
+        <w:pStyle w:val="Normal"/>
+        <w:bidi w:val="0"/>
+        <w:jc w:val="start"/>
+        <w:rPr>
+          <w:lang w:val="de-DE"/>
+        </w:rPr>
+      </w:pPr>
+      <w:r>
+        <w:rPr/>
+      </w:r>
+    </w:p>
+    <w:p>
+      <w:pPr>
+        <w:pStyle w:val="Normal"/>
+        <w:bidi w:val="0"/>
+        <w:jc w:val="start"/>
+        <w:rPr>
+          <w:lang w:val="de-DE"/>
+        </w:rPr>
+      </w:pPr>
+      <w:r>
+        <w:rPr/>
+      </w:r>
+    </w:p>
+    <w:p>
+      <w:pPr>
+        <w:pStyle w:val="Normal"/>
+        <w:bidi w:val="0"/>
+        <w:jc w:val="start"/>
+        <w:rPr>
+          <w:lang w:val="de-DE"/>
+        </w:rPr>
+      </w:pPr>
+      <w:r>
+        <w:rPr>
+          <w:lang w:val="de-DE"/>
+        </w:rPr>
+        <w:t>******************************************</w:t>
+      </w:r>
+    </w:p>
+    <w:p>
+      <w:pPr>
+        <w:pStyle w:val="Normal"/>
+        <w:bidi w:val="0"/>
+        <w:jc w:val="start"/>
+        <w:rPr>
+          <w:lang w:val="de-DE"/>
+        </w:rPr>
+      </w:pPr>
+      <w:r>
+        <w:rPr>
+          <w:lang w:val="de-DE"/>
+        </w:rPr>
+        <w:t>Sechstes Niveau, vierte Woche, Freitag den 06.03.26</w:t>
+      </w:r>
+    </w:p>
+    <w:p>
+      <w:pPr>
+        <w:pStyle w:val="Normal"/>
+        <w:bidi w:val="0"/>
+        <w:jc w:val="start"/>
+        <w:rPr>
+          <w:lang w:val="de-DE"/>
+        </w:rPr>
+      </w:pPr>
+      <w:r>
+        <w:rPr/>
+      </w:r>
+    </w:p>
+    <w:p>
+      <w:pPr>
+        <w:pStyle w:val="Normal"/>
+        <w:bidi w:val="0"/>
+        <w:jc w:val="start"/>
+        <w:rPr>
+          <w:lang w:val="de-DE"/>
+        </w:rPr>
+      </w:pPr>
+      <w:r>
+        <w:rPr>
+          <w:lang w:val="de-DE"/>
+        </w:rPr>
+        <w:t>10‘ Haben die KT den Text gelesen? Welche Sätze sind richtig?</w:t>
+      </w:r>
+    </w:p>
+    <w:p>
+      <w:pPr>
+        <w:pStyle w:val="Normal"/>
+        <w:bidi w:val="0"/>
+        <w:jc w:val="start"/>
+        <w:rPr>
+          <w:lang w:val="de-DE"/>
+        </w:rPr>
+      </w:pPr>
+      <w:r>
+        <w:rPr>
+          <w:lang w:val="de-DE"/>
+        </w:rPr>
+        <w:t>10‘ Jemand aus Ihrem Kurs hat den Text nicht gut verstanden. Welche Informationen aus dem Text finden Sie am wichtigsten? Erklären Sie diese in einfachen Worten.</w:t>
+      </w:r>
+    </w:p>
+    <w:p>
+      <w:pPr>
+        <w:pStyle w:val="Normal"/>
+        <w:bidi w:val="0"/>
+        <w:jc w:val="start"/>
+        <w:rPr>
+          <w:lang w:val="de-DE"/>
+        </w:rPr>
+      </w:pPr>
+      <w:r>
+        <w:rPr/>
+      </w:r>
+    </w:p>
+    <w:p>
+      <w:pPr>
+        <w:pStyle w:val="Normal"/>
+        <w:bidi w:val="0"/>
+        <w:jc w:val="start"/>
+        <w:rPr>
+          <w:lang w:val="de-DE"/>
+        </w:rPr>
+      </w:pPr>
+      <w:r>
+        <w:rPr>
+          <w:lang w:val="de-DE"/>
+        </w:rPr>
+        <w:t>20‘ Lesen Sie die Regel und markieren Sie die zweiteiligen Konnektoren in 6b.</w:t>
+      </w:r>
+    </w:p>
+    <w:p>
+      <w:pPr>
+        <w:pStyle w:val="Normal"/>
+        <w:bidi w:val="0"/>
+        <w:jc w:val="start"/>
+        <w:rPr>
+          <w:lang w:val="de-DE"/>
+        </w:rPr>
+      </w:pPr>
+      <w:r>
+        <w:rPr>
+          <w:lang w:val="de-DE"/>
+        </w:rPr>
+        <w:t>20</w:t>
+      </w:r>
+      <w:r>
+        <w:rPr>
+          <w:lang w:val="de-DE"/>
+        </w:rPr>
+        <w:t>‘ 7b) Ordnen Sie die Satzteile zu und schreiben Sie die Sätze.</w:t>
+      </w:r>
+    </w:p>
+    <w:p>
+      <w:pPr>
+        <w:pStyle w:val="Normal"/>
+        <w:bidi w:val="0"/>
+        <w:jc w:val="start"/>
+        <w:rPr>
+          <w:lang w:val="de-DE"/>
+        </w:rPr>
+      </w:pPr>
+      <w:r>
+        <w:rPr>
+          <w:lang w:val="de-DE"/>
+        </w:rPr>
+        <w:t xml:space="preserve">20‘ </w:t>
+      </w:r>
+      <w:r>
+        <w:rPr>
+          <w:lang w:val="de-DE"/>
+        </w:rPr>
+        <w:t>Spielen Sie in Gruppen. Jeder würfelt und bildet einen Satz. Wer hat als Erstes zu jedem Konnektor einen Satz gebildet?</w:t>
+      </w:r>
+    </w:p>
+    <w:p>
+      <w:pPr>
+        <w:pStyle w:val="Normal"/>
+        <w:bidi w:val="0"/>
+        <w:jc w:val="start"/>
+        <w:rPr>
+          <w:lang w:val="de-DE"/>
+        </w:rPr>
+      </w:pPr>
+      <w:r>
+        <w:rPr>
+          <w:lang w:val="de-DE"/>
+        </w:rPr>
+        <w:t>30‘ Musik in Ihrem Kopf. Welche Lieder verbinden Sie mit besonderen Erinnerungen? Welches Lied geht Ihnen oft durch den Kopf? Welches Lied mögen Sie gar nicht?</w:t>
+      </w:r>
+    </w:p>
+    <w:p>
+      <w:pPr>
+        <w:pStyle w:val="Normal"/>
+        <w:bidi w:val="0"/>
+        <w:jc w:val="start"/>
+        <w:rPr>
+          <w:lang w:val="de-DE"/>
+        </w:rPr>
+      </w:pPr>
+      <w:r>
+        <w:rPr/>
+      </w:r>
+    </w:p>
+    <w:p>
+      <w:pPr>
+        <w:pStyle w:val="Normal"/>
+        <w:bidi w:val="0"/>
+        <w:jc w:val="start"/>
+        <w:rPr>
+          <w:lang w:val="de-DE"/>
+        </w:rPr>
+      </w:pPr>
+      <w:r>
+        <w:rPr>
+          <w:lang w:val="de-DE"/>
+        </w:rPr>
+        <w:t>10‘ Aussprache: Satzmelodie</w:t>
+      </w:r>
+    </w:p>
+    <w:p>
+      <w:pPr>
+        <w:pStyle w:val="Normal"/>
+        <w:bidi w:val="0"/>
+        <w:jc w:val="start"/>
+        <w:rPr>
+          <w:lang w:val="de-DE"/>
+        </w:rPr>
+      </w:pPr>
+      <w:r>
+        <w:rPr>
+          <w:lang w:val="de-DE"/>
+        </w:rPr>
+        <w:t>HAG: die ganze Seite 98: Tanzen ist Leidenschaft</w:t>
+      </w:r>
+    </w:p>
+    <w:p>
+      <w:pPr>
+        <w:pStyle w:val="Normal"/>
+        <w:bidi w:val="0"/>
+        <w:jc w:val="start"/>
+        <w:rPr>
+          <w:lang w:val="de-DE"/>
+        </w:rPr>
+      </w:pPr>
+      <w:r>
+        <w:rPr/>
+      </w:r>
+    </w:p>
+    <w:p>
+      <w:pPr>
+        <w:pStyle w:val="Normal"/>
+        <w:bidi w:val="0"/>
+        <w:jc w:val="start"/>
+        <w:rPr>
+          <w:lang w:val="de-DE"/>
+        </w:rPr>
+      </w:pPr>
+      <w:r>
+        <w:rPr>
+          <w:lang w:val="de-DE"/>
+        </w:rPr>
+        <w:t>******************************************</w:t>
+      </w:r>
+    </w:p>
+    <w:p>
+      <w:pPr>
+        <w:pStyle w:val="Normal"/>
+        <w:bidi w:val="0"/>
+        <w:jc w:val="start"/>
+        <w:rPr>
+          <w:lang w:val="de-DE"/>
+        </w:rPr>
+      </w:pPr>
+      <w:r>
+        <w:rPr>
+          <w:lang w:val="de-DE"/>
+        </w:rPr>
+        <w:t>Viertes</w:t>
+      </w:r>
+      <w:r>
+        <w:rPr>
+          <w:lang w:val="de-DE"/>
+        </w:rPr>
+        <w:t xml:space="preserve"> Niveau, vierte Woche, Freitag den 06.03.26</w:t>
+      </w:r>
+    </w:p>
+    <w:p>
+      <w:pPr>
+        <w:pStyle w:val="Normal"/>
+        <w:bidi w:val="0"/>
+        <w:jc w:val="start"/>
+        <w:rPr>
+          <w:lang w:val="de-DE"/>
+        </w:rPr>
+      </w:pPr>
+      <w:r>
+        <w:rPr/>
+      </w:r>
+    </w:p>
+    <w:p>
+      <w:pPr>
+        <w:pStyle w:val="Normal"/>
+        <w:bidi w:val="0"/>
+        <w:jc w:val="start"/>
+        <w:rPr>
+          <w:lang w:val="de-DE"/>
+        </w:rPr>
+      </w:pPr>
+      <w:r>
+        <w:rPr>
+          <w:lang w:val="de-DE"/>
+        </w:rPr>
+        <w:t>10‘ Was haben wir voriges Mal gemacht? Was für Vokabeln haben Sie gelernt? Erinnern sie sich noch an die Geschichten, die sie gespielt haben?</w:t>
+      </w:r>
+    </w:p>
+    <w:p>
+      <w:pPr>
+        <w:pStyle w:val="Normal"/>
+        <w:bidi w:val="0"/>
+        <w:jc w:val="start"/>
+        <w:rPr>
+          <w:lang w:val="de-DE"/>
+        </w:rPr>
+      </w:pPr>
+      <w:r>
+        <w:rPr/>
+      </w:r>
+    </w:p>
+    <w:p>
+      <w:pPr>
+        <w:pStyle w:val="Normal"/>
+        <w:bidi w:val="0"/>
+        <w:jc w:val="start"/>
+        <w:rPr>
+          <w:lang w:val="de-DE"/>
+        </w:rPr>
+      </w:pPr>
+      <w:r>
+        <w:rPr/>
+      </w:r>
+    </w:p>
+    <w:p>
+      <w:pPr>
+        <w:pStyle w:val="Normal"/>
+        <w:bidi w:val="0"/>
+        <w:jc w:val="start"/>
+        <w:rPr>
+          <w:lang w:val="de-DE"/>
+        </w:rPr>
+      </w:pPr>
+      <w:r>
+        <w:rPr/>
+      </w:r>
+    </w:p>
+    <w:p>
+      <w:pPr>
+        <w:pStyle w:val="Normal"/>
+        <w:bidi w:val="0"/>
+        <w:jc w:val="start"/>
+        <w:rPr>
+          <w:lang w:val="de-DE"/>
+        </w:rPr>
+      </w:pPr>
+      <w:r>
+        <w:rPr>
+          <w:lang w:val="de-DE"/>
+        </w:rPr>
+        <w:t>******************************************</w:t>
+      </w:r>
+    </w:p>
     <w:p>
       <w:pPr>
         <w:pStyle w:val="Normal"/>

--- a/planesDeClaseSegundo.docx
+++ b/planesDeClaseSegundo.docx
@@ -651,7 +651,71 @@
         </w:rPr>
       </w:pPr>
       <w:r>
+        <w:rPr>
+          <w:lang w:val="de-DE"/>
+        </w:rPr>
+        <w:t>40‘ 13d) Arbeiten Sie zu dritt. Wählen Sie ein Bild oder eine andere Situation im Zug. Überlegen Sie sich eine Geschichte. Sammeln Sie Ideen und machen Sie Notizen. Schreiben Sie die Geschichte.</w:t>
+      </w:r>
+    </w:p>
+    <w:p>
+      <w:pPr>
+        <w:pStyle w:val="Normal"/>
+        <w:bidi w:val="0"/>
+        <w:jc w:val="start"/>
+        <w:rPr>
+          <w:lang w:val="de-DE"/>
+        </w:rPr>
+      </w:pPr>
+      <w:r>
         <w:rPr/>
+      </w:r>
+    </w:p>
+    <w:p>
+      <w:pPr>
+        <w:pStyle w:val="Normal"/>
+        <w:bidi w:val="0"/>
+        <w:jc w:val="start"/>
+        <w:rPr>
+          <w:lang w:val="de-DE"/>
+        </w:rPr>
+      </w:pPr>
+      <w:r>
+        <w:rPr>
+          <w:lang w:val="de-DE"/>
+        </w:rPr>
+        <w:t>20‘ Video, Seite 88. Die Netzwerk-WG</w:t>
+      </w:r>
+    </w:p>
+    <w:p>
+      <w:pPr>
+        <w:pStyle w:val="Normal"/>
+        <w:bidi w:val="0"/>
+        <w:jc w:val="start"/>
+        <w:rPr>
+          <w:lang w:val="de-DE"/>
+        </w:rPr>
+      </w:pPr>
+      <w:r>
+        <w:rPr>
+          <w:lang w:val="de-DE"/>
+        </w:rPr>
+        <w:t>---</w:t>
+      </w:r>
+    </w:p>
+    <w:p>
+      <w:pPr>
+        <w:pStyle w:val="Normal"/>
+        <w:bidi w:val="0"/>
+        <w:jc w:val="start"/>
+        <w:rPr>
+          <w:lang w:val="de-DE"/>
+        </w:rPr>
+      </w:pPr>
+      <w:r>
+        <w:rPr>
+          <w:lang w:val="de-DE"/>
+        </w:rPr>
+        <w:t>60‘ Selbstbewertung + Online-Übungen + Kahoot!</w:t>
       </w:r>
     </w:p>
     <w:p>

--- a/planesDeClaseSegundo.docx
+++ b/planesDeClaseSegundo.docx
@@ -15,56 +15,22 @@
         <w:rPr>
           <w:lang w:val="de-DE"/>
         </w:rPr>
-        <w:t xml:space="preserve">Zweites Niveau, </w:t>
-      </w:r>
-      <w:r>
-        <w:rPr>
-          <w:lang w:val="de-DE"/>
-        </w:rPr>
-        <w:t xml:space="preserve">fünfte </w:t>
-      </w:r>
-      <w:r>
-        <w:rPr>
-          <w:lang w:val="de-DE"/>
-        </w:rPr>
-        <w:t xml:space="preserve">Woche, </w:t>
-      </w:r>
-      <w:r>
-        <w:rPr>
-          <w:lang w:val="de-DE"/>
-        </w:rPr>
-        <w:t xml:space="preserve">Montag </w:t>
-      </w:r>
-      <w:r>
-        <w:rPr>
-          <w:lang w:val="de-DE"/>
-        </w:rPr>
-        <w:t>den 0</w:t>
-      </w:r>
-      <w:r>
-        <w:rPr>
-          <w:lang w:val="de-DE"/>
-        </w:rPr>
-        <w:t>9</w:t>
-      </w:r>
-      <w:r>
-        <w:rPr>
-          <w:lang w:val="de-DE"/>
-        </w:rPr>
-        <w:t>.03.26</w:t>
-      </w:r>
-    </w:p>
-    <w:p>
-      <w:pPr>
-        <w:pStyle w:val="Normal"/>
-        <w:bidi w:val="0"/>
-        <w:jc w:val="start"/>
-        <w:rPr>
-          <w:lang w:val="de-DE"/>
-        </w:rPr>
-      </w:pPr>
-      <w:r>
-        <w:rPr/>
+        <w:t>Zweites Niveau, fünfte Woche, Montag den 09.03.26</w:t>
+      </w:r>
+    </w:p>
+    <w:p>
+      <w:pPr>
+        <w:pStyle w:val="Normal"/>
+        <w:bidi w:val="0"/>
+        <w:jc w:val="start"/>
+        <w:rPr>
+          <w:lang w:val="de-DE"/>
+        </w:rPr>
+      </w:pPr>
+      <w:r>
+        <w:rPr>
+          <w:lang w:val="de-DE"/>
+        </w:rPr>
       </w:r>
     </w:p>
     <w:p>
@@ -93,42 +59,40 @@
         </w:rPr>
       </w:pPr>
       <w:r>
-        <w:rPr/>
-      </w:r>
-    </w:p>
-    <w:p>
-      <w:pPr>
-        <w:pStyle w:val="Normal"/>
-        <w:bidi w:val="0"/>
-        <w:jc w:val="start"/>
-        <w:rPr>
-          <w:lang w:val="de-DE"/>
-        </w:rPr>
-      </w:pPr>
-      <w:r>
-        <w:rPr>
-          <w:lang w:val="de-DE"/>
-        </w:rPr>
-        <w:t>15</w:t>
-      </w:r>
-      <w:r>
-        <w:rPr>
-          <w:lang w:val="de-DE"/>
-        </w:rPr>
-        <w:t>‘ Berufsprofil Altenpfleger. Was machen Altenpflegerinnen und Altenpfleger? Wo arbeiten Sie und wie lange dauert die Berufsausbildung? Lesen Sie und berichten Sie.</w:t>
-      </w:r>
-    </w:p>
-    <w:p>
-      <w:pPr>
-        <w:pStyle w:val="Normal"/>
-        <w:bidi w:val="0"/>
-        <w:jc w:val="start"/>
-        <w:rPr>
-          <w:lang w:val="de-DE"/>
-        </w:rPr>
-      </w:pPr>
-      <w:r>
-        <w:rPr/>
+        <w:rPr>
+          <w:lang w:val="de-DE"/>
+        </w:rPr>
+      </w:r>
+    </w:p>
+    <w:p>
+      <w:pPr>
+        <w:pStyle w:val="Normal"/>
+        <w:bidi w:val="0"/>
+        <w:jc w:val="start"/>
+        <w:rPr>
+          <w:lang w:val="de-DE"/>
+        </w:rPr>
+      </w:pPr>
+      <w:r>
+        <w:rPr>
+          <w:lang w:val="de-DE"/>
+        </w:rPr>
+        <w:t>15‘ Berufsprofil Altenpfleger. Was machen Altenpflegerinnen und Altenpfleger? Wo arbeiten Sie und wie lange dauert die Berufsausbildung? Lesen Sie und berichten Sie.</w:t>
+      </w:r>
+    </w:p>
+    <w:p>
+      <w:pPr>
+        <w:pStyle w:val="Normal"/>
+        <w:bidi w:val="0"/>
+        <w:jc w:val="start"/>
+        <w:rPr>
+          <w:lang w:val="de-DE"/>
+        </w:rPr>
+      </w:pPr>
+      <w:r>
+        <w:rPr>
+          <w:lang w:val="de-DE"/>
+        </w:rPr>
       </w:r>
     </w:p>
     <w:p>
@@ -157,7 +121,9 @@
         </w:rPr>
       </w:pPr>
       <w:r>
-        <w:rPr/>
+        <w:rPr>
+          <w:lang w:val="de-DE"/>
+        </w:rPr>
       </w:r>
     </w:p>
     <w:p>
@@ -186,7 +152,9 @@
         </w:rPr>
       </w:pPr>
       <w:r>
-        <w:rPr/>
+        <w:rPr>
+          <w:lang w:val="de-DE"/>
+        </w:rPr>
       </w:r>
     </w:p>
     <w:p>
@@ -215,7 +183,9 @@
         </w:rPr>
       </w:pPr>
       <w:r>
-        <w:rPr/>
+        <w:rPr>
+          <w:lang w:val="de-DE"/>
+        </w:rPr>
       </w:r>
     </w:p>
     <w:p>
@@ -244,7 +214,9 @@
         </w:rPr>
       </w:pPr>
       <w:r>
-        <w:rPr/>
+        <w:rPr>
+          <w:lang w:val="de-DE"/>
+        </w:rPr>
       </w:r>
     </w:p>
     <w:p>
@@ -321,20 +293,24 @@
         </w:rPr>
       </w:pPr>
       <w:r>
-        <w:rPr/>
-      </w:r>
-    </w:p>
-    <w:p>
-      <w:pPr>
-        <w:pStyle w:val="Normal"/>
-        <w:bidi w:val="0"/>
-        <w:jc w:val="start"/>
-        <w:rPr>
-          <w:lang w:val="de-DE"/>
-        </w:rPr>
-      </w:pPr>
-      <w:r>
-        <w:rPr/>
+        <w:rPr>
+          <w:lang w:val="de-DE"/>
+        </w:rPr>
+      </w:r>
+    </w:p>
+    <w:p>
+      <w:pPr>
+        <w:pStyle w:val="Normal"/>
+        <w:bidi w:val="0"/>
+        <w:jc w:val="start"/>
+        <w:rPr>
+          <w:lang w:val="de-DE"/>
+        </w:rPr>
+      </w:pPr>
+      <w:r>
+        <w:rPr>
+          <w:lang w:val="de-DE"/>
+        </w:rPr>
       </w:r>
     </w:p>
     <w:p>
@@ -379,7 +355,9 @@
         </w:rPr>
       </w:pPr>
       <w:r>
-        <w:rPr/>
+        <w:rPr>
+          <w:lang w:val="de-DE"/>
+        </w:rPr>
       </w:r>
     </w:p>
     <w:p>
@@ -424,7 +402,9 @@
         </w:rPr>
       </w:pPr>
       <w:r>
-        <w:rPr/>
+        <w:rPr>
+          <w:lang w:val="de-DE"/>
+        </w:rPr>
       </w:r>
     </w:p>
     <w:p>
@@ -456,35 +436,23 @@
         <w:rPr>
           <w:lang w:val="de-DE"/>
         </w:rPr>
-        <w:t>20</w:t>
-      </w:r>
-      <w:r>
-        <w:rPr>
-          <w:lang w:val="de-DE"/>
-        </w:rPr>
-        <w:t>‘ 7b) Ordnen Sie die Satzteile zu und schreiben Sie die Sätze.</w:t>
-      </w:r>
-    </w:p>
-    <w:p>
-      <w:pPr>
-        <w:pStyle w:val="Normal"/>
-        <w:bidi w:val="0"/>
-        <w:jc w:val="start"/>
-        <w:rPr>
-          <w:lang w:val="de-DE"/>
-        </w:rPr>
-      </w:pPr>
-      <w:r>
-        <w:rPr>
-          <w:lang w:val="de-DE"/>
-        </w:rPr>
-        <w:t xml:space="preserve">20‘ </w:t>
-      </w:r>
-      <w:r>
-        <w:rPr>
-          <w:lang w:val="de-DE"/>
-        </w:rPr>
-        <w:t>Spielen Sie in Gruppen. Jeder würfelt und bildet einen Satz. Wer hat als Erstes zu jedem Konnektor einen Satz gebildet?</w:t>
+        <w:t>20‘ 7b) Ordnen Sie die Satzteile zu und schreiben Sie die Sätze.</w:t>
+      </w:r>
+    </w:p>
+    <w:p>
+      <w:pPr>
+        <w:pStyle w:val="Normal"/>
+        <w:bidi w:val="0"/>
+        <w:jc w:val="start"/>
+        <w:rPr>
+          <w:lang w:val="de-DE"/>
+        </w:rPr>
+      </w:pPr>
+      <w:r>
+        <w:rPr>
+          <w:lang w:val="de-DE"/>
+        </w:rPr>
+        <w:t>20‘ Spielen Sie in Gruppen. Jeder würfelt und bildet einen Satz. Wer hat als Erstes zu jedem Konnektor einen Satz gebildet?</w:t>
       </w:r>
     </w:p>
     <w:p>
@@ -513,7 +481,9 @@
         </w:rPr>
       </w:pPr>
       <w:r>
-        <w:rPr/>
+        <w:rPr>
+          <w:lang w:val="de-DE"/>
+        </w:rPr>
       </w:r>
     </w:p>
     <w:p>
@@ -558,7 +528,9 @@
         </w:rPr>
       </w:pPr>
       <w:r>
-        <w:rPr/>
+        <w:rPr>
+          <w:lang w:val="de-DE"/>
+        </w:rPr>
       </w:r>
     </w:p>
     <w:p>
@@ -590,26 +562,22 @@
         <w:rPr>
           <w:lang w:val="de-DE"/>
         </w:rPr>
-        <w:t>Viertes</w:t>
-      </w:r>
-      <w:r>
-        <w:rPr>
-          <w:lang w:val="de-DE"/>
-        </w:rPr>
-        <w:t xml:space="preserve"> Niveau, vierte Woche, Freitag den 06.03.26</w:t>
-      </w:r>
-    </w:p>
-    <w:p>
-      <w:pPr>
-        <w:pStyle w:val="Normal"/>
-        <w:bidi w:val="0"/>
-        <w:jc w:val="start"/>
-        <w:rPr>
-          <w:lang w:val="de-DE"/>
-        </w:rPr>
-      </w:pPr>
-      <w:r>
-        <w:rPr/>
+        <w:t>Viertes Niveau, vierte Woche, Freitag den 06.03.26</w:t>
+      </w:r>
+    </w:p>
+    <w:p>
+      <w:pPr>
+        <w:pStyle w:val="Normal"/>
+        <w:bidi w:val="0"/>
+        <w:jc w:val="start"/>
+        <w:rPr>
+          <w:lang w:val="de-DE"/>
+        </w:rPr>
+      </w:pPr>
+      <w:r>
+        <w:rPr>
+          <w:lang w:val="de-DE"/>
+        </w:rPr>
       </w:r>
     </w:p>
     <w:p>
@@ -638,7 +606,9 @@
         </w:rPr>
       </w:pPr>
       <w:r>
-        <w:rPr/>
+        <w:rPr>
+          <w:lang w:val="de-DE"/>
+        </w:rPr>
       </w:r>
     </w:p>
     <w:p>
@@ -667,7 +637,9 @@
         </w:rPr>
       </w:pPr>
       <w:r>
-        <w:rPr/>
+        <w:rPr>
+          <w:lang w:val="de-DE"/>
+        </w:rPr>
       </w:r>
     </w:p>
     <w:p>
@@ -728,7 +700,9 @@
         </w:rPr>
       </w:pPr>
       <w:r>
-        <w:rPr/>
+        <w:rPr>
+          <w:lang w:val="de-DE"/>
+        </w:rPr>
       </w:r>
     </w:p>
     <w:p>

--- a/planesDeClaseSegundo.docx
+++ b/planesDeClaseSegundo.docx
@@ -1,6 +1,6 @@
 
 <file path=word/document.xml><?xml version="1.0" encoding="utf-8"?>
-<w:document xmlns:o="urn:schemas-microsoft-com:office:office" xmlns:r="http://schemas.openxmlformats.org/officeDocument/2006/relationships" xmlns:v="urn:schemas-microsoft-com:vml" xmlns:w="http://schemas.openxmlformats.org/wordprocessingml/2006/main" xmlns:w10="urn:schemas-microsoft-com:office:word" xmlns:wp="http://schemas.openxmlformats.org/drawingml/2006/wordprocessingDrawing" xmlns:wps="http://schemas.microsoft.com/office/word/2010/wordprocessingShape" xmlns:wpg="http://schemas.microsoft.com/office/word/2010/wordprocessingGroup" xmlns:mc="http://schemas.openxmlformats.org/markup-compatibility/2006" xmlns:wp14="http://schemas.microsoft.com/office/word/2010/wordprocessingDrawing" xmlns:w14="http://schemas.microsoft.com/office/word/2010/wordml" xmlns:w15="http://schemas.microsoft.com/office/word/2012/wordml" mc:Ignorable="w14 wp14 w15">
+<w:document xmlns:o="urn:schemas-microsoft-com:office:office" xmlns:r="http://schemas.openxmlformats.org/officeDocument/2006/relationships" xmlns:v="urn:schemas-microsoft-com:vml" xmlns:w="http://schemas.openxmlformats.org/wordprocessingml/2006/main" xmlns:w10="urn:schemas-microsoft-com:office:word" xmlns:wp="http://schemas.openxmlformats.org/drawingml/2006/wordprocessingDrawing" xmlns:pic="http://schemas.openxmlformats.org/drawingml/2006/picture" xmlns:wps="http://schemas.microsoft.com/office/word/2010/wordprocessingShape" xmlns:wpg="http://schemas.microsoft.com/office/word/2010/wordprocessingGroup" xmlns:mc="http://schemas.openxmlformats.org/markup-compatibility/2006" xmlns:wp14="http://schemas.microsoft.com/office/word/2010/wordprocessingDrawing" xmlns:w14="http://schemas.microsoft.com/office/word/2010/wordml" xmlns:w15="http://schemas.microsoft.com/office/word/2012/wordml" mc:Ignorable="w14 wp14 w15">
   <w:body>
     <w:p>
       <w:pPr>
@@ -342,7 +342,7 @@
         <w:rPr>
           <w:lang w:val="de-DE"/>
         </w:rPr>
-        <w:t>Sechstes Niveau, vierte Woche, Freitag den 06.03.26</w:t>
+        <w:t>Sechstes Niveau, vierte Woche, Montag den 09.03.26</w:t>
       </w:r>
     </w:p>
     <w:p>
@@ -562,7 +562,7 @@
         <w:rPr>
           <w:lang w:val="de-DE"/>
         </w:rPr>
-        <w:t>Viertes Niveau, vierte Woche, Freitag den 06.03.26</w:t>
+        <w:t>Viertes Niveau, vierte Woche, Montag den 09.03.26</w:t>
       </w:r>
     </w:p>
     <w:p>
@@ -4375,7 +4375,7 @@
     </w:rPr>
   </w:style>
   <w:style w:type="paragraph" w:styleId="Caption">
-    <w:name w:val="Caption"/>
+    <w:name w:val="caption"/>
     <w:basedOn w:val="Normal"/>
     <w:qFormat/>
     <w:pPr>

--- a/planesDeClaseSegundo.docx
+++ b/planesDeClaseSegundo.docx
@@ -1,6 +1,6 @@
 
 <file path=word/document.xml><?xml version="1.0" encoding="utf-8"?>
-<w:document xmlns:o="urn:schemas-microsoft-com:office:office" xmlns:r="http://schemas.openxmlformats.org/officeDocument/2006/relationships" xmlns:v="urn:schemas-microsoft-com:vml" xmlns:w="http://schemas.openxmlformats.org/wordprocessingml/2006/main" xmlns:w10="urn:schemas-microsoft-com:office:word" xmlns:wp="http://schemas.openxmlformats.org/drawingml/2006/wordprocessingDrawing" xmlns:pic="http://schemas.openxmlformats.org/drawingml/2006/picture" xmlns:wps="http://schemas.microsoft.com/office/word/2010/wordprocessingShape" xmlns:wpg="http://schemas.microsoft.com/office/word/2010/wordprocessingGroup" xmlns:mc="http://schemas.openxmlformats.org/markup-compatibility/2006" xmlns:wp14="http://schemas.microsoft.com/office/word/2010/wordprocessingDrawing" xmlns:w14="http://schemas.microsoft.com/office/word/2010/wordml" xmlns:w15="http://schemas.microsoft.com/office/word/2012/wordml" mc:Ignorable="w14 wp14 w15">
+<w:document xmlns:o="urn:schemas-microsoft-com:office:office" xmlns:r="http://schemas.openxmlformats.org/officeDocument/2006/relationships" xmlns:v="urn:schemas-microsoft-com:vml" xmlns:w="http://schemas.openxmlformats.org/wordprocessingml/2006/main" xmlns:w10="urn:schemas-microsoft-com:office:word" xmlns:wp="http://schemas.openxmlformats.org/drawingml/2006/wordprocessingDrawing" xmlns:wps="http://schemas.microsoft.com/office/word/2010/wordprocessingShape" xmlns:wpg="http://schemas.microsoft.com/office/word/2010/wordprocessingGroup" xmlns:mc="http://schemas.openxmlformats.org/markup-compatibility/2006" xmlns:wp14="http://schemas.microsoft.com/office/word/2010/wordprocessingDrawing" xmlns:w14="http://schemas.microsoft.com/office/word/2010/wordml" xmlns:w15="http://schemas.microsoft.com/office/word/2012/wordml" mc:Ignorable="w14 wp14 w15">
   <w:body>
     <w:p>
       <w:pPr>
@@ -15,6 +15,306 @@
         <w:rPr>
           <w:lang w:val="de-DE"/>
         </w:rPr>
+        <w:t xml:space="preserve">Zweites Niveau, fünfte Woche, </w:t>
+      </w:r>
+      <w:r>
+        <w:rPr>
+          <w:lang w:val="de-DE"/>
+        </w:rPr>
+        <w:t xml:space="preserve">Mittwoch </w:t>
+      </w:r>
+      <w:r>
+        <w:rPr>
+          <w:lang w:val="de-DE"/>
+        </w:rPr>
+        <w:t xml:space="preserve">den </w:t>
+      </w:r>
+      <w:r>
+        <w:rPr>
+          <w:lang w:val="de-DE"/>
+        </w:rPr>
+        <w:t>11</w:t>
+      </w:r>
+      <w:r>
+        <w:rPr>
+          <w:lang w:val="de-DE"/>
+        </w:rPr>
+        <w:t>.03.26</w:t>
+      </w:r>
+    </w:p>
+    <w:p>
+      <w:pPr>
+        <w:pStyle w:val="Normal"/>
+        <w:bidi w:val="0"/>
+        <w:jc w:val="start"/>
+        <w:rPr>
+          <w:lang w:val="de-DE"/>
+        </w:rPr>
+      </w:pPr>
+      <w:r>
+        <w:rPr>
+          <w:lang w:val="de-DE"/>
+        </w:rPr>
+      </w:r>
+    </w:p>
+    <w:p>
+      <w:pPr>
+        <w:pStyle w:val="Normal"/>
+        <w:bidi w:val="0"/>
+        <w:jc w:val="start"/>
+        <w:rPr>
+          <w:lang w:val="de-DE"/>
+        </w:rPr>
+      </w:pPr>
+      <w:r>
+        <w:rPr>
+          <w:lang w:val="de-DE"/>
+        </w:rPr>
+        <w:t>3</w:t>
+      </w:r>
+      <w:r>
+        <w:rPr>
+          <w:lang w:val="de-DE"/>
+        </w:rPr>
+        <w:t xml:space="preserve">0‘ Über Erfahrungen sprechen. </w:t>
+      </w:r>
+      <w:r>
+        <w:rPr>
+          <w:lang w:val="de-DE"/>
+        </w:rPr>
+        <w:t>Haben die KT ihre Hausaufgabe gemacht? Jetzt stellen sie eindaner ihre eigene Fragen. Am Ende der Aktivität können sie von ihren Partnern Berichten.</w:t>
+      </w:r>
+    </w:p>
+    <w:p>
+      <w:pPr>
+        <w:pStyle w:val="Normal"/>
+        <w:bidi w:val="0"/>
+        <w:jc w:val="start"/>
+        <w:rPr>
+          <w:lang w:val="de-DE"/>
+        </w:rPr>
+      </w:pPr>
+      <w:r>
+        <w:rPr/>
+      </w:r>
+    </w:p>
+    <w:p>
+      <w:pPr>
+        <w:pStyle w:val="Normal"/>
+        <w:bidi w:val="0"/>
+        <w:jc w:val="start"/>
+        <w:rPr>
+          <w:lang w:val="de-DE"/>
+        </w:rPr>
+      </w:pPr>
+      <w:r>
+        <w:rPr>
+          <w:lang w:val="de-DE"/>
+        </w:rPr>
+        <w:t xml:space="preserve">30‘ </w:t>
+      </w:r>
+    </w:p>
+    <w:p>
+      <w:pPr>
+        <w:pStyle w:val="Normal"/>
+        <w:bidi w:val="0"/>
+        <w:jc w:val="start"/>
+        <w:rPr>
+          <w:lang w:val="de-DE"/>
+        </w:rPr>
+      </w:pPr>
+      <w:r>
+        <w:rPr>
+          <w:lang w:val="de-DE"/>
+        </w:rPr>
+        <w:t>a) Zwei Berufsportäts. Wählen Sie ein Berufsporträt. Lesen Sie und sammeln Sie Informationen in der Tabelle</w:t>
+      </w:r>
+    </w:p>
+    <w:p>
+      <w:pPr>
+        <w:pStyle w:val="Normal"/>
+        <w:bidi w:val="0"/>
+        <w:jc w:val="start"/>
+        <w:rPr>
+          <w:lang w:val="de-DE"/>
+        </w:rPr>
+      </w:pPr>
+      <w:r>
+        <w:rPr>
+          <w:lang w:val="de-DE"/>
+        </w:rPr>
+        <w:t>b) Berichten Sie über Lena und Wladimir.</w:t>
+      </w:r>
+    </w:p>
+    <w:p>
+      <w:pPr>
+        <w:pStyle w:val="Normal"/>
+        <w:bidi w:val="0"/>
+        <w:jc w:val="start"/>
+        <w:rPr>
+          <w:lang w:val="de-DE"/>
+        </w:rPr>
+      </w:pPr>
+      <w:r>
+        <w:rPr>
+          <w:lang w:val="de-DE"/>
+        </w:rPr>
+        <w:t>----</w:t>
+      </w:r>
+    </w:p>
+    <w:p>
+      <w:pPr>
+        <w:pStyle w:val="Normal"/>
+        <w:bidi w:val="0"/>
+        <w:jc w:val="start"/>
+        <w:rPr>
+          <w:lang w:val="de-DE"/>
+        </w:rPr>
+      </w:pPr>
+      <w:r>
+        <w:rPr>
+          <w:lang w:val="de-DE"/>
+        </w:rPr>
+        <w:t>3</w:t>
+      </w:r>
+      <w:r>
+        <w:rPr>
+          <w:lang w:val="de-DE"/>
+        </w:rPr>
+        <w:t>0‘ Berufe, Tätigkeiten, Arbeitsorte</w:t>
+      </w:r>
+    </w:p>
+    <w:p>
+      <w:pPr>
+        <w:pStyle w:val="Normal"/>
+        <w:bidi w:val="0"/>
+        <w:jc w:val="start"/>
+        <w:rPr>
+          <w:lang w:val="de-DE"/>
+        </w:rPr>
+      </w:pPr>
+      <w:r>
+        <w:rPr>
+          <w:lang w:val="de-DE"/>
+        </w:rPr>
+        <w:t>a) Sammeln Sie Berufe auf den Seiten 148-150 und ergänzen Sie. Vergleichen Sie mit Ihren Sprachen.</w:t>
+      </w:r>
+    </w:p>
+    <w:p>
+      <w:pPr>
+        <w:pStyle w:val="Normal"/>
+        <w:bidi w:val="0"/>
+        <w:jc w:val="start"/>
+        <w:rPr>
+          <w:lang w:val="de-DE"/>
+        </w:rPr>
+      </w:pPr>
+      <w:r>
+        <w:rPr>
+          <w:lang w:val="de-DE"/>
+        </w:rPr>
+        <w:t>b) Wer macht was wo? Ordnen Sie zu und berichten Sie.</w:t>
+      </w:r>
+    </w:p>
+    <w:p>
+      <w:pPr>
+        <w:pStyle w:val="Normal"/>
+        <w:bidi w:val="0"/>
+        <w:jc w:val="start"/>
+        <w:rPr>
+          <w:lang w:val="de-DE"/>
+        </w:rPr>
+      </w:pPr>
+      <w:r>
+        <w:rPr>
+          <w:lang w:val="de-DE"/>
+        </w:rPr>
+      </w:r>
+    </w:p>
+    <w:p>
+      <w:pPr>
+        <w:pStyle w:val="Normal"/>
+        <w:bidi w:val="0"/>
+        <w:jc w:val="start"/>
+        <w:rPr>
+          <w:lang w:val="de-DE"/>
+        </w:rPr>
+      </w:pPr>
+      <w:r>
+        <w:rPr>
+          <w:lang w:val="de-DE"/>
+        </w:rPr>
+        <w:t>20‘ Was bin ich? Spiel</w:t>
+      </w:r>
+    </w:p>
+    <w:p>
+      <w:pPr>
+        <w:pStyle w:val="Normal"/>
+        <w:bidi w:val="0"/>
+        <w:jc w:val="start"/>
+        <w:rPr>
+          <w:lang w:val="de-DE"/>
+        </w:rPr>
+      </w:pPr>
+      <w:r>
+        <w:rPr/>
+      </w:r>
+    </w:p>
+    <w:p>
+      <w:pPr>
+        <w:pStyle w:val="Normal"/>
+        <w:bidi w:val="0"/>
+        <w:jc w:val="start"/>
+        <w:rPr>
+          <w:lang w:val="de-DE"/>
+        </w:rPr>
+      </w:pPr>
+      <w:r>
+        <w:rPr>
+          <w:lang w:val="de-DE"/>
+        </w:rPr>
+        <w:t>******************************************</w:t>
+      </w:r>
+    </w:p>
+    <w:p>
+      <w:pPr>
+        <w:pStyle w:val="Normal"/>
+        <w:bidi w:val="0"/>
+        <w:jc w:val="start"/>
+        <w:rPr>
+          <w:lang w:val="de-DE"/>
+        </w:rPr>
+      </w:pPr>
+      <w:r>
+        <w:rPr/>
+      </w:r>
+    </w:p>
+    <w:p>
+      <w:pPr>
+        <w:pStyle w:val="Normal"/>
+        <w:bidi w:val="0"/>
+        <w:jc w:val="start"/>
+        <w:rPr>
+          <w:lang w:val="de-DE"/>
+        </w:rPr>
+      </w:pPr>
+      <w:r>
+        <w:rPr/>
+      </w:r>
+    </w:p>
+    <w:p>
+      <w:pPr>
+        <w:pStyle w:val="Normal"/>
+        <w:bidi w:val="0"/>
+        <w:jc w:val="start"/>
+        <w:rPr>
+          <w:lang w:val="de-DE"/>
+        </w:rPr>
+      </w:pPr>
+      <w:r>
+        <w:rPr>
+          <w:lang w:val="de-DE"/>
+        </w:rPr>
         <w:t>Zweites Niveau, fünfte Woche, Montag den 09.03.26</w:t>
       </w:r>
     </w:p>
@@ -217,70 +517,6 @@
         <w:rPr>
           <w:lang w:val="de-DE"/>
         </w:rPr>
-      </w:r>
-    </w:p>
-    <w:p>
-      <w:pPr>
-        <w:pStyle w:val="Normal"/>
-        <w:bidi w:val="0"/>
-        <w:jc w:val="start"/>
-        <w:rPr>
-          <w:lang w:val="de-DE"/>
-        </w:rPr>
-      </w:pPr>
-      <w:r>
-        <w:rPr>
-          <w:lang w:val="de-DE"/>
-        </w:rPr>
-        <w:t>20‘ Über Erfahrungen sprechen. Fragen und antworten Sie.</w:t>
-      </w:r>
-    </w:p>
-    <w:p>
-      <w:pPr>
-        <w:pStyle w:val="Normal"/>
-        <w:bidi w:val="0"/>
-        <w:jc w:val="start"/>
-        <w:rPr>
-          <w:lang w:val="de-DE"/>
-        </w:rPr>
-      </w:pPr>
-      <w:r>
-        <w:rPr>
-          <w:lang w:val="de-DE"/>
-        </w:rPr>
-        <w:t xml:space="preserve">30‘ </w:t>
-      </w:r>
-    </w:p>
-    <w:p>
-      <w:pPr>
-        <w:pStyle w:val="Normal"/>
-        <w:bidi w:val="0"/>
-        <w:jc w:val="start"/>
-        <w:rPr>
-          <w:lang w:val="de-DE"/>
-        </w:rPr>
-      </w:pPr>
-      <w:r>
-        <w:rPr>
-          <w:lang w:val="de-DE"/>
-        </w:rPr>
-        <w:t>a) Zwei Berufsportäts. Wählen Sie ein Berufsporträt. Lesen Sie und sammeln Sie Informationen in der Tabelle</w:t>
-      </w:r>
-    </w:p>
-    <w:p>
-      <w:pPr>
-        <w:pStyle w:val="Normal"/>
-        <w:bidi w:val="0"/>
-        <w:jc w:val="start"/>
-        <w:rPr>
-          <w:lang w:val="de-DE"/>
-        </w:rPr>
-      </w:pPr>
-      <w:r>
-        <w:rPr>
-          <w:lang w:val="de-DE"/>
-        </w:rPr>
-        <w:t>b) Berichten Sie über Lena und Wladimir.</w:t>
       </w:r>
     </w:p>
     <w:p>
@@ -4375,7 +4611,7 @@
     </w:rPr>
   </w:style>
   <w:style w:type="paragraph" w:styleId="Caption">
-    <w:name w:val="caption"/>
+    <w:name w:val="Caption"/>
     <w:basedOn w:val="Normal"/>
     <w:qFormat/>
     <w:pPr>

--- a/planesDeClaseSegundo.docx
+++ b/planesDeClaseSegundo.docx
@@ -245,6 +245,439 @@
           <w:lang w:val="de-DE"/>
         </w:rPr>
         <w:t>20‘ Was bin ich? Spiel</w:t>
+      </w:r>
+    </w:p>
+    <w:p>
+      <w:pPr>
+        <w:pStyle w:val="Normal"/>
+        <w:bidi w:val="0"/>
+        <w:jc w:val="start"/>
+        <w:rPr>
+          <w:lang w:val="de-DE"/>
+        </w:rPr>
+      </w:pPr>
+      <w:r>
+        <w:rPr>
+          <w:lang w:val="de-DE"/>
+        </w:rPr>
+        <w:t>******************************************</w:t>
+      </w:r>
+    </w:p>
+    <w:p>
+      <w:pPr>
+        <w:pStyle w:val="Normal"/>
+        <w:bidi w:val="0"/>
+        <w:jc w:val="start"/>
+        <w:rPr>
+          <w:lang w:val="de-DE"/>
+        </w:rPr>
+      </w:pPr>
+      <w:r>
+        <w:rPr>
+          <w:lang w:val="de-DE"/>
+        </w:rPr>
+        <w:t xml:space="preserve">Sechstes Niveau, vierte Woche, </w:t>
+      </w:r>
+      <w:r>
+        <w:rPr>
+          <w:lang w:val="de-DE"/>
+        </w:rPr>
+        <w:t>Mittwoch</w:t>
+      </w:r>
+      <w:r>
+        <w:rPr>
+          <w:lang w:val="de-DE"/>
+        </w:rPr>
+        <w:t xml:space="preserve"> den </w:t>
+      </w:r>
+      <w:r>
+        <w:rPr>
+          <w:lang w:val="de-DE"/>
+        </w:rPr>
+        <w:t>11</w:t>
+      </w:r>
+      <w:r>
+        <w:rPr>
+          <w:lang w:val="de-DE"/>
+        </w:rPr>
+        <w:t>.03.26</w:t>
+      </w:r>
+    </w:p>
+    <w:p>
+      <w:pPr>
+        <w:pStyle w:val="Normal"/>
+        <w:bidi w:val="0"/>
+        <w:jc w:val="start"/>
+        <w:rPr>
+          <w:lang w:val="de-DE"/>
+        </w:rPr>
+      </w:pPr>
+      <w:r>
+        <w:rPr/>
+      </w:r>
+    </w:p>
+    <w:p>
+      <w:pPr>
+        <w:pStyle w:val="Normal"/>
+        <w:bidi w:val="0"/>
+        <w:jc w:val="start"/>
+        <w:rPr>
+          <w:lang w:val="de-DE"/>
+        </w:rPr>
+      </w:pPr>
+      <w:r>
+        <w:rPr>
+          <w:lang w:val="de-DE"/>
+        </w:rPr>
+        <w:t>15‘ Haben Mariana und Juan schon ihre Bücher gelesen? Was Interessantes haben sie dabei gelernt? Gibt es neue Vokabeln, die sie gelernt haben? Wenn schon, welche?</w:t>
+      </w:r>
+    </w:p>
+    <w:p>
+      <w:pPr>
+        <w:pStyle w:val="Normal"/>
+        <w:bidi w:val="0"/>
+        <w:jc w:val="start"/>
+        <w:rPr>
+          <w:lang w:val="de-DE"/>
+        </w:rPr>
+      </w:pPr>
+      <w:r>
+        <w:rPr/>
+      </w:r>
+    </w:p>
+    <w:p>
+      <w:pPr>
+        <w:pStyle w:val="Normal"/>
+        <w:bidi w:val="0"/>
+        <w:jc w:val="start"/>
+        <w:rPr>
+          <w:lang w:val="de-DE"/>
+        </w:rPr>
+      </w:pPr>
+      <w:r>
+        <w:rPr>
+          <w:lang w:val="de-DE"/>
+        </w:rPr>
+        <w:t>20‘ Gedächtnisleistung</w:t>
+      </w:r>
+    </w:p>
+    <w:p>
+      <w:pPr>
+        <w:pStyle w:val="Normal"/>
+        <w:bidi w:val="0"/>
+        <w:jc w:val="start"/>
+        <w:rPr>
+          <w:lang w:val="de-DE"/>
+        </w:rPr>
+      </w:pPr>
+      <w:r>
+        <w:rPr>
+          <w:lang w:val="de-DE"/>
+        </w:rPr>
+        <w:t>10a Woran können Sie sich noch erinnern? Notieren Sie</w:t>
+      </w:r>
+    </w:p>
+    <w:p>
+      <w:pPr>
+        <w:pStyle w:val="Normal"/>
+        <w:bidi w:val="0"/>
+        <w:jc w:val="start"/>
+        <w:rPr>
+          <w:lang w:val="de-DE"/>
+        </w:rPr>
+      </w:pPr>
+      <w:r>
+        <w:rPr>
+          <w:lang w:val="de-DE"/>
+        </w:rPr>
+        <w:t>10b Sprechen Sie in Gruppen über Ihre Antworten in 10a. Warum können Sie sich an manche Dinge gut erinnern und an andere nicht?</w:t>
+      </w:r>
+    </w:p>
+    <w:p>
+      <w:pPr>
+        <w:pStyle w:val="Normal"/>
+        <w:bidi w:val="0"/>
+        <w:jc w:val="start"/>
+        <w:rPr>
+          <w:lang w:val="de-DE"/>
+        </w:rPr>
+      </w:pPr>
+      <w:r>
+        <w:rPr/>
+      </w:r>
+    </w:p>
+    <w:p>
+      <w:pPr>
+        <w:pStyle w:val="Normal"/>
+        <w:bidi w:val="0"/>
+        <w:jc w:val="start"/>
+        <w:rPr>
+          <w:lang w:val="de-DE"/>
+        </w:rPr>
+      </w:pPr>
+      <w:r>
+        <w:rPr/>
+      </w:r>
+    </w:p>
+    <w:p>
+      <w:pPr>
+        <w:pStyle w:val="Normal"/>
+        <w:bidi w:val="0"/>
+        <w:jc w:val="start"/>
+        <w:rPr>
+          <w:lang w:val="de-DE"/>
+        </w:rPr>
+      </w:pPr>
+      <w:r>
+        <w:rPr/>
+      </w:r>
+    </w:p>
+    <w:p>
+      <w:pPr>
+        <w:pStyle w:val="Normal"/>
+        <w:bidi w:val="0"/>
+        <w:jc w:val="start"/>
+        <w:rPr>
+          <w:lang w:val="de-DE"/>
+        </w:rPr>
+      </w:pPr>
+      <w:r>
+        <w:rPr>
+          <w:lang w:val="de-DE"/>
+        </w:rPr>
+        <w:t>30‘ Hörverstehen</w:t>
+      </w:r>
+    </w:p>
+    <w:p>
+      <w:pPr>
+        <w:pStyle w:val="Normal"/>
+        <w:bidi w:val="0"/>
+        <w:jc w:val="start"/>
+        <w:rPr>
+          <w:lang w:val="de-DE"/>
+        </w:rPr>
+      </w:pPr>
+      <w:r>
+        <w:rPr>
+          <w:lang w:val="de-DE"/>
+        </w:rPr>
+        <w:t>11a Lesen Sie die Programmankündigung. Was ist das Thema? Wer ist im Studio?</w:t>
+      </w:r>
+    </w:p>
+    <w:p>
+      <w:pPr>
+        <w:pStyle w:val="Normal"/>
+        <w:bidi w:val="0"/>
+        <w:jc w:val="start"/>
+        <w:rPr>
+          <w:lang w:val="de-DE"/>
+        </w:rPr>
+      </w:pPr>
+      <w:r>
+        <mc:AlternateContent>
+          <mc:Choice Requires="wps">
+            <w:drawing>
+              <wp:anchor behindDoc="0" distT="0" distB="0" distL="0" distR="0" simplePos="0" locked="0" layoutInCell="1" allowOverlap="1" relativeHeight="2">
+                <wp:simplePos x="0" y="0"/>
+                <wp:positionH relativeFrom="column">
+                  <wp:posOffset>88265</wp:posOffset>
+                </wp:positionH>
+                <wp:positionV relativeFrom="paragraph">
+                  <wp:posOffset>170180</wp:posOffset>
+                </wp:positionV>
+                <wp:extent cx="586740" cy="586740"/>
+                <wp:effectExtent l="0" t="0" r="0" b="0"/>
+                <wp:wrapNone/>
+                <wp:docPr id="1" name="Media object 1"/>
+                <a:graphic xmlns:a="http://schemas.openxmlformats.org/drawingml/2006/main">
+                  <a:graphicData uri="http://schemas.microsoft.com/office/word/2010/wordprocessingShape"/>
+                </a:graphic>
+              </wp:anchor>
+            </w:drawing>
+          </mc:Choice>
+          <mc:Fallback>
+            <w:pict/>
+          </mc:Fallback>
+        </mc:AlternateContent>
+      </w:r>
+      <w:r>
+        <w:rPr>
+          <w:lang w:val="de-DE"/>
+        </w:rPr>
+        <w:t xml:space="preserve">11b Hören Sie die </w:t>
+      </w:r>
+      <w:hyperlink r:id="rId2">
+        <w:r>
+          <w:rPr>
+            <w:rStyle w:val="Hyperlink"/>
+            <w:lang w:val="de-DE"/>
+          </w:rPr>
+          <w:t>Radiosendung</w:t>
+        </w:r>
+      </w:hyperlink>
+      <w:r>
+        <w:rPr>
+          <w:lang w:val="de-DE"/>
+        </w:rPr>
+        <w:t>. In Welcher Reihenfolge sprechen die Personen über die Themen?</w:t>
+      </w:r>
+    </w:p>
+    <w:p>
+      <w:pPr>
+        <w:pStyle w:val="Normal"/>
+        <w:bidi w:val="0"/>
+        <w:jc w:val="start"/>
+        <w:rPr>
+          <w:lang w:val="de-DE"/>
+        </w:rPr>
+      </w:pPr>
+      <w:r>
+        <w:rPr/>
+      </w:r>
+    </w:p>
+    <w:p>
+      <w:pPr>
+        <w:pStyle w:val="Normal"/>
+        <w:bidi w:val="0"/>
+        <w:jc w:val="start"/>
+        <w:rPr>
+          <w:lang w:val="de-DE"/>
+        </w:rPr>
+      </w:pPr>
+      <w:r>
+        <w:rPr/>
+      </w:r>
+    </w:p>
+    <w:p>
+      <w:pPr>
+        <w:pStyle w:val="Normal"/>
+        <w:bidi w:val="0"/>
+        <w:jc w:val="start"/>
+        <w:rPr>
+          <w:lang w:val="de-DE"/>
+        </w:rPr>
+      </w:pPr>
+      <w:r>
+        <w:rPr/>
+      </w:r>
+    </w:p>
+    <w:p>
+      <w:pPr>
+        <w:pStyle w:val="Normal"/>
+        <w:bidi w:val="0"/>
+        <w:jc w:val="start"/>
+        <w:rPr>
+          <w:lang w:val="de-DE"/>
+        </w:rPr>
+      </w:pPr>
+      <w:r>
+        <w:rPr>
+          <w:lang w:val="de-DE"/>
+        </w:rPr>
+        <w:t>11c Lesen Sie die Aussagen und hören Sie die Radiosendung noch einmal. Wer sagt das? Notieren Sie.</w:t>
+      </w:r>
+    </w:p>
+    <w:p>
+      <w:pPr>
+        <w:pStyle w:val="Normal"/>
+        <w:bidi w:val="0"/>
+        <w:jc w:val="start"/>
+        <w:rPr>
+          <w:lang w:val="de-DE"/>
+        </w:rPr>
+      </w:pPr>
+      <w:r>
+        <w:rPr/>
+      </w:r>
+    </w:p>
+    <w:p>
+      <w:pPr>
+        <w:pStyle w:val="Normal"/>
+        <w:bidi w:val="0"/>
+        <w:jc w:val="start"/>
+        <w:rPr>
+          <w:lang w:val="de-DE"/>
+        </w:rPr>
+      </w:pPr>
+      <w:r>
+        <w:rPr>
+          <w:lang w:val="de-DE"/>
+        </w:rPr>
+        <w:t>30‘ Schreiben</w:t>
+      </w:r>
+    </w:p>
+    <w:p>
+      <w:pPr>
+        <w:pStyle w:val="Normal"/>
+        <w:bidi w:val="0"/>
+        <w:jc w:val="start"/>
+        <w:rPr>
+          <w:lang w:val="de-DE"/>
+        </w:rPr>
+      </w:pPr>
+      <w:r>
+        <w:rPr>
+          <w:lang w:val="de-DE"/>
+        </w:rPr>
+        <w:t>12a Welche deutschen Wörter können Sie sich schlecht Merken? Wählen Sie schwierige Wörter und schreiben Sie damit eine kurze, ungewöhnliche Geschichte.</w:t>
+      </w:r>
+    </w:p>
+    <w:p>
+      <w:pPr>
+        <w:pStyle w:val="Normal"/>
+        <w:bidi w:val="0"/>
+        <w:jc w:val="start"/>
+        <w:rPr>
+          <w:lang w:val="de-DE"/>
+        </w:rPr>
+      </w:pPr>
+      <w:r>
+        <w:rPr/>
+      </w:r>
+    </w:p>
+    <w:p>
+      <w:pPr>
+        <w:pStyle w:val="Normal"/>
+        <w:bidi w:val="0"/>
+        <w:jc w:val="start"/>
+        <w:rPr>
+          <w:lang w:val="de-DE"/>
+        </w:rPr>
+      </w:pPr>
+      <w:r>
+        <w:rPr>
+          <w:lang w:val="de-DE"/>
+        </w:rPr>
+        <w:t>10‘ Welche Lerntipps kennen Sie noch?</w:t>
+      </w:r>
+    </w:p>
+    <w:p>
+      <w:pPr>
+        <w:pStyle w:val="Normal"/>
+        <w:bidi w:val="0"/>
+        <w:jc w:val="start"/>
+        <w:rPr>
+          <w:lang w:val="de-DE"/>
+        </w:rPr>
+      </w:pPr>
+      <w:r>
+        <w:rPr>
+          <w:lang w:val="de-DE"/>
+        </w:rPr>
+        <w:t>15‘ Lektüre: Mit allen Sinnen. Wenn die KT nicht fertig damit werden können sie zu Hause den Text lesen.</w:t>
+      </w:r>
+    </w:p>
+    <w:p>
+      <w:pPr>
+        <w:pStyle w:val="Normal"/>
+        <w:bidi w:val="0"/>
+        <w:jc w:val="start"/>
+        <w:rPr>
+          <w:lang w:val="de-DE"/>
+        </w:rPr>
+      </w:pPr>
+      <w:r>
+        <w:rPr/>
       </w:r>
     </w:p>
     <w:p>
@@ -4576,6 +5009,13 @@
     <w:name w:val="Hyperlink"/>
     <w:rPr>
       <w:color w:val="000080"/>
+      <w:u w:val="single"/>
+    </w:rPr>
+  </w:style>
+  <w:style w:type="character" w:styleId="FollowedHyperlink">
+    <w:name w:val="FollowedHyperlink"/>
+    <w:rPr>
+      <w:color w:val="800000"/>
       <w:u w:val="single"/>
     </w:rPr>
   </w:style>

--- a/planesDeClaseSegundo.docx
+++ b/planesDeClaseSegundo.docx
@@ -15,87 +15,53 @@
         <w:rPr>
           <w:lang w:val="de-DE"/>
         </w:rPr>
-        <w:t xml:space="preserve">Zweites Niveau, fünfte Woche, </w:t>
-      </w:r>
-      <w:r>
-        <w:rPr>
-          <w:lang w:val="de-DE"/>
-        </w:rPr>
-        <w:t xml:space="preserve">Mittwoch </w:t>
-      </w:r>
-      <w:r>
-        <w:rPr>
-          <w:lang w:val="de-DE"/>
-        </w:rPr>
-        <w:t xml:space="preserve">den </w:t>
-      </w:r>
-      <w:r>
-        <w:rPr>
-          <w:lang w:val="de-DE"/>
-        </w:rPr>
-        <w:t>11</w:t>
-      </w:r>
-      <w:r>
-        <w:rPr>
-          <w:lang w:val="de-DE"/>
-        </w:rPr>
-        <w:t>.03.26</w:t>
-      </w:r>
-    </w:p>
-    <w:p>
-      <w:pPr>
-        <w:pStyle w:val="Normal"/>
-        <w:bidi w:val="0"/>
-        <w:jc w:val="start"/>
-        <w:rPr>
-          <w:lang w:val="de-DE"/>
-        </w:rPr>
-      </w:pPr>
-      <w:r>
-        <w:rPr>
-          <w:lang w:val="de-DE"/>
-        </w:rPr>
-      </w:r>
-    </w:p>
-    <w:p>
-      <w:pPr>
-        <w:pStyle w:val="Normal"/>
-        <w:bidi w:val="0"/>
-        <w:jc w:val="start"/>
-        <w:rPr>
-          <w:lang w:val="de-DE"/>
-        </w:rPr>
-      </w:pPr>
-      <w:r>
-        <w:rPr>
-          <w:lang w:val="de-DE"/>
-        </w:rPr>
-        <w:t>3</w:t>
-      </w:r>
-      <w:r>
-        <w:rPr>
-          <w:lang w:val="de-DE"/>
-        </w:rPr>
-        <w:t xml:space="preserve">0‘ Über Erfahrungen sprechen. </w:t>
-      </w:r>
-      <w:r>
-        <w:rPr>
-          <w:lang w:val="de-DE"/>
-        </w:rPr>
-        <w:t>Haben die KT ihre Hausaufgabe gemacht? Jetzt stellen sie eindaner ihre eigene Fragen. Am Ende der Aktivität können sie von ihren Partnern Berichten.</w:t>
-      </w:r>
-    </w:p>
-    <w:p>
-      <w:pPr>
-        <w:pStyle w:val="Normal"/>
-        <w:bidi w:val="0"/>
-        <w:jc w:val="start"/>
-        <w:rPr>
-          <w:lang w:val="de-DE"/>
-        </w:rPr>
-      </w:pPr>
-      <w:r>
-        <w:rPr/>
+        <w:t>Zweites Niveau, fünfte Woche, Mittwoch den 11.03.26</w:t>
+      </w:r>
+    </w:p>
+    <w:p>
+      <w:pPr>
+        <w:pStyle w:val="Normal"/>
+        <w:bidi w:val="0"/>
+        <w:jc w:val="start"/>
+        <w:rPr>
+          <w:lang w:val="de-DE"/>
+        </w:rPr>
+      </w:pPr>
+      <w:r>
+        <w:rPr>
+          <w:lang w:val="de-DE"/>
+        </w:rPr>
+      </w:r>
+    </w:p>
+    <w:p>
+      <w:pPr>
+        <w:pStyle w:val="Normal"/>
+        <w:bidi w:val="0"/>
+        <w:jc w:val="start"/>
+        <w:rPr>
+          <w:lang w:val="de-DE"/>
+        </w:rPr>
+      </w:pPr>
+      <w:r>
+        <w:rPr>
+          <w:lang w:val="de-DE"/>
+        </w:rPr>
+        <w:t>30‘ Über Erfahrungen sprechen. Haben die KT ihre Hausaufgabe gemacht? Jetzt stellen sie eindaner ihre eigene Fragen. Am Ende der Aktivität können sie von ihren Partnern Berichten.</w:t>
+      </w:r>
+    </w:p>
+    <w:p>
+      <w:pPr>
+        <w:pStyle w:val="Normal"/>
+        <w:bidi w:val="0"/>
+        <w:jc w:val="start"/>
+        <w:rPr>
+          <w:lang w:val="de-DE"/>
+        </w:rPr>
+      </w:pPr>
+      <w:r>
+        <w:rPr>
+          <w:lang w:val="de-DE"/>
+        </w:rPr>
       </w:r>
     </w:p>
     <w:p>
@@ -145,6 +111,12 @@
         </w:rPr>
         <w:t>b) Berichten Sie über Lena und Wladimir.</w:t>
       </w:r>
+      <w:r>
+        <w:rPr>
+          <w:lang w:val="de-DE"/>
+        </w:rPr>
+        <w:t>o do</w:t>
+      </w:r>
     </w:p>
     <w:p>
       <w:pPr>
@@ -175,13 +147,7 @@
         <w:rPr>
           <w:lang w:val="de-DE"/>
         </w:rPr>
-        <w:t>3</w:t>
-      </w:r>
-      <w:r>
-        <w:rPr>
-          <w:lang w:val="de-DE"/>
-        </w:rPr>
-        <w:t>0‘ Berufe, Tätigkeiten, Arbeitsorte</w:t>
+        <w:t>30‘ Berufe, Tätigkeiten, Arbeitsorte</w:t>
       </w:r>
     </w:p>
     <w:p>
@@ -276,44 +242,22 @@
         <w:rPr>
           <w:lang w:val="de-DE"/>
         </w:rPr>
-        <w:t xml:space="preserve">Sechstes Niveau, vierte Woche, </w:t>
-      </w:r>
-      <w:r>
-        <w:rPr>
-          <w:lang w:val="de-DE"/>
-        </w:rPr>
-        <w:t>Mittwoch</w:t>
-      </w:r>
-      <w:r>
-        <w:rPr>
-          <w:lang w:val="de-DE"/>
-        </w:rPr>
-        <w:t xml:space="preserve"> den </w:t>
-      </w:r>
-      <w:r>
-        <w:rPr>
-          <w:lang w:val="de-DE"/>
-        </w:rPr>
-        <w:t>11</w:t>
-      </w:r>
-      <w:r>
-        <w:rPr>
-          <w:lang w:val="de-DE"/>
-        </w:rPr>
-        <w:t>.03.26</w:t>
-      </w:r>
-    </w:p>
-    <w:p>
-      <w:pPr>
-        <w:pStyle w:val="Normal"/>
-        <w:bidi w:val="0"/>
-        <w:jc w:val="start"/>
-        <w:rPr>
-          <w:lang w:val="de-DE"/>
-        </w:rPr>
-      </w:pPr>
-      <w:r>
-        <w:rPr/>
+        <w:t>Sechstes Niveau, vierte Woche, Mittwoch den 11.03.26</w:t>
+      </w:r>
+    </w:p>
+    <w:p>
+      <w:pPr>
+        <w:pStyle w:val="Normal"/>
+        <w:bidi w:val="0"/>
+        <w:jc w:val="start"/>
+        <w:rPr>
+          <w:lang w:val="de-DE"/>
+        </w:rPr>
+      </w:pPr>
+      <w:r>
+        <w:rPr>
+          <w:lang w:val="de-DE"/>
+        </w:rPr>
       </w:r>
     </w:p>
     <w:p>
@@ -342,7 +286,9 @@
         </w:rPr>
       </w:pPr>
       <w:r>
-        <w:rPr/>
+        <w:rPr>
+          <w:lang w:val="de-DE"/>
+        </w:rPr>
       </w:r>
     </w:p>
     <w:p>
@@ -403,33 +349,39 @@
         </w:rPr>
       </w:pPr>
       <w:r>
-        <w:rPr/>
-      </w:r>
-    </w:p>
-    <w:p>
-      <w:pPr>
-        <w:pStyle w:val="Normal"/>
-        <w:bidi w:val="0"/>
-        <w:jc w:val="start"/>
-        <w:rPr>
-          <w:lang w:val="de-DE"/>
-        </w:rPr>
-      </w:pPr>
-      <w:r>
-        <w:rPr/>
-      </w:r>
-    </w:p>
-    <w:p>
-      <w:pPr>
-        <w:pStyle w:val="Normal"/>
-        <w:bidi w:val="0"/>
-        <w:jc w:val="start"/>
-        <w:rPr>
-          <w:lang w:val="de-DE"/>
-        </w:rPr>
-      </w:pPr>
-      <w:r>
-        <w:rPr/>
+        <w:rPr>
+          <w:lang w:val="de-DE"/>
+        </w:rPr>
+      </w:r>
+    </w:p>
+    <w:p>
+      <w:pPr>
+        <w:pStyle w:val="Normal"/>
+        <w:bidi w:val="0"/>
+        <w:jc w:val="start"/>
+        <w:rPr>
+          <w:lang w:val="de-DE"/>
+        </w:rPr>
+      </w:pPr>
+      <w:r>
+        <w:rPr>
+          <w:lang w:val="de-DE"/>
+        </w:rPr>
+      </w:r>
+    </w:p>
+    <w:p>
+      <w:pPr>
+        <w:pStyle w:val="Normal"/>
+        <w:bidi w:val="0"/>
+        <w:jc w:val="start"/>
+        <w:rPr>
+          <w:lang w:val="de-DE"/>
+        </w:rPr>
+      </w:pPr>
+      <w:r>
+        <w:rPr>
+          <w:lang w:val="de-DE"/>
+        </w:rPr>
       </w:r>
     </w:p>
     <w:p>
@@ -473,33 +425,6 @@
           <w:lang w:val="de-DE"/>
         </w:rPr>
       </w:pPr>
-      <w:r>
-        <mc:AlternateContent>
-          <mc:Choice Requires="wps">
-            <w:drawing>
-              <wp:anchor behindDoc="0" distT="0" distB="0" distL="0" distR="0" simplePos="0" locked="0" layoutInCell="1" allowOverlap="1" relativeHeight="2">
-                <wp:simplePos x="0" y="0"/>
-                <wp:positionH relativeFrom="column">
-                  <wp:posOffset>88265</wp:posOffset>
-                </wp:positionH>
-                <wp:positionV relativeFrom="paragraph">
-                  <wp:posOffset>170180</wp:posOffset>
-                </wp:positionV>
-                <wp:extent cx="586740" cy="586740"/>
-                <wp:effectExtent l="0" t="0" r="0" b="0"/>
-                <wp:wrapNone/>
-                <wp:docPr id="1" name="Media object 1"/>
-                <a:graphic xmlns:a="http://schemas.openxmlformats.org/drawingml/2006/main">
-                  <a:graphicData uri="http://schemas.microsoft.com/office/word/2010/wordprocessingShape"/>
-                </a:graphic>
-              </wp:anchor>
-            </w:drawing>
-          </mc:Choice>
-          <mc:Fallback>
-            <w:pict/>
-          </mc:Fallback>
-        </mc:AlternateContent>
-      </w:r>
       <w:r>
         <w:rPr>
           <w:lang w:val="de-DE"/>
@@ -532,33 +457,39 @@
         </w:rPr>
       </w:pPr>
       <w:r>
-        <w:rPr/>
-      </w:r>
-    </w:p>
-    <w:p>
-      <w:pPr>
-        <w:pStyle w:val="Normal"/>
-        <w:bidi w:val="0"/>
-        <w:jc w:val="start"/>
-        <w:rPr>
-          <w:lang w:val="de-DE"/>
-        </w:rPr>
-      </w:pPr>
-      <w:r>
-        <w:rPr/>
-      </w:r>
-    </w:p>
-    <w:p>
-      <w:pPr>
-        <w:pStyle w:val="Normal"/>
-        <w:bidi w:val="0"/>
-        <w:jc w:val="start"/>
-        <w:rPr>
-          <w:lang w:val="de-DE"/>
-        </w:rPr>
-      </w:pPr>
-      <w:r>
-        <w:rPr/>
+        <w:rPr>
+          <w:lang w:val="de-DE"/>
+        </w:rPr>
+      </w:r>
+    </w:p>
+    <w:p>
+      <w:pPr>
+        <w:pStyle w:val="Normal"/>
+        <w:bidi w:val="0"/>
+        <w:jc w:val="start"/>
+        <w:rPr>
+          <w:lang w:val="de-DE"/>
+        </w:rPr>
+      </w:pPr>
+      <w:r>
+        <w:rPr>
+          <w:lang w:val="de-DE"/>
+        </w:rPr>
+      </w:r>
+    </w:p>
+    <w:p>
+      <w:pPr>
+        <w:pStyle w:val="Normal"/>
+        <w:bidi w:val="0"/>
+        <w:jc w:val="start"/>
+        <w:rPr>
+          <w:lang w:val="de-DE"/>
+        </w:rPr>
+      </w:pPr>
+      <w:r>
+        <w:rPr>
+          <w:lang w:val="de-DE"/>
+        </w:rPr>
       </w:r>
     </w:p>
     <w:p>
@@ -587,7 +518,9 @@
         </w:rPr>
       </w:pPr>
       <w:r>
-        <w:rPr/>
+        <w:rPr>
+          <w:lang w:val="de-DE"/>
+        </w:rPr>
       </w:r>
     </w:p>
     <w:p>
@@ -632,7 +565,9 @@
         </w:rPr>
       </w:pPr>
       <w:r>
-        <w:rPr/>
+        <w:rPr>
+          <w:lang w:val="de-DE"/>
+        </w:rPr>
       </w:r>
     </w:p>
     <w:p>
@@ -677,20 +612,24 @@
         </w:rPr>
       </w:pPr>
       <w:r>
-        <w:rPr/>
-      </w:r>
-    </w:p>
-    <w:p>
-      <w:pPr>
-        <w:pStyle w:val="Normal"/>
-        <w:bidi w:val="0"/>
-        <w:jc w:val="start"/>
-        <w:rPr>
-          <w:lang w:val="de-DE"/>
-        </w:rPr>
-      </w:pPr>
-      <w:r>
-        <w:rPr/>
+        <w:rPr>
+          <w:lang w:val="de-DE"/>
+        </w:rPr>
+      </w:r>
+    </w:p>
+    <w:p>
+      <w:pPr>
+        <w:pStyle w:val="Normal"/>
+        <w:bidi w:val="0"/>
+        <w:jc w:val="start"/>
+        <w:rPr>
+          <w:lang w:val="de-DE"/>
+        </w:rPr>
+      </w:pPr>
+      <w:r>
+        <w:rPr>
+          <w:lang w:val="de-DE"/>
+        </w:rPr>
       </w:r>
     </w:p>
     <w:p>
@@ -719,20 +658,24 @@
         </w:rPr>
       </w:pPr>
       <w:r>
-        <w:rPr/>
-      </w:r>
-    </w:p>
-    <w:p>
-      <w:pPr>
-        <w:pStyle w:val="Normal"/>
-        <w:bidi w:val="0"/>
-        <w:jc w:val="start"/>
-        <w:rPr>
-          <w:lang w:val="de-DE"/>
-        </w:rPr>
-      </w:pPr>
-      <w:r>
-        <w:rPr/>
+        <w:rPr>
+          <w:lang w:val="de-DE"/>
+        </w:rPr>
+      </w:r>
+    </w:p>
+    <w:p>
+      <w:pPr>
+        <w:pStyle w:val="Normal"/>
+        <w:bidi w:val="0"/>
+        <w:jc w:val="start"/>
+        <w:rPr>
+          <w:lang w:val="de-DE"/>
+        </w:rPr>
+      </w:pPr>
+      <w:r>
+        <w:rPr>
+          <w:lang w:val="de-DE"/>
+        </w:rPr>
       </w:r>
     </w:p>
     <w:p>

--- a/planesDeClaseSegundo.docx
+++ b/planesDeClaseSegundo.docx
@@ -109,13 +109,7 @@
         <w:rPr>
           <w:lang w:val="de-DE"/>
         </w:rPr>
-        <w:t>b) Berichten Sie über Lena und Wladimir.</w:t>
-      </w:r>
-      <w:r>
-        <w:rPr>
-          <w:lang w:val="de-DE"/>
-        </w:rPr>
-        <w:t>o do</w:t>
+        <w:t>b) Berichten Sie über Lena und Wladimir.o do</w:t>
       </w:r>
     </w:p>
     <w:p>
@@ -615,21 +609,281 @@
         <w:rPr>
           <w:lang w:val="de-DE"/>
         </w:rPr>
-      </w:r>
-    </w:p>
-    <w:p>
-      <w:pPr>
-        <w:pStyle w:val="Normal"/>
-        <w:bidi w:val="0"/>
-        <w:jc w:val="start"/>
-        <w:rPr>
-          <w:lang w:val="de-DE"/>
-        </w:rPr>
-      </w:pPr>
-      <w:r>
-        <w:rPr>
-          <w:lang w:val="de-DE"/>
-        </w:rPr>
+        <w:t>******************************************</w:t>
+      </w:r>
+    </w:p>
+    <w:p>
+      <w:pPr>
+        <w:pStyle w:val="Normal"/>
+        <w:bidi w:val="0"/>
+        <w:jc w:val="start"/>
+        <w:rPr>
+          <w:lang w:val="de-DE"/>
+        </w:rPr>
+      </w:pPr>
+      <w:r>
+        <w:rPr>
+          <w:lang w:val="de-DE"/>
+        </w:rPr>
+        <w:t>Viertes</w:t>
+      </w:r>
+      <w:r>
+        <w:rPr>
+          <w:lang w:val="de-DE"/>
+        </w:rPr>
+        <w:t xml:space="preserve"> Niveau, </w:t>
+      </w:r>
+      <w:r>
+        <w:rPr>
+          <w:lang w:val="de-DE"/>
+        </w:rPr>
+        <w:t>fünfte</w:t>
+      </w:r>
+      <w:r>
+        <w:rPr>
+          <w:lang w:val="de-DE"/>
+        </w:rPr>
+        <w:t xml:space="preserve"> Woche, Mittwoch den 11.03.26</w:t>
+      </w:r>
+    </w:p>
+    <w:p>
+      <w:pPr>
+        <w:pStyle w:val="Normal"/>
+        <w:bidi w:val="0"/>
+        <w:jc w:val="start"/>
+        <w:rPr>
+          <w:lang w:val="de-DE"/>
+        </w:rPr>
+      </w:pPr>
+      <w:r>
+        <w:rPr/>
+      </w:r>
+    </w:p>
+    <w:p>
+      <w:pPr>
+        <w:pStyle w:val="Normal"/>
+        <w:bidi w:val="0"/>
+        <w:jc w:val="start"/>
+        <w:rPr>
+          <w:lang w:val="de-DE"/>
+        </w:rPr>
+      </w:pPr>
+      <w:r>
+        <w:rPr>
+          <w:lang w:val="de-DE"/>
+        </w:rPr>
+        <w:t>40‘ Die KT beantworten den Kapiteltest aus Lektion 7. Die Antworten werden später kontrolliert.</w:t>
+      </w:r>
+    </w:p>
+    <w:p>
+      <w:pPr>
+        <w:pStyle w:val="Normal"/>
+        <w:bidi w:val="0"/>
+        <w:jc w:val="start"/>
+        <w:rPr>
+          <w:lang w:val="de-DE"/>
+        </w:rPr>
+      </w:pPr>
+      <w:r>
+        <w:rPr>
+          <w:lang w:val="de-DE"/>
+        </w:rPr>
+        <w:t>20‘ Die KT lösen die Fragen von Kahoot. Haben sie ein gutes Ergebnis gehabt / eine gute Note erzielt? Was Neues haben sie dabei gelernt?</w:t>
+      </w:r>
+    </w:p>
+    <w:p>
+      <w:pPr>
+        <w:pStyle w:val="Normal"/>
+        <w:bidi w:val="0"/>
+        <w:jc w:val="start"/>
+        <w:rPr>
+          <w:lang w:val="de-DE"/>
+        </w:rPr>
+      </w:pPr>
+      <w:r>
+        <w:rPr/>
+      </w:r>
+    </w:p>
+    <w:p>
+      <w:pPr>
+        <w:pStyle w:val="Normal"/>
+        <w:bidi w:val="0"/>
+        <w:jc w:val="start"/>
+        <w:rPr>
+          <w:lang w:val="de-DE"/>
+        </w:rPr>
+      </w:pPr>
+      <w:r>
+        <w:rPr/>
+      </w:r>
+    </w:p>
+    <w:p>
+      <w:pPr>
+        <w:pStyle w:val="Normal"/>
+        <w:bidi w:val="0"/>
+        <w:jc w:val="start"/>
+        <w:rPr>
+          <w:lang w:val="de-DE"/>
+        </w:rPr>
+      </w:pPr>
+      <w:r>
+        <w:rPr/>
+      </w:r>
+    </w:p>
+    <w:p>
+      <w:pPr>
+        <w:pStyle w:val="Normal"/>
+        <w:bidi w:val="0"/>
+        <w:jc w:val="start"/>
+        <w:rPr>
+          <w:lang w:val="de-DE"/>
+        </w:rPr>
+      </w:pPr>
+      <w:r>
+        <w:rPr/>
+      </w:r>
+    </w:p>
+    <w:p>
+      <w:pPr>
+        <w:pStyle w:val="Normal"/>
+        <w:bidi w:val="0"/>
+        <w:jc w:val="start"/>
+        <w:rPr>
+          <w:lang w:val="de-DE"/>
+        </w:rPr>
+      </w:pPr>
+      <w:r>
+        <w:rPr>
+          <w:lang w:val="de-DE"/>
+        </w:rPr>
+        <w:t>----</w:t>
+      </w:r>
+    </w:p>
+    <w:p>
+      <w:pPr>
+        <w:pStyle w:val="Normal"/>
+        <w:bidi w:val="0"/>
+        <w:jc w:val="start"/>
+        <w:rPr>
+          <w:lang w:val="de-DE"/>
+        </w:rPr>
+      </w:pPr>
+      <w:r>
+        <w:rPr>
+          <w:lang w:val="de-DE"/>
+        </w:rPr>
+        <w:t>Einleitung in die neue Lektion (Lektion 8)</w:t>
+      </w:r>
+    </w:p>
+    <w:p>
+      <w:pPr>
+        <w:pStyle w:val="Normal"/>
+        <w:bidi w:val="0"/>
+        <w:jc w:val="start"/>
+        <w:rPr>
+          <w:lang w:val="de-DE"/>
+        </w:rPr>
+      </w:pPr>
+      <w:r>
+        <w:rPr>
+          <w:lang w:val="de-DE"/>
+        </w:rPr>
+      </w:r>
+    </w:p>
+    <w:p>
+      <w:pPr>
+        <w:pStyle w:val="Normal"/>
+        <w:bidi w:val="0"/>
+        <w:jc w:val="start"/>
+        <w:rPr>
+          <w:lang w:val="de-DE"/>
+        </w:rPr>
+      </w:pPr>
+      <w:r>
+        <w:rPr>
+          <w:lang w:val="de-DE"/>
+        </w:rPr>
+        <w:t>15‘ Sehen Sie die Fotos an. Kann man das leicht lernen oder ist das schwierig? Was meinen Sie?</w:t>
+      </w:r>
+    </w:p>
+    <w:p>
+      <w:pPr>
+        <w:pStyle w:val="Normal"/>
+        <w:bidi w:val="0"/>
+        <w:jc w:val="start"/>
+        <w:rPr>
+          <w:lang w:val="de-DE"/>
+        </w:rPr>
+      </w:pPr>
+      <w:r>
+        <w:rPr>
+          <w:lang w:val="de-DE"/>
+        </w:rPr>
+        <w:t>15‘ Lesen Sie die Texte. Was lernen die Personen? Machen Sie eine Tabelle.</w:t>
+      </w:r>
+    </w:p>
+    <w:p>
+      <w:pPr>
+        <w:pStyle w:val="Normal"/>
+        <w:bidi w:val="0"/>
+        <w:jc w:val="start"/>
+        <w:rPr>
+          <w:lang w:val="de-DE"/>
+        </w:rPr>
+      </w:pPr>
+      <w:r>
+        <w:rPr>
+          <w:lang w:val="de-DE"/>
+        </w:rPr>
+        <w:t>20‘ Hörverstehen:</w:t>
+      </w:r>
+    </w:p>
+    <w:p>
+      <w:pPr>
+        <w:pStyle w:val="Normal"/>
+        <w:bidi w:val="0"/>
+        <w:jc w:val="start"/>
+        <w:rPr>
+          <w:lang w:val="de-DE"/>
+        </w:rPr>
+      </w:pPr>
+      <w:r>
+        <w:rPr>
+          <w:lang w:val="de-DE"/>
+        </w:rPr>
+        <w:t>Und die anderen Personen? Hören Sie und ergänzen Sie die Informationen in die Tabelle.</w:t>
+      </w:r>
+    </w:p>
+    <w:p>
+      <w:pPr>
+        <w:pStyle w:val="Normal"/>
+        <w:bidi w:val="0"/>
+        <w:jc w:val="start"/>
+        <w:rPr>
+          <w:lang w:val="de-DE"/>
+        </w:rPr>
+      </w:pPr>
+      <w:r>
+        <w:rPr>
+          <w:lang w:val="de-DE"/>
+        </w:rPr>
+        <w:t>10‘ Mündlicher Ausdruck:</w:t>
+      </w:r>
+    </w:p>
+    <w:p>
+      <w:pPr>
+        <w:pStyle w:val="Normal"/>
+        <w:bidi w:val="0"/>
+        <w:jc w:val="start"/>
+        <w:rPr>
+          <w:lang w:val="de-DE"/>
+        </w:rPr>
+      </w:pPr>
+      <w:r>
+        <w:rPr>
+          <w:lang w:val="de-DE"/>
+        </w:rPr>
+        <w:t>Sprechen Sie zu zweit. Machen Sie Notizen und berichten Sie im Kurs von Ihrem Partner / Ihrer Partnerin.</w:t>
       </w:r>
     </w:p>
     <w:p>

--- a/planesDeClaseSegundo.docx
+++ b/planesDeClaseSegundo.docx
@@ -1,6 +1,6 @@
 
 <file path=word/document.xml><?xml version="1.0" encoding="utf-8"?>
-<w:document xmlns:o="urn:schemas-microsoft-com:office:office" xmlns:r="http://schemas.openxmlformats.org/officeDocument/2006/relationships" xmlns:v="urn:schemas-microsoft-com:vml" xmlns:w="http://schemas.openxmlformats.org/wordprocessingml/2006/main" xmlns:w10="urn:schemas-microsoft-com:office:word" xmlns:wp="http://schemas.openxmlformats.org/drawingml/2006/wordprocessingDrawing" xmlns:wps="http://schemas.microsoft.com/office/word/2010/wordprocessingShape" xmlns:wpg="http://schemas.microsoft.com/office/word/2010/wordprocessingGroup" xmlns:mc="http://schemas.openxmlformats.org/markup-compatibility/2006" xmlns:wp14="http://schemas.microsoft.com/office/word/2010/wordprocessingDrawing" xmlns:w14="http://schemas.microsoft.com/office/word/2010/wordml" xmlns:w15="http://schemas.microsoft.com/office/word/2012/wordml" mc:Ignorable="w14 wp14 w15">
+<w:document xmlns:o="urn:schemas-microsoft-com:office:office" xmlns:r="http://schemas.openxmlformats.org/officeDocument/2006/relationships" xmlns:v="urn:schemas-microsoft-com:vml" xmlns:w="http://schemas.openxmlformats.org/wordprocessingml/2006/main" xmlns:w10="urn:schemas-microsoft-com:office:word" xmlns:wp="http://schemas.openxmlformats.org/drawingml/2006/wordprocessingDrawing" xmlns:pic="http://schemas.openxmlformats.org/drawingml/2006/picture" xmlns:wps="http://schemas.microsoft.com/office/word/2010/wordprocessingShape" xmlns:wpg="http://schemas.microsoft.com/office/word/2010/wordprocessingGroup" xmlns:mc="http://schemas.openxmlformats.org/markup-compatibility/2006" xmlns:wp14="http://schemas.microsoft.com/office/word/2010/wordprocessingDrawing" xmlns:w14="http://schemas.microsoft.com/office/word/2010/wordml" xmlns:w15="http://schemas.microsoft.com/office/word/2012/wordml" mc:Ignorable="w14 wp14 w15">
   <w:body>
     <w:p>
       <w:pPr>
@@ -625,38 +625,22 @@
         <w:rPr>
           <w:lang w:val="de-DE"/>
         </w:rPr>
-        <w:t>Viertes</w:t>
-      </w:r>
-      <w:r>
-        <w:rPr>
-          <w:lang w:val="de-DE"/>
-        </w:rPr>
-        <w:t xml:space="preserve"> Niveau, </w:t>
-      </w:r>
-      <w:r>
-        <w:rPr>
-          <w:lang w:val="de-DE"/>
-        </w:rPr>
-        <w:t>fünfte</w:t>
-      </w:r>
-      <w:r>
-        <w:rPr>
-          <w:lang w:val="de-DE"/>
-        </w:rPr>
-        <w:t xml:space="preserve"> Woche, Mittwoch den 11.03.26</w:t>
-      </w:r>
-    </w:p>
-    <w:p>
-      <w:pPr>
-        <w:pStyle w:val="Normal"/>
-        <w:bidi w:val="0"/>
-        <w:jc w:val="start"/>
-        <w:rPr>
-          <w:lang w:val="de-DE"/>
-        </w:rPr>
-      </w:pPr>
-      <w:r>
-        <w:rPr/>
+        <w:t>Viertes Niveau, fünfte Woche, Mittwoch den 11.03.26</w:t>
+      </w:r>
+    </w:p>
+    <w:p>
+      <w:pPr>
+        <w:pStyle w:val="Normal"/>
+        <w:bidi w:val="0"/>
+        <w:jc w:val="start"/>
+        <w:rPr>
+          <w:lang w:val="de-DE"/>
+        </w:rPr>
+      </w:pPr>
+      <w:r>
+        <w:rPr>
+          <w:lang w:val="de-DE"/>
+        </w:rPr>
       </w:r>
     </w:p>
     <w:p>
@@ -701,46 +685,54 @@
         </w:rPr>
       </w:pPr>
       <w:r>
-        <w:rPr/>
-      </w:r>
-    </w:p>
-    <w:p>
-      <w:pPr>
-        <w:pStyle w:val="Normal"/>
-        <w:bidi w:val="0"/>
-        <w:jc w:val="start"/>
-        <w:rPr>
-          <w:lang w:val="de-DE"/>
-        </w:rPr>
-      </w:pPr>
-      <w:r>
-        <w:rPr/>
-      </w:r>
-    </w:p>
-    <w:p>
-      <w:pPr>
-        <w:pStyle w:val="Normal"/>
-        <w:bidi w:val="0"/>
-        <w:jc w:val="start"/>
-        <w:rPr>
-          <w:lang w:val="de-DE"/>
-        </w:rPr>
-      </w:pPr>
-      <w:r>
-        <w:rPr/>
-      </w:r>
-    </w:p>
-    <w:p>
-      <w:pPr>
-        <w:pStyle w:val="Normal"/>
-        <w:bidi w:val="0"/>
-        <w:jc w:val="start"/>
-        <w:rPr>
-          <w:lang w:val="de-DE"/>
-        </w:rPr>
-      </w:pPr>
-      <w:r>
-        <w:rPr/>
+        <w:rPr>
+          <w:lang w:val="de-DE"/>
+        </w:rPr>
+      </w:r>
+    </w:p>
+    <w:p>
+      <w:pPr>
+        <w:pStyle w:val="Normal"/>
+        <w:bidi w:val="0"/>
+        <w:jc w:val="start"/>
+        <w:rPr>
+          <w:lang w:val="de-DE"/>
+        </w:rPr>
+      </w:pPr>
+      <w:r>
+        <w:rPr>
+          <w:lang w:val="de-DE"/>
+        </w:rPr>
+      </w:r>
+    </w:p>
+    <w:p>
+      <w:pPr>
+        <w:pStyle w:val="Normal"/>
+        <w:bidi w:val="0"/>
+        <w:jc w:val="start"/>
+        <w:rPr>
+          <w:lang w:val="de-DE"/>
+        </w:rPr>
+      </w:pPr>
+      <w:r>
+        <w:rPr>
+          <w:lang w:val="de-DE"/>
+        </w:rPr>
+      </w:r>
+    </w:p>
+    <w:p>
+      <w:pPr>
+        <w:pStyle w:val="Normal"/>
+        <w:bidi w:val="0"/>
+        <w:jc w:val="start"/>
+        <w:rPr>
+          <w:lang w:val="de-DE"/>
+        </w:rPr>
+      </w:pPr>
+      <w:r>
+        <w:rPr>
+          <w:lang w:val="de-DE"/>
+        </w:rPr>
       </w:r>
     </w:p>
     <w:p>
@@ -5248,7 +5240,7 @@
     </w:rPr>
   </w:style>
   <w:style w:type="paragraph" w:styleId="Caption">
-    <w:name w:val="Caption"/>
+    <w:name w:val="caption"/>
     <w:basedOn w:val="Normal"/>
     <w:qFormat/>
     <w:pPr>

--- a/planesDeClaseSegundo.docx
+++ b/planesDeClaseSegundo.docx
@@ -1,7 +1,626 @@
 
 <file path=word/document.xml><?xml version="1.0" encoding="utf-8"?>
-<w:document xmlns:o="urn:schemas-microsoft-com:office:office" xmlns:r="http://schemas.openxmlformats.org/officeDocument/2006/relationships" xmlns:v="urn:schemas-microsoft-com:vml" xmlns:w="http://schemas.openxmlformats.org/wordprocessingml/2006/main" xmlns:w10="urn:schemas-microsoft-com:office:word" xmlns:wp="http://schemas.openxmlformats.org/drawingml/2006/wordprocessingDrawing" xmlns:pic="http://schemas.openxmlformats.org/drawingml/2006/picture" xmlns:wps="http://schemas.microsoft.com/office/word/2010/wordprocessingShape" xmlns:wpg="http://schemas.microsoft.com/office/word/2010/wordprocessingGroup" xmlns:mc="http://schemas.openxmlformats.org/markup-compatibility/2006" xmlns:wp14="http://schemas.microsoft.com/office/word/2010/wordprocessingDrawing" xmlns:w14="http://schemas.microsoft.com/office/word/2010/wordml" xmlns:w15="http://schemas.microsoft.com/office/word/2012/wordml" mc:Ignorable="w14 wp14 w15">
+<w:document xmlns:o="urn:schemas-microsoft-com:office:office" xmlns:r="http://schemas.openxmlformats.org/officeDocument/2006/relationships" xmlns:v="urn:schemas-microsoft-com:vml" xmlns:w="http://schemas.openxmlformats.org/wordprocessingml/2006/main" xmlns:w10="urn:schemas-microsoft-com:office:word" xmlns:wp="http://schemas.openxmlformats.org/drawingml/2006/wordprocessingDrawing" xmlns:wps="http://schemas.microsoft.com/office/word/2010/wordprocessingShape" xmlns:wpg="http://schemas.microsoft.com/office/word/2010/wordprocessingGroup" xmlns:mc="http://schemas.openxmlformats.org/markup-compatibility/2006" xmlns:wp14="http://schemas.microsoft.com/office/word/2010/wordprocessingDrawing" xmlns:w14="http://schemas.microsoft.com/office/word/2010/wordml" xmlns:w15="http://schemas.microsoft.com/office/word/2012/wordml" mc:Ignorable="w14 wp14 w15">
   <w:body>
+    <w:p>
+      <w:pPr>
+        <w:pStyle w:val="Normal"/>
+        <w:bidi w:val="0"/>
+        <w:jc w:val="start"/>
+        <w:rPr>
+          <w:lang w:val="de-DE"/>
+        </w:rPr>
+      </w:pPr>
+      <w:r>
+        <w:rPr>
+          <w:lang w:val="de-DE"/>
+        </w:rPr>
+        <w:t>Zweites Niveau, fünfte Woche, Freitag den 13.03.26</w:t>
+      </w:r>
+    </w:p>
+    <w:p>
+      <w:pPr>
+        <w:pStyle w:val="Normal"/>
+        <w:bidi w:val="0"/>
+        <w:jc w:val="start"/>
+        <w:rPr>
+          <w:lang w:val="de-DE"/>
+        </w:rPr>
+      </w:pPr>
+      <w:r>
+        <w:rPr>
+          <w:lang w:val="de-DE"/>
+        </w:rPr>
+      </w:r>
+    </w:p>
+    <w:p>
+      <w:pPr>
+        <w:pStyle w:val="Normal"/>
+        <w:bidi w:val="0"/>
+        <w:jc w:val="start"/>
+        <w:rPr>
+          <w:lang w:val="de-DE"/>
+        </w:rPr>
+      </w:pPr>
+      <w:r>
+        <w:rPr>
+          <w:lang w:val="de-DE"/>
+        </w:rPr>
+        <w:t>20‘ Taller: cooperación con la Universidad de Hannover. Se explica el proyecto.</w:t>
+      </w:r>
+    </w:p>
+    <w:p>
+      <w:pPr>
+        <w:pStyle w:val="Normal"/>
+        <w:bidi w:val="0"/>
+        <w:jc w:val="start"/>
+        <w:rPr>
+          <w:lang w:val="de-DE"/>
+        </w:rPr>
+      </w:pPr>
+      <w:r>
+        <w:rPr>
+          <w:lang w:val="de-DE"/>
+        </w:rPr>
+        <w:t>40‘ Escribir una carta para los compañeros de Hannover.</w:t>
+      </w:r>
+    </w:p>
+    <w:p>
+      <w:pPr>
+        <w:pStyle w:val="Normal"/>
+        <w:bidi w:val="0"/>
+        <w:jc w:val="start"/>
+        <w:rPr>
+          <w:lang w:val="de-DE"/>
+        </w:rPr>
+      </w:pPr>
+      <w:r>
+        <w:rPr>
+          <w:lang w:val="de-DE"/>
+        </w:rPr>
+        <w:t>----</w:t>
+      </w:r>
+    </w:p>
+    <w:p>
+      <w:pPr>
+        <w:pStyle w:val="Normal"/>
+        <w:bidi w:val="0"/>
+        <w:jc w:val="start"/>
+        <w:rPr>
+          <w:lang w:val="de-DE"/>
+        </w:rPr>
+      </w:pPr>
+      <w:r>
+        <w:rPr>
+          <w:lang w:val="de-DE"/>
+        </w:rPr>
+        <w:t xml:space="preserve">30‘ Was bin ich? </w:t>
+      </w:r>
+    </w:p>
+    <w:p>
+      <w:pPr>
+        <w:pStyle w:val="Normal"/>
+        <w:bidi w:val="0"/>
+        <w:jc w:val="start"/>
+        <w:rPr>
+          <w:lang w:val="de-DE"/>
+        </w:rPr>
+      </w:pPr>
+      <w:r>
+        <w:rPr>
+          <w:lang w:val="de-DE"/>
+        </w:rPr>
+        <w:t>a) Berufe, Tätigkeiten, Arbeitsorte. Sammeln Sie im Kurs.</w:t>
+      </w:r>
+    </w:p>
+    <w:p>
+      <w:pPr>
+        <w:pStyle w:val="Normal"/>
+        <w:bidi w:val="0"/>
+        <w:jc w:val="start"/>
+        <w:rPr>
+          <w:lang w:val="de-DE"/>
+        </w:rPr>
+      </w:pPr>
+      <w:r>
+        <w:rPr>
+          <w:lang w:val="de-DE"/>
+        </w:rPr>
+        <w:t xml:space="preserve">b) Schreiben Sie einen Beruf auf einen Zettel. Der Partner rät den Beruf. Sie antworten mit </w:t>
+      </w:r>
+      <w:r>
+        <w:rPr>
+          <w:i/>
+          <w:iCs/>
+          <w:lang w:val="de-DE"/>
+        </w:rPr>
+        <w:t>Ja</w:t>
+      </w:r>
+      <w:r>
+        <w:rPr>
+          <w:lang w:val="de-DE"/>
+        </w:rPr>
+        <w:t xml:space="preserve"> oder </w:t>
+      </w:r>
+      <w:r>
+        <w:rPr>
+          <w:i/>
+          <w:iCs/>
+          <w:lang w:val="de-DE"/>
+        </w:rPr>
+        <w:t>Nein</w:t>
+      </w:r>
+      <w:r>
+        <w:rPr>
+          <w:lang w:val="de-DE"/>
+        </w:rPr>
+        <w:t>.</w:t>
+      </w:r>
+    </w:p>
+    <w:p>
+      <w:pPr>
+        <w:pStyle w:val="Normal"/>
+        <w:bidi w:val="0"/>
+        <w:jc w:val="start"/>
+        <w:rPr>
+          <w:lang w:val="de-DE"/>
+        </w:rPr>
+      </w:pPr>
+      <w:r>
+        <w:rPr>
+          <w:lang w:val="de-DE"/>
+        </w:rPr>
+        <w:t>20‘ Ich habe ein Praktikum gemacht.</w:t>
+      </w:r>
+    </w:p>
+    <w:p>
+      <w:pPr>
+        <w:pStyle w:val="Normal"/>
+        <w:bidi w:val="0"/>
+        <w:jc w:val="start"/>
+        <w:rPr>
+          <w:lang w:val="de-DE"/>
+        </w:rPr>
+      </w:pPr>
+      <w:r>
+        <w:rPr>
+          <w:lang w:val="de-DE"/>
+        </w:rPr>
+        <w:t>Sammeln Sie die Partizip-II-Formen in den Berufsportäts in 2a) und ergänzen Sie die Tabelle.</w:t>
+      </w:r>
+    </w:p>
+    <w:p>
+      <w:pPr>
+        <w:pStyle w:val="Normal"/>
+        <w:bidi w:val="0"/>
+        <w:jc w:val="start"/>
+        <w:rPr>
+          <w:lang w:val="de-DE"/>
+        </w:rPr>
+      </w:pPr>
+      <w:r>
+        <w:rPr>
+          <w:lang w:val="de-DE"/>
+        </w:rPr>
+        <w:t>******************************************</w:t>
+      </w:r>
+    </w:p>
+    <w:p>
+      <w:pPr>
+        <w:pStyle w:val="Normal"/>
+        <w:bidi w:val="0"/>
+        <w:jc w:val="start"/>
+        <w:rPr>
+          <w:lang w:val="de-DE"/>
+        </w:rPr>
+      </w:pPr>
+      <w:r>
+        <w:rPr>
+          <w:lang w:val="de-DE"/>
+        </w:rPr>
+        <w:t>Sechstes Niveau, fünfte Woche, Freitag den 13.03.26</w:t>
+      </w:r>
+    </w:p>
+    <w:p>
+      <w:pPr>
+        <w:pStyle w:val="Normal"/>
+        <w:bidi w:val="0"/>
+        <w:jc w:val="start"/>
+        <w:rPr>
+          <w:lang w:val="de-DE"/>
+        </w:rPr>
+      </w:pPr>
+      <w:r>
+        <w:rPr>
+          <w:lang w:val="de-DE"/>
+        </w:rPr>
+      </w:r>
+    </w:p>
+    <w:p>
+      <w:pPr>
+        <w:pStyle w:val="Normal"/>
+        <w:bidi w:val="0"/>
+        <w:jc w:val="start"/>
+        <w:rPr>
+          <w:lang w:val="de-DE"/>
+        </w:rPr>
+      </w:pPr>
+      <w:r>
+        <w:rPr>
+          <w:lang w:val="de-DE"/>
+        </w:rPr>
+        <w:t>20‘ Sobre qué les gustaría escribirle a sus compañeros de Hannover</w:t>
+      </w:r>
+    </w:p>
+    <w:p>
+      <w:pPr>
+        <w:pStyle w:val="Normal"/>
+        <w:bidi w:val="0"/>
+        <w:jc w:val="start"/>
+        <w:rPr>
+          <w:lang w:val="de-DE"/>
+        </w:rPr>
+      </w:pPr>
+      <w:r>
+        <w:rPr>
+          <w:lang w:val="de-DE"/>
+        </w:rPr>
+        <w:t>30‘ Los alumnos escriben un correo para el proyecto de Hannover.</w:t>
+      </w:r>
+    </w:p>
+    <w:p>
+      <w:pPr>
+        <w:pStyle w:val="Normal"/>
+        <w:bidi w:val="0"/>
+        <w:jc w:val="start"/>
+        <w:rPr>
+          <w:lang w:val="de-DE"/>
+        </w:rPr>
+      </w:pPr>
+      <w:r>
+        <w:rPr>
+          <w:lang w:val="de-DE"/>
+        </w:rPr>
+        <w:t>10‘ Los alumnos revisan y corrigen las cartas para los compañeros de Hannover.</w:t>
+      </w:r>
+    </w:p>
+    <w:p>
+      <w:pPr>
+        <w:pStyle w:val="Normal"/>
+        <w:bidi w:val="0"/>
+        <w:jc w:val="start"/>
+        <w:rPr>
+          <w:lang w:val="de-DE"/>
+        </w:rPr>
+      </w:pPr>
+      <w:r>
+        <w:rPr>
+          <w:lang w:val="de-DE"/>
+        </w:rPr>
+        <w:t>---</w:t>
+      </w:r>
+    </w:p>
+    <w:p>
+      <w:pPr>
+        <w:pStyle w:val="Normal"/>
+        <w:bidi w:val="0"/>
+        <w:jc w:val="start"/>
+        <w:rPr>
+          <w:lang w:val="de-DE"/>
+        </w:rPr>
+      </w:pPr>
+      <w:r>
+        <w:rPr>
+          <w:lang w:val="de-DE"/>
+        </w:rPr>
+        <w:t>10‘ Erinnern sich die KT an die Wörter, die sie in der Fantasie-Geschichte miteinbezogen haben?</w:t>
+      </w:r>
+    </w:p>
+    <w:p>
+      <w:pPr>
+        <w:pStyle w:val="Normal"/>
+        <w:bidi w:val="0"/>
+        <w:jc w:val="start"/>
+        <w:rPr>
+          <w:lang w:val="de-DE"/>
+        </w:rPr>
+      </w:pPr>
+      <w:r>
+        <w:rPr>
+          <w:lang w:val="de-DE"/>
+        </w:rPr>
+        <w:t>10‘ Die KT lesen nochmals Ihre Fantasie-Texte vor. Die anderen könne Fragen stellen</w:t>
+      </w:r>
+    </w:p>
+    <w:p>
+      <w:pPr>
+        <w:pStyle w:val="Normal"/>
+        <w:bidi w:val="0"/>
+        <w:jc w:val="start"/>
+        <w:rPr>
+          <w:lang w:val="de-DE"/>
+        </w:rPr>
+      </w:pPr>
+      <w:r>
+        <w:rPr>
+          <w:lang w:val="de-DE"/>
+        </w:rPr>
+        <w:t>30‘ Welche Lerntipps kennen Sie noch? Arbeiten Sie in Gruppen, recherchieren und sammeln Sie Tipps. Bilden Sie dann neue Gruppen mit Personen aus den anderen Gruppen und berichten Sie sich gegenseitig.</w:t>
+      </w:r>
+    </w:p>
+    <w:p>
+      <w:pPr>
+        <w:pStyle w:val="Normal"/>
+        <w:bidi w:val="0"/>
+        <w:jc w:val="start"/>
+        <w:rPr>
+          <w:lang w:val="de-DE"/>
+        </w:rPr>
+      </w:pPr>
+      <w:r>
+        <w:rPr>
+          <w:lang w:val="de-DE"/>
+        </w:rPr>
+        <w:t>15‘ Lektüre: Mit allen Sinnen. Wenn die KT nicht fertig damit werden können sie zu Hause den Text lesen.</w:t>
+      </w:r>
+    </w:p>
+    <w:p>
+      <w:pPr>
+        <w:pStyle w:val="Normal"/>
+        <w:bidi w:val="0"/>
+        <w:jc w:val="start"/>
+        <w:rPr>
+          <w:lang w:val="de-DE"/>
+        </w:rPr>
+      </w:pPr>
+      <w:r>
+        <w:rPr>
+          <w:lang w:val="de-DE"/>
+        </w:rPr>
+        <w:t>******************************************</w:t>
+      </w:r>
+    </w:p>
+    <w:p>
+      <w:pPr>
+        <w:pStyle w:val="Normal"/>
+        <w:bidi w:val="0"/>
+        <w:jc w:val="start"/>
+        <w:rPr>
+          <w:lang w:val="de-DE"/>
+        </w:rPr>
+      </w:pPr>
+      <w:r>
+        <w:rPr>
+          <w:lang w:val="de-DE"/>
+        </w:rPr>
+        <w:t>Viertes Niveau, fünfte Woche, Freitag den 13.03.26</w:t>
+      </w:r>
+    </w:p>
+    <w:p>
+      <w:pPr>
+        <w:pStyle w:val="Normal"/>
+        <w:bidi w:val="0"/>
+        <w:jc w:val="start"/>
+        <w:rPr>
+          <w:lang w:val="de-DE"/>
+        </w:rPr>
+      </w:pPr>
+      <w:r>
+        <w:rPr>
+          <w:lang w:val="de-DE"/>
+        </w:rPr>
+        <w:t>20‘ Das Konzept von dem Projekt mit der Uni-Hannover wird präsentiert. Hat Sophie Fragen zum Thema?</w:t>
+      </w:r>
+    </w:p>
+    <w:p>
+      <w:pPr>
+        <w:pStyle w:val="Normal"/>
+        <w:bidi w:val="0"/>
+        <w:jc w:val="start"/>
+        <w:rPr>
+          <w:lang w:val="de-DE"/>
+        </w:rPr>
+      </w:pPr>
+      <w:r>
+        <w:rPr>
+          <w:lang w:val="de-DE"/>
+        </w:rPr>
+        <w:t xml:space="preserve">40‘ Die Kursteilnehmer schreiben einen ersten Brief für ihren möglichen Partner. </w:t>
+      </w:r>
+      <w:r>
+        <w:rPr>
+          <w:lang w:val="de-DE"/>
+        </w:rPr>
+        <w:t>Am Ende dieses Prozesses tauschen Sie Ihren Text mit einem Partner aus, damit er oder sie es korrigiert.</w:t>
+      </w:r>
+    </w:p>
+    <w:p>
+      <w:pPr>
+        <w:pStyle w:val="Normal"/>
+        <w:bidi w:val="0"/>
+        <w:jc w:val="start"/>
+        <w:rPr>
+          <w:lang w:val="de-DE"/>
+        </w:rPr>
+      </w:pPr>
+      <w:r>
+        <w:rPr>
+          <w:lang w:val="de-DE"/>
+        </w:rPr>
+        <w:t>----</w:t>
+      </w:r>
+    </w:p>
+    <w:p>
+      <w:pPr>
+        <w:pStyle w:val="Normal"/>
+        <w:bidi w:val="0"/>
+        <w:jc w:val="start"/>
+        <w:rPr>
+          <w:lang w:val="de-DE"/>
+        </w:rPr>
+      </w:pPr>
+      <w:r>
+        <w:rPr>
+          <w:lang w:val="de-DE"/>
+        </w:rPr>
+        <w:t>Einleitung in die neue Lektion (Lektion 8)</w:t>
+      </w:r>
+    </w:p>
+    <w:p>
+      <w:pPr>
+        <w:pStyle w:val="Normal"/>
+        <w:bidi w:val="0"/>
+        <w:jc w:val="start"/>
+        <w:rPr>
+          <w:lang w:val="de-DE"/>
+        </w:rPr>
+      </w:pPr>
+      <w:r>
+        <w:rPr>
+          <w:lang w:val="de-DE"/>
+        </w:rPr>
+      </w:r>
+    </w:p>
+    <w:p>
+      <w:pPr>
+        <w:pStyle w:val="Normal"/>
+        <w:bidi w:val="0"/>
+        <w:jc w:val="start"/>
+        <w:rPr>
+          <w:lang w:val="de-DE"/>
+        </w:rPr>
+      </w:pPr>
+      <w:r>
+        <w:rPr>
+          <w:lang w:val="de-DE"/>
+        </w:rPr>
+        <w:t>15‘ Sehen Sie die Fotos an. Kann man das leicht lernen oder ist das schwierig? Was meinen Sie?</w:t>
+      </w:r>
+    </w:p>
+    <w:p>
+      <w:pPr>
+        <w:pStyle w:val="Normal"/>
+        <w:bidi w:val="0"/>
+        <w:jc w:val="start"/>
+        <w:rPr>
+          <w:lang w:val="de-DE"/>
+        </w:rPr>
+      </w:pPr>
+      <w:r>
+        <w:rPr>
+          <w:lang w:val="de-DE"/>
+        </w:rPr>
+        <w:t>15‘ Lesen Sie die Texte. Was lernen die Personen? Machen Sie eine Tabelle.</w:t>
+      </w:r>
+    </w:p>
+    <w:p>
+      <w:pPr>
+        <w:pStyle w:val="Normal"/>
+        <w:bidi w:val="0"/>
+        <w:jc w:val="start"/>
+        <w:rPr>
+          <w:lang w:val="de-DE"/>
+        </w:rPr>
+      </w:pPr>
+      <w:r>
+        <w:rPr>
+          <w:lang w:val="de-DE"/>
+        </w:rPr>
+        <w:t>20‘ Hörverstehen:</w:t>
+      </w:r>
+    </w:p>
+    <w:p>
+      <w:pPr>
+        <w:pStyle w:val="Normal"/>
+        <w:bidi w:val="0"/>
+        <w:jc w:val="start"/>
+        <w:rPr>
+          <w:lang w:val="de-DE"/>
+        </w:rPr>
+      </w:pPr>
+      <w:r>
+        <w:rPr>
+          <w:lang w:val="de-DE"/>
+        </w:rPr>
+        <w:t>Und die anderen Personen? Hören Sie und ergänzen Sie die Informationen in die Tabelle.</w:t>
+      </w:r>
+    </w:p>
+    <w:p>
+      <w:pPr>
+        <w:pStyle w:val="Normal"/>
+        <w:bidi w:val="0"/>
+        <w:jc w:val="start"/>
+        <w:rPr>
+          <w:lang w:val="de-DE"/>
+        </w:rPr>
+      </w:pPr>
+      <w:r>
+        <w:rPr>
+          <w:lang w:val="de-DE"/>
+        </w:rPr>
+        <w:t>10‘ Mündlicher Ausdruck:</w:t>
+      </w:r>
+    </w:p>
+    <w:p>
+      <w:pPr>
+        <w:pStyle w:val="Normal"/>
+        <w:bidi w:val="0"/>
+        <w:jc w:val="start"/>
+        <w:rPr>
+          <w:lang w:val="de-DE"/>
+        </w:rPr>
+      </w:pPr>
+      <w:r>
+        <w:rPr/>
+        <w:t>Sprechen Sie zu zweit. Machen Sie Notizen und berichten Sie im Kurs von Ihrem Partner / Ihrer Partnerin.</w:t>
+      </w:r>
+    </w:p>
+    <w:p>
+      <w:pPr>
+        <w:pStyle w:val="Normal"/>
+        <w:bidi w:val="0"/>
+        <w:jc w:val="start"/>
+        <w:rPr>
+          <w:lang w:val="de-DE"/>
+        </w:rPr>
+      </w:pPr>
+      <w:r>
+        <w:rPr>
+          <w:lang w:val="de-DE"/>
+        </w:rPr>
+      </w:r>
+    </w:p>
+    <w:p>
+      <w:pPr>
+        <w:pStyle w:val="Normal"/>
+        <w:bidi w:val="0"/>
+        <w:jc w:val="start"/>
+        <w:rPr>
+          <w:lang w:val="de-DE"/>
+        </w:rPr>
+      </w:pPr>
+      <w:r>
+        <w:rPr>
+          <w:lang w:val="de-DE"/>
+        </w:rPr>
+        <w:t>******************************************</w:t>
+      </w:r>
+    </w:p>
+    <w:p>
+      <w:pPr>
+        <w:pStyle w:val="Normal"/>
+        <w:bidi w:val="0"/>
+        <w:jc w:val="start"/>
+        <w:rPr>
+          <w:lang w:val="de-DE"/>
+        </w:rPr>
+      </w:pPr>
+      <w:r>
+        <w:rPr>
+          <w:lang w:val="de-DE"/>
+        </w:rPr>
+      </w:r>
+    </w:p>
     <w:p>
       <w:pPr>
         <w:pStyle w:val="Normal"/>
@@ -5134,12 +5753,12 @@
         <w:bidi w:val="0"/>
         <w:jc w:val="start"/>
         <w:rPr>
-          <w:lang w:val="de-DE"/>
-        </w:rPr>
-      </w:pPr>
-      <w:r>
-        <w:rPr>
-          <w:lang w:val="de-DE"/>
+          <w:lang w:val="de-DE" w:eastAsia="zh-CN" w:bidi="hi-IN"/>
+        </w:rPr>
+      </w:pPr>
+      <w:r>
+        <w:rPr>
+          <w:lang w:val="de-DE" w:eastAsia="zh-CN" w:bidi="hi-IN"/>
         </w:rPr>
         <w:t>Können</w:t>
       </w:r>
@@ -5240,7 +5859,7 @@
     </w:rPr>
   </w:style>
   <w:style w:type="paragraph" w:styleId="Caption">
-    <w:name w:val="caption"/>
+    <w:name w:val="Caption"/>
     <w:basedOn w:val="Normal"/>
     <w:qFormat/>
     <w:pPr>

--- a/planesDeClaseSegundo.docx
+++ b/planesDeClaseSegundo.docx
@@ -15,118 +15,571 @@
         <w:rPr>
           <w:lang w:val="de-DE"/>
         </w:rPr>
-        <w:t>Zweites Niveau, fünfte Woche, Freitag den 13.03.26</w:t>
-      </w:r>
-    </w:p>
-    <w:p>
-      <w:pPr>
-        <w:pStyle w:val="Normal"/>
-        <w:bidi w:val="0"/>
-        <w:jc w:val="start"/>
-        <w:rPr>
-          <w:lang w:val="de-DE"/>
-        </w:rPr>
-      </w:pPr>
-      <w:r>
-        <w:rPr>
-          <w:lang w:val="de-DE"/>
-        </w:rPr>
-      </w:r>
-    </w:p>
-    <w:p>
-      <w:pPr>
-        <w:pStyle w:val="Normal"/>
-        <w:bidi w:val="0"/>
-        <w:jc w:val="start"/>
-        <w:rPr>
-          <w:lang w:val="de-DE"/>
-        </w:rPr>
-      </w:pPr>
-      <w:r>
-        <w:rPr>
-          <w:lang w:val="de-DE"/>
-        </w:rPr>
-        <w:t>20‘ Taller: cooperación con la Universidad de Hannover. Se explica el proyecto.</w:t>
-      </w:r>
-    </w:p>
-    <w:p>
-      <w:pPr>
-        <w:pStyle w:val="Normal"/>
-        <w:bidi w:val="0"/>
-        <w:jc w:val="start"/>
-        <w:rPr>
-          <w:lang w:val="de-DE"/>
-        </w:rPr>
-      </w:pPr>
-      <w:r>
-        <w:rPr>
-          <w:lang w:val="de-DE"/>
-        </w:rPr>
-        <w:t>40‘ Escribir una carta para los compañeros de Hannover.</w:t>
-      </w:r>
-    </w:p>
-    <w:p>
-      <w:pPr>
-        <w:pStyle w:val="Normal"/>
-        <w:bidi w:val="0"/>
-        <w:jc w:val="start"/>
-        <w:rPr>
-          <w:lang w:val="de-DE"/>
-        </w:rPr>
-      </w:pPr>
-      <w:r>
-        <w:rPr>
-          <w:lang w:val="de-DE"/>
-        </w:rPr>
-        <w:t>----</w:t>
-      </w:r>
-    </w:p>
-    <w:p>
-      <w:pPr>
-        <w:pStyle w:val="Normal"/>
-        <w:bidi w:val="0"/>
-        <w:jc w:val="start"/>
-        <w:rPr>
-          <w:lang w:val="de-DE"/>
-        </w:rPr>
-      </w:pPr>
-      <w:r>
-        <w:rPr>
-          <w:lang w:val="de-DE"/>
-        </w:rPr>
-        <w:t xml:space="preserve">30‘ Was bin ich? </w:t>
-      </w:r>
-    </w:p>
-    <w:p>
-      <w:pPr>
-        <w:pStyle w:val="Normal"/>
-        <w:bidi w:val="0"/>
-        <w:jc w:val="start"/>
-        <w:rPr>
-          <w:lang w:val="de-DE"/>
-        </w:rPr>
-      </w:pPr>
-      <w:r>
-        <w:rPr>
-          <w:lang w:val="de-DE"/>
-        </w:rPr>
-        <w:t>a) Berufe, Tätigkeiten, Arbeitsorte. Sammeln Sie im Kurs.</w:t>
-      </w:r>
-    </w:p>
-    <w:p>
-      <w:pPr>
-        <w:pStyle w:val="Normal"/>
-        <w:bidi w:val="0"/>
-        <w:jc w:val="start"/>
-        <w:rPr>
-          <w:lang w:val="de-DE"/>
-        </w:rPr>
-      </w:pPr>
-      <w:r>
-        <w:rPr>
-          <w:lang w:val="de-DE"/>
-        </w:rPr>
-        <w:t xml:space="preserve">b) Schreiben Sie einen Beruf auf einen Zettel. Der Partner rät den Beruf. Sie antworten mit </w:t>
+        <w:t xml:space="preserve">Zweites Niveau, </w:t>
+      </w:r>
+      <w:r>
+        <w:rPr>
+          <w:lang w:val="de-DE"/>
+        </w:rPr>
+        <w:t xml:space="preserve">sechste </w:t>
+      </w:r>
+      <w:r>
+        <w:rPr>
+          <w:lang w:val="de-DE"/>
+        </w:rPr>
+        <w:t xml:space="preserve">Woche, </w:t>
+      </w:r>
+      <w:r>
+        <w:rPr>
+          <w:lang w:val="de-DE"/>
+        </w:rPr>
+        <w:t xml:space="preserve">Mittwoch </w:t>
+      </w:r>
+      <w:r>
+        <w:rPr>
+          <w:lang w:val="de-DE"/>
+        </w:rPr>
+        <w:t>den 1</w:t>
+      </w:r>
+      <w:r>
+        <w:rPr>
+          <w:lang w:val="de-DE"/>
+        </w:rPr>
+        <w:t>8</w:t>
+      </w:r>
+      <w:r>
+        <w:rPr>
+          <w:lang w:val="de-DE"/>
+        </w:rPr>
+        <w:t>.03.26</w:t>
+      </w:r>
+    </w:p>
+    <w:p>
+      <w:pPr>
+        <w:pStyle w:val="Normal"/>
+        <w:bidi w:val="0"/>
+        <w:jc w:val="start"/>
+        <w:rPr>
+          <w:lang w:val="de-DE"/>
+        </w:rPr>
+      </w:pPr>
+      <w:r>
+        <w:rPr/>
+      </w:r>
+    </w:p>
+    <w:p>
+      <w:pPr>
+        <w:pStyle w:val="Normal"/>
+        <w:bidi w:val="0"/>
+        <w:jc w:val="start"/>
+        <w:rPr>
+          <w:lang w:val="de-DE"/>
+        </w:rPr>
+      </w:pPr>
+      <w:r>
+        <w:rPr>
+          <w:lang w:val="de-DE"/>
+        </w:rPr>
+        <w:t>10‘ Was habt ihr am Montag gemacht? Habt ihr lange geschlafen? Habt ihr Freunde getroffen?</w:t>
+      </w:r>
+    </w:p>
+    <w:p>
+      <w:pPr>
+        <w:pStyle w:val="Normal"/>
+        <w:bidi w:val="0"/>
+        <w:jc w:val="start"/>
+        <w:rPr>
+          <w:lang w:val="de-DE"/>
+        </w:rPr>
+      </w:pPr>
+      <w:r>
+        <w:rPr>
+          <w:lang w:val="de-DE"/>
+        </w:rPr>
+        <w:t>20‘ Ich habe ein Praktikum gemacht.</w:t>
+      </w:r>
+    </w:p>
+    <w:p>
+      <w:pPr>
+        <w:pStyle w:val="Normal"/>
+        <w:bidi w:val="0"/>
+        <w:jc w:val="start"/>
+        <w:rPr>
+          <w:lang w:val="de-DE"/>
+        </w:rPr>
+      </w:pPr>
+      <w:r>
+        <w:rPr>
+          <w:lang w:val="de-DE"/>
+        </w:rPr>
+        <w:t>- Erinnern sich die KT an den Berufen aus Seite 150 (Maurerin und Altenpfleger)? Was können sie noch dazu sagen?</w:t>
+      </w:r>
+    </w:p>
+    <w:p>
+      <w:pPr>
+        <w:pStyle w:val="Normal"/>
+        <w:bidi w:val="0"/>
+        <w:jc w:val="start"/>
+        <w:rPr>
+          <w:lang w:val="de-DE"/>
+        </w:rPr>
+      </w:pPr>
+      <w:r>
+        <w:rPr>
+          <w:lang w:val="de-DE"/>
+        </w:rPr>
+        <w:t>- Sammeln Sie die Partizip-II-Formen in den Berufsporträts in 2a) und ergänzen Sie die Tabelle. Welche andere Verben dulden kein -ge am Anfag ihrer Partizip-II-Form?</w:t>
+      </w:r>
+    </w:p>
+    <w:p>
+      <w:pPr>
+        <w:pStyle w:val="Normal"/>
+        <w:bidi w:val="0"/>
+        <w:jc w:val="start"/>
+        <w:rPr>
+          <w:lang w:val="de-DE"/>
+        </w:rPr>
+      </w:pPr>
+      <w:r>
+        <w:rPr>
+          <w:lang w:val="de-DE"/>
+        </w:rPr>
+        <w:t>60‘ Die Lektion bis zum Ende machen.</w:t>
+      </w:r>
+    </w:p>
+    <w:p>
+      <w:pPr>
+        <w:pStyle w:val="Normal"/>
+        <w:bidi w:val="0"/>
+        <w:jc w:val="start"/>
+        <w:rPr>
+          <w:lang w:val="de-DE"/>
+        </w:rPr>
+      </w:pPr>
+      <w:r>
+        <w:rPr>
+          <w:lang w:val="de-DE"/>
+        </w:rPr>
+        <w:t>HAG: Die KT sollen 5 Übungen aus der Übungen-Sektion des Buches machen. Am Freitag werden sie kontrolliert.</w:t>
+      </w:r>
+    </w:p>
+    <w:p>
+      <w:pPr>
+        <w:pStyle w:val="Normal"/>
+        <w:bidi w:val="0"/>
+        <w:jc w:val="start"/>
+        <w:rPr>
+          <w:lang w:val="de-DE"/>
+        </w:rPr>
+      </w:pPr>
+      <w:r>
+        <w:rPr/>
+      </w:r>
+    </w:p>
+    <w:p>
+      <w:pPr>
+        <w:pStyle w:val="Normal"/>
+        <w:bidi w:val="0"/>
+        <w:jc w:val="start"/>
+        <w:rPr>
+          <w:lang w:val="de-DE"/>
+        </w:rPr>
+      </w:pPr>
+      <w:r>
+        <w:rPr>
+          <w:lang w:val="de-DE"/>
+        </w:rPr>
+        <w:t>******************************************</w:t>
+      </w:r>
+    </w:p>
+    <w:p>
+      <w:pPr>
+        <w:pStyle w:val="Normal"/>
+        <w:bidi w:val="0"/>
+        <w:jc w:val="start"/>
+        <w:rPr>
+          <w:lang w:val="de-DE"/>
+        </w:rPr>
+      </w:pPr>
+      <w:r>
+        <w:rPr/>
+      </w:r>
+    </w:p>
+    <w:p>
+      <w:pPr>
+        <w:pStyle w:val="Normal"/>
+        <w:bidi w:val="0"/>
+        <w:jc w:val="start"/>
+        <w:rPr>
+          <w:lang w:val="de-DE"/>
+        </w:rPr>
+      </w:pPr>
+      <w:r>
+        <w:rPr>
+          <w:lang w:val="de-DE"/>
+        </w:rPr>
+        <w:t xml:space="preserve">Sechstes Niveau, </w:t>
+      </w:r>
+      <w:r>
+        <w:rPr>
+          <w:lang w:val="de-DE"/>
+        </w:rPr>
+        <w:t>sechste</w:t>
+      </w:r>
+      <w:r>
+        <w:rPr>
+          <w:lang w:val="de-DE"/>
+        </w:rPr>
+        <w:t xml:space="preserve"> Woche, </w:t>
+      </w:r>
+      <w:r>
+        <w:rPr>
+          <w:lang w:val="de-DE"/>
+        </w:rPr>
+        <w:t xml:space="preserve">Mittwoch </w:t>
+      </w:r>
+      <w:r>
+        <w:rPr>
+          <w:lang w:val="de-DE"/>
+        </w:rPr>
+        <w:t>den 1</w:t>
+      </w:r>
+      <w:r>
+        <w:rPr>
+          <w:lang w:val="de-DE"/>
+        </w:rPr>
+        <w:t>8</w:t>
+      </w:r>
+      <w:r>
+        <w:rPr>
+          <w:lang w:val="de-DE"/>
+        </w:rPr>
+        <w:t>.03.26</w:t>
+      </w:r>
+    </w:p>
+    <w:p>
+      <w:pPr>
+        <w:pStyle w:val="Normal"/>
+        <w:bidi w:val="0"/>
+        <w:jc w:val="start"/>
+        <w:rPr>
+          <w:lang w:val="de-DE"/>
+        </w:rPr>
+      </w:pPr>
+      <w:r>
+        <w:rPr/>
+      </w:r>
+    </w:p>
+    <w:p>
+      <w:pPr>
+        <w:pStyle w:val="Normal"/>
+        <w:bidi w:val="0"/>
+        <w:jc w:val="start"/>
+        <w:rPr>
+          <w:lang w:val="de-DE"/>
+        </w:rPr>
+      </w:pPr>
+      <w:r>
+        <w:rPr>
+          <w:lang w:val="de-DE"/>
+        </w:rPr>
+        <w:t>30‘ Die letzten zwanzig Minuten des Filmes werden projiziert.</w:t>
+      </w:r>
+    </w:p>
+    <w:p>
+      <w:pPr>
+        <w:pStyle w:val="Normal"/>
+        <w:bidi w:val="0"/>
+        <w:jc w:val="start"/>
+        <w:rPr>
+          <w:lang w:val="de-DE"/>
+        </w:rPr>
+      </w:pPr>
+      <w:r>
+        <w:rPr>
+          <w:lang w:val="de-DE"/>
+        </w:rPr>
+        <w:t>30‘ Die KT schreiben Rezensionen zum Film. Die Klassenkameraden lesen die Rezensionen und wählen die beste.</w:t>
+      </w:r>
+    </w:p>
+    <w:p>
+      <w:pPr>
+        <w:pStyle w:val="Normal"/>
+        <w:bidi w:val="0"/>
+        <w:jc w:val="start"/>
+        <w:rPr>
+          <w:lang w:val="de-DE"/>
+        </w:rPr>
+      </w:pPr>
+      <w:r>
+        <w:rPr/>
+      </w:r>
+    </w:p>
+    <w:p>
+      <w:pPr>
+        <w:pStyle w:val="Normal"/>
+        <w:bidi w:val="0"/>
+        <w:jc w:val="start"/>
+        <w:rPr>
+          <w:lang w:val="de-DE"/>
+        </w:rPr>
+      </w:pPr>
+      <w:r>
+        <w:rPr>
+          <w:lang w:val="de-DE"/>
+        </w:rPr>
+        <w:t>30‘ Lektüre: Mit allen Sinnen</w:t>
+      </w:r>
+    </w:p>
+    <w:p>
+      <w:pPr>
+        <w:pStyle w:val="Normal"/>
+        <w:bidi w:val="0"/>
+        <w:jc w:val="start"/>
+        <w:rPr>
+          <w:lang w:val="de-DE"/>
+        </w:rPr>
+      </w:pPr>
+      <w:r>
+        <w:rPr>
+          <w:lang w:val="de-DE"/>
+        </w:rPr>
+        <w:t>30‘ Welche Themen beherrschen sie schon? Bei welchen haben sie noch Probleme?</w:t>
+      </w:r>
+    </w:p>
+    <w:p>
+      <w:pPr>
+        <w:pStyle w:val="Normal"/>
+        <w:bidi w:val="0"/>
+        <w:jc w:val="start"/>
+        <w:rPr>
+          <w:lang w:val="de-DE"/>
+        </w:rPr>
+      </w:pPr>
+      <w:r>
+        <w:rPr/>
+      </w:r>
+    </w:p>
+    <w:p>
+      <w:pPr>
+        <w:pStyle w:val="Normal"/>
+        <w:bidi w:val="0"/>
+        <w:jc w:val="start"/>
+        <w:rPr>
+          <w:lang w:val="de-DE"/>
+        </w:rPr>
+      </w:pPr>
+      <w:r>
+        <w:rPr>
+          <w:lang w:val="de-DE"/>
+        </w:rPr>
+        <w:t>******************************************</w:t>
+      </w:r>
+    </w:p>
+    <w:p>
+      <w:pPr>
+        <w:pStyle w:val="Normal"/>
+        <w:bidi w:val="0"/>
+        <w:jc w:val="start"/>
+        <w:rPr>
+          <w:lang w:val="de-DE"/>
+        </w:rPr>
+      </w:pPr>
+      <w:r>
+        <w:rPr>
+          <w:lang w:val="de-DE"/>
+        </w:rPr>
+        <w:t xml:space="preserve">Viertes Niveau, </w:t>
+      </w:r>
+      <w:r>
+        <w:rPr>
+          <w:lang w:val="de-DE"/>
+        </w:rPr>
+        <w:t>sechste</w:t>
+      </w:r>
+      <w:r>
+        <w:rPr>
+          <w:lang w:val="de-DE"/>
+        </w:rPr>
+        <w:t xml:space="preserve"> Woche, </w:t>
+      </w:r>
+      <w:r>
+        <w:rPr>
+          <w:lang w:val="de-DE"/>
+        </w:rPr>
+        <w:t xml:space="preserve">Mittwoch </w:t>
+      </w:r>
+      <w:r>
+        <w:rPr>
+          <w:lang w:val="de-DE"/>
+        </w:rPr>
+        <w:t>den 1</w:t>
+      </w:r>
+      <w:r>
+        <w:rPr>
+          <w:lang w:val="de-DE"/>
+        </w:rPr>
+        <w:t>8</w:t>
+      </w:r>
+      <w:r>
+        <w:rPr>
+          <w:lang w:val="de-DE"/>
+        </w:rPr>
+        <w:t>.03.26</w:t>
+      </w:r>
+    </w:p>
+    <w:p>
+      <w:pPr>
+        <w:pStyle w:val="Normal"/>
+        <w:bidi w:val="0"/>
+        <w:jc w:val="start"/>
+        <w:rPr>
+          <w:lang w:val="de-DE"/>
+        </w:rPr>
+      </w:pPr>
+      <w:r>
+        <w:rPr/>
+      </w:r>
+    </w:p>
+    <w:p>
+      <w:pPr>
+        <w:pStyle w:val="Normal"/>
+        <w:bidi w:val="0"/>
+        <w:jc w:val="start"/>
+        <w:rPr>
+          <w:lang w:val="de-DE"/>
+        </w:rPr>
+      </w:pPr>
+      <w:r>
+        <w:rPr>
+          <w:lang w:val="de-DE"/>
+        </w:rPr>
+        <w:t>30‘ Wo ist das Problem?</w:t>
+      </w:r>
+    </w:p>
+    <w:p>
+      <w:pPr>
+        <w:pStyle w:val="Normal"/>
+        <w:bidi w:val="0"/>
+        <w:jc w:val="start"/>
+        <w:rPr>
+          <w:lang w:val="de-DE"/>
+        </w:rPr>
+      </w:pPr>
+      <w:r>
+        <w:rPr>
+          <w:lang w:val="de-DE"/>
+        </w:rPr>
+        <w:t>Lesen Sie die Beiträge im Forum. Welche zwei Probleme passen zu welchem Beitrag?</w:t>
+      </w:r>
+    </w:p>
+    <w:p>
+      <w:pPr>
+        <w:pStyle w:val="Normal"/>
+        <w:bidi w:val="0"/>
+        <w:jc w:val="start"/>
+        <w:rPr>
+          <w:lang w:val="de-DE"/>
+        </w:rPr>
+      </w:pPr>
+      <w:r>
+        <w:rPr>
+          <w:lang w:val="de-DE"/>
+        </w:rPr>
+        <w:t>20‘ Welche Lernprobleme kennen sie noch? Sammeln Sie im Kurs.</w:t>
+      </w:r>
+    </w:p>
+    <w:p>
+      <w:pPr>
+        <w:pStyle w:val="Normal"/>
+        <w:bidi w:val="0"/>
+        <w:jc w:val="start"/>
+        <w:rPr>
+          <w:lang w:val="de-DE"/>
+        </w:rPr>
+      </w:pPr>
+      <w:r>
+        <w:rPr>
+          <w:lang w:val="de-DE"/>
+        </w:rPr>
+        <w:t>10‘ Beschreiben Sie ein Lernproblem in einem Forumsbeitrag. Sammeln Sie die Beiträge ein.</w:t>
+      </w:r>
+    </w:p>
+    <w:p>
+      <w:pPr>
+        <w:pStyle w:val="Normal"/>
+        <w:bidi w:val="0"/>
+        <w:jc w:val="start"/>
+        <w:rPr>
+          <w:lang w:val="de-DE"/>
+        </w:rPr>
+      </w:pPr>
+      <w:r>
+        <w:rPr/>
+      </w:r>
+    </w:p>
+    <w:p>
+      <w:pPr>
+        <w:pStyle w:val="Normal"/>
+        <w:bidi w:val="0"/>
+        <w:jc w:val="start"/>
+        <w:rPr>
+          <w:lang w:val="de-DE"/>
+        </w:rPr>
+      </w:pPr>
+      <w:r>
+        <w:rPr>
+          <w:lang w:val="de-DE"/>
+        </w:rPr>
+        <w:t>20‘ Lernproblem gelöst? Lesen Sie die Antworten. Zu welchen Beiträgen aus 3a passen sie? Ordnen Sie zu.</w:t>
+      </w:r>
+    </w:p>
+    <w:p>
+      <w:pPr>
+        <w:pStyle w:val="Normal"/>
+        <w:bidi w:val="0"/>
+        <w:jc w:val="start"/>
+        <w:rPr>
+          <w:lang w:val="de-DE"/>
+        </w:rPr>
+      </w:pPr>
+      <w:r>
+        <w:rPr>
+          <w:lang w:val="de-DE"/>
+        </w:rPr>
+        <w:t>15‘ Lesen Sie die Antworten noch einmal und sammeln Sie die Ratschläge.</w:t>
+      </w:r>
+    </w:p>
+    <w:p>
+      <w:pPr>
+        <w:pStyle w:val="Normal"/>
+        <w:bidi w:val="0"/>
+        <w:jc w:val="start"/>
+        <w:rPr>
+          <w:lang w:val="de-DE"/>
+        </w:rPr>
+      </w:pPr>
+      <w:r>
+        <w:rPr>
+          <w:lang w:val="de-DE"/>
+        </w:rPr>
+        <w:t>10‘ Welche Ratschläge haben Sie noch? Ergänzen Sie die Liste aus 4b</w:t>
+      </w:r>
+    </w:p>
+    <w:p>
+      <w:pPr>
+        <w:pStyle w:val="Normal"/>
+        <w:bidi w:val="0"/>
+        <w:jc w:val="start"/>
+        <w:rPr>
+          <w:lang w:val="de-DE"/>
+        </w:rPr>
+      </w:pPr>
+      <w:r>
+        <w:rPr>
+          <w:lang w:val="de-DE"/>
+        </w:rPr>
+        <w:t xml:space="preserve">10‘ Arbeiten Sie zu dritt. Formulieren Sie die Ratschläge aus 4b und 4c mit </w:t>
       </w:r>
       <w:r>
         <w:rPr>
@@ -134,13 +587,156 @@
           <w:iCs/>
           <w:lang w:val="de-DE"/>
         </w:rPr>
-        <w:t>Ja</w:t>
-      </w:r>
-      <w:r>
-        <w:rPr>
-          <w:lang w:val="de-DE"/>
-        </w:rPr>
-        <w:t xml:space="preserve"> oder </w:t>
+        <w:t>sollte</w:t>
+      </w:r>
+      <w:r>
+        <w:rPr>
+          <w:lang w:val="de-DE"/>
+        </w:rPr>
+        <w:t>.</w:t>
+      </w:r>
+    </w:p>
+    <w:p>
+      <w:pPr>
+        <w:pStyle w:val="Normal"/>
+        <w:bidi w:val="0"/>
+        <w:jc w:val="start"/>
+        <w:rPr>
+          <w:lang w:val="de-DE"/>
+        </w:rPr>
+      </w:pPr>
+      <w:r>
+        <w:rPr>
+          <w:lang w:val="de-DE"/>
+        </w:rPr>
+        <w:t>******************************************</w:t>
+      </w:r>
+    </w:p>
+    <w:p>
+      <w:pPr>
+        <w:pStyle w:val="Normal"/>
+        <w:bidi w:val="0"/>
+        <w:jc w:val="start"/>
+        <w:rPr>
+          <w:lang w:val="de-DE"/>
+        </w:rPr>
+      </w:pPr>
+      <w:r>
+        <w:rPr>
+          <w:lang w:val="de-DE"/>
+        </w:rPr>
+        <w:t>Zweites Niveau, fünfte Woche, Freitag den 13.03.26</w:t>
+      </w:r>
+    </w:p>
+    <w:p>
+      <w:pPr>
+        <w:pStyle w:val="Normal"/>
+        <w:bidi w:val="0"/>
+        <w:jc w:val="start"/>
+        <w:rPr>
+          <w:lang w:val="de-DE"/>
+        </w:rPr>
+      </w:pPr>
+      <w:r>
+        <w:rPr>
+          <w:lang w:val="de-DE"/>
+        </w:rPr>
+      </w:r>
+    </w:p>
+    <w:p>
+      <w:pPr>
+        <w:pStyle w:val="Normal"/>
+        <w:bidi w:val="0"/>
+        <w:jc w:val="start"/>
+        <w:rPr>
+          <w:lang w:val="de-DE"/>
+        </w:rPr>
+      </w:pPr>
+      <w:r>
+        <w:rPr>
+          <w:lang w:val="de-DE"/>
+        </w:rPr>
+        <w:t>20‘ Taller: cooperación con la Universidad de Hannover. Se explica el proyecto.</w:t>
+      </w:r>
+    </w:p>
+    <w:p>
+      <w:pPr>
+        <w:pStyle w:val="Normal"/>
+        <w:bidi w:val="0"/>
+        <w:jc w:val="start"/>
+        <w:rPr>
+          <w:lang w:val="de-DE"/>
+        </w:rPr>
+      </w:pPr>
+      <w:r>
+        <w:rPr>
+          <w:lang w:val="de-DE"/>
+        </w:rPr>
+        <w:t>40‘ Escribir una carta para los compañeros de Hannover.</w:t>
+      </w:r>
+    </w:p>
+    <w:p>
+      <w:pPr>
+        <w:pStyle w:val="Normal"/>
+        <w:bidi w:val="0"/>
+        <w:jc w:val="start"/>
+        <w:rPr>
+          <w:lang w:val="de-DE"/>
+        </w:rPr>
+      </w:pPr>
+      <w:r>
+        <w:rPr>
+          <w:lang w:val="de-DE"/>
+        </w:rPr>
+        <w:t>----</w:t>
+      </w:r>
+    </w:p>
+    <w:p>
+      <w:pPr>
+        <w:pStyle w:val="Normal"/>
+        <w:bidi w:val="0"/>
+        <w:jc w:val="start"/>
+        <w:rPr>
+          <w:lang w:val="de-DE"/>
+        </w:rPr>
+      </w:pPr>
+      <w:r>
+        <w:rPr>
+          <w:lang w:val="de-DE"/>
+        </w:rPr>
+        <w:t xml:space="preserve">30‘ Was bin ich? </w:t>
+      </w:r>
+    </w:p>
+    <w:p>
+      <w:pPr>
+        <w:pStyle w:val="Normal"/>
+        <w:bidi w:val="0"/>
+        <w:jc w:val="start"/>
+        <w:rPr>
+          <w:lang w:val="de-DE"/>
+        </w:rPr>
+      </w:pPr>
+      <w:r>
+        <w:rPr>
+          <w:lang w:val="de-DE"/>
+        </w:rPr>
+        <w:t>a) Berufe, Tätigkeiten, Arbeitsorte. Sammeln Sie im Kurs.</w:t>
+      </w:r>
+    </w:p>
+    <w:p>
+      <w:pPr>
+        <w:pStyle w:val="Normal"/>
+        <w:bidi w:val="0"/>
+        <w:jc w:val="start"/>
+        <w:rPr>
+          <w:lang w:val="de-DE"/>
+        </w:rPr>
+      </w:pPr>
+      <w:r>
+        <w:rPr>
+          <w:lang w:val="de-DE"/>
+        </w:rPr>
+        <w:t xml:space="preserve">b) Schreiben Sie einen Beruf auf einen Zettel. Der Partner rät den Beruf. Sie antworten mit </w:t>
       </w:r>
       <w:r>
         <w:rPr>
@@ -148,6 +744,20 @@
           <w:iCs/>
           <w:lang w:val="de-DE"/>
         </w:rPr>
+        <w:t>Ja</w:t>
+      </w:r>
+      <w:r>
+        <w:rPr>
+          <w:lang w:val="de-DE"/>
+        </w:rPr>
+        <w:t xml:space="preserve"> oder </w:t>
+      </w:r>
+      <w:r>
+        <w:rPr>
+          <w:i/>
+          <w:iCs/>
+          <w:lang w:val="de-DE"/>
+        </w:rPr>
         <w:t>Nein</w:t>
       </w:r>
       <w:r>
@@ -425,13 +1035,7 @@
         <w:rPr>
           <w:lang w:val="de-DE"/>
         </w:rPr>
-        <w:t xml:space="preserve">40‘ Die Kursteilnehmer schreiben einen ersten Brief für ihren möglichen Partner. </w:t>
-      </w:r>
-      <w:r>
-        <w:rPr>
-          <w:lang w:val="de-DE"/>
-        </w:rPr>
-        <w:t>Am Ende dieses Prozesses tauschen Sie Ihren Text mit einem Partner aus, damit er oder sie es korrigiert.</w:t>
+        <w:t>40‘ Die Kursteilnehmer schreiben einen ersten Brief für ihren möglichen Partner. Am Ende dieses Prozesses tauschen Sie Ihren Text mit einem Partner aus, damit er oder sie es korrigiert.</w:t>
       </w:r>
     </w:p>
     <w:p>

--- a/planesDeClaseSegundo.docx
+++ b/planesDeClaseSegundo.docx
@@ -15,56 +15,53 @@
         <w:rPr>
           <w:lang w:val="de-DE"/>
         </w:rPr>
-        <w:t xml:space="preserve">Zweites Niveau, </w:t>
-      </w:r>
-      <w:r>
-        <w:rPr>
-          <w:lang w:val="de-DE"/>
-        </w:rPr>
-        <w:t xml:space="preserve">sechste </w:t>
-      </w:r>
-      <w:r>
-        <w:rPr>
-          <w:lang w:val="de-DE"/>
-        </w:rPr>
-        <w:t xml:space="preserve">Woche, </w:t>
-      </w:r>
-      <w:r>
-        <w:rPr>
-          <w:lang w:val="de-DE"/>
-        </w:rPr>
-        <w:t xml:space="preserve">Mittwoch </w:t>
-      </w:r>
-      <w:r>
-        <w:rPr>
-          <w:lang w:val="de-DE"/>
-        </w:rPr>
-        <w:t>den 1</w:t>
-      </w:r>
-      <w:r>
-        <w:rPr>
-          <w:lang w:val="de-DE"/>
-        </w:rPr>
-        <w:t>8</w:t>
-      </w:r>
-      <w:r>
-        <w:rPr>
-          <w:lang w:val="de-DE"/>
-        </w:rPr>
-        <w:t>.03.26</w:t>
-      </w:r>
-    </w:p>
-    <w:p>
-      <w:pPr>
-        <w:pStyle w:val="Normal"/>
-        <w:bidi w:val="0"/>
-        <w:jc w:val="start"/>
-        <w:rPr>
-          <w:lang w:val="de-DE"/>
-        </w:rPr>
-      </w:pPr>
-      <w:r>
-        <w:rPr/>
+        <w:t>Zweites Niveau, sechste Woche, Mittwoch den 18.03.26</w:t>
+      </w:r>
+    </w:p>
+    <w:p>
+      <w:pPr>
+        <w:pStyle w:val="Normal"/>
+        <w:bidi w:val="0"/>
+        <w:jc w:val="start"/>
+        <w:rPr>
+          <w:lang w:val="de-DE"/>
+        </w:rPr>
+      </w:pPr>
+      <w:r>
+        <w:rPr>
+          <w:lang w:val="de-DE"/>
+        </w:rPr>
+      </w:r>
+    </w:p>
+    <w:p>
+      <w:pPr>
+        <w:pStyle w:val="Normal"/>
+        <w:bidi w:val="0"/>
+        <w:jc w:val="start"/>
+        <w:rPr>
+          <w:lang w:val="de-DE"/>
+        </w:rPr>
+      </w:pPr>
+      <w:r>
+        <w:rPr>
+          <w:lang w:val="de-DE"/>
+        </w:rPr>
+        <w:t>Dieser hier ist der erste Unterricht dieser Woche.</w:t>
+      </w:r>
+    </w:p>
+    <w:p>
+      <w:pPr>
+        <w:pStyle w:val="Normal"/>
+        <w:bidi w:val="0"/>
+        <w:jc w:val="start"/>
+        <w:rPr>
+          <w:lang w:val="de-DE"/>
+        </w:rPr>
+      </w:pPr>
+      <w:r>
+        <w:rPr>
+          <w:lang w:val="de-DE"/>
+        </w:rPr>
       </w:r>
     </w:p>
     <w:p>
@@ -173,7 +170,9 @@
         </w:rPr>
       </w:pPr>
       <w:r>
-        <w:rPr/>
+        <w:rPr>
+          <w:lang w:val="de-DE"/>
+        </w:rPr>
       </w:r>
     </w:p>
     <w:p>
@@ -202,72 +201,40 @@
         </w:rPr>
       </w:pPr>
       <w:r>
-        <w:rPr/>
-      </w:r>
-    </w:p>
-    <w:p>
-      <w:pPr>
-        <w:pStyle w:val="Normal"/>
-        <w:bidi w:val="0"/>
-        <w:jc w:val="start"/>
-        <w:rPr>
-          <w:lang w:val="de-DE"/>
-        </w:rPr>
-      </w:pPr>
-      <w:r>
-        <w:rPr>
-          <w:lang w:val="de-DE"/>
-        </w:rPr>
-        <w:t xml:space="preserve">Sechstes Niveau, </w:t>
-      </w:r>
-      <w:r>
-        <w:rPr>
-          <w:lang w:val="de-DE"/>
-        </w:rPr>
-        <w:t>sechste</w:t>
-      </w:r>
-      <w:r>
-        <w:rPr>
-          <w:lang w:val="de-DE"/>
-        </w:rPr>
-        <w:t xml:space="preserve"> Woche, </w:t>
-      </w:r>
-      <w:r>
-        <w:rPr>
-          <w:lang w:val="de-DE"/>
-        </w:rPr>
-        <w:t xml:space="preserve">Mittwoch </w:t>
-      </w:r>
-      <w:r>
-        <w:rPr>
-          <w:lang w:val="de-DE"/>
-        </w:rPr>
-        <w:t>den 1</w:t>
-      </w:r>
-      <w:r>
-        <w:rPr>
-          <w:lang w:val="de-DE"/>
-        </w:rPr>
-        <w:t>8</w:t>
-      </w:r>
-      <w:r>
-        <w:rPr>
-          <w:lang w:val="de-DE"/>
-        </w:rPr>
-        <w:t>.03.26</w:t>
-      </w:r>
-    </w:p>
-    <w:p>
-      <w:pPr>
-        <w:pStyle w:val="Normal"/>
-        <w:bidi w:val="0"/>
-        <w:jc w:val="start"/>
-        <w:rPr>
-          <w:lang w:val="de-DE"/>
-        </w:rPr>
-      </w:pPr>
-      <w:r>
-        <w:rPr/>
+        <w:rPr>
+          <w:lang w:val="de-DE"/>
+        </w:rPr>
+      </w:r>
+    </w:p>
+    <w:p>
+      <w:pPr>
+        <w:pStyle w:val="Normal"/>
+        <w:bidi w:val="0"/>
+        <w:jc w:val="start"/>
+        <w:rPr>
+          <w:lang w:val="de-DE"/>
+        </w:rPr>
+      </w:pPr>
+      <w:r>
+        <w:rPr>
+          <w:lang w:val="de-DE"/>
+        </w:rPr>
+        <w:t>Sechstes Niveau, sechste Woche, Mittwoch den 18.03.26</w:t>
+      </w:r>
+    </w:p>
+    <w:p>
+      <w:pPr>
+        <w:pStyle w:val="Normal"/>
+        <w:bidi w:val="0"/>
+        <w:jc w:val="start"/>
+        <w:rPr>
+          <w:lang w:val="de-DE"/>
+        </w:rPr>
+      </w:pPr>
+      <w:r>
+        <w:rPr>
+          <w:lang w:val="de-DE"/>
+        </w:rPr>
       </w:r>
     </w:p>
     <w:p>
@@ -312,7 +279,9 @@
         </w:rPr>
       </w:pPr>
       <w:r>
-        <w:rPr/>
+        <w:rPr>
+          <w:lang w:val="de-DE"/>
+        </w:rPr>
       </w:r>
     </w:p>
     <w:p>
@@ -357,7 +326,9 @@
         </w:rPr>
       </w:pPr>
       <w:r>
-        <w:rPr/>
+        <w:rPr>
+          <w:lang w:val="de-DE"/>
+        </w:rPr>
       </w:r>
     </w:p>
     <w:p>
@@ -389,56 +360,22 @@
         <w:rPr>
           <w:lang w:val="de-DE"/>
         </w:rPr>
-        <w:t xml:space="preserve">Viertes Niveau, </w:t>
-      </w:r>
-      <w:r>
-        <w:rPr>
-          <w:lang w:val="de-DE"/>
-        </w:rPr>
-        <w:t>sechste</w:t>
-      </w:r>
-      <w:r>
-        <w:rPr>
-          <w:lang w:val="de-DE"/>
-        </w:rPr>
-        <w:t xml:space="preserve"> Woche, </w:t>
-      </w:r>
-      <w:r>
-        <w:rPr>
-          <w:lang w:val="de-DE"/>
-        </w:rPr>
-        <w:t xml:space="preserve">Mittwoch </w:t>
-      </w:r>
-      <w:r>
-        <w:rPr>
-          <w:lang w:val="de-DE"/>
-        </w:rPr>
-        <w:t>den 1</w:t>
-      </w:r>
-      <w:r>
-        <w:rPr>
-          <w:lang w:val="de-DE"/>
-        </w:rPr>
-        <w:t>8</w:t>
-      </w:r>
-      <w:r>
-        <w:rPr>
-          <w:lang w:val="de-DE"/>
-        </w:rPr>
-        <w:t>.03.26</w:t>
-      </w:r>
-    </w:p>
-    <w:p>
-      <w:pPr>
-        <w:pStyle w:val="Normal"/>
-        <w:bidi w:val="0"/>
-        <w:jc w:val="start"/>
-        <w:rPr>
-          <w:lang w:val="de-DE"/>
-        </w:rPr>
-      </w:pPr>
-      <w:r>
-        <w:rPr/>
+        <w:t>Viertes Niveau, sechste Woche, Mittwoch den 18.03.26</w:t>
+      </w:r>
+    </w:p>
+    <w:p>
+      <w:pPr>
+        <w:pStyle w:val="Normal"/>
+        <w:bidi w:val="0"/>
+        <w:jc w:val="start"/>
+        <w:rPr>
+          <w:lang w:val="de-DE"/>
+        </w:rPr>
+      </w:pPr>
+      <w:r>
+        <w:rPr>
+          <w:lang w:val="de-DE"/>
+        </w:rPr>
       </w:r>
     </w:p>
     <w:p>
@@ -515,7 +452,9 @@
         </w:rPr>
       </w:pPr>
       <w:r>
-        <w:rPr/>
+        <w:rPr>
+          <w:lang w:val="de-DE"/>
+        </w:rPr>
       </w:r>
     </w:p>
     <w:p>

--- a/planesDeClaseSegundo.docx
+++ b/planesDeClaseSegundo.docx
@@ -46,7 +46,13 @@
         <w:rPr>
           <w:lang w:val="de-DE"/>
         </w:rPr>
-        <w:t>Dieser hier ist der erste Unterricht dieser Woche.</w:t>
+        <w:t xml:space="preserve">Dieser hier ist der erste Unterricht dieser Woche. </w:t>
+      </w:r>
+      <w:r>
+        <w:rPr>
+          <w:lang w:val="de-DE"/>
+        </w:rPr>
+        <w:t>Wir brauchen nur weitere 16 Stunden zu arbeiten.</w:t>
       </w:r>
     </w:p>
     <w:p>

--- a/planesDeClaseSegundo.docx
+++ b/planesDeClaseSegundo.docx
@@ -1,6 +1,6 @@
 
 <file path=word/document.xml><?xml version="1.0" encoding="utf-8"?>
-<w:document xmlns:o="urn:schemas-microsoft-com:office:office" xmlns:r="http://schemas.openxmlformats.org/officeDocument/2006/relationships" xmlns:v="urn:schemas-microsoft-com:vml" xmlns:w="http://schemas.openxmlformats.org/wordprocessingml/2006/main" xmlns:w10="urn:schemas-microsoft-com:office:word" xmlns:wp="http://schemas.openxmlformats.org/drawingml/2006/wordprocessingDrawing" xmlns:wps="http://schemas.microsoft.com/office/word/2010/wordprocessingShape" xmlns:wpg="http://schemas.microsoft.com/office/word/2010/wordprocessingGroup" xmlns:mc="http://schemas.openxmlformats.org/markup-compatibility/2006" xmlns:wp14="http://schemas.microsoft.com/office/word/2010/wordprocessingDrawing" xmlns:w14="http://schemas.microsoft.com/office/word/2010/wordml" xmlns:w15="http://schemas.microsoft.com/office/word/2012/wordml" mc:Ignorable="w14 wp14 w15">
+<w:document xmlns:o="urn:schemas-microsoft-com:office:office" xmlns:r="http://schemas.openxmlformats.org/officeDocument/2006/relationships" xmlns:v="urn:schemas-microsoft-com:vml" xmlns:w="http://schemas.openxmlformats.org/wordprocessingml/2006/main" xmlns:w10="urn:schemas-microsoft-com:office:word" xmlns:wp="http://schemas.openxmlformats.org/drawingml/2006/wordprocessingDrawing" xmlns:pic="http://schemas.openxmlformats.org/drawingml/2006/picture" xmlns:wps="http://schemas.microsoft.com/office/word/2010/wordprocessingShape" xmlns:wpg="http://schemas.microsoft.com/office/word/2010/wordprocessingGroup" xmlns:mc="http://schemas.openxmlformats.org/markup-compatibility/2006" xmlns:wp14="http://schemas.microsoft.com/office/word/2010/wordprocessingDrawing" xmlns:w14="http://schemas.microsoft.com/office/word/2010/wordml" xmlns:w15="http://schemas.microsoft.com/office/word/2012/wordml" mc:Ignorable="w14 wp14 w15">
   <w:body>
     <w:p>
       <w:pPr>
@@ -46,13 +46,7 @@
         <w:rPr>
           <w:lang w:val="de-DE"/>
         </w:rPr>
-        <w:t xml:space="preserve">Dieser hier ist der erste Unterricht dieser Woche. </w:t>
-      </w:r>
-      <w:r>
-        <w:rPr>
-          <w:lang w:val="de-DE"/>
-        </w:rPr>
-        <w:t>Wir brauchen nur weitere 16 Stunden zu arbeiten.</w:t>
+        <w:t>Dieser hier ist der erste Unterricht dieser Woche. Wir brauchen nur weitere 16 Stunden zu arbeiten.</w:t>
       </w:r>
     </w:p>
     <w:p>
@@ -272,7 +266,13 @@
         <w:rPr>
           <w:lang w:val="de-DE"/>
         </w:rPr>
-        <w:t>30‘ Die KT schreiben Rezensionen zum Film. Die Klassenkameraden lesen die Rezensionen und wählen die beste.</w:t>
+        <w:t xml:space="preserve">30‘ Die KT schreiben Rezensionen zum Film. Die Klassenkameraden lesen die Rezensionen und wählen die beste </w:t>
+      </w:r>
+      <w:r>
+        <w:rPr>
+          <w:lang w:val="de-DE"/>
+        </w:rPr>
+        <w:t>von den allen.</w:t>
       </w:r>
     </w:p>
     <w:p>
@@ -6408,7 +6408,7 @@
     </w:rPr>
   </w:style>
   <w:style w:type="paragraph" w:styleId="Caption">
-    <w:name w:val="Caption"/>
+    <w:name w:val="caption"/>
     <w:basedOn w:val="Normal"/>
     <w:qFormat/>
     <w:pPr>

--- a/planesDeClaseSegundo.docx
+++ b/planesDeClaseSegundo.docx
@@ -1,6 +1,6 @@
 
 <file path=word/document.xml><?xml version="1.0" encoding="utf-8"?>
-<w:document xmlns:o="urn:schemas-microsoft-com:office:office" xmlns:r="http://schemas.openxmlformats.org/officeDocument/2006/relationships" xmlns:v="urn:schemas-microsoft-com:vml" xmlns:w="http://schemas.openxmlformats.org/wordprocessingml/2006/main" xmlns:w10="urn:schemas-microsoft-com:office:word" xmlns:wp="http://schemas.openxmlformats.org/drawingml/2006/wordprocessingDrawing" xmlns:pic="http://schemas.openxmlformats.org/drawingml/2006/picture" xmlns:wps="http://schemas.microsoft.com/office/word/2010/wordprocessingShape" xmlns:wpg="http://schemas.microsoft.com/office/word/2010/wordprocessingGroup" xmlns:mc="http://schemas.openxmlformats.org/markup-compatibility/2006" xmlns:wp14="http://schemas.microsoft.com/office/word/2010/wordprocessingDrawing" xmlns:w14="http://schemas.microsoft.com/office/word/2010/wordml" xmlns:w15="http://schemas.microsoft.com/office/word/2012/wordml" mc:Ignorable="w14 wp14 w15">
+<w:document xmlns:o="urn:schemas-microsoft-com:office:office" xmlns:r="http://schemas.openxmlformats.org/officeDocument/2006/relationships" xmlns:v="urn:schemas-microsoft-com:vml" xmlns:w="http://schemas.openxmlformats.org/wordprocessingml/2006/main" xmlns:w10="urn:schemas-microsoft-com:office:word" xmlns:wp="http://schemas.openxmlformats.org/drawingml/2006/wordprocessingDrawing" xmlns:wps="http://schemas.microsoft.com/office/word/2010/wordprocessingShape" xmlns:wpg="http://schemas.microsoft.com/office/word/2010/wordprocessingGroup" xmlns:mc="http://schemas.openxmlformats.org/markup-compatibility/2006" xmlns:wp14="http://schemas.microsoft.com/office/word/2010/wordprocessingDrawing" xmlns:w14="http://schemas.microsoft.com/office/word/2010/wordml" xmlns:w15="http://schemas.microsoft.com/office/word/2012/wordml" mc:Ignorable="w14 wp14 w15">
   <w:body>
     <w:p>
       <w:pPr>
@@ -15,6 +15,443 @@
         <w:rPr>
           <w:lang w:val="de-DE"/>
         </w:rPr>
+      </w:r>
+    </w:p>
+    <w:p>
+      <w:pPr>
+        <w:pStyle w:val="Normal"/>
+        <w:bidi w:val="0"/>
+        <w:jc w:val="start"/>
+        <w:rPr>
+          <w:lang w:val="de-DE"/>
+        </w:rPr>
+      </w:pPr>
+      <w:r>
+        <w:rPr>
+          <w:lang w:val="de-DE"/>
+        </w:rPr>
+        <w:t>******************************************</w:t>
+      </w:r>
+    </w:p>
+    <w:p>
+      <w:pPr>
+        <w:pStyle w:val="Normal"/>
+        <w:bidi w:val="0"/>
+        <w:jc w:val="start"/>
+        <w:rPr>
+          <w:lang w:val="de-DE"/>
+        </w:rPr>
+      </w:pPr>
+      <w:r>
+        <w:rPr>
+          <w:lang w:val="de-DE"/>
+        </w:rPr>
+      </w:r>
+    </w:p>
+    <w:p>
+      <w:pPr>
+        <w:pStyle w:val="Normal"/>
+        <w:bidi w:val="0"/>
+        <w:jc w:val="start"/>
+        <w:rPr>
+          <w:lang w:val="de-DE"/>
+        </w:rPr>
+      </w:pPr>
+      <w:r>
+        <w:rPr>
+          <w:lang w:val="de-DE"/>
+        </w:rPr>
+        <w:t>Zweites Niveau, sechste Woche, Freitag den 20.03.26</w:t>
+      </w:r>
+    </w:p>
+    <w:p>
+      <w:pPr>
+        <w:pStyle w:val="Normal"/>
+        <w:bidi w:val="0"/>
+        <w:jc w:val="start"/>
+        <w:rPr>
+          <w:lang w:val="de-DE"/>
+        </w:rPr>
+      </w:pPr>
+      <w:r>
+        <w:rPr>
+          <w:lang w:val="de-DE"/>
+        </w:rPr>
+      </w:r>
+    </w:p>
+    <w:p>
+      <w:pPr>
+        <w:pStyle w:val="Normal"/>
+        <w:bidi w:val="0"/>
+        <w:jc w:val="start"/>
+        <w:rPr>
+          <w:lang w:val="de-DE"/>
+        </w:rPr>
+      </w:pPr>
+      <w:r>
+        <w:rPr>
+          <w:lang w:val="de-DE"/>
+        </w:rPr>
+        <w:t>60‘ Seite 153</w:t>
+      </w:r>
+    </w:p>
+    <w:p>
+      <w:pPr>
+        <w:pStyle w:val="Normal"/>
+        <w:bidi w:val="0"/>
+        <w:jc w:val="start"/>
+        <w:rPr>
+          <w:lang w:val="de-DE"/>
+        </w:rPr>
+      </w:pPr>
+      <w:r>
+        <w:rPr>
+          <w:lang w:val="de-DE"/>
+        </w:rPr>
+        <w:t>- Vor fünf Jahren und heute. Was haben die Personen vor fünf Jahren gemacht? Was machen sie heute? Fragen und notieren Sie die Informationen.</w:t>
+      </w:r>
+    </w:p>
+    <w:p>
+      <w:pPr>
+        <w:pStyle w:val="Normal"/>
+        <w:bidi w:val="0"/>
+        <w:jc w:val="start"/>
+        <w:rPr>
+          <w:lang w:val="de-DE"/>
+        </w:rPr>
+      </w:pPr>
+      <w:r>
+        <w:rPr>
+          <w:lang w:val="de-DE"/>
+        </w:rPr>
+        <w:t>- Vom Sie zum Du im Job. Wie ist es in der Bank, wie im Game-Design-Büro? Was meinen Sie?</w:t>
+      </w:r>
+    </w:p>
+    <w:p>
+      <w:pPr>
+        <w:pStyle w:val="Normal"/>
+        <w:bidi w:val="0"/>
+        <w:jc w:val="start"/>
+        <w:rPr>
+          <w:lang w:val="de-DE"/>
+        </w:rPr>
+      </w:pPr>
+      <w:r>
+        <w:rPr>
+          <w:lang w:val="de-DE"/>
+        </w:rPr>
+        <w:t>- Sehen Sie die Videos. Verbinden Sie die Informationen über Rebecca oder Ben</w:t>
+      </w:r>
+    </w:p>
+    <w:p>
+      <w:pPr>
+        <w:pStyle w:val="Normal"/>
+        <w:bidi w:val="0"/>
+        <w:jc w:val="start"/>
+        <w:rPr>
+          <w:lang w:val="de-DE"/>
+        </w:rPr>
+      </w:pPr>
+      <w:r>
+        <w:rPr>
+          <w:lang w:val="de-DE"/>
+        </w:rPr>
+        <w:t>- Lesen Sie den Satz und kreuzen Sie an.</w:t>
+      </w:r>
+    </w:p>
+    <w:p>
+      <w:pPr>
+        <w:pStyle w:val="Normal"/>
+        <w:bidi w:val="0"/>
+        <w:jc w:val="start"/>
+        <w:rPr>
+          <w:lang w:val="de-DE"/>
+        </w:rPr>
+      </w:pPr>
+      <w:r>
+        <w:rPr>
+          <w:lang w:val="de-DE"/>
+        </w:rPr>
+        <w:t>- Sehen Sie das Video noch einmal. Wie bieten Rebecca und Ben das Du an?</w:t>
+      </w:r>
+    </w:p>
+    <w:p>
+      <w:pPr>
+        <w:pStyle w:val="Normal"/>
+        <w:bidi w:val="0"/>
+        <w:jc w:val="start"/>
+        <w:rPr>
+          <w:lang w:val="de-DE"/>
+        </w:rPr>
+      </w:pPr>
+      <w:r>
+        <w:rPr>
+          <w:lang w:val="de-DE"/>
+        </w:rPr>
+      </w:r>
+    </w:p>
+    <w:p>
+      <w:pPr>
+        <w:pStyle w:val="Normal"/>
+        <w:bidi w:val="0"/>
+        <w:jc w:val="start"/>
+        <w:rPr>
+          <w:lang w:val="de-DE"/>
+        </w:rPr>
+      </w:pPr>
+      <w:r>
+        <w:rPr>
+          <w:lang w:val="de-DE"/>
+        </w:rPr>
+        <w:t>20‘ Fit für Eiheit 12? Die KT lesen die Themen und bewerten sie je nachdem, wie gut sie sie beherschen.</w:t>
+      </w:r>
+    </w:p>
+    <w:p>
+      <w:pPr>
+        <w:pStyle w:val="Normal"/>
+        <w:bidi w:val="0"/>
+        <w:jc w:val="start"/>
+        <w:rPr>
+          <w:lang w:val="de-DE"/>
+        </w:rPr>
+      </w:pPr>
+      <w:r>
+        <w:rPr>
+          <w:lang w:val="de-DE"/>
+        </w:rPr>
+      </w:r>
+    </w:p>
+    <w:p>
+      <w:pPr>
+        <w:pStyle w:val="Normal"/>
+        <w:bidi w:val="0"/>
+        <w:jc w:val="start"/>
+        <w:rPr>
+          <w:lang w:val="de-DE"/>
+        </w:rPr>
+      </w:pPr>
+      <w:r>
+        <w:rPr>
+          <w:lang w:val="de-DE"/>
+        </w:rPr>
+        <w:t xml:space="preserve">40‘ Die KT machen Übungen zu den Themen bei denen sie die meisten Problemen haben. </w:t>
+      </w:r>
+    </w:p>
+    <w:p>
+      <w:pPr>
+        <w:pStyle w:val="Normal"/>
+        <w:bidi w:val="0"/>
+        <w:jc w:val="start"/>
+        <w:rPr>
+          <w:lang w:val="de-DE"/>
+        </w:rPr>
+      </w:pPr>
+      <w:r>
+        <w:rPr>
+          <w:lang w:val="de-DE"/>
+        </w:rPr>
+      </w:r>
+    </w:p>
+    <w:p>
+      <w:pPr>
+        <w:pStyle w:val="Normal"/>
+        <w:bidi w:val="0"/>
+        <w:jc w:val="start"/>
+        <w:rPr>
+          <w:lang w:val="de-DE"/>
+        </w:rPr>
+      </w:pPr>
+      <w:r>
+        <w:rPr/>
+      </w:r>
+    </w:p>
+    <w:p>
+      <w:pPr>
+        <w:pStyle w:val="Normal"/>
+        <w:bidi w:val="0"/>
+        <w:jc w:val="start"/>
+        <w:rPr>
+          <w:lang w:val="de-DE"/>
+        </w:rPr>
+      </w:pPr>
+      <w:r>
+        <w:rPr>
+          <w:lang w:val="de-DE"/>
+        </w:rPr>
+        <w:t>******************************************</w:t>
+      </w:r>
+    </w:p>
+    <w:p>
+      <w:pPr>
+        <w:pStyle w:val="Normal"/>
+        <w:bidi w:val="0"/>
+        <w:jc w:val="start"/>
+        <w:rPr>
+          <w:lang w:val="de-DE"/>
+        </w:rPr>
+      </w:pPr>
+      <w:r>
+        <w:rPr>
+          <w:lang w:val="de-DE"/>
+        </w:rPr>
+      </w:r>
+    </w:p>
+    <w:p>
+      <w:pPr>
+        <w:pStyle w:val="Normal"/>
+        <w:bidi w:val="0"/>
+        <w:jc w:val="start"/>
+        <w:rPr>
+          <w:lang w:val="de-DE"/>
+        </w:rPr>
+      </w:pPr>
+      <w:r>
+        <w:rPr>
+          <w:lang w:val="de-DE"/>
+        </w:rPr>
+        <w:t>Sechstes Niveau, sechste Woche, Freitag den 20.03.26</w:t>
+      </w:r>
+    </w:p>
+    <w:p>
+      <w:pPr>
+        <w:pStyle w:val="Normal"/>
+        <w:bidi w:val="0"/>
+        <w:jc w:val="start"/>
+        <w:rPr>
+          <w:lang w:val="de-DE"/>
+        </w:rPr>
+      </w:pPr>
+      <w:r>
+        <w:rPr>
+          <w:lang w:val="de-DE"/>
+        </w:rPr>
+      </w:r>
+    </w:p>
+    <w:p>
+      <w:pPr>
+        <w:pStyle w:val="Normal"/>
+        <w:bidi w:val="0"/>
+        <w:jc w:val="start"/>
+        <w:rPr>
+          <w:lang w:val="de-DE"/>
+        </w:rPr>
+      </w:pPr>
+      <w:r>
+        <w:rPr>
+          <w:lang w:val="de-DE"/>
+        </w:rPr>
+        <w:t>20‘ Die Kursteilnehmer tauschen ihre Rezensionen aus und lesen sie. Welche haben sie am besten gefunden?</w:t>
+      </w:r>
+    </w:p>
+    <w:p>
+      <w:pPr>
+        <w:pStyle w:val="Normal"/>
+        <w:bidi w:val="0"/>
+        <w:jc w:val="start"/>
+        <w:rPr>
+          <w:lang w:val="de-DE"/>
+        </w:rPr>
+      </w:pPr>
+      <w:r>
+        <w:rPr>
+          <w:lang w:val="de-DE"/>
+        </w:rPr>
+        <w:t>10‘ Die KT laden ihre Rezensionen auf unsere Classroom-Webseite auf.</w:t>
+      </w:r>
+    </w:p>
+    <w:p>
+      <w:pPr>
+        <w:pStyle w:val="Normal"/>
+        <w:bidi w:val="0"/>
+        <w:jc w:val="start"/>
+        <w:rPr>
+          <w:lang w:val="de-DE"/>
+        </w:rPr>
+      </w:pPr>
+      <w:r>
+        <w:rPr>
+          <w:lang w:val="de-DE"/>
+        </w:rPr>
+        <w:t>10‘ Haben Sie die Videos weiter gesehen? Was Interessantes haben sie herausgefunden?</w:t>
+      </w:r>
+    </w:p>
+    <w:p>
+      <w:pPr>
+        <w:pStyle w:val="Normal"/>
+        <w:bidi w:val="0"/>
+        <w:jc w:val="start"/>
+        <w:rPr>
+          <w:lang w:val="de-DE"/>
+        </w:rPr>
+      </w:pPr>
+      <w:r>
+        <w:rPr>
+          <w:lang w:val="de-DE"/>
+        </w:rPr>
+        <w:t>60‘ Fit für Lektion 9?</w:t>
+      </w:r>
+    </w:p>
+    <w:p>
+      <w:pPr>
+        <w:pStyle w:val="Normal"/>
+        <w:bidi w:val="0"/>
+        <w:jc w:val="start"/>
+        <w:rPr>
+          <w:lang w:val="de-DE"/>
+        </w:rPr>
+      </w:pPr>
+      <w:r>
+        <w:rPr>
+          <w:lang w:val="de-DE"/>
+        </w:rPr>
+        <w:t>- Die KT lesen „Kurz und klar“ und bewerten die Themen nach Beherschungsgrad.</w:t>
+      </w:r>
+    </w:p>
+    <w:p>
+      <w:pPr>
+        <w:pStyle w:val="Normal"/>
+        <w:bidi w:val="0"/>
+        <w:jc w:val="start"/>
+        <w:rPr>
+          <w:lang w:val="de-DE"/>
+        </w:rPr>
+      </w:pPr>
+      <w:r>
+        <w:rPr>
+          <w:lang w:val="de-DE"/>
+        </w:rPr>
+        <w:t>- Die KT machen die Übungen zu Lektion 8.</w:t>
+      </w:r>
+    </w:p>
+    <w:p>
+      <w:pPr>
+        <w:pStyle w:val="Normal"/>
+        <w:bidi w:val="0"/>
+        <w:jc w:val="start"/>
+        <w:rPr>
+          <w:lang w:val="de-DE"/>
+        </w:rPr>
+      </w:pPr>
+      <w:r>
+        <w:rPr>
+          <w:lang w:val="de-DE"/>
+        </w:rPr>
+        <w:t>20‘ Kahoot für Lektion 8.</w:t>
+      </w:r>
+    </w:p>
+    <w:p>
+      <w:pPr>
+        <w:pStyle w:val="Normal"/>
+        <w:bidi w:val="0"/>
+        <w:jc w:val="start"/>
+        <w:rPr>
+          <w:lang w:val="de-DE"/>
+        </w:rPr>
+      </w:pPr>
+      <w:r>
+        <w:rPr>
+          <w:lang w:val="de-DE"/>
+        </w:rPr>
         <w:t>Zweites Niveau, sechste Woche, Mittwoch den 18.03.26</w:t>
       </w:r>
     </w:p>
@@ -46,6 +483,225 @@
         <w:rPr>
           <w:lang w:val="de-DE"/>
         </w:rPr>
+        <w:t>******************************************</w:t>
+      </w:r>
+    </w:p>
+    <w:p>
+      <w:pPr>
+        <w:pStyle w:val="Normal"/>
+        <w:bidi w:val="0"/>
+        <w:jc w:val="start"/>
+        <w:rPr>
+          <w:lang w:val="de-DE"/>
+        </w:rPr>
+      </w:pPr>
+      <w:r>
+        <w:rPr>
+          <w:lang w:val="de-DE"/>
+        </w:rPr>
+      </w:r>
+    </w:p>
+    <w:p>
+      <w:pPr>
+        <w:pStyle w:val="Normal"/>
+        <w:bidi w:val="0"/>
+        <w:jc w:val="start"/>
+        <w:rPr>
+          <w:lang w:val="de-DE"/>
+        </w:rPr>
+      </w:pPr>
+      <w:r>
+        <w:rPr/>
+        <w:t xml:space="preserve">Viertes </w:t>
+      </w:r>
+      <w:r>
+        <w:rPr/>
+        <w:t>Niveau, sechste Woche, Freitag den 20.03.26</w:t>
+      </w:r>
+    </w:p>
+    <w:p>
+      <w:pPr>
+        <w:pStyle w:val="Normal"/>
+        <w:bidi w:val="0"/>
+        <w:jc w:val="start"/>
+        <w:rPr>
+          <w:lang w:val="de-DE"/>
+        </w:rPr>
+      </w:pPr>
+      <w:r>
+        <w:rPr/>
+      </w:r>
+    </w:p>
+    <w:p>
+      <w:pPr>
+        <w:pStyle w:val="Normal"/>
+        <w:bidi w:val="0"/>
+        <w:jc w:val="start"/>
+        <w:rPr>
+          <w:lang w:val="de-DE"/>
+        </w:rPr>
+      </w:pPr>
+      <w:r>
+        <w:rPr>
+          <w:lang w:val="de-DE"/>
+        </w:rPr>
+        <w:t>30‘ Wo ist das Problem?</w:t>
+      </w:r>
+    </w:p>
+    <w:p>
+      <w:pPr>
+        <w:pStyle w:val="Normal"/>
+        <w:bidi w:val="0"/>
+        <w:jc w:val="start"/>
+        <w:rPr>
+          <w:lang w:val="de-DE"/>
+        </w:rPr>
+      </w:pPr>
+      <w:r>
+        <w:rPr>
+          <w:lang w:val="de-DE"/>
+        </w:rPr>
+        <w:t>Lesen Sie die Beiträge im Forum. Welche zwei Probleme passen zu welchem Beitrag?</w:t>
+      </w:r>
+    </w:p>
+    <w:p>
+      <w:pPr>
+        <w:pStyle w:val="Normal"/>
+        <w:bidi w:val="0"/>
+        <w:jc w:val="start"/>
+        <w:rPr>
+          <w:lang w:val="de-DE"/>
+        </w:rPr>
+      </w:pPr>
+      <w:r>
+        <w:rPr>
+          <w:lang w:val="de-DE"/>
+        </w:rPr>
+        <w:t>20‘ Welche Lernprobleme kennen sie noch? Sammeln Sie im Kurs.</w:t>
+      </w:r>
+    </w:p>
+    <w:p>
+      <w:pPr>
+        <w:pStyle w:val="Normal"/>
+        <w:bidi w:val="0"/>
+        <w:jc w:val="start"/>
+        <w:rPr>
+          <w:lang w:val="de-DE"/>
+        </w:rPr>
+      </w:pPr>
+      <w:r>
+        <w:rPr>
+          <w:lang w:val="de-DE"/>
+        </w:rPr>
+        <w:t>10‘ Beschreiben Sie ein Lernproblem in einem Forumsbeitrag. Sammeln Sie die Beiträge ein.</w:t>
+      </w:r>
+    </w:p>
+    <w:p>
+      <w:pPr>
+        <w:pStyle w:val="Normal"/>
+        <w:bidi w:val="0"/>
+        <w:jc w:val="start"/>
+        <w:rPr>
+          <w:lang w:val="de-DE"/>
+        </w:rPr>
+      </w:pPr>
+      <w:r>
+        <w:rPr>
+          <w:lang w:val="de-DE"/>
+        </w:rPr>
+      </w:r>
+    </w:p>
+    <w:p>
+      <w:pPr>
+        <w:pStyle w:val="Normal"/>
+        <w:bidi w:val="0"/>
+        <w:jc w:val="start"/>
+        <w:rPr>
+          <w:lang w:val="de-DE"/>
+        </w:rPr>
+      </w:pPr>
+      <w:r>
+        <w:rPr>
+          <w:lang w:val="de-DE"/>
+        </w:rPr>
+        <w:t>20‘ Lernproblem gelöst? Lesen Sie die Antworten. Zu welchen Beiträgen aus 3a passen sie? Ordnen Sie zu.</w:t>
+      </w:r>
+    </w:p>
+    <w:p>
+      <w:pPr>
+        <w:pStyle w:val="Normal"/>
+        <w:bidi w:val="0"/>
+        <w:jc w:val="start"/>
+        <w:rPr>
+          <w:lang w:val="de-DE"/>
+        </w:rPr>
+      </w:pPr>
+      <w:r>
+        <w:rPr>
+          <w:lang w:val="de-DE"/>
+        </w:rPr>
+        <w:t>15‘ Lesen Sie die Antworten noch einmal und sammeln Sie die Ratschläge.</w:t>
+      </w:r>
+    </w:p>
+    <w:p>
+      <w:pPr>
+        <w:pStyle w:val="Normal"/>
+        <w:bidi w:val="0"/>
+        <w:jc w:val="start"/>
+        <w:rPr>
+          <w:lang w:val="de-DE"/>
+        </w:rPr>
+      </w:pPr>
+      <w:r>
+        <w:rPr>
+          <w:lang w:val="de-DE"/>
+        </w:rPr>
+        <w:t>10‘ Welche Ratschläge haben Sie noch? Ergänzen Sie die Liste aus 4b</w:t>
+      </w:r>
+    </w:p>
+    <w:p>
+      <w:pPr>
+        <w:pStyle w:val="Normal"/>
+        <w:bidi w:val="0"/>
+        <w:jc w:val="start"/>
+        <w:rPr>
+          <w:lang w:val="de-DE"/>
+        </w:rPr>
+      </w:pPr>
+      <w:r>
+        <w:rPr>
+          <w:lang w:val="de-DE"/>
+        </w:rPr>
+        <w:t xml:space="preserve">10‘ Arbeiten Sie zu dritt. Formulieren Sie die Ratschläge aus 4b und 4c mit </w:t>
+      </w:r>
+      <w:r>
+        <w:rPr>
+          <w:i/>
+          <w:iCs/>
+          <w:lang w:val="de-DE"/>
+        </w:rPr>
+        <w:t>sollte</w:t>
+      </w:r>
+      <w:r>
+        <w:rPr>
+          <w:lang w:val="de-DE"/>
+        </w:rPr>
+        <w:t>.</w:t>
+      </w:r>
+    </w:p>
+    <w:p>
+      <w:pPr>
+        <w:pStyle w:val="Normal"/>
+        <w:bidi w:val="0"/>
+        <w:jc w:val="start"/>
+        <w:rPr>
+          <w:lang w:val="de-DE"/>
+        </w:rPr>
+      </w:pPr>
+      <w:r>
+        <w:rPr>
+          <w:lang w:val="de-DE"/>
+        </w:rPr>
         <w:t>Dieser hier ist der erste Unterricht dieser Woche. Wir brauchen nur weitere 16 Stunden zu arbeiten.</w:t>
       </w:r>
     </w:p>
@@ -59,9 +715,8 @@
         </w:rPr>
       </w:pPr>
       <w:r>
-        <w:rPr>
-          <w:lang w:val="de-DE"/>
-        </w:rPr>
+        <w:rPr/>
+        <w:t>******************************************</w:t>
       </w:r>
     </w:p>
     <w:p>
@@ -266,13 +921,7 @@
         <w:rPr>
           <w:lang w:val="de-DE"/>
         </w:rPr>
-        <w:t xml:space="preserve">30‘ Die KT schreiben Rezensionen zum Film. Die Klassenkameraden lesen die Rezensionen und wählen die beste </w:t>
-      </w:r>
-      <w:r>
-        <w:rPr>
-          <w:lang w:val="de-DE"/>
-        </w:rPr>
-        <w:t>von den allen.</w:t>
+        <w:t>30‘ Die KT schreiben Rezensionen zum Film. Die Klassenkameraden lesen die Rezensionen und wählen die beste von den allen.</w:t>
       </w:r>
     </w:p>
     <w:p>
@@ -6408,7 +7057,7 @@
     </w:rPr>
   </w:style>
   <w:style w:type="paragraph" w:styleId="Caption">
-    <w:name w:val="caption"/>
+    <w:name w:val="Caption"/>
     <w:basedOn w:val="Normal"/>
     <w:qFormat/>
     <w:pPr>

--- a/planesDeClaseSegundo.docx
+++ b/planesDeClaseSegundo.docx
@@ -140,7 +140,22 @@
         <w:rPr>
           <w:lang w:val="de-DE"/>
         </w:rPr>
-        <w:t>- Sehen Sie die Videos. Verbinden Sie die Informationen über Rebecca oder Ben</w:t>
+        <w:t xml:space="preserve">- Sehen Sie die </w:t>
+      </w:r>
+      <w:hyperlink r:id="rId2">
+        <w:r>
+          <w:rPr>
+            <w:rStyle w:val="Hyperlink"/>
+            <w:lang w:val="de-DE"/>
+          </w:rPr>
+          <w:t>Videos</w:t>
+        </w:r>
+      </w:hyperlink>
+      <w:r>
+        <w:rPr>
+          <w:lang w:val="de-DE"/>
+        </w:rPr>
+        <w:t>. Verbinden Sie die Informationen über Rebecca oder Ben</w:t>
       </w:r>
     </w:p>
     <w:p>
@@ -262,274 +277,274 @@
         </w:rPr>
       </w:pPr>
       <w:r>
+        <w:rPr>
+          <w:lang w:val="de-DE"/>
+        </w:rPr>
+      </w:r>
+    </w:p>
+    <w:p>
+      <w:pPr>
+        <w:pStyle w:val="Normal"/>
+        <w:bidi w:val="0"/>
+        <w:jc w:val="start"/>
+        <w:rPr>
+          <w:lang w:val="de-DE"/>
+        </w:rPr>
+      </w:pPr>
+      <w:r>
+        <w:rPr>
+          <w:lang w:val="de-DE"/>
+        </w:rPr>
+        <w:t>******************************************</w:t>
+      </w:r>
+    </w:p>
+    <w:p>
+      <w:pPr>
+        <w:pStyle w:val="Normal"/>
+        <w:bidi w:val="0"/>
+        <w:jc w:val="start"/>
+        <w:rPr>
+          <w:lang w:val="de-DE"/>
+        </w:rPr>
+      </w:pPr>
+      <w:r>
+        <w:rPr>
+          <w:lang w:val="de-DE"/>
+        </w:rPr>
+      </w:r>
+    </w:p>
+    <w:p>
+      <w:pPr>
+        <w:pStyle w:val="Normal"/>
+        <w:bidi w:val="0"/>
+        <w:jc w:val="start"/>
+        <w:rPr>
+          <w:lang w:val="de-DE"/>
+        </w:rPr>
+      </w:pPr>
+      <w:r>
+        <w:rPr>
+          <w:lang w:val="de-DE"/>
+        </w:rPr>
+        <w:t>Sechstes Niveau, sechste Woche, Freitag den 20.03.26</w:t>
+      </w:r>
+    </w:p>
+    <w:p>
+      <w:pPr>
+        <w:pStyle w:val="Normal"/>
+        <w:bidi w:val="0"/>
+        <w:jc w:val="start"/>
+        <w:rPr>
+          <w:lang w:val="de-DE"/>
+        </w:rPr>
+      </w:pPr>
+      <w:r>
+        <w:rPr>
+          <w:lang w:val="de-DE"/>
+        </w:rPr>
+      </w:r>
+    </w:p>
+    <w:p>
+      <w:pPr>
+        <w:pStyle w:val="Normal"/>
+        <w:bidi w:val="0"/>
+        <w:jc w:val="start"/>
+        <w:rPr>
+          <w:lang w:val="de-DE"/>
+        </w:rPr>
+      </w:pPr>
+      <w:r>
+        <w:rPr>
+          <w:lang w:val="de-DE"/>
+        </w:rPr>
+        <w:t>20‘ Die Kursteilnehmer tauschen ihre Rezensionen aus und lesen sie. Welche haben sie am besten gefunden?</w:t>
+      </w:r>
+    </w:p>
+    <w:p>
+      <w:pPr>
+        <w:pStyle w:val="Normal"/>
+        <w:bidi w:val="0"/>
+        <w:jc w:val="start"/>
+        <w:rPr>
+          <w:lang w:val="de-DE"/>
+        </w:rPr>
+      </w:pPr>
+      <w:r>
+        <w:rPr>
+          <w:lang w:val="de-DE"/>
+        </w:rPr>
+        <w:t>10‘ Die KT laden ihre Rezensionen auf unsere Classroom-Webseite auf.</w:t>
+      </w:r>
+    </w:p>
+    <w:p>
+      <w:pPr>
+        <w:pStyle w:val="Normal"/>
+        <w:bidi w:val="0"/>
+        <w:jc w:val="start"/>
+        <w:rPr>
+          <w:lang w:val="de-DE"/>
+        </w:rPr>
+      </w:pPr>
+      <w:r>
+        <w:rPr>
+          <w:lang w:val="de-DE"/>
+        </w:rPr>
+        <w:t>10‘ Haben Sie die Videos weiter gesehen? Was Interessantes haben sie herausgefunden?</w:t>
+      </w:r>
+    </w:p>
+    <w:p>
+      <w:pPr>
+        <w:pStyle w:val="Normal"/>
+        <w:bidi w:val="0"/>
+        <w:jc w:val="start"/>
+        <w:rPr>
+          <w:lang w:val="de-DE"/>
+        </w:rPr>
+      </w:pPr>
+      <w:r>
+        <w:rPr>
+          <w:lang w:val="de-DE"/>
+        </w:rPr>
+        <w:t>60‘ Fit für Lektion 9?</w:t>
+      </w:r>
+    </w:p>
+    <w:p>
+      <w:pPr>
+        <w:pStyle w:val="Normal"/>
+        <w:bidi w:val="0"/>
+        <w:jc w:val="start"/>
+        <w:rPr>
+          <w:lang w:val="de-DE"/>
+        </w:rPr>
+      </w:pPr>
+      <w:r>
+        <w:rPr>
+          <w:lang w:val="de-DE"/>
+        </w:rPr>
+        <w:t>- Die KT lesen „Kurz und klar“ und bewerten die Themen nach Beherschungsgrad.</w:t>
+      </w:r>
+    </w:p>
+    <w:p>
+      <w:pPr>
+        <w:pStyle w:val="Normal"/>
+        <w:bidi w:val="0"/>
+        <w:jc w:val="start"/>
+        <w:rPr>
+          <w:lang w:val="de-DE"/>
+        </w:rPr>
+      </w:pPr>
+      <w:r>
+        <w:rPr>
+          <w:lang w:val="de-DE"/>
+        </w:rPr>
+        <w:t>- Die KT machen die Übungen zu Lektion 8.</w:t>
+      </w:r>
+    </w:p>
+    <w:p>
+      <w:pPr>
+        <w:pStyle w:val="Normal"/>
+        <w:bidi w:val="0"/>
+        <w:jc w:val="start"/>
+        <w:rPr>
+          <w:lang w:val="de-DE"/>
+        </w:rPr>
+      </w:pPr>
+      <w:r>
+        <w:rPr>
+          <w:lang w:val="de-DE"/>
+        </w:rPr>
+        <w:t>20‘ Kahoot für Lektion 8.</w:t>
+      </w:r>
+    </w:p>
+    <w:p>
+      <w:pPr>
+        <w:pStyle w:val="Normal"/>
+        <w:bidi w:val="0"/>
+        <w:jc w:val="start"/>
+        <w:rPr>
+          <w:lang w:val="de-DE"/>
+        </w:rPr>
+      </w:pPr>
+      <w:r>
+        <w:rPr>
+          <w:lang w:val="de-DE"/>
+        </w:rPr>
+        <w:t>Zweites Niveau, sechste Woche, Mittwoch den 18.03.26</w:t>
+      </w:r>
+    </w:p>
+    <w:p>
+      <w:pPr>
+        <w:pStyle w:val="Normal"/>
+        <w:bidi w:val="0"/>
+        <w:jc w:val="start"/>
+        <w:rPr>
+          <w:lang w:val="de-DE"/>
+        </w:rPr>
+      </w:pPr>
+      <w:r>
+        <w:rPr>
+          <w:lang w:val="de-DE"/>
+        </w:rPr>
+      </w:r>
+    </w:p>
+    <w:p>
+      <w:pPr>
+        <w:pStyle w:val="Normal"/>
+        <w:bidi w:val="0"/>
+        <w:jc w:val="start"/>
+        <w:rPr>
+          <w:lang w:val="de-DE"/>
+        </w:rPr>
+      </w:pPr>
+      <w:r>
+        <w:rPr>
+          <w:lang w:val="de-DE"/>
+        </w:rPr>
+        <w:t>******************************************</w:t>
+      </w:r>
+    </w:p>
+    <w:p>
+      <w:pPr>
+        <w:pStyle w:val="Normal"/>
+        <w:bidi w:val="0"/>
+        <w:jc w:val="start"/>
+        <w:rPr>
+          <w:lang w:val="de-DE"/>
+        </w:rPr>
+      </w:pPr>
+      <w:r>
+        <w:rPr>
+          <w:lang w:val="de-DE"/>
+        </w:rPr>
+      </w:r>
+    </w:p>
+    <w:p>
+      <w:pPr>
+        <w:pStyle w:val="Normal"/>
+        <w:bidi w:val="0"/>
+        <w:jc w:val="start"/>
+        <w:rPr>
+          <w:lang w:val="de-DE"/>
+        </w:rPr>
+      </w:pPr>
+      <w:r>
         <w:rPr/>
-      </w:r>
-    </w:p>
-    <w:p>
-      <w:pPr>
-        <w:pStyle w:val="Normal"/>
-        <w:bidi w:val="0"/>
-        <w:jc w:val="start"/>
-        <w:rPr>
-          <w:lang w:val="de-DE"/>
-        </w:rPr>
-      </w:pPr>
-      <w:r>
-        <w:rPr>
-          <w:lang w:val="de-DE"/>
-        </w:rPr>
-        <w:t>******************************************</w:t>
-      </w:r>
-    </w:p>
-    <w:p>
-      <w:pPr>
-        <w:pStyle w:val="Normal"/>
-        <w:bidi w:val="0"/>
-        <w:jc w:val="start"/>
-        <w:rPr>
-          <w:lang w:val="de-DE"/>
-        </w:rPr>
-      </w:pPr>
-      <w:r>
-        <w:rPr>
-          <w:lang w:val="de-DE"/>
-        </w:rPr>
-      </w:r>
-    </w:p>
-    <w:p>
-      <w:pPr>
-        <w:pStyle w:val="Normal"/>
-        <w:bidi w:val="0"/>
-        <w:jc w:val="start"/>
-        <w:rPr>
-          <w:lang w:val="de-DE"/>
-        </w:rPr>
-      </w:pPr>
-      <w:r>
-        <w:rPr>
-          <w:lang w:val="de-DE"/>
-        </w:rPr>
-        <w:t>Sechstes Niveau, sechste Woche, Freitag den 20.03.26</w:t>
-      </w:r>
-    </w:p>
-    <w:p>
-      <w:pPr>
-        <w:pStyle w:val="Normal"/>
-        <w:bidi w:val="0"/>
-        <w:jc w:val="start"/>
-        <w:rPr>
-          <w:lang w:val="de-DE"/>
-        </w:rPr>
-      </w:pPr>
-      <w:r>
-        <w:rPr>
-          <w:lang w:val="de-DE"/>
-        </w:rPr>
-      </w:r>
-    </w:p>
-    <w:p>
-      <w:pPr>
-        <w:pStyle w:val="Normal"/>
-        <w:bidi w:val="0"/>
-        <w:jc w:val="start"/>
-        <w:rPr>
-          <w:lang w:val="de-DE"/>
-        </w:rPr>
-      </w:pPr>
-      <w:r>
-        <w:rPr>
-          <w:lang w:val="de-DE"/>
-        </w:rPr>
-        <w:t>20‘ Die Kursteilnehmer tauschen ihre Rezensionen aus und lesen sie. Welche haben sie am besten gefunden?</w:t>
-      </w:r>
-    </w:p>
-    <w:p>
-      <w:pPr>
-        <w:pStyle w:val="Normal"/>
-        <w:bidi w:val="0"/>
-        <w:jc w:val="start"/>
-        <w:rPr>
-          <w:lang w:val="de-DE"/>
-        </w:rPr>
-      </w:pPr>
-      <w:r>
-        <w:rPr>
-          <w:lang w:val="de-DE"/>
-        </w:rPr>
-        <w:t>10‘ Die KT laden ihre Rezensionen auf unsere Classroom-Webseite auf.</w:t>
-      </w:r>
-    </w:p>
-    <w:p>
-      <w:pPr>
-        <w:pStyle w:val="Normal"/>
-        <w:bidi w:val="0"/>
-        <w:jc w:val="start"/>
-        <w:rPr>
-          <w:lang w:val="de-DE"/>
-        </w:rPr>
-      </w:pPr>
-      <w:r>
-        <w:rPr>
-          <w:lang w:val="de-DE"/>
-        </w:rPr>
-        <w:t>10‘ Haben Sie die Videos weiter gesehen? Was Interessantes haben sie herausgefunden?</w:t>
-      </w:r>
-    </w:p>
-    <w:p>
-      <w:pPr>
-        <w:pStyle w:val="Normal"/>
-        <w:bidi w:val="0"/>
-        <w:jc w:val="start"/>
-        <w:rPr>
-          <w:lang w:val="de-DE"/>
-        </w:rPr>
-      </w:pPr>
-      <w:r>
-        <w:rPr>
-          <w:lang w:val="de-DE"/>
-        </w:rPr>
-        <w:t>60‘ Fit für Lektion 9?</w:t>
-      </w:r>
-    </w:p>
-    <w:p>
-      <w:pPr>
-        <w:pStyle w:val="Normal"/>
-        <w:bidi w:val="0"/>
-        <w:jc w:val="start"/>
-        <w:rPr>
-          <w:lang w:val="de-DE"/>
-        </w:rPr>
-      </w:pPr>
-      <w:r>
-        <w:rPr>
-          <w:lang w:val="de-DE"/>
-        </w:rPr>
-        <w:t>- Die KT lesen „Kurz und klar“ und bewerten die Themen nach Beherschungsgrad.</w:t>
-      </w:r>
-    </w:p>
-    <w:p>
-      <w:pPr>
-        <w:pStyle w:val="Normal"/>
-        <w:bidi w:val="0"/>
-        <w:jc w:val="start"/>
-        <w:rPr>
-          <w:lang w:val="de-DE"/>
-        </w:rPr>
-      </w:pPr>
-      <w:r>
-        <w:rPr>
-          <w:lang w:val="de-DE"/>
-        </w:rPr>
-        <w:t>- Die KT machen die Übungen zu Lektion 8.</w:t>
-      </w:r>
-    </w:p>
-    <w:p>
-      <w:pPr>
-        <w:pStyle w:val="Normal"/>
-        <w:bidi w:val="0"/>
-        <w:jc w:val="start"/>
-        <w:rPr>
-          <w:lang w:val="de-DE"/>
-        </w:rPr>
-      </w:pPr>
-      <w:r>
-        <w:rPr>
-          <w:lang w:val="de-DE"/>
-        </w:rPr>
-        <w:t>20‘ Kahoot für Lektion 8.</w:t>
-      </w:r>
-    </w:p>
-    <w:p>
-      <w:pPr>
-        <w:pStyle w:val="Normal"/>
-        <w:bidi w:val="0"/>
-        <w:jc w:val="start"/>
-        <w:rPr>
-          <w:lang w:val="de-DE"/>
-        </w:rPr>
-      </w:pPr>
-      <w:r>
-        <w:rPr>
-          <w:lang w:val="de-DE"/>
-        </w:rPr>
-        <w:t>Zweites Niveau, sechste Woche, Mittwoch den 18.03.26</w:t>
-      </w:r>
-    </w:p>
-    <w:p>
-      <w:pPr>
-        <w:pStyle w:val="Normal"/>
-        <w:bidi w:val="0"/>
-        <w:jc w:val="start"/>
-        <w:rPr>
-          <w:lang w:val="de-DE"/>
-        </w:rPr>
-      </w:pPr>
-      <w:r>
-        <w:rPr>
-          <w:lang w:val="de-DE"/>
-        </w:rPr>
-      </w:r>
-    </w:p>
-    <w:p>
-      <w:pPr>
-        <w:pStyle w:val="Normal"/>
-        <w:bidi w:val="0"/>
-        <w:jc w:val="start"/>
-        <w:rPr>
-          <w:lang w:val="de-DE"/>
-        </w:rPr>
-      </w:pPr>
-      <w:r>
-        <w:rPr>
-          <w:lang w:val="de-DE"/>
-        </w:rPr>
-        <w:t>******************************************</w:t>
-      </w:r>
-    </w:p>
-    <w:p>
-      <w:pPr>
-        <w:pStyle w:val="Normal"/>
-        <w:bidi w:val="0"/>
-        <w:jc w:val="start"/>
-        <w:rPr>
-          <w:lang w:val="de-DE"/>
-        </w:rPr>
-      </w:pPr>
-      <w:r>
-        <w:rPr>
-          <w:lang w:val="de-DE"/>
-        </w:rPr>
-      </w:r>
-    </w:p>
-    <w:p>
-      <w:pPr>
-        <w:pStyle w:val="Normal"/>
-        <w:bidi w:val="0"/>
-        <w:jc w:val="start"/>
-        <w:rPr>
-          <w:lang w:val="de-DE"/>
-        </w:rPr>
-      </w:pPr>
-      <w:r>
-        <w:rPr/>
-        <w:t xml:space="preserve">Viertes </w:t>
-      </w:r>
-      <w:r>
-        <w:rPr/>
-        <w:t>Niveau, sechste Woche, Freitag den 20.03.26</w:t>
-      </w:r>
-    </w:p>
-    <w:p>
-      <w:pPr>
-        <w:pStyle w:val="Normal"/>
-        <w:bidi w:val="0"/>
-        <w:jc w:val="start"/>
-        <w:rPr>
-          <w:lang w:val="de-DE"/>
-        </w:rPr>
-      </w:pPr>
-      <w:r>
-        <w:rPr/>
+        <w:t>Viertes Niveau, sechste Woche, Freitag den 20.03.26</w:t>
+      </w:r>
+    </w:p>
+    <w:p>
+      <w:pPr>
+        <w:pStyle w:val="Normal"/>
+        <w:bidi w:val="0"/>
+        <w:jc w:val="start"/>
+        <w:rPr>
+          <w:lang w:val="de-DE"/>
+        </w:rPr>
+      </w:pPr>
+      <w:r>
+        <w:rPr>
+          <w:lang w:val="de-DE"/>
+        </w:rPr>
       </w:r>
     </w:p>
     <w:p>
@@ -2242,7 +2257,7 @@
         </w:rPr>
         <w:t xml:space="preserve">11b Hören Sie die </w:t>
       </w:r>
-      <w:hyperlink r:id="rId2">
+      <w:hyperlink r:id="rId3">
         <w:r>
           <w:rPr>
             <w:rStyle w:val="Hyperlink"/>

--- a/planesDeClaseSegundo.docx
+++ b/planesDeClaseSegundo.docx
@@ -1,6 +1,6 @@
 
 <file path=word/document.xml><?xml version="1.0" encoding="utf-8"?>
-<w:document xmlns:o="urn:schemas-microsoft-com:office:office" xmlns:r="http://schemas.openxmlformats.org/officeDocument/2006/relationships" xmlns:v="urn:schemas-microsoft-com:vml" xmlns:w="http://schemas.openxmlformats.org/wordprocessingml/2006/main" xmlns:w10="urn:schemas-microsoft-com:office:word" xmlns:wp="http://schemas.openxmlformats.org/drawingml/2006/wordprocessingDrawing" xmlns:wps="http://schemas.microsoft.com/office/word/2010/wordprocessingShape" xmlns:wpg="http://schemas.microsoft.com/office/word/2010/wordprocessingGroup" xmlns:mc="http://schemas.openxmlformats.org/markup-compatibility/2006" xmlns:wp14="http://schemas.microsoft.com/office/word/2010/wordprocessingDrawing" xmlns:w14="http://schemas.microsoft.com/office/word/2010/wordml" xmlns:w15="http://schemas.microsoft.com/office/word/2012/wordml" mc:Ignorable="w14 wp14 w15">
+<w:document xmlns:o="urn:schemas-microsoft-com:office:office" xmlns:r="http://schemas.openxmlformats.org/officeDocument/2006/relationships" xmlns:v="urn:schemas-microsoft-com:vml" xmlns:w="http://schemas.openxmlformats.org/wordprocessingml/2006/main" xmlns:w10="urn:schemas-microsoft-com:office:word" xmlns:wp="http://schemas.openxmlformats.org/drawingml/2006/wordprocessingDrawing" xmlns:pic="http://schemas.openxmlformats.org/drawingml/2006/picture" xmlns:wps="http://schemas.microsoft.com/office/word/2010/wordprocessingShape" xmlns:wpg="http://schemas.microsoft.com/office/word/2010/wordprocessingGroup" xmlns:mc="http://schemas.openxmlformats.org/markup-compatibility/2006" xmlns:wp14="http://schemas.microsoft.com/office/word/2010/wordprocessingDrawing" xmlns:w14="http://schemas.microsoft.com/office/word/2010/wordml" xmlns:w15="http://schemas.microsoft.com/office/word/2012/wordml" mc:Ignorable="w14 wp14 w15">
   <w:body>
     <w:p>
       <w:pPr>
@@ -15,6 +15,324 @@
         <w:rPr>
           <w:lang w:val="de-DE"/>
         </w:rPr>
+        <w:t>******************************************</w:t>
+      </w:r>
+    </w:p>
+    <w:p>
+      <w:pPr>
+        <w:pStyle w:val="Normal"/>
+        <w:bidi w:val="0"/>
+        <w:jc w:val="start"/>
+        <w:rPr>
+          <w:lang w:val="de-DE"/>
+        </w:rPr>
+      </w:pPr>
+      <w:r>
+        <w:rPr>
+          <w:lang w:val="de-DE"/>
+        </w:rPr>
+      </w:r>
+    </w:p>
+    <w:p>
+      <w:pPr>
+        <w:pStyle w:val="Normal"/>
+        <w:bidi w:val="0"/>
+        <w:jc w:val="start"/>
+        <w:rPr>
+          <w:lang w:val="de-DE"/>
+        </w:rPr>
+      </w:pPr>
+      <w:r>
+        <w:rPr/>
+        <w:t>Zweites Niveau, sechste Woche, Montag den 23.03.26</w:t>
+      </w:r>
+    </w:p>
+    <w:p>
+      <w:pPr>
+        <w:pStyle w:val="Normal"/>
+        <w:bidi w:val="0"/>
+        <w:jc w:val="start"/>
+        <w:rPr>
+          <w:lang w:val="de-DE"/>
+        </w:rPr>
+      </w:pPr>
+      <w:r>
+        <w:rPr>
+          <w:lang w:val="de-DE"/>
+        </w:rPr>
+      </w:r>
+    </w:p>
+    <w:p>
+      <w:pPr>
+        <w:pStyle w:val="Normal"/>
+        <w:bidi w:val="0"/>
+        <w:jc w:val="start"/>
+        <w:rPr>
+          <w:lang w:val="de-DE"/>
+        </w:rPr>
+      </w:pPr>
+      <w:r>
+        <w:rPr/>
+        <w:t xml:space="preserve">30‘ Die Übungen, die die KT als Wiederholung von Lektion 11 gemacht haben werden </w:t>
+      </w:r>
+      <w:r>
+        <w:rPr>
+          <w:lang w:val="de-DE"/>
+        </w:rPr>
+        <w:t>gecheckt. Haben Sie noch Fragen?</w:t>
+      </w:r>
+    </w:p>
+    <w:p>
+      <w:pPr>
+        <w:pStyle w:val="Normal"/>
+        <w:bidi w:val="0"/>
+        <w:jc w:val="start"/>
+        <w:rPr>
+          <w:lang w:val="de-DE"/>
+        </w:rPr>
+      </w:pPr>
+      <w:r>
+        <w:rPr>
+          <w:lang w:val="de-DE"/>
+        </w:rPr>
+        <w:t>3</w:t>
+      </w:r>
+      <w:r>
+        <w:rPr>
+          <w:lang w:val="de-DE"/>
+        </w:rPr>
+        <w:t>0‘ Lebensmittel:</w:t>
+      </w:r>
+    </w:p>
+    <w:p>
+      <w:pPr>
+        <w:pStyle w:val="Normal"/>
+        <w:bidi w:val="0"/>
+        <w:jc w:val="start"/>
+        <w:rPr>
+          <w:lang w:val="de-DE"/>
+        </w:rPr>
+      </w:pPr>
+      <w:r>
+        <w:rPr>
+          <w:lang w:val="de-DE"/>
+        </w:rPr>
+        <w:t xml:space="preserve">- </w:t>
+      </w:r>
+      <w:r>
+        <w:rPr>
+          <w:lang w:val="de-DE"/>
+        </w:rPr>
+        <w:t>Ordnen Sie die Lebensmittel zu</w:t>
+      </w:r>
+    </w:p>
+    <w:p>
+      <w:pPr>
+        <w:pStyle w:val="Normal"/>
+        <w:bidi w:val="0"/>
+        <w:jc w:val="start"/>
+        <w:rPr>
+          <w:lang w:val="de-DE"/>
+        </w:rPr>
+      </w:pPr>
+      <w:r>
+        <w:rPr>
+          <w:lang w:val="de-DE"/>
+        </w:rPr>
+        <w:t xml:space="preserve">- </w:t>
+      </w:r>
+      <w:r>
+        <w:rPr>
+          <w:lang w:val="de-DE"/>
+        </w:rPr>
+        <w:t>Ergänzen Sie weitere Lebensmittel aus den Einheiten 3 und 4.</w:t>
+      </w:r>
+    </w:p>
+    <w:p>
+      <w:pPr>
+        <w:pStyle w:val="Normal"/>
+        <w:bidi w:val="0"/>
+        <w:jc w:val="start"/>
+        <w:rPr>
+          <w:lang w:val="de-DE"/>
+        </w:rPr>
+      </w:pPr>
+      <w:r>
+        <w:rPr>
+          <w:lang w:val="de-DE"/>
+        </w:rPr>
+        <w:t>10‘ Paprika mag ich nicht. Kommentieren Sie: „Eier mag ich nicht.“ / „Ich mag keine Gemüse.“</w:t>
+      </w:r>
+    </w:p>
+    <w:p>
+      <w:pPr>
+        <w:pStyle w:val="Normal"/>
+        <w:bidi w:val="0"/>
+        <w:jc w:val="start"/>
+        <w:rPr>
+          <w:lang w:val="de-DE"/>
+        </w:rPr>
+      </w:pPr>
+      <w:r>
+        <w:rPr>
+          <w:lang w:val="de-DE"/>
+        </w:rPr>
+        <w:t>15‘ Gruppenarbeit. Eine Einkaufsliste schreiben. Was brauchen Sie?</w:t>
+      </w:r>
+    </w:p>
+    <w:p>
+      <w:pPr>
+        <w:pStyle w:val="Normal"/>
+        <w:bidi w:val="0"/>
+        <w:jc w:val="start"/>
+        <w:rPr>
+          <w:lang w:val="de-DE"/>
+        </w:rPr>
+      </w:pPr>
+      <w:r>
+        <w:rPr>
+          <w:lang w:val="de-DE"/>
+        </w:rPr>
+        <w:t>10‘ Wechselspiel. Im Supermarkt. „Hast du schon?“ Ja, das habe ich schon / Nein, das habe ich noch nicht.</w:t>
+      </w:r>
+    </w:p>
+    <w:p>
+      <w:pPr>
+        <w:pStyle w:val="Normal"/>
+        <w:bidi w:val="0"/>
+        <w:jc w:val="start"/>
+        <w:rPr>
+          <w:lang w:val="de-DE"/>
+        </w:rPr>
+      </w:pPr>
+      <w:r>
+        <w:rPr>
+          <w:lang w:val="de-DE"/>
+        </w:rPr>
+        <w:t>20‘ Lektüre: Schoppen ohne schleppen.</w:t>
+      </w:r>
+    </w:p>
+    <w:p>
+      <w:pPr>
+        <w:pStyle w:val="Normal"/>
+        <w:bidi w:val="0"/>
+        <w:jc w:val="start"/>
+        <w:rPr>
+          <w:lang w:val="de-DE"/>
+        </w:rPr>
+      </w:pPr>
+      <w:r>
+        <w:rPr>
+          <w:lang w:val="de-DE"/>
+        </w:rPr>
+        <w:t>15‘ Wir sehen uns Videos von Personen beim Schoppen an.</w:t>
+      </w:r>
+    </w:p>
+    <w:p>
+      <w:pPr>
+        <w:pStyle w:val="Normal"/>
+        <w:bidi w:val="0"/>
+        <w:jc w:val="start"/>
+        <w:rPr>
+          <w:lang w:val="de-DE"/>
+        </w:rPr>
+      </w:pPr>
+      <w:r>
+        <w:rPr>
+          <w:lang w:val="de-DE"/>
+        </w:rPr>
+        <w:t>HAG: Vokabeln Lernen</w:t>
+      </w:r>
+    </w:p>
+    <w:p>
+      <w:pPr>
+        <w:pStyle w:val="Normal"/>
+        <w:bidi w:val="0"/>
+        <w:jc w:val="start"/>
+        <w:rPr>
+          <w:lang w:val="de-DE"/>
+        </w:rPr>
+      </w:pPr>
+      <w:r>
+        <w:rPr>
+          <w:lang w:val="de-DE"/>
+        </w:rPr>
+      </w:r>
+    </w:p>
+    <w:p>
+      <w:pPr>
+        <w:pStyle w:val="Normal"/>
+        <w:bidi w:val="0"/>
+        <w:jc w:val="start"/>
+        <w:rPr>
+          <w:lang w:val="de-DE"/>
+        </w:rPr>
+      </w:pPr>
+      <w:r>
+        <w:rPr>
+          <w:lang w:val="de-DE"/>
+        </w:rPr>
+        <w:t>******************************************</w:t>
+      </w:r>
+    </w:p>
+    <w:p>
+      <w:pPr>
+        <w:pStyle w:val="Normal"/>
+        <w:bidi w:val="0"/>
+        <w:jc w:val="start"/>
+        <w:rPr>
+          <w:lang w:val="de-DE"/>
+        </w:rPr>
+      </w:pPr>
+      <w:r>
+        <w:rPr>
+          <w:lang w:val="de-DE"/>
+        </w:rPr>
+      </w:r>
+    </w:p>
+    <w:p>
+      <w:pPr>
+        <w:pStyle w:val="Normal"/>
+        <w:bidi w:val="0"/>
+        <w:jc w:val="start"/>
+        <w:rPr>
+          <w:lang w:val="de-DE"/>
+        </w:rPr>
+      </w:pPr>
+      <w:r>
+        <w:rPr/>
+        <w:t>Sechstes</w:t>
+      </w:r>
+      <w:r>
+        <w:rPr/>
+        <w:t xml:space="preserve"> Niveau, sechste Woche, Montag den 23.03.26</w:t>
+      </w:r>
+    </w:p>
+    <w:p>
+      <w:pPr>
+        <w:pStyle w:val="Normal"/>
+        <w:bidi w:val="0"/>
+        <w:jc w:val="start"/>
+        <w:rPr>
+          <w:lang w:val="de-DE"/>
+        </w:rPr>
+      </w:pPr>
+      <w:r>
+        <w:rPr/>
+      </w:r>
+    </w:p>
+    <w:p>
+      <w:pPr>
+        <w:pStyle w:val="Normal"/>
+        <w:bidi w:val="0"/>
+        <w:jc w:val="start"/>
+        <w:rPr>
+          <w:lang w:val="de-DE"/>
+        </w:rPr>
+      </w:pPr>
+      <w:r>
+        <w:rPr/>
+        <w:t>10‘ Begrüßungen. Haben die KT die Themen wiederholt, bei denen sie voriges Mal</w:t>
       </w:r>
     </w:p>
     <w:p>
@@ -7072,7 +7390,7 @@
     </w:rPr>
   </w:style>
   <w:style w:type="paragraph" w:styleId="Caption">
-    <w:name w:val="Caption"/>
+    <w:name w:val="caption"/>
     <w:basedOn w:val="Normal"/>
     <w:qFormat/>
     <w:pPr>

--- a/planesDeClaseSegundo.docx
+++ b/planesDeClaseSegundo.docx
@@ -1,6 +1,6 @@
 
 <file path=word/document.xml><?xml version="1.0" encoding="utf-8"?>
-<w:document xmlns:o="urn:schemas-microsoft-com:office:office" xmlns:r="http://schemas.openxmlformats.org/officeDocument/2006/relationships" xmlns:v="urn:schemas-microsoft-com:vml" xmlns:w="http://schemas.openxmlformats.org/wordprocessingml/2006/main" xmlns:w10="urn:schemas-microsoft-com:office:word" xmlns:wp="http://schemas.openxmlformats.org/drawingml/2006/wordprocessingDrawing" xmlns:pic="http://schemas.openxmlformats.org/drawingml/2006/picture" xmlns:wps="http://schemas.microsoft.com/office/word/2010/wordprocessingShape" xmlns:wpg="http://schemas.microsoft.com/office/word/2010/wordprocessingGroup" xmlns:mc="http://schemas.openxmlformats.org/markup-compatibility/2006" xmlns:wp14="http://schemas.microsoft.com/office/word/2010/wordprocessingDrawing" xmlns:w14="http://schemas.microsoft.com/office/word/2010/wordml" xmlns:w15="http://schemas.microsoft.com/office/word/2012/wordml" mc:Ignorable="w14 wp14 w15">
+<w:document xmlns:o="urn:schemas-microsoft-com:office:office" xmlns:r="http://schemas.openxmlformats.org/officeDocument/2006/relationships" xmlns:v="urn:schemas-microsoft-com:vml" xmlns:w="http://schemas.openxmlformats.org/wordprocessingml/2006/main" xmlns:w10="urn:schemas-microsoft-com:office:word" xmlns:wp="http://schemas.openxmlformats.org/drawingml/2006/wordprocessingDrawing" xmlns:wps="http://schemas.microsoft.com/office/word/2010/wordprocessingShape" xmlns:wpg="http://schemas.microsoft.com/office/word/2010/wordprocessingGroup" xmlns:mc="http://schemas.openxmlformats.org/markup-compatibility/2006" xmlns:wp14="http://schemas.microsoft.com/office/word/2010/wordprocessingDrawing" xmlns:w14="http://schemas.microsoft.com/office/word/2010/wordml" xmlns:w15="http://schemas.microsoft.com/office/word/2012/wordml" mc:Ignorable="w14 wp14 w15">
   <w:body>
     <w:p>
       <w:pPr>
@@ -95,57 +95,39 @@
         <w:rPr>
           <w:lang w:val="de-DE"/>
         </w:rPr>
-        <w:t>3</w:t>
-      </w:r>
-      <w:r>
-        <w:rPr>
-          <w:lang w:val="de-DE"/>
-        </w:rPr>
-        <w:t>0‘ Lebensmittel:</w:t>
-      </w:r>
-    </w:p>
-    <w:p>
-      <w:pPr>
-        <w:pStyle w:val="Normal"/>
-        <w:bidi w:val="0"/>
-        <w:jc w:val="start"/>
-        <w:rPr>
-          <w:lang w:val="de-DE"/>
-        </w:rPr>
-      </w:pPr>
-      <w:r>
-        <w:rPr>
-          <w:lang w:val="de-DE"/>
-        </w:rPr>
-        <w:t xml:space="preserve">- </w:t>
-      </w:r>
-      <w:r>
-        <w:rPr>
-          <w:lang w:val="de-DE"/>
-        </w:rPr>
-        <w:t>Ordnen Sie die Lebensmittel zu</w:t>
-      </w:r>
-    </w:p>
-    <w:p>
-      <w:pPr>
-        <w:pStyle w:val="Normal"/>
-        <w:bidi w:val="0"/>
-        <w:jc w:val="start"/>
-        <w:rPr>
-          <w:lang w:val="de-DE"/>
-        </w:rPr>
-      </w:pPr>
-      <w:r>
-        <w:rPr>
-          <w:lang w:val="de-DE"/>
-        </w:rPr>
-        <w:t xml:space="preserve">- </w:t>
-      </w:r>
-      <w:r>
-        <w:rPr>
-          <w:lang w:val="de-DE"/>
-        </w:rPr>
-        <w:t>Ergänzen Sie weitere Lebensmittel aus den Einheiten 3 und 4.</w:t>
+        <w:t>30‘ Lebensmittel:</w:t>
+      </w:r>
+    </w:p>
+    <w:p>
+      <w:pPr>
+        <w:pStyle w:val="Normal"/>
+        <w:bidi w:val="0"/>
+        <w:jc w:val="start"/>
+        <w:rPr>
+          <w:lang w:val="de-DE"/>
+        </w:rPr>
+      </w:pPr>
+      <w:r>
+        <w:rPr>
+          <w:lang w:val="de-DE"/>
+        </w:rPr>
+        <w:t>- Ordnen Sie die Lebensmittel zu</w:t>
+      </w:r>
+    </w:p>
+    <w:p>
+      <w:pPr>
+        <w:pStyle w:val="Normal"/>
+        <w:bidi w:val="0"/>
+        <w:jc w:val="start"/>
+        <w:rPr>
+          <w:lang w:val="de-DE"/>
+        </w:rPr>
+      </w:pPr>
+      <w:r>
+        <w:rPr>
+          <w:lang w:val="de-DE"/>
+        </w:rPr>
+        <w:t>- Ergänzen Sie weitere Lebensmittel aus den Einheiten 3 und 4.</w:t>
       </w:r>
     </w:p>
     <w:p>
@@ -301,24 +283,22 @@
       </w:pPr>
       <w:r>
         <w:rPr/>
-        <w:t>Sechstes</w:t>
-      </w:r>
-      <w:r>
-        <w:rPr/>
-        <w:t xml:space="preserve"> Niveau, sechste Woche, Montag den 23.03.26</w:t>
-      </w:r>
-    </w:p>
-    <w:p>
-      <w:pPr>
-        <w:pStyle w:val="Normal"/>
-        <w:bidi w:val="0"/>
-        <w:jc w:val="start"/>
-        <w:rPr>
-          <w:lang w:val="de-DE"/>
-        </w:rPr>
-      </w:pPr>
-      <w:r>
-        <w:rPr/>
+        <w:t>Sechstes Niveau, sechste Woche, Montag den 23.03.26</w:t>
+      </w:r>
+    </w:p>
+    <w:p>
+      <w:pPr>
+        <w:pStyle w:val="Normal"/>
+        <w:bidi w:val="0"/>
+        <w:jc w:val="start"/>
+        <w:rPr>
+          <w:lang w:val="de-DE"/>
+        </w:rPr>
+      </w:pPr>
+      <w:r>
+        <w:rPr>
+          <w:lang w:val="de-DE"/>
+        </w:rPr>
       </w:r>
     </w:p>
     <w:p>
@@ -334,6 +314,168 @@
         <w:rPr/>
         <w:t>10‘ Begrüßungen. Haben die KT die Themen wiederholt, bei denen sie voriges Mal</w:t>
       </w:r>
+      <w:r>
+        <w:rPr>
+          <w:lang w:val="de-DE"/>
+        </w:rPr>
+        <w:t xml:space="preserve"> </w:t>
+      </w:r>
+      <w:r>
+        <w:rPr>
+          <w:lang w:val="de-DE"/>
+        </w:rPr>
+        <w:t>Probleme hatten?</w:t>
+      </w:r>
+    </w:p>
+    <w:p>
+      <w:pPr>
+        <w:pStyle w:val="Normal"/>
+        <w:bidi w:val="0"/>
+        <w:jc w:val="start"/>
+        <w:rPr>
+          <w:lang w:val="de-DE"/>
+        </w:rPr>
+      </w:pPr>
+      <w:r>
+        <w:rPr/>
+      </w:r>
+    </w:p>
+    <w:p>
+      <w:pPr>
+        <w:pStyle w:val="Normal"/>
+        <w:bidi w:val="0"/>
+        <w:jc w:val="start"/>
+        <w:rPr>
+          <w:lang w:val="de-DE"/>
+        </w:rPr>
+      </w:pPr>
+      <w:r>
+        <w:rPr>
+          <w:lang w:val="de-DE"/>
+        </w:rPr>
+        <w:t>Einleitung in Lektion 9 „Kunststücke“.</w:t>
+      </w:r>
+    </w:p>
+    <w:p>
+      <w:pPr>
+        <w:pStyle w:val="Normal"/>
+        <w:bidi w:val="0"/>
+        <w:jc w:val="start"/>
+        <w:rPr>
+          <w:lang w:val="de-DE"/>
+        </w:rPr>
+      </w:pPr>
+      <w:r>
+        <w:rPr>
+          <w:lang w:val="de-DE"/>
+        </w:rPr>
+        <w:t>10‘</w:t>
+      </w:r>
+      <w:r>
+        <w:rPr>
+          <w:lang w:val="de-DE"/>
+        </w:rPr>
+        <w:t>- Kunst und Kultur in Innsbruck. Sehen Sie die Fotos an. Was gefällt Ihnen am besten? Was gefällt Ihnen nicht? Warum?</w:t>
+      </w:r>
+    </w:p>
+    <w:p>
+      <w:pPr>
+        <w:pStyle w:val="Normal"/>
+        <w:bidi w:val="0"/>
+        <w:jc w:val="start"/>
+        <w:rPr>
+          <w:lang w:val="de-DE"/>
+        </w:rPr>
+      </w:pPr>
+      <w:r>
+        <w:rPr>
+          <w:lang w:val="de-DE"/>
+        </w:rPr>
+        <w:t>20‘</w:t>
+      </w:r>
+      <w:r>
+        <w:rPr>
+          <w:lang w:val="de-DE"/>
+        </w:rPr>
+        <w:t xml:space="preserve"> Arbeiten Sie zu fünft. Jeder liest einen Eintrag aus Marias Kunstblog. Was für ein Kunstwerk ist das?</w:t>
+      </w:r>
+    </w:p>
+    <w:p>
+      <w:pPr>
+        <w:pStyle w:val="Normal"/>
+        <w:bidi w:val="0"/>
+        <w:jc w:val="start"/>
+        <w:rPr>
+          <w:lang w:val="de-DE"/>
+        </w:rPr>
+      </w:pPr>
+      <w:r>
+        <w:rPr>
+          <w:lang w:val="de-DE"/>
+        </w:rPr>
+        <w:t>20‘ Hören Sie eine Radioumfrage. Was gefällt den Personen besonders gut und warum? Notieren Sie</w:t>
+      </w:r>
+    </w:p>
+    <w:p>
+      <w:pPr>
+        <w:pStyle w:val="Normal"/>
+        <w:bidi w:val="0"/>
+        <w:jc w:val="start"/>
+        <w:rPr>
+          <w:lang w:val="de-DE"/>
+        </w:rPr>
+      </w:pPr>
+      <w:r>
+        <w:rPr>
+          <w:lang w:val="de-DE"/>
+        </w:rPr>
+        <w:t>30‘ Recherchieren Sie ein weiteres Kunstobjekt in Innsbruck oder einer anderen Stadt in Österreich und stellen Sie es kurz vor.</w:t>
+      </w:r>
+    </w:p>
+    <w:p>
+      <w:pPr>
+        <w:pStyle w:val="Normal"/>
+        <w:bidi w:val="0"/>
+        <w:jc w:val="start"/>
+        <w:rPr>
+          <w:lang w:val="de-DE"/>
+        </w:rPr>
+      </w:pPr>
+      <w:r>
+        <w:rPr>
+          <w:lang w:val="de-DE"/>
+        </w:rPr>
+        <w:t>20‘ Sind sie heute schon Kunst begegnet? Was haben Sie auf dem Weg zum Kurs gesehen (Gebäude, Graffiti, Statuen ...)? Schreiben Sie einen kurzen Text.</w:t>
+      </w:r>
+    </w:p>
+    <w:p>
+      <w:pPr>
+        <w:pStyle w:val="Normal"/>
+        <w:bidi w:val="0"/>
+        <w:jc w:val="start"/>
+        <w:rPr>
+          <w:lang w:val="de-DE"/>
+        </w:rPr>
+      </w:pPr>
+      <w:r>
+        <w:rPr>
+          <w:lang w:val="de-DE"/>
+        </w:rPr>
+        <w:t>10‘ Welche neuen Vokabeln haben wir heute gelernt?</w:t>
+      </w:r>
+    </w:p>
+    <w:p>
+      <w:pPr>
+        <w:pStyle w:val="Normal"/>
+        <w:bidi w:val="0"/>
+        <w:jc w:val="start"/>
+        <w:rPr>
+          <w:lang w:val="de-DE"/>
+        </w:rPr>
+      </w:pPr>
+      <w:r>
+        <w:rPr/>
+      </w:r>
     </w:p>
     <w:p>
       <w:pPr>
@@ -364,6 +506,55 @@
         <w:rPr>
           <w:lang w:val="de-DE"/>
         </w:rPr>
+        <w:t xml:space="preserve">Viertes </w:t>
+      </w:r>
+      <w:r>
+        <w:rPr>
+          <w:lang w:val="de-DE"/>
+        </w:rPr>
+        <w:t>Niveau, sechste Woche, Montag den 23.03.26</w:t>
+      </w:r>
+    </w:p>
+    <w:p>
+      <w:pPr>
+        <w:pStyle w:val="Normal"/>
+        <w:bidi w:val="0"/>
+        <w:jc w:val="start"/>
+        <w:rPr>
+          <w:lang w:val="de-DE"/>
+        </w:rPr>
+      </w:pPr>
+      <w:r>
+        <w:rPr/>
+      </w:r>
+    </w:p>
+    <w:p>
+      <w:pPr>
+        <w:pStyle w:val="Normal"/>
+        <w:bidi w:val="0"/>
+        <w:jc w:val="start"/>
+        <w:rPr>
+          <w:lang w:val="de-DE"/>
+        </w:rPr>
+      </w:pPr>
+      <w:r>
+        <w:rPr/>
+      </w:r>
+    </w:p>
+    <w:p>
+      <w:pPr>
+        <w:pStyle w:val="Normal"/>
+        <w:bidi w:val="0"/>
+        <w:jc w:val="start"/>
+        <w:rPr>
+          <w:lang w:val="de-DE"/>
+        </w:rPr>
+      </w:pPr>
+      <w:r>
+        <w:rPr>
+          <w:lang w:val="de-DE"/>
+        </w:rPr>
+        <w:t>******************************************</w:t>
       </w:r>
     </w:p>
     <w:p>
@@ -7390,7 +7581,7 @@
     </w:rPr>
   </w:style>
   <w:style w:type="paragraph" w:styleId="Caption">
-    <w:name w:val="caption"/>
+    <w:name w:val="Caption"/>
     <w:basedOn w:val="Normal"/>
     <w:qFormat/>
     <w:pPr>

--- a/planesDeClaseSegundo.docx
+++ b/planesDeClaseSegundo.docx
@@ -512,7 +512,19 @@
         <w:rPr>
           <w:lang w:val="de-DE"/>
         </w:rPr>
-        <w:t>Niveau, sechste Woche, Montag den 23.03.26</w:t>
+        <w:t xml:space="preserve">Niveau, </w:t>
+      </w:r>
+      <w:r>
+        <w:rPr>
+          <w:lang w:val="de-DE"/>
+        </w:rPr>
+        <w:t>siebte</w:t>
+      </w:r>
+      <w:r>
+        <w:rPr>
+          <w:lang w:val="de-DE"/>
+        </w:rPr>
+        <w:t xml:space="preserve"> Woche, Montag den 23.03.26</w:t>
       </w:r>
     </w:p>
     <w:p>
@@ -538,7 +550,26 @@
         </w:rPr>
       </w:pPr>
       <w:r>
-        <w:rPr/>
+        <w:rPr>
+          <w:lang w:val="de-DE"/>
+        </w:rPr>
+        <w:t>1) Wie formuliert man eienen Ratschlag?</w:t>
+      </w:r>
+    </w:p>
+    <w:p>
+      <w:pPr>
+        <w:pStyle w:val="Normal"/>
+        <w:bidi w:val="0"/>
+        <w:jc w:val="start"/>
+        <w:rPr>
+          <w:lang w:val="de-DE"/>
+        </w:rPr>
+      </w:pPr>
+      <w:r>
+        <w:rPr>
+          <w:lang w:val="de-DE"/>
+        </w:rPr>
+        <w:t xml:space="preserve">Film: </w:t>
       </w:r>
     </w:p>
     <w:p>

--- a/planesDeClaseSegundo.docx
+++ b/planesDeClaseSegundo.docx
@@ -31,6 +31,678 @@
         <w:rPr>
           <w:lang w:val="de-DE"/>
         </w:rPr>
+        <w:t xml:space="preserve">Zweites Niveau, sechste Woche, </w:t>
+      </w:r>
+      <w:r>
+        <w:rPr>
+          <w:lang w:val="de-DE"/>
+        </w:rPr>
+        <w:t>Mittwoch</w:t>
+      </w:r>
+      <w:r>
+        <w:rPr>
+          <w:lang w:val="de-DE"/>
+        </w:rPr>
+        <w:t xml:space="preserve"> den 2</w:t>
+      </w:r>
+      <w:r>
+        <w:rPr>
+          <w:lang w:val="de-DE"/>
+        </w:rPr>
+        <w:t>5</w:t>
+      </w:r>
+      <w:r>
+        <w:rPr>
+          <w:lang w:val="de-DE"/>
+        </w:rPr>
+        <w:t>.03.26</w:t>
+      </w:r>
+    </w:p>
+    <w:p>
+      <w:pPr>
+        <w:pStyle w:val="Normal"/>
+        <w:bidi w:val="0"/>
+        <w:jc w:val="start"/>
+        <w:rPr>
+          <w:lang w:val="de-DE"/>
+        </w:rPr>
+      </w:pPr>
+      <w:r>
+        <w:rPr/>
+      </w:r>
+    </w:p>
+    <w:p>
+      <w:pPr>
+        <w:pStyle w:val="Normal"/>
+        <w:bidi w:val="0"/>
+        <w:jc w:val="start"/>
+        <w:rPr>
+          <w:lang w:val="de-DE"/>
+        </w:rPr>
+      </w:pPr>
+      <w:r>
+        <w:rPr>
+          <w:lang w:val="de-DE"/>
+        </w:rPr>
+        <w:t>10‘ Was haben wir voriges Mal im Unterricht gehabt? Was für Vokabeln und Strukturen haben wir gelernt?</w:t>
+      </w:r>
+    </w:p>
+    <w:p>
+      <w:pPr>
+        <w:pStyle w:val="Normal"/>
+        <w:bidi w:val="0"/>
+        <w:jc w:val="start"/>
+        <w:rPr>
+          <w:lang w:val="de-DE"/>
+        </w:rPr>
+      </w:pPr>
+      <w:r>
+        <w:rPr>
+          <w:lang w:val="de-DE"/>
+        </w:rPr>
+        <w:t>10‘ Erinnern sie sich noch an Eva? Was ist mit ihr bisher passiert?</w:t>
+      </w:r>
+    </w:p>
+    <w:p>
+      <w:pPr>
+        <w:pStyle w:val="Normal"/>
+        <w:bidi w:val="0"/>
+        <w:jc w:val="start"/>
+        <w:rPr>
+          <w:lang w:val="de-DE"/>
+        </w:rPr>
+      </w:pPr>
+      <w:r>
+        <w:rPr>
+          <w:lang w:val="de-DE"/>
+        </w:rPr>
+        <w:t>20‘ Die KT lesen die weiteren 5 Kapiteln und bereiten eine Mini-Präsentation vor. Was glauben sie? Was wird später mit ihr passieren?</w:t>
+      </w:r>
+    </w:p>
+    <w:p>
+      <w:pPr>
+        <w:pStyle w:val="Normal"/>
+        <w:bidi w:val="0"/>
+        <w:jc w:val="start"/>
+        <w:rPr>
+          <w:lang w:val="de-DE"/>
+        </w:rPr>
+      </w:pPr>
+      <w:r>
+        <w:rPr/>
+      </w:r>
+    </w:p>
+    <w:p>
+      <w:pPr>
+        <w:pStyle w:val="Normal"/>
+        <w:bidi w:val="0"/>
+        <w:jc w:val="start"/>
+        <w:rPr>
+          <w:lang w:val="de-DE"/>
+        </w:rPr>
+      </w:pPr>
+      <w:r>
+        <w:rPr>
+          <w:lang w:val="de-DE"/>
+        </w:rPr>
+        <w:t>Auf dem Markt</w:t>
+      </w:r>
+    </w:p>
+    <w:p>
+      <w:pPr>
+        <w:pStyle w:val="Normal"/>
+        <w:bidi w:val="0"/>
+        <w:jc w:val="start"/>
+        <w:rPr>
+          <w:lang w:val="de-DE"/>
+        </w:rPr>
+      </w:pPr>
+      <w:r>
+        <w:rPr>
+          <w:lang w:val="de-DE"/>
+        </w:rPr>
+        <w:t>10‘ Welche Lebensmittel mögen Sie? Was kosten sie? Notieren Sie.</w:t>
+      </w:r>
+    </w:p>
+    <w:p>
+      <w:pPr>
+        <w:pStyle w:val="Normal"/>
+        <w:bidi w:val="0"/>
+        <w:jc w:val="start"/>
+        <w:rPr>
+          <w:lang w:val="de-DE"/>
+        </w:rPr>
+      </w:pPr>
+      <w:r>
+        <w:rPr>
+          <w:lang w:val="de-DE"/>
+        </w:rPr>
+        <w:t>5‘ Ein Wort, viele Sprachen</w:t>
+      </w:r>
+    </w:p>
+    <w:p>
+      <w:pPr>
+        <w:pStyle w:val="Normal"/>
+        <w:bidi w:val="0"/>
+        <w:jc w:val="start"/>
+        <w:rPr>
+          <w:lang w:val="de-DE"/>
+        </w:rPr>
+      </w:pPr>
+      <w:r>
+        <w:rPr>
+          <w:lang w:val="de-DE"/>
+        </w:rPr>
+        <w:t>15‘ Was kauft Lina? Sehen Sie das Video. Welche Einkaufsliste passt? Kreuzen Sie an.</w:t>
+      </w:r>
+    </w:p>
+    <w:p>
+      <w:pPr>
+        <w:pStyle w:val="Normal"/>
+        <w:bidi w:val="0"/>
+        <w:jc w:val="start"/>
+        <w:rPr>
+          <w:lang w:val="de-DE"/>
+        </w:rPr>
+      </w:pPr>
+      <w:r>
+        <w:rPr>
+          <w:lang w:val="de-DE"/>
+        </w:rPr>
+        <w:t>Einkaufen</w:t>
+      </w:r>
+    </w:p>
+    <w:p>
+      <w:pPr>
+        <w:pStyle w:val="Normal"/>
+        <w:bidi w:val="0"/>
+        <w:jc w:val="start"/>
+        <w:rPr>
+          <w:lang w:val="de-DE"/>
+        </w:rPr>
+      </w:pPr>
+      <w:r>
+        <w:rPr>
+          <w:lang w:val="de-DE"/>
+        </w:rPr>
+        <w:t>20‘ Üben Sie Einkaufsdialoge. Die Dialoggrafik hilft.</w:t>
+      </w:r>
+    </w:p>
+    <w:p>
+      <w:pPr>
+        <w:pStyle w:val="Normal"/>
+        <w:bidi w:val="0"/>
+        <w:jc w:val="start"/>
+        <w:rPr>
+          <w:lang w:val="de-DE"/>
+        </w:rPr>
+      </w:pPr>
+      <w:r>
+        <w:rPr>
+          <w:lang w:val="de-DE"/>
+        </w:rPr>
+        <w:t>10‘ Fragen, Wünsche und Antworten. Wer sagt was? Kreuzen Sie an.</w:t>
+      </w:r>
+    </w:p>
+    <w:p>
+      <w:pPr>
+        <w:pStyle w:val="Normal"/>
+        <w:bidi w:val="0"/>
+        <w:jc w:val="start"/>
+        <w:rPr>
+          <w:lang w:val="de-DE"/>
+        </w:rPr>
+      </w:pPr>
+      <w:r>
+        <w:rPr>
+          <w:lang w:val="de-DE"/>
+        </w:rPr>
+        <w:t>10‘ Video: Loriot beim Einkaufen.</w:t>
+      </w:r>
+    </w:p>
+    <w:p>
+      <w:pPr>
+        <w:pStyle w:val="Normal"/>
+        <w:bidi w:val="0"/>
+        <w:jc w:val="start"/>
+        <w:rPr>
+          <w:lang w:val="de-DE"/>
+        </w:rPr>
+      </w:pPr>
+      <w:r>
+        <w:rPr/>
+      </w:r>
+    </w:p>
+    <w:p>
+      <w:pPr>
+        <w:pStyle w:val="Normal"/>
+        <w:bidi w:val="0"/>
+        <w:jc w:val="start"/>
+        <w:rPr>
+          <w:lang w:val="de-DE"/>
+        </w:rPr>
+      </w:pPr>
+      <w:r>
+        <w:rPr>
+          <w:lang w:val="de-DE"/>
+        </w:rPr>
+        <w:t>******************************************</w:t>
+      </w:r>
+    </w:p>
+    <w:p>
+      <w:pPr>
+        <w:pStyle w:val="Normal"/>
+        <w:bidi w:val="0"/>
+        <w:jc w:val="start"/>
+        <w:rPr>
+          <w:lang w:val="de-DE"/>
+        </w:rPr>
+      </w:pPr>
+      <w:r>
+        <w:rPr>
+          <w:lang w:val="de-DE"/>
+        </w:rPr>
+        <w:t>Sechstes</w:t>
+      </w:r>
+      <w:r>
+        <w:rPr>
+          <w:lang w:val="de-DE"/>
+        </w:rPr>
+        <w:t xml:space="preserve"> Niveau, sechste Woche, Mittwoch den 25.03.26</w:t>
+      </w:r>
+    </w:p>
+    <w:p>
+      <w:pPr>
+        <w:pStyle w:val="Normal"/>
+        <w:bidi w:val="0"/>
+        <w:jc w:val="start"/>
+        <w:rPr>
+          <w:lang w:val="de-DE"/>
+        </w:rPr>
+      </w:pPr>
+      <w:r>
+        <w:rPr/>
+      </w:r>
+    </w:p>
+    <w:p>
+      <w:pPr>
+        <w:pStyle w:val="Normal"/>
+        <w:bidi w:val="0"/>
+        <w:jc w:val="start"/>
+        <w:rPr>
+          <w:lang w:val="de-DE"/>
+        </w:rPr>
+      </w:pPr>
+      <w:r>
+        <w:rPr>
+          <w:lang w:val="de-DE"/>
+        </w:rPr>
+        <w:t>10‘ Was war das Thema von den letzten Unterricht? An welche Wörter können sie sich noch erinnern? Wie sagt man, wenn etwas nicht seine Sache ist?</w:t>
+      </w:r>
+    </w:p>
+    <w:p>
+      <w:pPr>
+        <w:pStyle w:val="Normal"/>
+        <w:bidi w:val="0"/>
+        <w:jc w:val="start"/>
+        <w:rPr>
+          <w:lang w:val="de-DE"/>
+        </w:rPr>
+      </w:pPr>
+      <w:r>
+        <w:rPr/>
+      </w:r>
+    </w:p>
+    <w:p>
+      <w:pPr>
+        <w:pStyle w:val="Normal"/>
+        <w:bidi w:val="0"/>
+        <w:jc w:val="start"/>
+        <w:rPr>
+          <w:lang w:val="de-DE"/>
+        </w:rPr>
+      </w:pPr>
+      <w:r>
+        <w:rPr>
+          <w:lang w:val="de-DE"/>
+        </w:rPr>
+        <w:t>Wahre Kunstwerke</w:t>
+      </w:r>
+    </w:p>
+    <w:p>
+      <w:pPr>
+        <w:pStyle w:val="Normal"/>
+        <w:bidi w:val="0"/>
+        <w:jc w:val="start"/>
+        <w:rPr>
+          <w:lang w:val="de-DE"/>
+        </w:rPr>
+      </w:pPr>
+      <w:r>
+        <w:rPr>
+          <w:lang w:val="de-DE"/>
+        </w:rPr>
+        <w:t>10‘ Zeitungstexte zum Thema „Kunst“. Lesen Sie die Überschriften. Worum könnte es in den Texten gehen? Vermuten Sie.</w:t>
+      </w:r>
+    </w:p>
+    <w:p>
+      <w:pPr>
+        <w:pStyle w:val="Normal"/>
+        <w:bidi w:val="0"/>
+        <w:jc w:val="start"/>
+        <w:rPr>
+          <w:lang w:val="de-DE"/>
+        </w:rPr>
+      </w:pPr>
+      <w:r>
+        <w:rPr/>
+      </w:r>
+    </w:p>
+    <w:p>
+      <w:pPr>
+        <w:pStyle w:val="Normal"/>
+        <w:bidi w:val="0"/>
+        <w:jc w:val="start"/>
+        <w:rPr>
+          <w:lang w:val="de-DE"/>
+        </w:rPr>
+      </w:pPr>
+      <w:r>
+        <w:rPr>
+          <w:lang w:val="de-DE"/>
+        </w:rPr>
+        <w:t xml:space="preserve"> </w:t>
+      </w:r>
+      <w:r>
+        <w:rPr>
+          <w:lang w:val="de-DE"/>
+        </w:rPr>
+        <w:t>20‘ Arbeiten Sie in Gruppen. Jede Gruppe liest einen Text, sucht die passende Überschrift in 3a und formuliert drei Fragen zum Text. Eine andere Gruppe notiert die Antworten.</w:t>
+      </w:r>
+    </w:p>
+    <w:p>
+      <w:pPr>
+        <w:pStyle w:val="Normal"/>
+        <w:bidi w:val="0"/>
+        <w:jc w:val="start"/>
+        <w:rPr>
+          <w:lang w:val="de-DE"/>
+        </w:rPr>
+      </w:pPr>
+      <w:r>
+        <w:rPr/>
+      </w:r>
+    </w:p>
+    <w:p>
+      <w:pPr>
+        <w:pStyle w:val="Normal"/>
+        <w:bidi w:val="0"/>
+        <w:jc w:val="start"/>
+        <w:rPr>
+          <w:lang w:val="de-DE"/>
+        </w:rPr>
+      </w:pPr>
+      <w:r>
+        <w:rPr>
+          <w:lang w:val="de-DE"/>
+        </w:rPr>
+        <w:t>10‘ Welchen Text haben Sie noch nicht gelesen? Finden Sie im Kurs eine Person, die Sie über diesen Text informiert. Fragen Sie nach.</w:t>
+      </w:r>
+    </w:p>
+    <w:p>
+      <w:pPr>
+        <w:pStyle w:val="Normal"/>
+        <w:bidi w:val="0"/>
+        <w:jc w:val="start"/>
+        <w:rPr>
+          <w:lang w:val="de-DE"/>
+        </w:rPr>
+      </w:pPr>
+      <w:r>
+        <w:rPr/>
+      </w:r>
+    </w:p>
+    <w:p>
+      <w:pPr>
+        <w:pStyle w:val="Normal"/>
+        <w:bidi w:val="0"/>
+        <w:jc w:val="start"/>
+        <w:rPr>
+          <w:lang w:val="de-DE"/>
+        </w:rPr>
+      </w:pPr>
+      <w:r>
+        <w:rPr>
+          <w:lang w:val="de-DE"/>
+        </w:rPr>
+        <w:t xml:space="preserve">Grammatik: Stellung von </w:t>
+      </w:r>
+      <w:r>
+        <w:rPr>
+          <w:i/>
+          <w:iCs/>
+          <w:lang w:val="de-DE"/>
+        </w:rPr>
+        <w:t>nicht</w:t>
+      </w:r>
+      <w:r>
+        <w:rPr>
+          <w:i w:val="false"/>
+          <w:iCs w:val="false"/>
+          <w:lang w:val="de-DE"/>
+        </w:rPr>
+        <w:t xml:space="preserve"> im Satz</w:t>
+      </w:r>
+    </w:p>
+    <w:p>
+      <w:pPr>
+        <w:pStyle w:val="Normal"/>
+        <w:bidi w:val="0"/>
+        <w:jc w:val="start"/>
+        <w:rPr>
+          <w:lang w:val="de-DE"/>
+        </w:rPr>
+      </w:pPr>
+      <w:r>
+        <w:rPr>
+          <w:lang w:val="de-DE"/>
+        </w:rPr>
+        <w:t>20‘ Lesen Sie die Regeln und die Sätze in A-F. Was passt zusammen? Ordnen Sie zu.</w:t>
+      </w:r>
+    </w:p>
+    <w:p>
+      <w:pPr>
+        <w:pStyle w:val="Normal"/>
+        <w:bidi w:val="0"/>
+        <w:jc w:val="start"/>
+        <w:rPr>
+          <w:lang w:val="de-DE"/>
+        </w:rPr>
+      </w:pPr>
+      <w:r>
+        <w:rPr/>
+      </w:r>
+    </w:p>
+    <w:p>
+      <w:pPr>
+        <w:pStyle w:val="Normal"/>
+        <w:bidi w:val="0"/>
+        <w:jc w:val="start"/>
+        <w:rPr>
+          <w:lang w:val="de-DE"/>
+        </w:rPr>
+      </w:pPr>
+      <w:r>
+        <w:rPr>
+          <w:lang w:val="de-DE"/>
+        </w:rPr>
+        <w:t>20‘ Verneinen Sie den ganzen Satz.</w:t>
+      </w:r>
+    </w:p>
+    <w:p>
+      <w:pPr>
+        <w:pStyle w:val="Normal"/>
+        <w:bidi w:val="0"/>
+        <w:jc w:val="start"/>
+        <w:rPr>
+          <w:lang w:val="de-DE"/>
+        </w:rPr>
+      </w:pPr>
+      <w:r>
+        <w:rPr/>
+      </w:r>
+    </w:p>
+    <w:p>
+      <w:pPr>
+        <w:pStyle w:val="Normal"/>
+        <w:bidi w:val="0"/>
+        <w:jc w:val="start"/>
+        <w:rPr>
+          <w:lang w:val="de-DE"/>
+        </w:rPr>
+      </w:pPr>
+      <w:r>
+        <w:rPr>
+          <w:lang w:val="de-DE"/>
+        </w:rPr>
+        <w:t>30‘ Lebendige Sätze.</w:t>
+      </w:r>
+    </w:p>
+    <w:p>
+      <w:pPr>
+        <w:pStyle w:val="Normal"/>
+        <w:bidi w:val="0"/>
+        <w:jc w:val="start"/>
+        <w:rPr>
+          <w:lang w:val="de-DE"/>
+        </w:rPr>
+      </w:pPr>
+      <w:r>
+        <w:rPr/>
+      </w:r>
+    </w:p>
+    <w:p>
+      <w:pPr>
+        <w:pStyle w:val="Normal"/>
+        <w:bidi w:val="0"/>
+        <w:jc w:val="start"/>
+        <w:rPr>
+          <w:lang w:val="de-DE"/>
+        </w:rPr>
+      </w:pPr>
+      <w:r>
+        <w:rPr>
+          <w:lang w:val="de-DE"/>
+        </w:rPr>
+        <w:t>******************************************</w:t>
+      </w:r>
+    </w:p>
+    <w:p>
+      <w:pPr>
+        <w:pStyle w:val="Normal"/>
+        <w:bidi w:val="0"/>
+        <w:jc w:val="start"/>
+        <w:rPr>
+          <w:lang w:val="de-DE"/>
+        </w:rPr>
+      </w:pPr>
+      <w:r>
+        <w:rPr>
+          <w:lang w:val="de-DE"/>
+        </w:rPr>
+        <w:t>Viertes</w:t>
+      </w:r>
+      <w:r>
+        <w:rPr>
+          <w:lang w:val="de-DE"/>
+        </w:rPr>
+        <w:t xml:space="preserve"> Niveau, sechste Woche, Mittwoch den 25.03.26</w:t>
+      </w:r>
+    </w:p>
+    <w:p>
+      <w:pPr>
+        <w:pStyle w:val="Normal"/>
+        <w:bidi w:val="0"/>
+        <w:jc w:val="start"/>
+        <w:rPr>
+          <w:lang w:val="de-DE"/>
+        </w:rPr>
+      </w:pPr>
+      <w:r>
+        <w:rPr/>
+      </w:r>
+    </w:p>
+    <w:p>
+      <w:pPr>
+        <w:pStyle w:val="Normal"/>
+        <w:bidi w:val="0"/>
+        <w:jc w:val="start"/>
+        <w:rPr>
+          <w:lang w:val="de-DE"/>
+        </w:rPr>
+      </w:pPr>
+      <w:r>
+        <w:rPr>
+          <w:lang w:val="de-DE"/>
+        </w:rPr>
+        <w:t>Beruf Sprache</w:t>
+      </w:r>
+    </w:p>
+    <w:p>
+      <w:pPr>
+        <w:pStyle w:val="Normal"/>
+        <w:bidi w:val="0"/>
+        <w:jc w:val="start"/>
+        <w:rPr>
+          <w:lang w:val="de-DE"/>
+        </w:rPr>
+      </w:pPr>
+      <w:r>
+        <w:rPr/>
+      </w:r>
+    </w:p>
+    <w:p>
+      <w:pPr>
+        <w:pStyle w:val="Normal"/>
+        <w:bidi w:val="0"/>
+        <w:jc w:val="start"/>
+        <w:rPr>
+          <w:lang w:val="de-DE"/>
+        </w:rPr>
+      </w:pPr>
+      <w:r>
+        <w:rPr/>
+      </w:r>
+    </w:p>
+    <w:p>
+      <w:pPr>
+        <w:pStyle w:val="Normal"/>
+        <w:bidi w:val="0"/>
+        <w:jc w:val="start"/>
+        <w:rPr>
+          <w:lang w:val="de-DE"/>
+        </w:rPr>
+      </w:pPr>
+      <w:r>
+        <w:rPr>
+          <w:lang w:val="de-DE"/>
+        </w:rPr>
+        <w:t>******************************************</w:t>
+      </w:r>
+    </w:p>
+    <w:p>
+      <w:pPr>
+        <w:pStyle w:val="Normal"/>
+        <w:bidi w:val="0"/>
+        <w:jc w:val="start"/>
+        <w:rPr>
+          <w:lang w:val="de-DE"/>
+        </w:rPr>
+      </w:pPr>
+      <w:r>
+        <w:rPr>
+          <w:lang w:val="de-DE"/>
+        </w:rPr>
       </w:r>
     </w:p>
     <w:p>
@@ -318,26 +990,22 @@
         <w:rPr>
           <w:lang w:val="de-DE"/>
         </w:rPr>
-        <w:t xml:space="preserve"> </w:t>
-      </w:r>
-      <w:r>
-        <w:rPr>
-          <w:lang w:val="de-DE"/>
-        </w:rPr>
-        <w:t>Probleme hatten?</w:t>
-      </w:r>
-    </w:p>
-    <w:p>
-      <w:pPr>
-        <w:pStyle w:val="Normal"/>
-        <w:bidi w:val="0"/>
-        <w:jc w:val="start"/>
-        <w:rPr>
-          <w:lang w:val="de-DE"/>
-        </w:rPr>
-      </w:pPr>
-      <w:r>
-        <w:rPr/>
+        <w:t xml:space="preserve"> Probleme hatten?</w:t>
+      </w:r>
+    </w:p>
+    <w:p>
+      <w:pPr>
+        <w:pStyle w:val="Normal"/>
+        <w:bidi w:val="0"/>
+        <w:jc w:val="start"/>
+        <w:rPr>
+          <w:lang w:val="de-DE"/>
+        </w:rPr>
+      </w:pPr>
+      <w:r>
+        <w:rPr>
+          <w:lang w:val="de-DE"/>
+        </w:rPr>
       </w:r>
     </w:p>
     <w:p>
@@ -369,35 +1037,23 @@
         <w:rPr>
           <w:lang w:val="de-DE"/>
         </w:rPr>
-        <w:t>10‘</w:t>
-      </w:r>
-      <w:r>
-        <w:rPr>
-          <w:lang w:val="de-DE"/>
-        </w:rPr>
-        <w:t>- Kunst und Kultur in Innsbruck. Sehen Sie die Fotos an. Was gefällt Ihnen am besten? Was gefällt Ihnen nicht? Warum?</w:t>
-      </w:r>
-    </w:p>
-    <w:p>
-      <w:pPr>
-        <w:pStyle w:val="Normal"/>
-        <w:bidi w:val="0"/>
-        <w:jc w:val="start"/>
-        <w:rPr>
-          <w:lang w:val="de-DE"/>
-        </w:rPr>
-      </w:pPr>
-      <w:r>
-        <w:rPr>
-          <w:lang w:val="de-DE"/>
-        </w:rPr>
-        <w:t>20‘</w:t>
-      </w:r>
-      <w:r>
-        <w:rPr>
-          <w:lang w:val="de-DE"/>
-        </w:rPr>
-        <w:t xml:space="preserve"> Arbeiten Sie zu fünft. Jeder liest einen Eintrag aus Marias Kunstblog. Was für ein Kunstwerk ist das?</w:t>
+        <w:t>10‘- Kunst und Kultur in Innsbruck. Sehen Sie die Fotos an. Was gefällt Ihnen am besten? Was gefällt Ihnen nicht? Warum?</w:t>
+      </w:r>
+    </w:p>
+    <w:p>
+      <w:pPr>
+        <w:pStyle w:val="Normal"/>
+        <w:bidi w:val="0"/>
+        <w:jc w:val="start"/>
+        <w:rPr>
+          <w:lang w:val="de-DE"/>
+        </w:rPr>
+      </w:pPr>
+      <w:r>
+        <w:rPr>
+          <w:lang w:val="de-DE"/>
+        </w:rPr>
+        <w:t>20‘ Arbeiten Sie zu fünft. Jeder liest einen Eintrag aus Marias Kunstblog. Was für ein Kunstwerk ist das?</w:t>
       </w:r>
     </w:p>
     <w:p>
@@ -474,7 +1130,9 @@
         </w:rPr>
       </w:pPr>
       <w:r>
-        <w:rPr/>
+        <w:rPr>
+          <w:lang w:val="de-DE"/>
+        </w:rPr>
       </w:r>
     </w:p>
     <w:p>
@@ -506,38 +1164,22 @@
         <w:rPr>
           <w:lang w:val="de-DE"/>
         </w:rPr>
-        <w:t xml:space="preserve">Viertes </w:t>
-      </w:r>
-      <w:r>
-        <w:rPr>
-          <w:lang w:val="de-DE"/>
-        </w:rPr>
-        <w:t xml:space="preserve">Niveau, </w:t>
-      </w:r>
-      <w:r>
-        <w:rPr>
-          <w:lang w:val="de-DE"/>
-        </w:rPr>
-        <w:t>siebte</w:t>
-      </w:r>
-      <w:r>
-        <w:rPr>
-          <w:lang w:val="de-DE"/>
-        </w:rPr>
-        <w:t xml:space="preserve"> Woche, Montag den 23.03.26</w:t>
-      </w:r>
-    </w:p>
-    <w:p>
-      <w:pPr>
-        <w:pStyle w:val="Normal"/>
-        <w:bidi w:val="0"/>
-        <w:jc w:val="start"/>
-        <w:rPr>
-          <w:lang w:val="de-DE"/>
-        </w:rPr>
-      </w:pPr>
-      <w:r>
-        <w:rPr/>
+        <w:t>Viertes Niveau, siebte Woche, Montag den 23.03.26</w:t>
+      </w:r>
+    </w:p>
+    <w:p>
+      <w:pPr>
+        <w:pStyle w:val="Normal"/>
+        <w:bidi w:val="0"/>
+        <w:jc w:val="start"/>
+        <w:rPr>
+          <w:lang w:val="de-DE"/>
+        </w:rPr>
+      </w:pPr>
+      <w:r>
+        <w:rPr>
+          <w:lang w:val="de-DE"/>
+        </w:rPr>
       </w:r>
     </w:p>
     <w:p>

--- a/planesDeClaseSegundo.docx
+++ b/planesDeClaseSegundo.docx
@@ -31,44 +31,22 @@
         <w:rPr>
           <w:lang w:val="de-DE"/>
         </w:rPr>
-        <w:t xml:space="preserve">Zweites Niveau, sechste Woche, </w:t>
-      </w:r>
-      <w:r>
-        <w:rPr>
-          <w:lang w:val="de-DE"/>
-        </w:rPr>
-        <w:t>Mittwoch</w:t>
-      </w:r>
-      <w:r>
-        <w:rPr>
-          <w:lang w:val="de-DE"/>
-        </w:rPr>
-        <w:t xml:space="preserve"> den 2</w:t>
-      </w:r>
-      <w:r>
-        <w:rPr>
-          <w:lang w:val="de-DE"/>
-        </w:rPr>
-        <w:t>5</w:t>
-      </w:r>
-      <w:r>
-        <w:rPr>
-          <w:lang w:val="de-DE"/>
-        </w:rPr>
-        <w:t>.03.26</w:t>
-      </w:r>
-    </w:p>
-    <w:p>
-      <w:pPr>
-        <w:pStyle w:val="Normal"/>
-        <w:bidi w:val="0"/>
-        <w:jc w:val="start"/>
-        <w:rPr>
-          <w:lang w:val="de-DE"/>
-        </w:rPr>
-      </w:pPr>
-      <w:r>
-        <w:rPr/>
+        <w:t>Zweites Niveau, sechste Woche, Mittwoch den 25.03.26</w:t>
+      </w:r>
+    </w:p>
+    <w:p>
+      <w:pPr>
+        <w:pStyle w:val="Normal"/>
+        <w:bidi w:val="0"/>
+        <w:jc w:val="start"/>
+        <w:rPr>
+          <w:lang w:val="de-DE"/>
+        </w:rPr>
+      </w:pPr>
+      <w:r>
+        <w:rPr>
+          <w:lang w:val="de-DE"/>
+        </w:rPr>
       </w:r>
     </w:p>
     <w:p>
@@ -129,7 +107,9 @@
         </w:rPr>
       </w:pPr>
       <w:r>
-        <w:rPr/>
+        <w:rPr>
+          <w:lang w:val="de-DE"/>
+        </w:rPr>
       </w:r>
     </w:p>
     <w:p>
@@ -270,7 +250,9 @@
         </w:rPr>
       </w:pPr>
       <w:r>
-        <w:rPr/>
+        <w:rPr>
+          <w:lang w:val="de-DE"/>
+        </w:rPr>
       </w:r>
     </w:p>
     <w:p>
@@ -302,26 +284,22 @@
         <w:rPr>
           <w:lang w:val="de-DE"/>
         </w:rPr>
-        <w:t>Sechstes</w:t>
-      </w:r>
-      <w:r>
-        <w:rPr>
-          <w:lang w:val="de-DE"/>
-        </w:rPr>
-        <w:t xml:space="preserve"> Niveau, sechste Woche, Mittwoch den 25.03.26</w:t>
-      </w:r>
-    </w:p>
-    <w:p>
-      <w:pPr>
-        <w:pStyle w:val="Normal"/>
-        <w:bidi w:val="0"/>
-        <w:jc w:val="start"/>
-        <w:rPr>
-          <w:lang w:val="de-DE"/>
-        </w:rPr>
-      </w:pPr>
-      <w:r>
-        <w:rPr/>
+        <w:t>Sechstes Niveau, sechste Woche, Mittwoch den 25.03.26</w:t>
+      </w:r>
+    </w:p>
+    <w:p>
+      <w:pPr>
+        <w:pStyle w:val="Normal"/>
+        <w:bidi w:val="0"/>
+        <w:jc w:val="start"/>
+        <w:rPr>
+          <w:lang w:val="de-DE"/>
+        </w:rPr>
+      </w:pPr>
+      <w:r>
+        <w:rPr>
+          <w:lang w:val="de-DE"/>
+        </w:rPr>
       </w:r>
     </w:p>
     <w:p>
@@ -350,7 +328,9 @@
         </w:rPr>
       </w:pPr>
       <w:r>
-        <w:rPr/>
+        <w:rPr>
+          <w:lang w:val="de-DE"/>
+        </w:rPr>
       </w:r>
     </w:p>
     <w:p>
@@ -395,7 +375,9 @@
         </w:rPr>
       </w:pPr>
       <w:r>
-        <w:rPr/>
+        <w:rPr>
+          <w:lang w:val="de-DE"/>
+        </w:rPr>
       </w:r>
     </w:p>
     <w:p>
@@ -430,7 +412,9 @@
         </w:rPr>
       </w:pPr>
       <w:r>
-        <w:rPr/>
+        <w:rPr>
+          <w:lang w:val="de-DE"/>
+        </w:rPr>
       </w:r>
     </w:p>
     <w:p>
@@ -459,7 +443,9 @@
         </w:rPr>
       </w:pPr>
       <w:r>
-        <w:rPr/>
+        <w:rPr>
+          <w:lang w:val="de-DE"/>
+        </w:rPr>
       </w:r>
     </w:p>
     <w:p>
@@ -520,7 +506,9 @@
         </w:rPr>
       </w:pPr>
       <w:r>
-        <w:rPr/>
+        <w:rPr>
+          <w:lang w:val="de-DE"/>
+        </w:rPr>
       </w:r>
     </w:p>
     <w:p>
@@ -549,7 +537,9 @@
         </w:rPr>
       </w:pPr>
       <w:r>
-        <w:rPr/>
+        <w:rPr>
+          <w:lang w:val="de-DE"/>
+        </w:rPr>
       </w:r>
     </w:p>
     <w:p>
@@ -578,7 +568,9 @@
         </w:rPr>
       </w:pPr>
       <w:r>
-        <w:rPr/>
+        <w:rPr>
+          <w:lang w:val="de-DE"/>
+        </w:rPr>
       </w:r>
     </w:p>
     <w:p>
@@ -610,26 +602,22 @@
         <w:rPr>
           <w:lang w:val="de-DE"/>
         </w:rPr>
-        <w:t>Viertes</w:t>
-      </w:r>
-      <w:r>
-        <w:rPr>
-          <w:lang w:val="de-DE"/>
-        </w:rPr>
-        <w:t xml:space="preserve"> Niveau, sechste Woche, Mittwoch den 25.03.26</w:t>
-      </w:r>
-    </w:p>
-    <w:p>
-      <w:pPr>
-        <w:pStyle w:val="Normal"/>
-        <w:bidi w:val="0"/>
-        <w:jc w:val="start"/>
-        <w:rPr>
-          <w:lang w:val="de-DE"/>
-        </w:rPr>
-      </w:pPr>
-      <w:r>
-        <w:rPr/>
+        <w:t>Viertes Niveau, sechste Woche, Mittwoch den 25.03.26</w:t>
+      </w:r>
+    </w:p>
+    <w:p>
+      <w:pPr>
+        <w:pStyle w:val="Normal"/>
+        <w:bidi w:val="0"/>
+        <w:jc w:val="start"/>
+        <w:rPr>
+          <w:lang w:val="de-DE"/>
+        </w:rPr>
+      </w:pPr>
+      <w:r>
+        <w:rPr>
+          <w:lang w:val="de-DE"/>
+        </w:rPr>
       </w:r>
     </w:p>
     <w:p>
@@ -658,20 +646,24 @@
         </w:rPr>
       </w:pPr>
       <w:r>
-        <w:rPr/>
-      </w:r>
-    </w:p>
-    <w:p>
-      <w:pPr>
-        <w:pStyle w:val="Normal"/>
-        <w:bidi w:val="0"/>
-        <w:jc w:val="start"/>
-        <w:rPr>
-          <w:lang w:val="de-DE"/>
-        </w:rPr>
-      </w:pPr>
-      <w:r>
-        <w:rPr/>
+        <w:rPr>
+          <w:lang w:val="de-DE"/>
+        </w:rPr>
+      </w:r>
+    </w:p>
+    <w:p>
+      <w:pPr>
+        <w:pStyle w:val="Normal"/>
+        <w:bidi w:val="0"/>
+        <w:jc w:val="start"/>
+        <w:rPr>
+          <w:lang w:val="de-DE"/>
+        </w:rPr>
+      </w:pPr>
+      <w:r>
+        <w:rPr>
+          <w:lang w:val="de-DE"/>
+        </w:rPr>
       </w:r>
     </w:p>
     <w:p>

--- a/planesDeClaseSegundo.docx
+++ b/planesDeClaseSegundo.docx
@@ -2,6 +2,295 @@
 <file path=word/document.xml><?xml version="1.0" encoding="utf-8"?>
 <w:document xmlns:o="urn:schemas-microsoft-com:office:office" xmlns:r="http://schemas.openxmlformats.org/officeDocument/2006/relationships" xmlns:v="urn:schemas-microsoft-com:vml" xmlns:w="http://schemas.openxmlformats.org/wordprocessingml/2006/main" xmlns:w10="urn:schemas-microsoft-com:office:word" xmlns:wp="http://schemas.openxmlformats.org/drawingml/2006/wordprocessingDrawing" xmlns:wps="http://schemas.microsoft.com/office/word/2010/wordprocessingShape" xmlns:wpg="http://schemas.microsoft.com/office/word/2010/wordprocessingGroup" xmlns:mc="http://schemas.openxmlformats.org/markup-compatibility/2006" xmlns:wp14="http://schemas.microsoft.com/office/word/2010/wordprocessingDrawing" xmlns:w14="http://schemas.microsoft.com/office/word/2010/wordml" xmlns:w15="http://schemas.microsoft.com/office/word/2012/wordml" mc:Ignorable="w14 wp14 w15">
   <w:body>
+    <w:p>
+      <w:pPr>
+        <w:pStyle w:val="Normal"/>
+        <w:bidi w:val="0"/>
+        <w:jc w:val="start"/>
+        <w:rPr>
+          <w:lang w:val="de-DE"/>
+        </w:rPr>
+      </w:pPr>
+      <w:r>
+        <w:rPr>
+          <w:lang w:val="de-DE"/>
+        </w:rPr>
+        <w:t>******************************************</w:t>
+      </w:r>
+    </w:p>
+    <w:p>
+      <w:pPr>
+        <w:pStyle w:val="Normal"/>
+        <w:bidi w:val="0"/>
+        <w:jc w:val="start"/>
+        <w:rPr>
+          <w:lang w:val="de-DE"/>
+        </w:rPr>
+      </w:pPr>
+      <w:r>
+        <w:rPr>
+          <w:lang w:val="de-DE"/>
+        </w:rPr>
+        <w:t xml:space="preserve">Zweites Niveau, sechste Woche, </w:t>
+      </w:r>
+      <w:r>
+        <w:rPr>
+          <w:lang w:val="de-DE"/>
+        </w:rPr>
+        <w:t xml:space="preserve">Freitag </w:t>
+      </w:r>
+      <w:r>
+        <w:rPr>
+          <w:lang w:val="de-DE"/>
+        </w:rPr>
+        <w:t>den 2</w:t>
+      </w:r>
+      <w:r>
+        <w:rPr>
+          <w:lang w:val="de-DE"/>
+        </w:rPr>
+        <w:t>7</w:t>
+      </w:r>
+      <w:r>
+        <w:rPr>
+          <w:lang w:val="de-DE"/>
+        </w:rPr>
+        <w:t>.03.26</w:t>
+      </w:r>
+    </w:p>
+    <w:p>
+      <w:pPr>
+        <w:pStyle w:val="Normal"/>
+        <w:bidi w:val="0"/>
+        <w:jc w:val="start"/>
+        <w:rPr>
+          <w:lang w:val="de-DE"/>
+        </w:rPr>
+      </w:pPr>
+      <w:r>
+        <w:rPr/>
+      </w:r>
+    </w:p>
+    <w:p>
+      <w:pPr>
+        <w:pStyle w:val="Normal"/>
+        <w:bidi w:val="0"/>
+        <w:jc w:val="start"/>
+        <w:rPr>
+          <w:lang w:val="de-DE"/>
+        </w:rPr>
+      </w:pPr>
+      <w:r>
+        <w:rPr>
+          <w:lang w:val="de-DE"/>
+        </w:rPr>
+        <w:t>10‘ Begrüßungen. Aktives Abrufen: „Was haben Sie gestern gemacht? Wissen Sie noch?“</w:t>
+      </w:r>
+    </w:p>
+    <w:p>
+      <w:pPr>
+        <w:pStyle w:val="Normal"/>
+        <w:bidi w:val="0"/>
+        <w:jc w:val="start"/>
+        <w:rPr>
+          <w:lang w:val="de-DE"/>
+        </w:rPr>
+      </w:pPr>
+      <w:r>
+        <w:rPr/>
+      </w:r>
+    </w:p>
+    <w:p>
+      <w:pPr>
+        <w:pStyle w:val="Normal"/>
+        <w:bidi w:val="0"/>
+        <w:jc w:val="start"/>
+        <w:rPr>
+          <w:lang w:val="de-DE"/>
+        </w:rPr>
+      </w:pPr>
+      <w:r>
+        <w:rPr>
+          <w:lang w:val="de-DE"/>
+        </w:rPr>
+        <w:t>10‘ Aktives Abrufen: Ohne auf ihre Notizen zu gucken schreiben die Kursteilnehmer alle Phrasen, die man als Kunde beim Einkaufen anwenden kann. Was für Phrasen kann man als Verkäuferin benutzen?</w:t>
+      </w:r>
+    </w:p>
+    <w:p>
+      <w:pPr>
+        <w:pStyle w:val="Normal"/>
+        <w:bidi w:val="0"/>
+        <w:jc w:val="start"/>
+        <w:rPr>
+          <w:lang w:val="de-DE"/>
+        </w:rPr>
+      </w:pPr>
+      <w:r>
+        <w:rPr/>
+      </w:r>
+    </w:p>
+    <w:p>
+      <w:pPr>
+        <w:pStyle w:val="Normal"/>
+        <w:bidi w:val="0"/>
+        <w:jc w:val="start"/>
+        <w:rPr>
+          <w:lang w:val="de-DE"/>
+        </w:rPr>
+      </w:pPr>
+      <w:r>
+        <w:rPr>
+          <w:lang w:val="de-DE"/>
+        </w:rPr>
+        <w:t>10‘ Aktives Abrufen: Was braucht man, wenn man Pfannkuchen für eine Familie mit vier Mitgliedern vorbereiten möchte? Versuch, dass die Kursteilnehmer dabei die Behälter und die richtigen Maßeinheiten verwenden.</w:t>
+      </w:r>
+    </w:p>
+    <w:p>
+      <w:pPr>
+        <w:pStyle w:val="Normal"/>
+        <w:bidi w:val="0"/>
+        <w:jc w:val="start"/>
+        <w:rPr>
+          <w:lang w:val="de-DE"/>
+        </w:rPr>
+      </w:pPr>
+      <w:r>
+        <w:rPr/>
+      </w:r>
+    </w:p>
+    <w:p>
+      <w:pPr>
+        <w:pStyle w:val="Normal"/>
+        <w:bidi w:val="0"/>
+        <w:jc w:val="start"/>
+        <w:rPr>
+          <w:lang w:val="de-DE"/>
+        </w:rPr>
+      </w:pPr>
+      <w:r>
+        <w:rPr/>
+        <w:t>10‘ Possessivpronomen. Können Sie erklären, wie das ganze Paradigma aussieht, ohne dass sie auf ihre Notizen schauen?</w:t>
+      </w:r>
+    </w:p>
+    <w:p>
+      <w:pPr>
+        <w:pStyle w:val="Normal"/>
+        <w:bidi w:val="0"/>
+        <w:jc w:val="start"/>
+        <w:rPr>
+          <w:lang w:val="de-DE"/>
+        </w:rPr>
+      </w:pPr>
+      <w:r>
+        <w:rPr/>
+      </w:r>
+    </w:p>
+    <w:p>
+      <w:pPr>
+        <w:pStyle w:val="Normal"/>
+        <w:bidi w:val="0"/>
+        <w:jc w:val="start"/>
+        <w:rPr>
+          <w:lang w:val="de-DE"/>
+        </w:rPr>
+      </w:pPr>
+      <w:r>
+        <w:rPr>
+          <w:lang w:val="de-DE"/>
+        </w:rPr>
+        <w:t>------</w:t>
+      </w:r>
+    </w:p>
+    <w:p>
+      <w:pPr>
+        <w:pStyle w:val="Normal"/>
+        <w:bidi w:val="0"/>
+        <w:jc w:val="start"/>
+        <w:rPr>
+          <w:lang w:val="de-DE"/>
+        </w:rPr>
+      </w:pPr>
+      <w:r>
+        <w:rPr>
+          <w:lang w:val="de-DE"/>
+        </w:rPr>
+        <w:t>40‘ Seite 163</w:t>
+      </w:r>
+    </w:p>
+    <w:p>
+      <w:pPr>
+        <w:pStyle w:val="Normal"/>
+        <w:bidi w:val="0"/>
+        <w:jc w:val="start"/>
+        <w:rPr>
+          <w:lang w:val="de-DE"/>
+        </w:rPr>
+      </w:pPr>
+      <w:r>
+        <w:rPr>
+          <w:lang w:val="de-DE"/>
+        </w:rPr>
+        <w:t>------</w:t>
+      </w:r>
+    </w:p>
+    <w:p>
+      <w:pPr>
+        <w:pStyle w:val="Normal"/>
+        <w:bidi w:val="0"/>
+        <w:jc w:val="start"/>
+        <w:rPr>
+          <w:lang w:val="de-DE"/>
+        </w:rPr>
+      </w:pPr>
+      <w:r>
+        <w:rPr>
+          <w:lang w:val="de-DE"/>
+        </w:rPr>
+        <w:t>40‘ Seite 165</w:t>
+      </w:r>
+    </w:p>
+    <w:p>
+      <w:pPr>
+        <w:pStyle w:val="Normal"/>
+        <w:bidi w:val="0"/>
+        <w:jc w:val="start"/>
+        <w:rPr>
+          <w:lang w:val="de-DE"/>
+        </w:rPr>
+      </w:pPr>
+      <w:r>
+        <w:rPr/>
+      </w:r>
+    </w:p>
+    <w:p>
+      <w:pPr>
+        <w:pStyle w:val="Normal"/>
+        <w:bidi w:val="0"/>
+        <w:jc w:val="start"/>
+        <w:rPr>
+          <w:lang w:val="de-DE"/>
+        </w:rPr>
+      </w:pPr>
+      <w:r>
+        <w:rPr>
+          <w:lang w:val="de-DE"/>
+        </w:rPr>
+        <w:t>HAG: Seie 164 und die Übungen am Ende der Lektion</w:t>
+      </w:r>
+    </w:p>
+    <w:p>
+      <w:pPr>
+        <w:pStyle w:val="Normal"/>
+        <w:bidi w:val="0"/>
+        <w:jc w:val="start"/>
+        <w:rPr>
+          <w:lang w:val="de-DE"/>
+        </w:rPr>
+      </w:pPr>
+      <w:r>
+        <w:rPr/>
+      </w:r>
+    </w:p>
     <w:p>
       <w:pPr>
         <w:pStyle w:val="Normal"/>

--- a/planesDeClaseSegundo.docx
+++ b/planesDeClaseSegundo.docx
@@ -31,44 +31,22 @@
         <w:rPr>
           <w:lang w:val="de-DE"/>
         </w:rPr>
-        <w:t xml:space="preserve">Zweites Niveau, sechste Woche, </w:t>
-      </w:r>
-      <w:r>
-        <w:rPr>
-          <w:lang w:val="de-DE"/>
-        </w:rPr>
-        <w:t xml:space="preserve">Freitag </w:t>
-      </w:r>
-      <w:r>
-        <w:rPr>
-          <w:lang w:val="de-DE"/>
-        </w:rPr>
-        <w:t>den 2</w:t>
-      </w:r>
-      <w:r>
-        <w:rPr>
-          <w:lang w:val="de-DE"/>
-        </w:rPr>
-        <w:t>7</w:t>
-      </w:r>
-      <w:r>
-        <w:rPr>
-          <w:lang w:val="de-DE"/>
-        </w:rPr>
-        <w:t>.03.26</w:t>
-      </w:r>
-    </w:p>
-    <w:p>
-      <w:pPr>
-        <w:pStyle w:val="Normal"/>
-        <w:bidi w:val="0"/>
-        <w:jc w:val="start"/>
-        <w:rPr>
-          <w:lang w:val="de-DE"/>
-        </w:rPr>
-      </w:pPr>
-      <w:r>
-        <w:rPr/>
+        <w:t>Zweites Niveau, sechste Woche, Freitag den 27.03.26</w:t>
+      </w:r>
+    </w:p>
+    <w:p>
+      <w:pPr>
+        <w:pStyle w:val="Normal"/>
+        <w:bidi w:val="0"/>
+        <w:jc w:val="start"/>
+        <w:rPr>
+          <w:lang w:val="de-DE"/>
+        </w:rPr>
+      </w:pPr>
+      <w:r>
+        <w:rPr>
+          <w:lang w:val="de-DE"/>
+        </w:rPr>
       </w:r>
     </w:p>
     <w:p>
@@ -97,7 +75,9 @@
         </w:rPr>
       </w:pPr>
       <w:r>
-        <w:rPr/>
+        <w:rPr>
+          <w:lang w:val="de-DE"/>
+        </w:rPr>
       </w:r>
     </w:p>
     <w:p>
@@ -126,7 +106,9 @@
         </w:rPr>
       </w:pPr>
       <w:r>
-        <w:rPr/>
+        <w:rPr>
+          <w:lang w:val="de-DE"/>
+        </w:rPr>
       </w:r>
     </w:p>
     <w:p>
@@ -155,7 +137,9 @@
         </w:rPr>
       </w:pPr>
       <w:r>
-        <w:rPr/>
+        <w:rPr>
+          <w:lang w:val="de-DE"/>
+        </w:rPr>
       </w:r>
     </w:p>
     <w:p>
@@ -182,6 +166,216 @@
         </w:rPr>
       </w:pPr>
       <w:r>
+        <w:rPr>
+          <w:lang w:val="de-DE"/>
+        </w:rPr>
+      </w:r>
+    </w:p>
+    <w:p>
+      <w:pPr>
+        <w:pStyle w:val="Normal"/>
+        <w:bidi w:val="0"/>
+        <w:jc w:val="start"/>
+        <w:rPr>
+          <w:lang w:val="de-DE"/>
+        </w:rPr>
+      </w:pPr>
+      <w:r>
+        <w:rPr>
+          <w:lang w:val="de-DE"/>
+        </w:rPr>
+        <w:t>------</w:t>
+      </w:r>
+    </w:p>
+    <w:p>
+      <w:pPr>
+        <w:pStyle w:val="Normal"/>
+        <w:bidi w:val="0"/>
+        <w:jc w:val="start"/>
+        <w:rPr>
+          <w:lang w:val="de-DE"/>
+        </w:rPr>
+      </w:pPr>
+      <w:r>
+        <w:rPr>
+          <w:lang w:val="de-DE"/>
+        </w:rPr>
+        <w:t>40‘ Seite 163</w:t>
+      </w:r>
+    </w:p>
+    <w:p>
+      <w:pPr>
+        <w:pStyle w:val="Normal"/>
+        <w:bidi w:val="0"/>
+        <w:jc w:val="start"/>
+        <w:rPr>
+          <w:lang w:val="de-DE"/>
+        </w:rPr>
+      </w:pPr>
+      <w:r>
+        <w:rPr>
+          <w:lang w:val="de-DE"/>
+        </w:rPr>
+        <w:t>------</w:t>
+      </w:r>
+    </w:p>
+    <w:p>
+      <w:pPr>
+        <w:pStyle w:val="Normal"/>
+        <w:bidi w:val="0"/>
+        <w:jc w:val="start"/>
+        <w:rPr>
+          <w:lang w:val="de-DE"/>
+        </w:rPr>
+      </w:pPr>
+      <w:r>
+        <w:rPr>
+          <w:lang w:val="de-DE"/>
+        </w:rPr>
+        <w:t>40‘ Seite 165</w:t>
+      </w:r>
+    </w:p>
+    <w:p>
+      <w:pPr>
+        <w:pStyle w:val="Normal"/>
+        <w:bidi w:val="0"/>
+        <w:jc w:val="start"/>
+        <w:rPr>
+          <w:lang w:val="de-DE"/>
+        </w:rPr>
+      </w:pPr>
+      <w:r>
+        <w:rPr>
+          <w:lang w:val="de-DE"/>
+        </w:rPr>
+      </w:r>
+    </w:p>
+    <w:p>
+      <w:pPr>
+        <w:pStyle w:val="Normal"/>
+        <w:bidi w:val="0"/>
+        <w:jc w:val="start"/>
+        <w:rPr>
+          <w:lang w:val="de-DE"/>
+        </w:rPr>
+      </w:pPr>
+      <w:r>
+        <w:rPr>
+          <w:lang w:val="de-DE"/>
+        </w:rPr>
+        <w:t>HAG: Seie 164 und die Übungen am Ende der Lektion</w:t>
+      </w:r>
+    </w:p>
+    <w:p>
+      <w:pPr>
+        <w:pStyle w:val="Normal"/>
+        <w:bidi w:val="0"/>
+        <w:jc w:val="start"/>
+        <w:rPr>
+          <w:lang w:val="de-DE"/>
+        </w:rPr>
+      </w:pPr>
+      <w:r>
+        <w:rPr>
+          <w:lang w:val="de-DE"/>
+        </w:rPr>
+      </w:r>
+    </w:p>
+    <w:p>
+      <w:pPr>
+        <w:pStyle w:val="Normal"/>
+        <w:bidi w:val="0"/>
+        <w:jc w:val="start"/>
+        <w:rPr>
+          <w:lang w:val="de-DE"/>
+        </w:rPr>
+      </w:pPr>
+      <w:r>
+        <w:rPr>
+          <w:lang w:val="de-DE"/>
+        </w:rPr>
+        <w:t>******************************************</w:t>
+      </w:r>
+    </w:p>
+    <w:p>
+      <w:pPr>
+        <w:pStyle w:val="Normal"/>
+        <w:bidi w:val="0"/>
+        <w:jc w:val="start"/>
+        <w:rPr>
+          <w:lang w:val="de-DE"/>
+        </w:rPr>
+      </w:pPr>
+      <w:r>
+        <w:rPr>
+          <w:lang w:val="de-DE"/>
+        </w:rPr>
+        <w:t>Sechstes Niveau, sechste Woche, Freitag den 27.03.26</w:t>
+      </w:r>
+    </w:p>
+    <w:p>
+      <w:pPr>
+        <w:pStyle w:val="Normal"/>
+        <w:bidi w:val="0"/>
+        <w:jc w:val="start"/>
+        <w:rPr>
+          <w:lang w:val="de-DE"/>
+        </w:rPr>
+      </w:pPr>
+      <w:r>
+        <w:rPr>
+          <w:lang w:val="de-DE"/>
+        </w:rPr>
+      </w:r>
+    </w:p>
+    <w:p>
+      <w:pPr>
+        <w:pStyle w:val="Normal"/>
+        <w:bidi w:val="0"/>
+        <w:jc w:val="start"/>
+        <w:rPr>
+          <w:lang w:val="de-DE"/>
+        </w:rPr>
+      </w:pPr>
+      <w:r>
+        <w:rPr>
+          <w:lang w:val="de-DE"/>
+        </w:rPr>
+        <w:t>20‘ Gib den K</w:t>
+      </w:r>
+      <w:r>
+        <w:rPr>
+          <w:lang w:val="de-DE"/>
+        </w:rPr>
+        <w:t xml:space="preserve">ursteilnehmern eine Kopie mit Übungen zum Thema „Stellung von </w:t>
+      </w:r>
+      <w:r>
+        <w:rPr>
+          <w:i/>
+          <w:iCs/>
+          <w:lang w:val="de-DE"/>
+        </w:rPr>
+        <w:t>nicht</w:t>
+      </w:r>
+      <w:r>
+        <w:rPr>
+          <w:i w:val="false"/>
+          <w:iCs w:val="false"/>
+          <w:lang w:val="de-DE"/>
+        </w:rPr>
+        <w:t xml:space="preserve"> im Satz“</w:t>
+      </w:r>
+    </w:p>
+    <w:p>
+      <w:pPr>
+        <w:pStyle w:val="Normal"/>
+        <w:bidi w:val="0"/>
+        <w:jc w:val="start"/>
+        <w:rPr>
+          <w:lang w:val="de-DE"/>
+        </w:rPr>
+      </w:pPr>
+      <w:r>
         <w:rPr/>
       </w:r>
     </w:p>
@@ -196,99 +390,155 @@
       </w:pPr>
       <w:r>
         <w:rPr>
-          <w:lang w:val="de-DE"/>
-        </w:rPr>
-        <w:t>------</w:t>
-      </w:r>
-    </w:p>
-    <w:p>
-      <w:pPr>
-        <w:pStyle w:val="Normal"/>
-        <w:bidi w:val="0"/>
-        <w:jc w:val="start"/>
-        <w:rPr>
-          <w:lang w:val="de-DE"/>
-        </w:rPr>
-      </w:pPr>
-      <w:r>
-        <w:rPr>
-          <w:lang w:val="de-DE"/>
-        </w:rPr>
-        <w:t>40‘ Seite 163</w:t>
-      </w:r>
-    </w:p>
-    <w:p>
-      <w:pPr>
-        <w:pStyle w:val="Normal"/>
-        <w:bidi w:val="0"/>
-        <w:jc w:val="start"/>
-        <w:rPr>
-          <w:lang w:val="de-DE"/>
-        </w:rPr>
-      </w:pPr>
-      <w:r>
-        <w:rPr>
-          <w:lang w:val="de-DE"/>
-        </w:rPr>
-        <w:t>------</w:t>
-      </w:r>
-    </w:p>
-    <w:p>
-      <w:pPr>
-        <w:pStyle w:val="Normal"/>
-        <w:bidi w:val="0"/>
-        <w:jc w:val="start"/>
-        <w:rPr>
-          <w:lang w:val="de-DE"/>
-        </w:rPr>
-      </w:pPr>
-      <w:r>
-        <w:rPr>
-          <w:lang w:val="de-DE"/>
-        </w:rPr>
-        <w:t>40‘ Seite 165</w:t>
-      </w:r>
-    </w:p>
-    <w:p>
-      <w:pPr>
-        <w:pStyle w:val="Normal"/>
-        <w:bidi w:val="0"/>
-        <w:jc w:val="start"/>
-        <w:rPr>
-          <w:lang w:val="de-DE"/>
-        </w:rPr>
-      </w:pPr>
-      <w:r>
-        <w:rPr/>
-      </w:r>
-    </w:p>
-    <w:p>
-      <w:pPr>
-        <w:pStyle w:val="Normal"/>
-        <w:bidi w:val="0"/>
-        <w:jc w:val="start"/>
-        <w:rPr>
-          <w:lang w:val="de-DE"/>
-        </w:rPr>
-      </w:pPr>
-      <w:r>
-        <w:rPr>
-          <w:lang w:val="de-DE"/>
-        </w:rPr>
-        <w:t>HAG: Seie 164 und die Übungen am Ende der Lektion</w:t>
-      </w:r>
-    </w:p>
-    <w:p>
-      <w:pPr>
-        <w:pStyle w:val="Normal"/>
-        <w:bidi w:val="0"/>
-        <w:jc w:val="start"/>
-        <w:rPr>
-          <w:lang w:val="de-DE"/>
-        </w:rPr>
-      </w:pPr>
-      <w:r>
-        <w:rPr/>
+          <w:i w:val="false"/>
+          <w:iCs w:val="false"/>
+          <w:lang w:val="de-DE"/>
+        </w:rPr>
+        <w:t>5‘ Sehen Sie das Bild an. Wie gefällt es Ihnen? Wie könnte es heißen?</w:t>
+      </w:r>
+    </w:p>
+    <w:p>
+      <w:pPr>
+        <w:pStyle w:val="Normal"/>
+        <w:bidi w:val="0"/>
+        <w:jc w:val="start"/>
+        <w:rPr>
+          <w:lang w:val="de-DE"/>
+        </w:rPr>
+      </w:pPr>
+      <w:r>
+        <w:rPr>
+          <w:i w:val="false"/>
+          <w:iCs w:val="false"/>
+          <w:lang w:val="de-DE"/>
+        </w:rPr>
+        <w:t>10‘ Hören Sie drei Gespräche über ein Kunstwerk. Wie vielen Personen gefällt das Bild?</w:t>
+      </w:r>
+    </w:p>
+    <w:p>
+      <w:pPr>
+        <w:pStyle w:val="Normal"/>
+        <w:bidi w:val="0"/>
+        <w:jc w:val="start"/>
+        <w:rPr>
+          <w:lang w:val="de-DE"/>
+        </w:rPr>
+      </w:pPr>
+      <w:r>
+        <w:rPr>
+          <w:i w:val="false"/>
+          <w:iCs w:val="false"/>
+          <w:lang w:val="de-DE"/>
+        </w:rPr>
+        <w:t>10‘ Hören Sie noch einmal. Was drücken die Sätze aus? Notieren Sie.</w:t>
+      </w:r>
+    </w:p>
+    <w:p>
+      <w:pPr>
+        <w:pStyle w:val="Normal"/>
+        <w:bidi w:val="0"/>
+        <w:jc w:val="start"/>
+        <w:rPr>
+          <w:lang w:val="de-DE"/>
+        </w:rPr>
+      </w:pPr>
+      <w:r>
+        <w:rPr>
+          <w:i w:val="false"/>
+          <w:iCs w:val="false"/>
+          <w:lang w:val="de-DE"/>
+        </w:rPr>
+        <w:t>10‘ Lesen Sie die Sätze. Wie ändern die markieren Wörter den Satz? Ordnen Sie die Wörter in eine Tabelle.</w:t>
+      </w:r>
+    </w:p>
+    <w:p>
+      <w:pPr>
+        <w:pStyle w:val="Normal"/>
+        <w:bidi w:val="0"/>
+        <w:jc w:val="start"/>
+        <w:rPr>
+          <w:lang w:val="de-DE"/>
+        </w:rPr>
+      </w:pPr>
+      <w:r>
+        <w:rPr>
+          <w:i w:val="false"/>
+          <w:iCs w:val="false"/>
+          <w:lang w:val="de-DE"/>
+        </w:rPr>
+        <w:t>25‘ Ausstellung im Kurs: Jeder bringt ein Foto von einem Kunstwerk und hängt es auf. Die KT sprechen über die Kunstwerke. Verwenden Sie die Ausdrücke aus den vorigen Übungen-Sektion</w:t>
+      </w:r>
+    </w:p>
+    <w:p>
+      <w:pPr>
+        <w:pStyle w:val="Normal"/>
+        <w:bidi w:val="0"/>
+        <w:jc w:val="start"/>
+        <w:rPr>
+          <w:lang w:val="de-DE"/>
+        </w:rPr>
+      </w:pPr>
+      <w:r>
+        <w:rPr>
+          <w:i w:val="false"/>
+          <w:iCs w:val="false"/>
+          <w:lang w:val="de-DE"/>
+        </w:rPr>
+        <w:t>----</w:t>
+      </w:r>
+    </w:p>
+    <w:p>
+      <w:pPr>
+        <w:pStyle w:val="Normal"/>
+        <w:bidi w:val="0"/>
+        <w:jc w:val="start"/>
+        <w:rPr>
+          <w:lang w:val="de-DE"/>
+        </w:rPr>
+      </w:pPr>
+      <w:r>
+        <w:rPr>
+          <w:i w:val="false"/>
+          <w:iCs w:val="false"/>
+          <w:lang w:val="de-DE"/>
+        </w:rPr>
+        <w:t>Wir können mehr.</w:t>
+      </w:r>
+    </w:p>
+    <w:p>
+      <w:pPr>
+        <w:pStyle w:val="Normal"/>
+        <w:bidi w:val="0"/>
+        <w:jc w:val="start"/>
+        <w:rPr>
+          <w:lang w:val="de-DE"/>
+        </w:rPr>
+      </w:pPr>
+      <w:r>
+        <w:rPr>
+          <w:i w:val="false"/>
+          <w:iCs w:val="false"/>
+          <w:lang w:val="de-DE"/>
+        </w:rPr>
+        <w:t>20‘ Sind Sie gern kreativ? Haben Sie schon mal Theater gespielt, Bilder gemalt, einen Film gemacht? Erzählen Sie im Kurs.</w:t>
+      </w:r>
+    </w:p>
+    <w:p>
+      <w:pPr>
+        <w:pStyle w:val="Normal"/>
+        <w:bidi w:val="0"/>
+        <w:jc w:val="start"/>
+        <w:rPr>
+          <w:lang w:val="de-DE"/>
+        </w:rPr>
+      </w:pPr>
+      <w:r>
+        <w:rPr>
+          <w:i w:val="false"/>
+          <w:iCs w:val="false"/>
+          <w:lang w:val="de-DE"/>
+        </w:rPr>
+        <w:t>20‘ Lesen Sie das Programm des Bildungszentrums. Sind die Sätze richtig oder falsch? Kreuzen Sie an.</w:t>
       </w:r>
     </w:p>
     <w:p>
@@ -305,6 +555,36 @@
           <w:lang w:val="de-DE"/>
         </w:rPr>
         <w:t>******************************************</w:t>
+      </w:r>
+    </w:p>
+    <w:p>
+      <w:pPr>
+        <w:pStyle w:val="Normal"/>
+        <w:bidi w:val="0"/>
+        <w:jc w:val="start"/>
+        <w:rPr>
+          <w:lang w:val="de-DE"/>
+        </w:rPr>
+      </w:pPr>
+      <w:r>
+        <w:rPr>
+          <w:lang w:val="de-DE"/>
+        </w:rPr>
+      </w:r>
+    </w:p>
+    <w:p>
+      <w:pPr>
+        <w:pStyle w:val="Normal"/>
+        <w:bidi w:val="0"/>
+        <w:jc w:val="start"/>
+        <w:rPr>
+          <w:lang w:val="de-DE"/>
+        </w:rPr>
+      </w:pPr>
+      <w:r>
+        <w:rPr>
+          <w:lang w:val="de-DE"/>
+        </w:rPr>
       </w:r>
     </w:p>
     <w:p>

--- a/planesDeClaseSegundo.docx
+++ b/planesDeClaseSegundo.docx
@@ -341,13 +341,7 @@
         <w:rPr>
           <w:lang w:val="de-DE"/>
         </w:rPr>
-        <w:t>20‘ Gib den K</w:t>
-      </w:r>
-      <w:r>
-        <w:rPr>
-          <w:lang w:val="de-DE"/>
-        </w:rPr>
-        <w:t xml:space="preserve">ursteilnehmern eine Kopie mit Übungen zum Thema „Stellung von </w:t>
+        <w:t xml:space="preserve">20‘ Gib den Kursteilnehmern eine Kopie mit Übungen zum Thema „Stellung von </w:t>
       </w:r>
       <w:r>
         <w:rPr>
@@ -376,7 +370,9 @@
         </w:rPr>
       </w:pPr>
       <w:r>
-        <w:rPr/>
+        <w:rPr>
+          <w:lang w:val="de-DE"/>
+        </w:rPr>
       </w:r>
     </w:p>
     <w:p>

--- a/planesDeClaseSegundo.docx
+++ b/planesDeClaseSegundo.docx
@@ -391,6 +391,19 @@
           <w:lang w:val="de-DE"/>
         </w:rPr>
         <w:t>5‘ Sehen Sie das Bild an. Wie gefällt es Ihnen? Wie könnte es heißen?</w:t>
+      </w:r>
+    </w:p>
+    <w:p>
+      <w:pPr>
+        <w:pStyle w:val="Normal"/>
+        <w:bidi w:val="0"/>
+        <w:jc w:val="start"/>
+        <w:rPr>
+          <w:lang w:val="de-DE"/>
+        </w:rPr>
+      </w:pPr>
+      <w:r>
+        <w:rPr/>
       </w:r>
     </w:p>
     <w:p>
